--- a/014 fase 4 - report/rapport.docx
+++ b/014 fase 4 - report/rapport.docx
@@ -2,6 +2,38 @@
 <file path=word/document.xml><?xml version="1.0" encoding="utf-8"?>
 <w:document xmlns:w="http://schemas.openxmlformats.org/wordprocessingml/2006/main" xmlns:m="http://schemas.openxmlformats.org/officeDocument/2006/math" xmlns:r="http://schemas.openxmlformats.org/officeDocument/2006/relationships" xmlns:o="urn:schemas-microsoft-com:office:office" xmlns:v="urn:schemas-microsoft-com:vml" xmlns:w10="urn:schemas-microsoft-com:office:word" xmlns:a="http://schemas.openxmlformats.org/drawingml/2006/main" xmlns:pic="http://schemas.openxmlformats.org/drawingml/2006/picture" xmlns:wp="http://schemas.openxmlformats.org/drawingml/2006/wordprocessingDrawing">
   <w:body>
+    <w:p>
+      <w:pPr>
+        <w:pStyle w:val="Title"/>
+      </w:pPr>
+      <w:r>
+        <w:t xml:space="preserve">Prosjektoppgave – LOG650</w:t>
+      </w:r>
+    </w:p>
+    <w:p>
+      <w:pPr>
+        <w:pStyle w:val="Subtitle"/>
+      </w:pPr>
+      <w:r>
+        <w:t xml:space="preserve">Forskningsprosjekt: Logistikk og KI</w:t>
+      </w:r>
+    </w:p>
+    <w:p>
+      <w:pPr>
+        <w:pStyle w:val="Author"/>
+      </w:pPr>
+      <w:r>
+        <w:t xml:space="preserve">Gruppe 1</w:t>
+      </w:r>
+    </w:p>
+    <w:p>
+      <w:pPr>
+        <w:pStyle w:val="Date"/>
+      </w:pPr>
+      <w:r>
+        <w:t xml:space="preserve">Mai 2026</w:t>
+      </w:r>
+    </w:p>
     <w:sdt>
       <w:sdtPr>
         <w:docPartObj>
@@ -28,111 +60,65 @@
         </w:p>
       </w:sdtContent>
     </w:sdt>
-    <w:bookmarkStart w:id="23" w:name="prosjektoppgave"/>
-    <w:p>
-      <w:pPr>
-        <w:pStyle w:val="Overskrift2"/>
+    <w:bookmarkStart w:id="23" w:name="sammendrag"/>
+    <w:p>
+      <w:pPr>
+        <w:pStyle w:val="Overskrift1"/>
       </w:pPr>
       <w:r>
         <w:rPr>
-          <w:b/>
-          <w:bCs/>
+          <w:rStyle w:val="SectionNumber"/>
         </w:rPr>
-        <w:t xml:space="preserve">Prosjektoppgave</w:t>
+        <w:t xml:space="preserve">1</w:t>
+      </w:r>
+      <w:r>
+        <w:tab/>
+      </w:r>
+      <w:r>
+        <w:t xml:space="preserve">Sammendrag</w:t>
       </w:r>
     </w:p>
     <w:p>
       <w:pPr>
         <w:pStyle w:val="FirstParagraph"/>
-      </w:pPr>
-      <w:r>
-        <w:rPr>
-          <w:b/>
-          <w:bCs/>
-        </w:rPr>
-        <w:t xml:space="preserve">LOG650 Forskningsprosjekt: Logistikk og KI</w:t>
-      </w:r>
-    </w:p>
-    <w:p>
-      <w:pPr>
-        <w:pStyle w:val="BodyText"/>
-      </w:pPr>
-      <w:r>
-        <w:rPr>
-          <w:b/>
-          <w:bCs/>
-        </w:rPr>
-        <w:t xml:space="preserve">Tittel (norsk og/eller engelsk)</w:t>
-      </w:r>
-    </w:p>
-    <w:p>
-      <w:pPr>
-        <w:pStyle w:val="BodyText"/>
-      </w:pPr>
-      <w:r>
-        <w:t xml:space="preserve">Forfatter(e)</w:t>
-      </w:r>
-    </w:p>
-    <w:p>
-      <w:pPr>
-        <w:pStyle w:val="BodyText"/>
-      </w:pPr>
-      <w:r>
-        <w:t xml:space="preserve">Totalt antall sider inkludert forsiden:</w:t>
-      </w:r>
-    </w:p>
-    <w:p>
-      <w:pPr>
-        <w:pStyle w:val="BodyText"/>
-      </w:pPr>
-      <w:r>
-        <w:t xml:space="preserve">Molde, Innleveringsdato</w:t>
-      </w:r>
-    </w:p>
-    <w:p>
-      <w:pPr>
-        <w:pStyle w:val="BodyText"/>
-      </w:pPr>
-      <w:r>
-        <w:rPr>
-          <w:b/>
-          <w:bCs/>
-        </w:rPr>
-        <w:t xml:space="preserve">==&gt; picture [145 x 90] intentionally omitted &lt;==</w:t>
-      </w:r>
-    </w:p>
-    <w:bookmarkEnd w:id="23"/>
-    <w:bookmarkStart w:id="24" w:name="X702bb67277a8c354fc4024298fb7fb596468227"/>
-    <w:p>
-      <w:pPr>
-        <w:pStyle w:val="Overskrift2"/>
-      </w:pPr>
-      <w:r>
-        <w:rPr>
-          <w:b/>
-          <w:bCs/>
-        </w:rPr>
-        <w:t xml:space="preserve">Obligatorisk egenerklæring/gruppeerklæring</w:t>
-      </w:r>
-    </w:p>
-    <w:p>
-      <w:pPr>
-        <w:pStyle w:val="FirstParagraph"/>
-      </w:pPr>
-      <w:r>
-        <w:t xml:space="preserve">Den enkelte student er selv ansvarlig for å sette seg inn i hva som er lovlige hjelpemidler, retningslinjer for bruk av disse og regler om kildebruk. Erklæringen skal bevisstgjøre studentene på deres ansvar og hvilke konsekvenser fusk kan medføre. Manglende erklæring fritar ikke studentene fra sitt ansvar.</w:t>
-      </w:r>
-    </w:p>
-    <w:p>
-      <w:pPr>
-        <w:pStyle w:val="BodyText"/>
       </w:pPr>
       <w:r>
         <w:rPr>
           <w:i/>
           <w:iCs/>
         </w:rPr>
-        <w:t xml:space="preserve">Du/dere fyller ut erklæringen ved å klikke i ruten til høyre for den enkelte del 1-6:</w:t>
+        <w:t xml:space="preserve">[Skrives etter peer-review.]</w:t>
+      </w:r>
+    </w:p>
+    <w:bookmarkEnd w:id="23"/>
+    <w:bookmarkStart w:id="106" w:name="abstract"/>
+    <w:p>
+      <w:pPr>
+        <w:pStyle w:val="Overskrift1"/>
+      </w:pPr>
+      <w:r>
+        <w:rPr>
+          <w:rStyle w:val="SectionNumber"/>
+        </w:rPr>
+        <w:t xml:space="preserve">2</w:t>
+      </w:r>
+      <w:r>
+        <w:tab/>
+      </w:r>
+      <w:r>
+        <w:t xml:space="preserve">Abstract</w:t>
+      </w:r>
+    </w:p>
+    <w:p>
+      <w:pPr>
+        <w:pStyle w:val="FirstParagraph"/>
+      </w:pPr>
+      <w:r>
+        <w:rPr>
+          <w:i/>
+          <w:iCs/>
+        </w:rPr>
+        <w:t xml:space="preserve">[To be written after peer review.]</w:t>
       </w:r>
     </w:p>
     <w:p>
@@ -140,11 +126,33 @@
         <w:pStyle w:val="BodyText"/>
       </w:pPr>
       <w:r>
+        <w:t xml:space="preserve">ewpage</w:t>
+      </w:r>
+    </w:p>
+    <w:bookmarkStart w:id="24" w:name="innledning"/>
+    <w:p>
+      <w:pPr>
+        <w:pStyle w:val="Overskrift2"/>
+      </w:pPr>
+      <w:r>
         <w:rPr>
-          <w:b/>
-          <w:bCs/>
+          <w:rStyle w:val="SectionNumber"/>
         </w:rPr>
-        <w:t xml:space="preserve">==&gt; picture [451 x 427] intentionally omitted &lt;==</w:t>
+        <w:t xml:space="preserve">2.1</w:t>
+      </w:r>
+      <w:r>
+        <w:tab/>
+      </w:r>
+      <w:r>
+        <w:t xml:space="preserve">1.0 Innledning</w:t>
+      </w:r>
+    </w:p>
+    <w:p>
+      <w:pPr>
+        <w:pStyle w:val="FirstParagraph"/>
+      </w:pPr>
+      <w:r>
+        <w:t xml:space="preserve">Fortransport av slakteklar fisk fra oppdrettslokaliteter til slakteri er en sentral logistikkaktivitet i oppdrettsnæringen. Effektiv ruteplanlegging har stor betydning for transportkostnader, kjøretid, kapasitetsutnyttelse og miljøpåvirkning. Små forbedringer i rutevalg og planlegging kan gi betydelige gevinster, særlig i regioner med mange lokaliteter og varierende transportavstander. Samtidig er ruteplanlegging et komplekst beslutningsproblem som egner seg godt for kvantitative modeller og KI-støttet analyse.</w:t>
       </w:r>
     </w:p>
     <w:p>
@@ -152,884 +160,26 @@
         <w:pStyle w:val="BodyText"/>
       </w:pPr>
       <w:r>
+        <w:t xml:space="preserve">Denne oppgaven tar utgangspunkt i fortransport i én region hos Lerøy og undersøker hvordan ruteplanlegging kan modelleres og analyseres ved hjelp av kvantitative metoder. Studien er avgrenset til transport fra 7 oppdrettslokaliteter til ett slakteri og fokuserer på kostnadsminimering som beslutningskriterium.</w:t>
+      </w:r>
+    </w:p>
+    <w:bookmarkEnd w:id="24"/>
+    <w:bookmarkStart w:id="25" w:name="problemstilling"/>
+    <w:p>
+      <w:pPr>
+        <w:pStyle w:val="Overskrift2"/>
+      </w:pPr>
+      <w:r>
         <w:rPr>
-          <w:b/>
-          <w:bCs/>
+          <w:rStyle w:val="SectionNumber"/>
         </w:rPr>
-        <w:t xml:space="preserve">—– Start of picture text —–</w:t>
-      </w:r>
-      <w:r>
-        <w:t xml:space="preserve"> </w:t>
-      </w:r>
-      <w:r>
-        <w:t xml:space="preserve">1. Jeg/vi erklærer herved at min/vår besvarelse er mitt/vårt eget arbeid,</w:t>
-      </w:r>
-      <w:r>
-        <w:t xml:space="preserve">og at jeg/vi ikke har brukt andre kilder eller har mottatt annen hjelp</w:t>
-      </w:r>
-      <w:r>
-        <w:t xml:space="preserve">enn det som er nevnt i besvarelsen.</w:t>
-      </w:r>
-      <w:r>
-        <w:t xml:space="preserve">2. Jeg/vi erklærer videre at denne besvarelsen:</w:t>
-      </w:r>
-      <w:r>
-        <w:t xml:space="preserve">• ikke har vært brukt til annen eksamen ved annen</w:t>
-      </w:r>
-      <w:r>
-        <w:t xml:space="preserve">avdeling/universitet/høgskole innenlands eller utenlands.</w:t>
-      </w:r>
-      <w:r>
-        <w:t xml:space="preserve">• ikke refererer til andres arbeid uten at det er oppgitt.</w:t>
-      </w:r>
-      <w:r>
-        <w:t xml:space="preserve">• ikke refererer til eget tidligere arbeid uten at det er oppgitt.</w:t>
-      </w:r>
-      <w:r>
-        <w:t xml:space="preserve">• har alle referansene oppgitt i litteraturlisten.</w:t>
-      </w:r>
-      <w:r>
-        <w:t xml:space="preserve">• ikke er en kopi, duplikat eller avskrift av andres arbeid eller</w:t>
-      </w:r>
-      <w:r>
-        <w:t xml:space="preserve">besvarelse.</w:t>
-      </w:r>
-      <w:r>
-        <w:t xml:space="preserve">3. Jeg/vi er kjent med at brudd på ovennevnte er å betrakte som fusk og</w:t>
-      </w:r>
-      <w:r>
-        <w:t xml:space="preserve">kan medføre annullering av eksamen og utestengelse fra universiteter</w:t>
-      </w:r>
-      <w:r>
-        <w:t xml:space="preserve">og høgskoler i Norge, jf. Universitets- og høgskoleloven §§4-7 og 4-8 og</w:t>
-      </w:r>
-      <w:r>
-        <w:t xml:space="preserve">Forskrift om eksamen §§14 og 15.</w:t>
-      </w:r>
-      <w:r>
-        <w:t xml:space="preserve">4. Jeg/vi er kjent med at alle innleverte oppgaver kan bli plagiatkontrollert</w:t>
-      </w:r>
-      <w:r>
-        <w:t xml:space="preserve">i URKUND, se Retningslinjer for elektronisk innlevering og publisering av</w:t>
-      </w:r>
-      <w:r>
-        <w:t xml:space="preserve">studiepoenggivende studentoppgaver</w:t>
-      </w:r>
-      <w:r>
-        <w:t xml:space="preserve">5. Jeg/vi er kjent med at høgskolen vil behandle alle saker hvor det</w:t>
-      </w:r>
-      <w:r>
-        <w:t xml:space="preserve">forligger mistanke om fusk etter høgskolens retningslinjer for</w:t>
-      </w:r>
-      <w:r>
-        <w:t xml:space="preserve">behandling av saker om fusk</w:t>
-      </w:r>
-      <w:r>
-        <w:t xml:space="preserve">6. Jeg/vi har satt oss inn i regler og retningslinjer i bruk av kilder og</w:t>
-      </w:r>
-      <w:r>
-        <w:t xml:space="preserve">referanser på biblioteket sine nettsider</w:t>
-      </w:r>
-      <w:r>
-        <w:rPr>
-          <w:b/>
-          <w:bCs/>
-        </w:rPr>
-        <w:t xml:space="preserve">—– End of picture text —–</w:t>
-      </w:r>
-    </w:p>
-    <w:bookmarkEnd w:id="24"/>
-    <w:bookmarkStart w:id="25" w:name="personvern"/>
-    <w:p>
-      <w:pPr>
-        <w:pStyle w:val="Overskrift2"/>
-      </w:pPr>
-      <w:r>
-        <w:rPr>
-          <w:b/>
-          <w:bCs/>
-        </w:rPr>
-        <w:t xml:space="preserve">Personvern</w:t>
-      </w:r>
-    </w:p>
-    <w:bookmarkEnd w:id="25"/>
-    <w:bookmarkStart w:id="26" w:name="personopplysningsloven"/>
-    <w:p>
-      <w:pPr>
-        <w:pStyle w:val="Overskrift2"/>
-      </w:pPr>
-      <w:r>
-        <w:rPr>
-          <w:b/>
-          <w:bCs/>
-        </w:rPr>
-        <w:t xml:space="preserve">Personopplysningsloven</w:t>
-      </w:r>
-    </w:p>
-    <w:tbl>
-      <w:tblPr>
-        <w:tblStyle w:val="Table"/>
-        <w:tblW w:type="pct" w:w="5000"/>
-        <w:tblLayout w:type="fixed"/>
-        <w:tblLook w:firstRow="1" w:lastRow="0" w:firstColumn="0" w:lastColumn="0" w:noHBand="0" w:noVBand="0" w:val="0020"/>
-      </w:tblPr>
-      <w:tblGrid>
-        <w:gridCol w:w="1584"/>
-        <w:gridCol w:w="1584"/>
-        <w:gridCol w:w="1584"/>
-        <w:gridCol w:w="1584"/>
-        <w:gridCol w:w="1584"/>
-      </w:tblGrid>
-      <w:tr>
-        <w:trPr>
-          <w:tblHeader w:val="on"/>
-        </w:trPr>
-        <w:tc>
-          <w:tcPr/>
-          <w:p>
-            <w:pPr>
-              <w:pStyle w:val="Compact"/>
-            </w:pPr>
-            <w:r>
-              <w:rPr>
-                <w:b/>
-                <w:bCs/>
-              </w:rPr>
-              <w:t xml:space="preserve">Personopplysningsloven</w:t>
-            </w:r>
-          </w:p>
-        </w:tc>
-        <w:tc>
-          <w:tcPr/>
-          <w:p>
-            <w:pPr>
-              <w:pStyle w:val="Compact"/>
-            </w:pPr>
-          </w:p>
-        </w:tc>
-        <w:tc>
-          <w:tcPr/>
-          <w:p>
-            <w:pPr>
-              <w:pStyle w:val="Compact"/>
-            </w:pPr>
-          </w:p>
-        </w:tc>
-        <w:tc>
-          <w:tcPr/>
-          <w:p>
-            <w:pPr>
-              <w:pStyle w:val="Compact"/>
-            </w:pPr>
-          </w:p>
-        </w:tc>
-        <w:tc>
-          <w:tcPr/>
-          <w:p>
-            <w:pPr>
-              <w:pStyle w:val="Compact"/>
-            </w:pPr>
-          </w:p>
-        </w:tc>
-      </w:tr>
-      <w:tr>
-        <w:tc>
-          <w:tcPr/>
-          <w:p>
-            <w:pPr>
-              <w:pStyle w:val="Compact"/>
-            </w:pPr>
-            <w:r>
-              <w:t xml:space="preserve">Forskningsprosjekt som innebærer behandling av personopplysninger iht.</w:t>
-            </w:r>
-          </w:p>
-        </w:tc>
-        <w:tc>
-          <w:tcPr/>
-          <w:p>
-            <w:pPr>
-              <w:pStyle w:val="Compact"/>
-            </w:pPr>
-          </w:p>
-        </w:tc>
-        <w:tc>
-          <w:tcPr/>
-          <w:p>
-            <w:pPr>
-              <w:pStyle w:val="Compact"/>
-            </w:pPr>
-          </w:p>
-        </w:tc>
-        <w:tc>
-          <w:tcPr/>
-          <w:p>
-            <w:pPr>
-              <w:pStyle w:val="Compact"/>
-            </w:pPr>
-          </w:p>
-        </w:tc>
-        <w:tc>
-          <w:tcPr/>
-          <w:p>
-            <w:pPr>
-              <w:pStyle w:val="Compact"/>
-            </w:pPr>
-          </w:p>
-        </w:tc>
-      </w:tr>
-      <w:tr>
-        <w:tc>
-          <w:tcPr/>
-          <w:p>
-            <w:pPr>
-              <w:pStyle w:val="Compact"/>
-            </w:pPr>
-            <w:r>
-              <w:t xml:space="preserve">Personopplysningsloven skal meldes til Norsk senter for forskningsdata, NSD, for</w:t>
-            </w:r>
-          </w:p>
-        </w:tc>
-        <w:tc>
-          <w:tcPr/>
-          <w:p>
-            <w:pPr>
-              <w:pStyle w:val="Compact"/>
-            </w:pPr>
-          </w:p>
-        </w:tc>
-        <w:tc>
-          <w:tcPr/>
-          <w:p>
-            <w:pPr>
-              <w:pStyle w:val="Compact"/>
-            </w:pPr>
-          </w:p>
-        </w:tc>
-        <w:tc>
-          <w:tcPr/>
-          <w:p>
-            <w:pPr>
-              <w:pStyle w:val="Compact"/>
-            </w:pPr>
-            <w:r>
-              <w:t xml:space="preserve">vurdering.</w:t>
-            </w:r>
-          </w:p>
-        </w:tc>
-        <w:tc>
-          <w:tcPr/>
-          <w:p>
-            <w:pPr>
-              <w:pStyle w:val="Compact"/>
-            </w:pPr>
-          </w:p>
-        </w:tc>
-      </w:tr>
-      <w:tr>
-        <w:tc>
-          <w:tcPr/>
-          <w:p>
-            <w:pPr>
-              <w:pStyle w:val="Compact"/>
-            </w:pPr>
-            <w:r>
-              <w:rPr>
-                <w:b/>
-                <w:bCs/>
-              </w:rPr>
-              <w:t xml:space="preserve">Har oppgaven vært vurdert av NSD?</w:t>
-            </w:r>
-          </w:p>
-        </w:tc>
-        <w:tc>
-          <w:tcPr/>
-          <w:p>
-            <w:pPr>
-              <w:pStyle w:val="Compact"/>
-            </w:pPr>
-          </w:p>
-        </w:tc>
-        <w:tc>
-          <w:tcPr/>
-          <w:p>
-            <w:pPr>
-              <w:pStyle w:val="Compact"/>
-            </w:pPr>
-            <w:r>
-              <w:rPr>
-                <w:b/>
-                <w:bCs/>
-              </w:rPr>
-              <w:t xml:space="preserve">ja</w:t>
-            </w:r>
-          </w:p>
-        </w:tc>
-        <w:tc>
-          <w:tcPr/>
-          <w:p>
-            <w:pPr>
-              <w:pStyle w:val="Compact"/>
-            </w:pPr>
-          </w:p>
-        </w:tc>
-        <w:tc>
-          <w:tcPr/>
-          <w:p>
-            <w:pPr>
-              <w:pStyle w:val="Compact"/>
-            </w:pPr>
-            <w:r>
-              <w:rPr>
-                <w:b/>
-                <w:bCs/>
-              </w:rPr>
-              <w:t xml:space="preserve">nei</w:t>
-            </w:r>
-          </w:p>
-        </w:tc>
-      </w:tr>
-      <w:tr>
-        <w:tc>
-          <w:tcPr/>
-          <w:p>
-            <w:pPr>
-              <w:pStyle w:val="Compact"/>
-            </w:pPr>
-            <w:r>
-              <w:t xml:space="preserve">- Hvis ja:</w:t>
-            </w:r>
-          </w:p>
-        </w:tc>
-        <w:tc>
-          <w:tcPr/>
-          <w:p>
-            <w:pPr>
-              <w:pStyle w:val="Compact"/>
-            </w:pPr>
-          </w:p>
-        </w:tc>
-        <w:tc>
-          <w:tcPr/>
-          <w:p>
-            <w:pPr>
-              <w:pStyle w:val="Compact"/>
-            </w:pPr>
-          </w:p>
-        </w:tc>
-        <w:tc>
-          <w:tcPr/>
-          <w:p>
-            <w:pPr>
-              <w:pStyle w:val="Compact"/>
-            </w:pPr>
-          </w:p>
-        </w:tc>
-        <w:tc>
-          <w:tcPr/>
-          <w:p>
-            <w:pPr>
-              <w:pStyle w:val="Compact"/>
-            </w:pPr>
-          </w:p>
-        </w:tc>
-      </w:tr>
-      <w:tr>
-        <w:tc>
-          <w:tcPr/>
-          <w:p>
-            <w:pPr>
-              <w:pStyle w:val="Compact"/>
-            </w:pPr>
-            <w:r>
-              <w:rPr>
-                <w:b/>
-                <w:bCs/>
-              </w:rPr>
-              <w:t xml:space="preserve">Referansenummer:</w:t>
-            </w:r>
-          </w:p>
-        </w:tc>
-        <w:tc>
-          <w:tcPr/>
-          <w:p>
-            <w:pPr>
-              <w:pStyle w:val="Compact"/>
-            </w:pPr>
-          </w:p>
-        </w:tc>
-        <w:tc>
-          <w:tcPr/>
-          <w:p>
-            <w:pPr>
-              <w:pStyle w:val="Compact"/>
-            </w:pPr>
-          </w:p>
-        </w:tc>
-        <w:tc>
-          <w:tcPr/>
-          <w:p>
-            <w:pPr>
-              <w:pStyle w:val="Compact"/>
-            </w:pPr>
-          </w:p>
-        </w:tc>
-        <w:tc>
-          <w:tcPr/>
-          <w:p>
-            <w:pPr>
-              <w:pStyle w:val="Compact"/>
-            </w:pPr>
-          </w:p>
-        </w:tc>
-      </w:tr>
-      <w:tr>
-        <w:tc>
-          <w:tcPr/>
-          <w:p>
-            <w:pPr>
-              <w:pStyle w:val="Compact"/>
-            </w:pPr>
-            <w:r>
-              <w:t xml:space="preserve">- Hvis nei:</w:t>
-            </w:r>
-          </w:p>
-        </w:tc>
-        <w:tc>
-          <w:tcPr/>
-          <w:p>
-            <w:pPr>
-              <w:pStyle w:val="Compact"/>
-            </w:pPr>
-          </w:p>
-        </w:tc>
-        <w:tc>
-          <w:tcPr/>
-          <w:p>
-            <w:pPr>
-              <w:pStyle w:val="Compact"/>
-            </w:pPr>
-          </w:p>
-        </w:tc>
-        <w:tc>
-          <w:tcPr/>
-          <w:p>
-            <w:pPr>
-              <w:pStyle w:val="Compact"/>
-            </w:pPr>
-          </w:p>
-        </w:tc>
-        <w:tc>
-          <w:tcPr/>
-          <w:p>
-            <w:pPr>
-              <w:pStyle w:val="Compact"/>
-            </w:pPr>
-          </w:p>
-        </w:tc>
-      </w:tr>
-      <w:tr>
-        <w:tc>
-          <w:tcPr/>
-          <w:p>
-            <w:pPr>
-              <w:pStyle w:val="Compact"/>
-            </w:pPr>
-            <w:r>
-              <w:rPr>
-                <w:b/>
-                <w:bCs/>
-              </w:rPr>
-              <w:t xml:space="preserve">Jeg/vi erklærer at oppgaven ikke omfattes av Personopplysningsloven:</w:t>
-            </w:r>
-          </w:p>
-        </w:tc>
-        <w:tc>
-          <w:tcPr/>
-          <w:p>
-            <w:pPr>
-              <w:pStyle w:val="Compact"/>
-            </w:pPr>
-          </w:p>
-        </w:tc>
-        <w:tc>
-          <w:tcPr/>
-          <w:p>
-            <w:pPr>
-              <w:pStyle w:val="Compact"/>
-            </w:pPr>
-          </w:p>
-        </w:tc>
-        <w:tc>
-          <w:tcPr/>
-          <w:p>
-            <w:pPr>
-              <w:pStyle w:val="Compact"/>
-            </w:pPr>
-          </w:p>
-        </w:tc>
-        <w:tc>
-          <w:tcPr/>
-          <w:p>
-            <w:pPr>
-              <w:pStyle w:val="Compact"/>
-            </w:pPr>
-          </w:p>
-        </w:tc>
-      </w:tr>
-      <w:tr>
-        <w:tc>
-          <w:tcPr/>
-          <w:p>
-            <w:pPr>
-              <w:pStyle w:val="Compact"/>
-            </w:pPr>
-            <w:r>
-              <w:rPr>
-                <w:b/>
-                <w:bCs/>
-              </w:rPr>
-              <w:t xml:space="preserve">Helseforskningsloven</w:t>
-            </w:r>
-          </w:p>
-        </w:tc>
-        <w:tc>
-          <w:tcPr/>
-          <w:p>
-            <w:pPr>
-              <w:pStyle w:val="Compact"/>
-            </w:pPr>
-          </w:p>
-        </w:tc>
-        <w:tc>
-          <w:tcPr/>
-          <w:p>
-            <w:pPr>
-              <w:pStyle w:val="Compact"/>
-            </w:pPr>
-          </w:p>
-        </w:tc>
-        <w:tc>
-          <w:tcPr/>
-          <w:p>
-            <w:pPr>
-              <w:pStyle w:val="Compact"/>
-            </w:pPr>
-          </w:p>
-        </w:tc>
-        <w:tc>
-          <w:tcPr/>
-          <w:p>
-            <w:pPr>
-              <w:pStyle w:val="Compact"/>
-            </w:pPr>
-          </w:p>
-        </w:tc>
-      </w:tr>
-      <w:tr>
-        <w:tc>
-          <w:tcPr/>
-          <w:p>
-            <w:pPr>
-              <w:pStyle w:val="Compact"/>
-            </w:pPr>
-            <w:r>
-              <w:t xml:space="preserve">Dersom prosjektet faller inn under Helseforskningsloven, skal det også søkes om</w:t>
-            </w:r>
-          </w:p>
-        </w:tc>
-        <w:tc>
-          <w:tcPr/>
-          <w:p>
-            <w:pPr>
-              <w:pStyle w:val="Compact"/>
-            </w:pPr>
-          </w:p>
-        </w:tc>
-        <w:tc>
-          <w:tcPr/>
-          <w:p>
-            <w:pPr>
-              <w:pStyle w:val="Compact"/>
-            </w:pPr>
-          </w:p>
-        </w:tc>
-        <w:tc>
-          <w:tcPr/>
-          <w:p>
-            <w:pPr>
-              <w:pStyle w:val="Compact"/>
-            </w:pPr>
-          </w:p>
-        </w:tc>
-        <w:tc>
-          <w:tcPr/>
-          <w:p>
-            <w:pPr>
-              <w:pStyle w:val="Compact"/>
-            </w:pPr>
-          </w:p>
-        </w:tc>
-      </w:tr>
-      <w:tr>
-        <w:tc>
-          <w:tcPr/>
-          <w:p>
-            <w:pPr>
-              <w:pStyle w:val="Compact"/>
-            </w:pPr>
-            <w:r>
-              <w:t xml:space="preserve">forhåndsgodkjenning fra Regionale komiteer for medisinsk og helsefaglig forskningsetikk,</w:t>
-            </w:r>
-          </w:p>
-        </w:tc>
-        <w:tc>
-          <w:tcPr/>
-          <w:p>
-            <w:pPr>
-              <w:pStyle w:val="Compact"/>
-            </w:pPr>
-          </w:p>
-        </w:tc>
-        <w:tc>
-          <w:tcPr/>
-          <w:p>
-            <w:pPr>
-              <w:pStyle w:val="Compact"/>
-            </w:pPr>
-          </w:p>
-        </w:tc>
-        <w:tc>
-          <w:tcPr/>
-          <w:p>
-            <w:pPr>
-              <w:pStyle w:val="Compact"/>
-            </w:pPr>
-          </w:p>
-        </w:tc>
-        <w:tc>
-          <w:tcPr/>
-          <w:p>
-            <w:pPr>
-              <w:pStyle w:val="Compact"/>
-            </w:pPr>
-          </w:p>
-        </w:tc>
-      </w:tr>
-      <w:tr>
-        <w:tc>
-          <w:tcPr/>
-          <w:p>
-            <w:pPr>
-              <w:pStyle w:val="Compact"/>
-            </w:pPr>
-            <w:r>
-              <w:t xml:space="preserve">REK, i din region.</w:t>
-            </w:r>
-          </w:p>
-        </w:tc>
-        <w:tc>
-          <w:tcPr/>
-          <w:p>
-            <w:pPr>
-              <w:pStyle w:val="Compact"/>
-            </w:pPr>
-          </w:p>
-        </w:tc>
-        <w:tc>
-          <w:tcPr/>
-          <w:p>
-            <w:pPr>
-              <w:pStyle w:val="Compact"/>
-            </w:pPr>
-          </w:p>
-        </w:tc>
-        <w:tc>
-          <w:tcPr/>
-          <w:p>
-            <w:pPr>
-              <w:pStyle w:val="Compact"/>
-            </w:pPr>
-          </w:p>
-        </w:tc>
-        <w:tc>
-          <w:tcPr/>
-          <w:p>
-            <w:pPr>
-              <w:pStyle w:val="Compact"/>
-            </w:pPr>
-          </w:p>
-        </w:tc>
-      </w:tr>
-      <w:tr>
-        <w:tc>
-          <w:tcPr/>
-          <w:p>
-            <w:pPr>
-              <w:pStyle w:val="Compact"/>
-            </w:pPr>
-            <w:r>
-              <w:rPr>
-                <w:b/>
-                <w:bCs/>
-              </w:rPr>
-              <w:t xml:space="preserve">Har oppgaven vært til behandling hos REK?</w:t>
-            </w:r>
-          </w:p>
-        </w:tc>
-        <w:tc>
-          <w:tcPr/>
-          <w:p>
-            <w:pPr>
-              <w:pStyle w:val="Compact"/>
-            </w:pPr>
-          </w:p>
-        </w:tc>
-        <w:tc>
-          <w:tcPr/>
-          <w:p>
-            <w:pPr>
-              <w:pStyle w:val="Compact"/>
-            </w:pPr>
-            <w:r>
-              <w:rPr>
-                <w:b/>
-                <w:bCs/>
-              </w:rPr>
-              <w:t xml:space="preserve">ja</w:t>
-            </w:r>
-          </w:p>
-        </w:tc>
-        <w:tc>
-          <w:tcPr/>
-          <w:p>
-            <w:pPr>
-              <w:pStyle w:val="Compact"/>
-            </w:pPr>
-          </w:p>
-        </w:tc>
-        <w:tc>
-          <w:tcPr/>
-          <w:p>
-            <w:pPr>
-              <w:pStyle w:val="Compact"/>
-            </w:pPr>
-            <w:r>
-              <w:rPr>
-                <w:b/>
-                <w:bCs/>
-              </w:rPr>
-              <w:t xml:space="preserve">nei</w:t>
-            </w:r>
-          </w:p>
-        </w:tc>
-      </w:tr>
-      <w:tr>
-        <w:tc>
-          <w:tcPr/>
-          <w:p>
-            <w:pPr>
-              <w:pStyle w:val="Compact"/>
-            </w:pPr>
-            <w:r>
-              <w:t xml:space="preserve">- Hvis ja:</w:t>
-            </w:r>
-          </w:p>
-        </w:tc>
-        <w:tc>
-          <w:tcPr/>
-          <w:p>
-            <w:pPr>
-              <w:pStyle w:val="Compact"/>
-            </w:pPr>
-          </w:p>
-        </w:tc>
-        <w:tc>
-          <w:tcPr/>
-          <w:p>
-            <w:pPr>
-              <w:pStyle w:val="Compact"/>
-            </w:pPr>
-          </w:p>
-        </w:tc>
-        <w:tc>
-          <w:tcPr/>
-          <w:p>
-            <w:pPr>
-              <w:pStyle w:val="Compact"/>
-            </w:pPr>
-          </w:p>
-        </w:tc>
-        <w:tc>
-          <w:tcPr/>
-          <w:p>
-            <w:pPr>
-              <w:pStyle w:val="Compact"/>
-            </w:pPr>
-          </w:p>
-        </w:tc>
-      </w:tr>
-      <w:tr>
-        <w:tc>
-          <w:tcPr/>
-          <w:p>
-            <w:pPr>
-              <w:pStyle w:val="Compact"/>
-            </w:pPr>
-            <w:r>
-              <w:rPr>
-                <w:b/>
-                <w:bCs/>
-              </w:rPr>
-              <w:t xml:space="preserve">Referansenummer:</w:t>
-            </w:r>
-          </w:p>
-        </w:tc>
-        <w:tc>
-          <w:tcPr/>
-          <w:p>
-            <w:pPr>
-              <w:pStyle w:val="Compact"/>
-            </w:pPr>
-          </w:p>
-        </w:tc>
-        <w:tc>
-          <w:tcPr/>
-          <w:p>
-            <w:pPr>
-              <w:pStyle w:val="Compact"/>
-            </w:pPr>
-          </w:p>
-        </w:tc>
-        <w:tc>
-          <w:tcPr/>
-          <w:p>
-            <w:pPr>
-              <w:pStyle w:val="Compact"/>
-            </w:pPr>
-          </w:p>
-        </w:tc>
-        <w:tc>
-          <w:tcPr/>
-          <w:p>
-            <w:pPr>
-              <w:pStyle w:val="Compact"/>
-            </w:pPr>
-          </w:p>
-        </w:tc>
-      </w:tr>
-    </w:tbl>
-    <w:bookmarkEnd w:id="26"/>
-    <w:bookmarkStart w:id="27" w:name="publiseringsavtale"/>
-    <w:p>
-      <w:pPr>
-        <w:pStyle w:val="Overskrift2"/>
-      </w:pPr>
-      <w:r>
-        <w:rPr>
-          <w:b/>
-          <w:bCs/>
-        </w:rPr>
-        <w:t xml:space="preserve">Publiseringsavtale</w:t>
+        <w:t xml:space="preserve">2.2</w:t>
+      </w:r>
+      <w:r>
+        <w:tab/>
+      </w:r>
+      <w:r>
+        <w:t xml:space="preserve">1.1 Problemstilling</w:t>
       </w:r>
     </w:p>
     <w:p>
@@ -1037,1512 +187,12 @@
         <w:pStyle w:val="FirstParagraph"/>
       </w:pPr>
       <w:r>
-        <w:rPr>
-          <w:b/>
-          <w:bCs/>
-        </w:rPr>
-        <w:t xml:space="preserve">Studiepoeng:</w:t>
-      </w:r>
-    </w:p>
-    <w:bookmarkEnd w:id="27"/>
-    <w:bookmarkStart w:id="28" w:name="veileder"/>
-    <w:p>
-      <w:pPr>
-        <w:pStyle w:val="Overskrift2"/>
-      </w:pPr>
-      <w:r>
-        <w:rPr>
-          <w:b/>
-          <w:bCs/>
-        </w:rPr>
-        <w:t xml:space="preserve">Veileder:</w:t>
-      </w:r>
-    </w:p>
-    <w:tbl>
-      <w:tblPr>
-        <w:tblStyle w:val="Table"/>
-        <w:tblW w:type="pct" w:w="5000"/>
-        <w:tblLayout w:type="fixed"/>
-        <w:tblLook w:firstRow="1" w:lastRow="0" w:firstColumn="0" w:lastColumn="0" w:noHBand="0" w:noVBand="0" w:val="0020"/>
-      </w:tblPr>
-      <w:tblGrid>
-        <w:gridCol w:w="1584"/>
-        <w:gridCol w:w="1584"/>
-        <w:gridCol w:w="1584"/>
-        <w:gridCol w:w="1584"/>
-        <w:gridCol w:w="1584"/>
-      </w:tblGrid>
-      <w:tr>
-        <w:trPr>
-          <w:tblHeader w:val="on"/>
-        </w:trPr>
-        <w:tc>
-          <w:tcPr/>
-          <w:p>
-            <w:pPr>
-              <w:pStyle w:val="Compact"/>
-            </w:pPr>
-            <w:r>
-              <w:rPr>
-                <w:b/>
-                <w:bCs/>
-              </w:rPr>
-              <w:t xml:space="preserve">Fullmakt til elektronisk publisering av oppgaven</w:t>
-            </w:r>
-          </w:p>
-        </w:tc>
-        <w:tc>
-          <w:tcPr/>
-          <w:p>
-            <w:pPr>
-              <w:pStyle w:val="Compact"/>
-            </w:pPr>
-          </w:p>
-        </w:tc>
-        <w:tc>
-          <w:tcPr/>
-          <w:p>
-            <w:pPr>
-              <w:pStyle w:val="Compact"/>
-            </w:pPr>
-          </w:p>
-        </w:tc>
-        <w:tc>
-          <w:tcPr/>
-          <w:p>
-            <w:pPr>
-              <w:pStyle w:val="Compact"/>
-            </w:pPr>
-          </w:p>
-        </w:tc>
-        <w:tc>
-          <w:tcPr/>
-          <w:p>
-            <w:pPr>
-              <w:pStyle w:val="Compact"/>
-            </w:pPr>
-          </w:p>
-        </w:tc>
-      </w:tr>
-      <w:tr>
-        <w:tc>
-          <w:tcPr/>
-          <w:p>
-            <w:pPr>
-              <w:pStyle w:val="Compact"/>
-            </w:pPr>
-            <w:r>
-              <w:t xml:space="preserve">Forfatter(ne) har opphavsrett til oppgaven. Det betyr blant annet enerett til å gjøre verket</w:t>
-            </w:r>
-          </w:p>
-        </w:tc>
-        <w:tc>
-          <w:tcPr/>
-          <w:p>
-            <w:pPr>
-              <w:pStyle w:val="Compact"/>
-            </w:pPr>
-          </w:p>
-        </w:tc>
-        <w:tc>
-          <w:tcPr/>
-          <w:p>
-            <w:pPr>
-              <w:pStyle w:val="Compact"/>
-            </w:pPr>
-          </w:p>
-        </w:tc>
-        <w:tc>
-          <w:tcPr/>
-          <w:p>
-            <w:pPr>
-              <w:pStyle w:val="Compact"/>
-            </w:pPr>
-          </w:p>
-        </w:tc>
-        <w:tc>
-          <w:tcPr/>
-          <w:p>
-            <w:pPr>
-              <w:pStyle w:val="Compact"/>
-            </w:pPr>
-          </w:p>
-        </w:tc>
-      </w:tr>
-      <w:tr>
-        <w:tc>
-          <w:tcPr/>
-          <w:p>
-            <w:pPr>
-              <w:pStyle w:val="Compact"/>
-            </w:pPr>
-            <w:r>
-              <w:t xml:space="preserve">tilgjengelig for allmennheten (Åndsverkloven. §2).</w:t>
-            </w:r>
-          </w:p>
-        </w:tc>
-        <w:tc>
-          <w:tcPr/>
-          <w:p>
-            <w:pPr>
-              <w:pStyle w:val="Compact"/>
-            </w:pPr>
-          </w:p>
-        </w:tc>
-        <w:tc>
-          <w:tcPr/>
-          <w:p>
-            <w:pPr>
-              <w:pStyle w:val="Compact"/>
-            </w:pPr>
-          </w:p>
-        </w:tc>
-        <w:tc>
-          <w:tcPr/>
-          <w:p>
-            <w:pPr>
-              <w:pStyle w:val="Compact"/>
-            </w:pPr>
-          </w:p>
-        </w:tc>
-        <w:tc>
-          <w:tcPr/>
-          <w:p>
-            <w:pPr>
-              <w:pStyle w:val="Compact"/>
-            </w:pPr>
-          </w:p>
-        </w:tc>
-      </w:tr>
-      <w:tr>
-        <w:tc>
-          <w:tcPr/>
-          <w:p>
-            <w:pPr>
-              <w:pStyle w:val="Compact"/>
-            </w:pPr>
-            <w:r>
-              <w:t xml:space="preserve">Alle oppgaver som fyller kriteriene vil bli registrert og publisert i Brage HiM med</w:t>
-            </w:r>
-          </w:p>
-        </w:tc>
-        <w:tc>
-          <w:tcPr/>
-          <w:p>
-            <w:pPr>
-              <w:pStyle w:val="Compact"/>
-            </w:pPr>
-          </w:p>
-        </w:tc>
-        <w:tc>
-          <w:tcPr/>
-          <w:p>
-            <w:pPr>
-              <w:pStyle w:val="Compact"/>
-            </w:pPr>
-          </w:p>
-        </w:tc>
-        <w:tc>
-          <w:tcPr/>
-          <w:p>
-            <w:pPr>
-              <w:pStyle w:val="Compact"/>
-            </w:pPr>
-          </w:p>
-        </w:tc>
-        <w:tc>
-          <w:tcPr/>
-          <w:p>
-            <w:pPr>
-              <w:pStyle w:val="Compact"/>
-            </w:pPr>
-          </w:p>
-        </w:tc>
-      </w:tr>
-      <w:tr>
-        <w:tc>
-          <w:tcPr/>
-          <w:p>
-            <w:pPr>
-              <w:pStyle w:val="Compact"/>
-            </w:pPr>
-            <w:r>
-              <w:t xml:space="preserve">forfatter(ne)s godkjennelse.</w:t>
-            </w:r>
-          </w:p>
-        </w:tc>
-        <w:tc>
-          <w:tcPr/>
-          <w:p>
-            <w:pPr>
-              <w:pStyle w:val="Compact"/>
-            </w:pPr>
-          </w:p>
-        </w:tc>
-        <w:tc>
-          <w:tcPr/>
-          <w:p>
-            <w:pPr>
-              <w:pStyle w:val="Compact"/>
-            </w:pPr>
-          </w:p>
-        </w:tc>
-        <w:tc>
-          <w:tcPr/>
-          <w:p>
-            <w:pPr>
-              <w:pStyle w:val="Compact"/>
-            </w:pPr>
-          </w:p>
-        </w:tc>
-        <w:tc>
-          <w:tcPr/>
-          <w:p>
-            <w:pPr>
-              <w:pStyle w:val="Compact"/>
-            </w:pPr>
-          </w:p>
-        </w:tc>
-      </w:tr>
-      <w:tr>
-        <w:tc>
-          <w:tcPr/>
-          <w:p>
-            <w:pPr>
-              <w:pStyle w:val="Compact"/>
-            </w:pPr>
-            <w:r>
-              <w:t xml:space="preserve">Oppgaver som er unntatt offentlighet eller båndlagt vil ikke bli publisert.</w:t>
-            </w:r>
-          </w:p>
-        </w:tc>
-        <w:tc>
-          <w:tcPr/>
-          <w:p>
-            <w:pPr>
-              <w:pStyle w:val="Compact"/>
-            </w:pPr>
-          </w:p>
-        </w:tc>
-        <w:tc>
-          <w:tcPr/>
-          <w:p>
-            <w:pPr>
-              <w:pStyle w:val="Compact"/>
-            </w:pPr>
-          </w:p>
-        </w:tc>
-        <w:tc>
-          <w:tcPr/>
-          <w:p>
-            <w:pPr>
-              <w:pStyle w:val="Compact"/>
-            </w:pPr>
-          </w:p>
-        </w:tc>
-        <w:tc>
-          <w:tcPr/>
-          <w:p>
-            <w:pPr>
-              <w:pStyle w:val="Compact"/>
-            </w:pPr>
-          </w:p>
-        </w:tc>
-      </w:tr>
-      <w:tr>
-        <w:tc>
-          <w:tcPr/>
-          <w:p>
-            <w:pPr>
-              <w:pStyle w:val="Compact"/>
-            </w:pPr>
-            <w:r>
-              <w:rPr>
-                <w:b/>
-                <w:bCs/>
-              </w:rPr>
-              <w:t xml:space="preserve">Jeg/vi gir herved Høgskolen i Molde en vederlagsfri rett til å</w:t>
-            </w:r>
-          </w:p>
-        </w:tc>
-        <w:tc>
-          <w:tcPr/>
-          <w:p>
-            <w:pPr>
-              <w:pStyle w:val="Compact"/>
-            </w:pPr>
-          </w:p>
-        </w:tc>
-        <w:tc>
-          <w:tcPr/>
-          <w:p>
-            <w:pPr>
-              <w:pStyle w:val="Compact"/>
-            </w:pPr>
-          </w:p>
-        </w:tc>
-        <w:tc>
-          <w:tcPr/>
-          <w:p>
-            <w:pPr>
-              <w:pStyle w:val="Compact"/>
-            </w:pPr>
-          </w:p>
-        </w:tc>
-        <w:tc>
-          <w:tcPr/>
-          <w:p>
-            <w:pPr>
-              <w:pStyle w:val="Compact"/>
-            </w:pPr>
-          </w:p>
-        </w:tc>
-      </w:tr>
-      <w:tr>
-        <w:tc>
-          <w:tcPr/>
-          <w:p>
-            <w:pPr>
-              <w:pStyle w:val="Compact"/>
-            </w:pPr>
-            <w:r>
-              <w:rPr>
-                <w:b/>
-                <w:bCs/>
-              </w:rPr>
-              <w:t xml:space="preserve">gjøre oppgaven tilgjengelig for elektronisk publisering:</w:t>
-            </w:r>
-          </w:p>
-        </w:tc>
-        <w:tc>
-          <w:tcPr/>
-          <w:p>
-            <w:pPr>
-              <w:pStyle w:val="Compact"/>
-            </w:pPr>
-          </w:p>
-        </w:tc>
-        <w:tc>
-          <w:tcPr/>
-          <w:p>
-            <w:pPr>
-              <w:pStyle w:val="Compact"/>
-            </w:pPr>
-            <w:r>
-              <w:rPr>
-                <w:b/>
-                <w:bCs/>
-              </w:rPr>
-              <w:t xml:space="preserve">ja</w:t>
-            </w:r>
-          </w:p>
-        </w:tc>
-        <w:tc>
-          <w:tcPr/>
-          <w:p>
-            <w:pPr>
-              <w:pStyle w:val="Compact"/>
-            </w:pPr>
-          </w:p>
-        </w:tc>
-        <w:tc>
-          <w:tcPr/>
-          <w:p>
-            <w:pPr>
-              <w:pStyle w:val="Compact"/>
-            </w:pPr>
-            <w:r>
-              <w:rPr>
-                <w:b/>
-                <w:bCs/>
-              </w:rPr>
-              <w:t xml:space="preserve">nei</w:t>
-            </w:r>
-          </w:p>
-        </w:tc>
-      </w:tr>
-      <w:tr>
-        <w:tc>
-          <w:tcPr/>
-          <w:p>
-            <w:pPr>
-              <w:pStyle w:val="Compact"/>
-            </w:pPr>
-            <w:r>
-              <w:rPr>
-                <w:b/>
-                <w:bCs/>
-              </w:rPr>
-              <w:t xml:space="preserve">Er oppgaven båndlagt (konfidensiell)?</w:t>
-            </w:r>
-          </w:p>
-        </w:tc>
-        <w:tc>
-          <w:tcPr/>
-          <w:p>
-            <w:pPr>
-              <w:pStyle w:val="Compact"/>
-            </w:pPr>
-          </w:p>
-        </w:tc>
-        <w:tc>
-          <w:tcPr/>
-          <w:p>
-            <w:pPr>
-              <w:pStyle w:val="Compact"/>
-            </w:pPr>
-            <w:r>
-              <w:rPr>
-                <w:b/>
-                <w:bCs/>
-              </w:rPr>
-              <w:t xml:space="preserve">ja</w:t>
-            </w:r>
-          </w:p>
-        </w:tc>
-        <w:tc>
-          <w:tcPr/>
-          <w:p>
-            <w:pPr>
-              <w:pStyle w:val="Compact"/>
-            </w:pPr>
-          </w:p>
-        </w:tc>
-        <w:tc>
-          <w:tcPr/>
-          <w:p>
-            <w:pPr>
-              <w:pStyle w:val="Compact"/>
-            </w:pPr>
-            <w:r>
-              <w:rPr>
-                <w:b/>
-                <w:bCs/>
-              </w:rPr>
-              <w:t xml:space="preserve">nei</w:t>
-            </w:r>
-          </w:p>
-        </w:tc>
-      </w:tr>
-      <w:tr>
-        <w:tc>
-          <w:tcPr/>
-          <w:p>
-            <w:pPr>
-              <w:pStyle w:val="Compact"/>
-            </w:pPr>
-            <w:r>
-              <w:rPr>
-                <w:b/>
-                <w:bCs/>
-              </w:rPr>
-              <w:t xml:space="preserve">(</w:t>
-            </w:r>
-            <w:r>
-              <w:t xml:space="preserve">Båndleggingsavtale må fylles ut)</w:t>
-            </w:r>
-          </w:p>
-        </w:tc>
-        <w:tc>
-          <w:tcPr/>
-          <w:p>
-            <w:pPr>
-              <w:pStyle w:val="Compact"/>
-            </w:pPr>
-          </w:p>
-        </w:tc>
-        <w:tc>
-          <w:tcPr/>
-          <w:p>
-            <w:pPr>
-              <w:pStyle w:val="Compact"/>
-            </w:pPr>
-          </w:p>
-        </w:tc>
-        <w:tc>
-          <w:tcPr/>
-          <w:p>
-            <w:pPr>
-              <w:pStyle w:val="Compact"/>
-            </w:pPr>
-          </w:p>
-        </w:tc>
-        <w:tc>
-          <w:tcPr/>
-          <w:p>
-            <w:pPr>
-              <w:pStyle w:val="Compact"/>
-            </w:pPr>
-          </w:p>
-        </w:tc>
-      </w:tr>
-      <w:tr>
-        <w:tc>
-          <w:tcPr/>
-          <w:p>
-            <w:pPr>
-              <w:pStyle w:val="Compact"/>
-            </w:pPr>
-            <w:r>
-              <w:t xml:space="preserve">- Hvis ja:</w:t>
-            </w:r>
-          </w:p>
-        </w:tc>
-        <w:tc>
-          <w:tcPr/>
-          <w:p>
-            <w:pPr>
-              <w:pStyle w:val="Compact"/>
-            </w:pPr>
-          </w:p>
-        </w:tc>
-        <w:tc>
-          <w:tcPr/>
-          <w:p>
-            <w:pPr>
-              <w:pStyle w:val="Compact"/>
-            </w:pPr>
-          </w:p>
-        </w:tc>
-        <w:tc>
-          <w:tcPr/>
-          <w:p>
-            <w:pPr>
-              <w:pStyle w:val="Compact"/>
-            </w:pPr>
-          </w:p>
-        </w:tc>
-        <w:tc>
-          <w:tcPr/>
-          <w:p>
-            <w:pPr>
-              <w:pStyle w:val="Compact"/>
-            </w:pPr>
-          </w:p>
-        </w:tc>
-      </w:tr>
-      <w:tr>
-        <w:tc>
-          <w:tcPr/>
-          <w:p>
-            <w:pPr>
-              <w:pStyle w:val="Compact"/>
-            </w:pPr>
-            <w:r>
-              <w:rPr>
-                <w:b/>
-                <w:bCs/>
-              </w:rPr>
-              <w:t xml:space="preserve">Kan oppgaven publiseres når båndleggingsperioden er over?</w:t>
-            </w:r>
-          </w:p>
-        </w:tc>
-        <w:tc>
-          <w:tcPr/>
-          <w:p>
-            <w:pPr>
-              <w:pStyle w:val="Compact"/>
-            </w:pPr>
-          </w:p>
-        </w:tc>
-        <w:tc>
-          <w:tcPr/>
-          <w:p>
-            <w:pPr>
-              <w:pStyle w:val="Compact"/>
-            </w:pPr>
-            <w:r>
-              <w:rPr>
-                <w:b/>
-                <w:bCs/>
-              </w:rPr>
-              <w:t xml:space="preserve">ja</w:t>
-            </w:r>
-          </w:p>
-        </w:tc>
-        <w:tc>
-          <w:tcPr/>
-          <w:p>
-            <w:pPr>
-              <w:pStyle w:val="Compact"/>
-            </w:pPr>
-          </w:p>
-        </w:tc>
-        <w:tc>
-          <w:tcPr/>
-          <w:p>
-            <w:pPr>
-              <w:pStyle w:val="Compact"/>
-            </w:pPr>
-            <w:r>
-              <w:rPr>
-                <w:b/>
-                <w:bCs/>
-              </w:rPr>
-              <w:t xml:space="preserve">nei</w:t>
-            </w:r>
-          </w:p>
-        </w:tc>
-      </w:tr>
-      <w:tr>
-        <w:tc>
-          <w:tcPr/>
-          <w:p>
-            <w:pPr>
-              <w:pStyle w:val="Compact"/>
-            </w:pPr>
-            <w:r>
-              <w:rPr>
-                <w:b/>
-                <w:bCs/>
-              </w:rPr>
-              <w:t xml:space="preserve">Dato:</w:t>
-            </w:r>
-          </w:p>
-        </w:tc>
-        <w:tc>
-          <w:tcPr/>
-          <w:p>
-            <w:pPr>
-              <w:pStyle w:val="Compact"/>
-            </w:pPr>
-          </w:p>
-        </w:tc>
-        <w:tc>
-          <w:tcPr/>
-          <w:p>
-            <w:pPr>
-              <w:pStyle w:val="Compact"/>
-            </w:pPr>
-          </w:p>
-        </w:tc>
-        <w:tc>
-          <w:tcPr/>
-          <w:p>
-            <w:pPr>
-              <w:pStyle w:val="Compact"/>
-            </w:pPr>
-          </w:p>
-        </w:tc>
-        <w:tc>
-          <w:tcPr/>
-          <w:p>
-            <w:pPr>
-              <w:pStyle w:val="Compact"/>
-            </w:pPr>
-          </w:p>
-        </w:tc>
-      </w:tr>
-    </w:tbl>
+        <w:t xml:space="preserve">Hvordan kan kvantitative ruteplanleggingsmodeller, støttet av kunstig intelligens, bidra til mer effektiv fortransport av slakteklar fisk i én region hos Lerøy?</w:t>
+      </w:r>
+    </w:p>
     <w:p>
       <w:pPr>
         <w:pStyle w:val="BodyText"/>
-      </w:pPr>
-      <w:r>
-        <w:rPr>
-          <w:b/>
-          <w:bCs/>
-        </w:rPr>
-        <w:t xml:space="preserve">Antall ord:</w:t>
-      </w:r>
-      <w:r>
-        <w:t xml:space="preserve"> </w:t>
-      </w:r>
-      <w:r>
-        <w:t xml:space="preserve">Marker denne setningen, og skriv inn antall ord dersom det er et krav at antall ord skal oppgis. Hvis det ikke er et krav at antall ord skal oppgis slettes hele dette avsnittet, og i begge tilfeller slettes denne setning.</w:t>
-      </w:r>
-    </w:p>
-    <w:p>
-      <w:pPr>
-        <w:pStyle w:val="BodyText"/>
-      </w:pPr>
-      <w:r>
-        <w:rPr>
-          <w:b/>
-          <w:bCs/>
-        </w:rPr>
-        <w:t xml:space="preserve">Forfattererklæring</w:t>
-      </w:r>
-      <w:r>
-        <w:t xml:space="preserve"> </w:t>
-      </w:r>
-      <w:r>
-        <w:t xml:space="preserve">: Marker denne setningen, og skriv inn forfattererklæring dersom det er et krav til oppgaven. Hvis det ikke er krav om forfattererklæring slettes hele dette avsnitt, og i begge tilfeller slettes denne setning.</w:t>
-      </w:r>
-    </w:p>
-    <w:bookmarkEnd w:id="28"/>
-    <w:bookmarkStart w:id="114" w:name="sammendrag"/>
-    <w:p>
-      <w:pPr>
-        <w:pStyle w:val="Overskrift1"/>
-      </w:pPr>
-      <w:r>
-        <w:rPr>
-          <w:b/>
-          <w:bCs/>
-        </w:rPr>
-        <w:t xml:space="preserve">Sammendrag</w:t>
-      </w:r>
-    </w:p>
-    <w:bookmarkStart w:id="29" w:name="abstract"/>
-    <w:p>
-      <w:pPr>
-        <w:pStyle w:val="Overskrift2"/>
-      </w:pPr>
-      <w:r>
-        <w:rPr>
-          <w:b/>
-          <w:bCs/>
-        </w:rPr>
-        <w:t xml:space="preserve">Abstract</w:t>
-      </w:r>
-    </w:p>
-    <w:p>
-      <w:pPr>
-        <w:pStyle w:val="FirstParagraph"/>
-      </w:pPr>
-      <w:r>
-        <w:t xml:space="preserve">7</w:t>
-      </w:r>
-    </w:p>
-    <w:p>
-      <w:pPr>
-        <w:pStyle w:val="BodyText"/>
-      </w:pPr>
-      <w:r>
-        <w:t xml:space="preserve">8</w:t>
-      </w:r>
-    </w:p>
-    <w:bookmarkEnd w:id="29"/>
-    <w:bookmarkStart w:id="30" w:name="innhold"/>
-    <w:p>
-      <w:pPr>
-        <w:pStyle w:val="Overskrift2"/>
-      </w:pPr>
-      <w:r>
-        <w:t xml:space="preserve">Innhold</w:t>
-      </w:r>
-    </w:p>
-    <w:tbl>
-      <w:tblPr>
-        <w:tblStyle w:val="Table"/>
-        <w:tblW w:type="pct" w:w="5000"/>
-        <w:tblLayout w:type="fixed"/>
-        <w:tblLook w:firstRow="1" w:lastRow="0" w:firstColumn="0" w:lastColumn="0" w:noHBand="0" w:noVBand="0" w:val="0020"/>
-      </w:tblPr>
-      <w:tblGrid>
-        <w:gridCol w:w="3960"/>
-        <w:gridCol w:w="3960"/>
-      </w:tblGrid>
-      <w:tr>
-        <w:trPr>
-          <w:tblHeader w:val="on"/>
-        </w:trPr>
-        <w:tc>
-          <w:tcPr/>
-          <w:p>
-            <w:pPr>
-              <w:pStyle w:val="Compact"/>
-            </w:pPr>
-            <w:r>
-              <w:rPr>
-                <w:b/>
-                <w:bCs/>
-              </w:rPr>
-              <w:t xml:space="preserve">1.0</w:t>
-            </w:r>
-          </w:p>
-        </w:tc>
-        <w:tc>
-          <w:tcPr/>
-          <w:p>
-            <w:pPr>
-              <w:pStyle w:val="Compact"/>
-            </w:pPr>
-            <w:r>
-              <w:rPr>
-                <w:b/>
-                <w:bCs/>
-              </w:rPr>
-              <w:t xml:space="preserve">Innledning …………………………………………………………………………………………………..1</w:t>
-            </w:r>
-          </w:p>
-        </w:tc>
-      </w:tr>
-      <w:tr>
-        <w:tc>
-          <w:tcPr/>
-          <w:p>
-            <w:pPr>
-              <w:pStyle w:val="Compact"/>
-            </w:pPr>
-            <w:r>
-              <w:t xml:space="preserve">1.1</w:t>
-            </w:r>
-          </w:p>
-        </w:tc>
-        <w:tc>
-          <w:tcPr/>
-          <w:p>
-            <w:pPr>
-              <w:pStyle w:val="Compact"/>
-            </w:pPr>
-            <w:r>
-              <w:t xml:space="preserve">Problemstilling ………………………………………………………………………………………… 2</w:t>
-            </w:r>
-          </w:p>
-        </w:tc>
-      </w:tr>
-      <w:tr>
-        <w:tc>
-          <w:tcPr/>
-          <w:p>
-            <w:pPr>
-              <w:pStyle w:val="Compact"/>
-            </w:pPr>
-            <w:r>
-              <w:t xml:space="preserve">1.2</w:t>
-            </w:r>
-          </w:p>
-        </w:tc>
-        <w:tc>
-          <w:tcPr/>
-          <w:p>
-            <w:pPr>
-              <w:pStyle w:val="Compact"/>
-            </w:pPr>
-            <w:r>
-              <w:t xml:space="preserve">Avgrensinger …………………………………………………………………………………………… 2</w:t>
-            </w:r>
-          </w:p>
-        </w:tc>
-      </w:tr>
-      <w:tr>
-        <w:tc>
-          <w:tcPr/>
-          <w:p>
-            <w:pPr>
-              <w:pStyle w:val="Compact"/>
-            </w:pPr>
-            <w:r>
-              <w:t xml:space="preserve">1.3</w:t>
-            </w:r>
-          </w:p>
-        </w:tc>
-        <w:tc>
-          <w:tcPr/>
-          <w:p>
-            <w:pPr>
-              <w:pStyle w:val="Compact"/>
-            </w:pPr>
-            <w:r>
-              <w:t xml:space="preserve">Antagelser ………………………………………………………………………………………………. 3</w:t>
-            </w:r>
-          </w:p>
-        </w:tc>
-      </w:tr>
-      <w:tr>
-        <w:tc>
-          <w:tcPr/>
-          <w:p>
-            <w:pPr>
-              <w:pStyle w:val="Compact"/>
-            </w:pPr>
-            <w:r>
-              <w:rPr>
-                <w:b/>
-                <w:bCs/>
-              </w:rPr>
-              <w:t xml:space="preserve">2.0</w:t>
-            </w:r>
-          </w:p>
-        </w:tc>
-        <w:tc>
-          <w:tcPr/>
-          <w:p>
-            <w:pPr>
-              <w:pStyle w:val="Compact"/>
-            </w:pPr>
-            <w:r>
-              <w:rPr>
-                <w:b/>
-                <w:bCs/>
-              </w:rPr>
-              <w:t xml:space="preserve">Litteratur ……………………………………………………………………………………………………3</w:t>
-            </w:r>
-          </w:p>
-        </w:tc>
-      </w:tr>
-      <w:tr>
-        <w:tc>
-          <w:tcPr/>
-          <w:p>
-            <w:pPr>
-              <w:pStyle w:val="Compact"/>
-            </w:pPr>
-            <w:r>
-              <w:rPr>
-                <w:b/>
-                <w:bCs/>
-              </w:rPr>
-              <w:t xml:space="preserve">3.0</w:t>
-            </w:r>
-          </w:p>
-        </w:tc>
-        <w:tc>
-          <w:tcPr/>
-          <w:p>
-            <w:pPr>
-              <w:pStyle w:val="Compact"/>
-            </w:pPr>
-            <w:r>
-              <w:rPr>
-                <w:b/>
-                <w:bCs/>
-              </w:rPr>
-              <w:t xml:space="preserve">Teori …………………………………………………………………………………………………………..3</w:t>
-            </w:r>
-          </w:p>
-        </w:tc>
-      </w:tr>
-      <w:tr>
-        <w:tc>
-          <w:tcPr/>
-          <w:p>
-            <w:pPr>
-              <w:pStyle w:val="Compact"/>
-            </w:pPr>
-            <w:r>
-              <w:rPr>
-                <w:b/>
-                <w:bCs/>
-              </w:rPr>
-              <w:t xml:space="preserve">4.0</w:t>
-            </w:r>
-          </w:p>
-        </w:tc>
-        <w:tc>
-          <w:tcPr/>
-          <w:p>
-            <w:pPr>
-              <w:pStyle w:val="Compact"/>
-            </w:pPr>
-            <w:r>
-              <w:rPr>
-                <w:b/>
-                <w:bCs/>
-              </w:rPr>
-              <w:t xml:space="preserve">Casebeskrivelse ……………………………………………………………………………………………4</w:t>
-            </w:r>
-          </w:p>
-        </w:tc>
-      </w:tr>
-      <w:tr>
-        <w:tc>
-          <w:tcPr/>
-          <w:p>
-            <w:pPr>
-              <w:pStyle w:val="Compact"/>
-            </w:pPr>
-            <w:r>
-              <w:rPr>
-                <w:b/>
-                <w:bCs/>
-              </w:rPr>
-              <w:t xml:space="preserve">5.0</w:t>
-            </w:r>
-          </w:p>
-        </w:tc>
-        <w:tc>
-          <w:tcPr/>
-          <w:p>
-            <w:pPr>
-              <w:pStyle w:val="Compact"/>
-            </w:pPr>
-            <w:r>
-              <w:rPr>
-                <w:b/>
-                <w:bCs/>
-              </w:rPr>
-              <w:t xml:space="preserve">Metode og data ……………………………………………………………………………………………4</w:t>
-            </w:r>
-          </w:p>
-        </w:tc>
-      </w:tr>
-      <w:tr>
-        <w:tc>
-          <w:tcPr/>
-          <w:p>
-            <w:pPr>
-              <w:pStyle w:val="Compact"/>
-            </w:pPr>
-            <w:r>
-              <w:t xml:space="preserve">5.1</w:t>
-            </w:r>
-          </w:p>
-        </w:tc>
-        <w:tc>
-          <w:tcPr/>
-          <w:p>
-            <w:pPr>
-              <w:pStyle w:val="Compact"/>
-            </w:pPr>
-            <w:r>
-              <w:t xml:space="preserve">Metode …………………………………………………………………………………………………… 4</w:t>
-            </w:r>
-          </w:p>
-        </w:tc>
-      </w:tr>
-      <w:tr>
-        <w:tc>
-          <w:tcPr/>
-          <w:p>
-            <w:pPr>
-              <w:pStyle w:val="Compact"/>
-            </w:pPr>
-            <w:r>
-              <w:t xml:space="preserve">5.2</w:t>
-            </w:r>
-          </w:p>
-        </w:tc>
-        <w:tc>
-          <w:tcPr/>
-          <w:p>
-            <w:pPr>
-              <w:pStyle w:val="Compact"/>
-            </w:pPr>
-            <w:r>
-              <w:t xml:space="preserve">Data ……………………………………………………………………………………………………….. 5</w:t>
-            </w:r>
-          </w:p>
-        </w:tc>
-      </w:tr>
-      <w:tr>
-        <w:tc>
-          <w:tcPr/>
-          <w:p>
-            <w:pPr>
-              <w:pStyle w:val="Compact"/>
-            </w:pPr>
-            <w:r>
-              <w:t xml:space="preserve">5.3</w:t>
-            </w:r>
-          </w:p>
-        </w:tc>
-        <w:tc>
-          <w:tcPr/>
-          <w:p>
-            <w:pPr>
-              <w:pStyle w:val="Compact"/>
-            </w:pPr>
-            <w:r>
-              <w:t xml:space="preserve">Genererte transportdata ………………………………………………………………………….. 5</w:t>
-            </w:r>
-          </w:p>
-        </w:tc>
-      </w:tr>
-      <w:tr>
-        <w:tc>
-          <w:tcPr/>
-          <w:p>
-            <w:pPr>
-              <w:pStyle w:val="Compact"/>
-            </w:pPr>
-            <w:r>
-              <w:t xml:space="preserve">5.4</w:t>
-            </w:r>
-          </w:p>
-        </w:tc>
-        <w:tc>
-          <w:tcPr/>
-          <w:p>
-            <w:pPr>
-              <w:pStyle w:val="Compact"/>
-            </w:pPr>
-            <w:r>
-              <w:t xml:space="preserve">Bruk av KI i metodeprosessen ………………………………………………………………….. 6</w:t>
-            </w:r>
-          </w:p>
-        </w:tc>
-      </w:tr>
-      <w:tr>
-        <w:tc>
-          <w:tcPr/>
-          <w:p>
-            <w:pPr>
-              <w:pStyle w:val="Compact"/>
-            </w:pPr>
-            <w:r>
-              <w:rPr>
-                <w:b/>
-                <w:bCs/>
-              </w:rPr>
-              <w:t xml:space="preserve">6.0</w:t>
-            </w:r>
-          </w:p>
-        </w:tc>
-        <w:tc>
-          <w:tcPr/>
-          <w:p>
-            <w:pPr>
-              <w:pStyle w:val="Compact"/>
-            </w:pPr>
-            <w:r>
-              <w:rPr>
-                <w:b/>
-                <w:bCs/>
-              </w:rPr>
-              <w:t xml:space="preserve">Modellering …………………………………………………………………………………………………6</w:t>
-            </w:r>
-          </w:p>
-        </w:tc>
-      </w:tr>
-      <w:tr>
-        <w:tc>
-          <w:tcPr/>
-          <w:p>
-            <w:pPr>
-              <w:pStyle w:val="Compact"/>
-            </w:pPr>
-            <w:r>
-              <w:t xml:space="preserve">6.1</w:t>
-            </w:r>
-          </w:p>
-        </w:tc>
-        <w:tc>
-          <w:tcPr/>
-          <w:p>
-            <w:pPr>
-              <w:pStyle w:val="Compact"/>
-            </w:pPr>
-            <w:r>
-              <w:t xml:space="preserve">Modellformulering ………………………………………………………………………………….. 6</w:t>
-            </w:r>
-          </w:p>
-        </w:tc>
-      </w:tr>
-      <w:tr>
-        <w:tc>
-          <w:tcPr/>
-          <w:p>
-            <w:pPr>
-              <w:pStyle w:val="Compact"/>
-            </w:pPr>
-            <w:r>
-              <w:t xml:space="preserve">6.2</w:t>
-            </w:r>
-          </w:p>
-        </w:tc>
-        <w:tc>
-          <w:tcPr/>
-          <w:p>
-            <w:pPr>
-              <w:pStyle w:val="Compact"/>
-            </w:pPr>
-            <w:r>
-              <w:t xml:space="preserve">Implementering av modell i Python …………………………………………………………. 6</w:t>
-            </w:r>
-          </w:p>
-        </w:tc>
-      </w:tr>
-      <w:tr>
-        <w:tc>
-          <w:tcPr/>
-          <w:p>
-            <w:pPr>
-              <w:pStyle w:val="Compact"/>
-            </w:pPr>
-            <w:r>
-              <w:t xml:space="preserve">6.3</w:t>
-            </w:r>
-          </w:p>
-        </w:tc>
-        <w:tc>
-          <w:tcPr/>
-          <w:p>
-            <w:pPr>
-              <w:pStyle w:val="Compact"/>
-            </w:pPr>
-            <w:r>
-              <w:t xml:space="preserve">Testing og validering ………………………………………………………………………………. 6</w:t>
-            </w:r>
-          </w:p>
-        </w:tc>
-      </w:tr>
-      <w:tr>
-        <w:tc>
-          <w:tcPr/>
-          <w:p>
-            <w:pPr>
-              <w:pStyle w:val="Compact"/>
-            </w:pPr>
-            <w:r>
-              <w:t xml:space="preserve">6.4</w:t>
-            </w:r>
-          </w:p>
-        </w:tc>
-        <w:tc>
-          <w:tcPr/>
-          <w:p>
-            <w:pPr>
-              <w:pStyle w:val="Compact"/>
-            </w:pPr>
-            <w:r>
-              <w:t xml:space="preserve">Modellvarianter og scenarier …………………………………………………………………… 6</w:t>
-            </w:r>
-          </w:p>
-        </w:tc>
-      </w:tr>
-      <w:tr>
-        <w:tc>
-          <w:tcPr/>
-          <w:p>
-            <w:pPr>
-              <w:pStyle w:val="Compact"/>
-            </w:pPr>
-            <w:r>
-              <w:rPr>
-                <w:b/>
-                <w:bCs/>
-              </w:rPr>
-              <w:t xml:space="preserve">7.0</w:t>
-            </w:r>
-          </w:p>
-        </w:tc>
-        <w:tc>
-          <w:tcPr/>
-          <w:p>
-            <w:pPr>
-              <w:pStyle w:val="Compact"/>
-            </w:pPr>
-            <w:r>
-              <w:rPr>
-                <w:b/>
-                <w:bCs/>
-              </w:rPr>
-              <w:t xml:space="preserve">Analyse ……………………………………………………………………………………………………….6</w:t>
-            </w:r>
-          </w:p>
-        </w:tc>
-      </w:tr>
-      <w:tr>
-        <w:tc>
-          <w:tcPr/>
-          <w:p>
-            <w:pPr>
-              <w:pStyle w:val="Compact"/>
-            </w:pPr>
-            <w:r>
-              <w:rPr>
-                <w:b/>
-                <w:bCs/>
-              </w:rPr>
-              <w:t xml:space="preserve">8.0</w:t>
-            </w:r>
-          </w:p>
-        </w:tc>
-        <w:tc>
-          <w:tcPr/>
-          <w:p>
-            <w:pPr>
-              <w:pStyle w:val="Compact"/>
-            </w:pPr>
-            <w:r>
-              <w:rPr>
-                <w:b/>
-                <w:bCs/>
-              </w:rPr>
-              <w:t xml:space="preserve">Resultat ………………………………………………………………………………………………………6</w:t>
-            </w:r>
-          </w:p>
-        </w:tc>
-      </w:tr>
-      <w:tr>
-        <w:tc>
-          <w:tcPr/>
-          <w:p>
-            <w:pPr>
-              <w:pStyle w:val="Compact"/>
-            </w:pPr>
-            <w:r>
-              <w:rPr>
-                <w:b/>
-                <w:bCs/>
-              </w:rPr>
-              <w:t xml:space="preserve">9.0</w:t>
-            </w:r>
-          </w:p>
-        </w:tc>
-        <w:tc>
-          <w:tcPr/>
-          <w:p>
-            <w:pPr>
-              <w:pStyle w:val="Compact"/>
-            </w:pPr>
-            <w:r>
-              <w:rPr>
-                <w:b/>
-                <w:bCs/>
-              </w:rPr>
-              <w:t xml:space="preserve">Diskusjon …………………………………………………………………………………………………….7</w:t>
-            </w:r>
-          </w:p>
-        </w:tc>
-      </w:tr>
-      <w:tr>
-        <w:tc>
-          <w:tcPr/>
-          <w:p>
-            <w:pPr>
-              <w:pStyle w:val="Compact"/>
-            </w:pPr>
-            <w:r>
-              <w:rPr>
-                <w:b/>
-                <w:bCs/>
-              </w:rPr>
-              <w:t xml:space="preserve">10.0</w:t>
-            </w:r>
-          </w:p>
-        </w:tc>
-        <w:tc>
-          <w:tcPr/>
-          <w:p>
-            <w:pPr>
-              <w:pStyle w:val="Compact"/>
-            </w:pPr>
-            <w:r>
-              <w:rPr>
-                <w:b/>
-                <w:bCs/>
-              </w:rPr>
-              <w:t xml:space="preserve">Konklusjon ………………………………………………………………………………………………….8</w:t>
-            </w:r>
-          </w:p>
-        </w:tc>
-      </w:tr>
-      <w:tr>
-        <w:tc>
-          <w:tcPr/>
-          <w:p>
-            <w:pPr>
-              <w:pStyle w:val="Compact"/>
-            </w:pPr>
-            <w:r>
-              <w:rPr>
-                <w:b/>
-                <w:bCs/>
-              </w:rPr>
-              <w:t xml:space="preserve">11.0</w:t>
-            </w:r>
-          </w:p>
-        </w:tc>
-        <w:tc>
-          <w:tcPr/>
-          <w:p>
-            <w:pPr>
-              <w:pStyle w:val="Compact"/>
-            </w:pPr>
-            <w:r>
-              <w:rPr>
-                <w:b/>
-                <w:bCs/>
-              </w:rPr>
-              <w:t xml:space="preserve">Bibliografi …………………………………………………………………………………………………..8</w:t>
-            </w:r>
-          </w:p>
-        </w:tc>
-      </w:tr>
-      <w:tr>
-        <w:tc>
-          <w:tcPr/>
-          <w:p>
-            <w:pPr>
-              <w:pStyle w:val="Compact"/>
-            </w:pPr>
-            <w:r>
-              <w:rPr>
-                <w:b/>
-                <w:bCs/>
-              </w:rPr>
-              <w:t xml:space="preserve">12.0</w:t>
-            </w:r>
-          </w:p>
-        </w:tc>
-        <w:tc>
-          <w:tcPr/>
-          <w:p>
-            <w:pPr>
-              <w:pStyle w:val="Compact"/>
-            </w:pPr>
-            <w:r>
-              <w:rPr>
-                <w:b/>
-                <w:bCs/>
-              </w:rPr>
-              <w:t xml:space="preserve">Vedlegg ……………………………………………………………………………………………………….8</w:t>
-            </w:r>
-          </w:p>
-        </w:tc>
-      </w:tr>
-    </w:tbl>
-    <w:bookmarkEnd w:id="30"/>
-    <w:bookmarkStart w:id="31" w:name="innledning"/>
-    <w:p>
-      <w:pPr>
-        <w:pStyle w:val="Overskrift2"/>
-      </w:pPr>
-      <w:r>
-        <w:rPr>
-          <w:b/>
-          <w:bCs/>
-        </w:rPr>
-        <w:t xml:space="preserve">1.0 Innledning</w:t>
-      </w:r>
-    </w:p>
-    <w:p>
-      <w:pPr>
-        <w:pStyle w:val="FirstParagraph"/>
-      </w:pPr>
-      <w:r>
-        <w:t xml:space="preserve">Fortransport av slakteklar fisk fra oppdrettslokaliteter til slakteri er en sentral logistikkaktivitet i oppdrettsnæringen. Effektiv ruteplanlegging har stor betydning for transportkostnader, kjøretid, kapasitetsutnyttelse og miljøpåvirkning. Små forbedringer i rutevalg og planlegging kan gi betydelige gevinster, særlig i regioner med mange lokaliteter og varierende transportavstander. Samtidig er ruteplanlegging et komplekst beslutningsproblem som egner seg godt for kvantitative modeller og KI-støttet analyse.</w:t>
-      </w:r>
-    </w:p>
-    <w:p>
-      <w:pPr>
-        <w:pStyle w:val="BodyText"/>
-      </w:pPr>
-      <w:r>
-        <w:t xml:space="preserve">Denne oppgaven tar utgangspunkt i fortransport i én region hos Lerøy og undersøker hvordan ruteplanlegging kan modelleres og analyseres ved hjelp av kvantitative metoder. Studien er avgrenset til transport fra 7 oppdrettslokaliteter til ett slakteri og fokuserer på kostnadsminimering som beslutningskriterium.</w:t>
-      </w:r>
-    </w:p>
-    <w:bookmarkEnd w:id="31"/>
-    <w:bookmarkStart w:id="32" w:name="problemstilling"/>
-    <w:p>
-      <w:pPr>
-        <w:pStyle w:val="Overskrift2"/>
-      </w:pPr>
-      <w:r>
-        <w:rPr>
-          <w:b/>
-          <w:bCs/>
-        </w:rPr>
-        <w:t xml:space="preserve">1.1 Problemstilling</w:t>
-      </w:r>
-    </w:p>
-    <w:p>
-      <w:pPr>
-        <w:pStyle w:val="FirstParagraph"/>
-      </w:pPr>
-      <w:r>
-        <w:t xml:space="preserve">Hvordan kan kvantitative ruteplanleggingsmodeller, støttet av kunstig intelligens, bidra til mer effektiv fortransport av slakteklar fisk i én region hos Lerøy?</w:t>
-      </w:r>
-    </w:p>
-    <w:bookmarkEnd w:id="32"/>
-    <w:bookmarkStart w:id="33" w:name="forskningsspørsmål"/>
-    <w:p>
-      <w:pPr>
-        <w:pStyle w:val="Overskrift2"/>
       </w:pPr>
       <w:r>
         <w:rPr>
@@ -2551,6 +201,12 @@
         </w:rPr>
         <w:t xml:space="preserve">Forskningsspørsmål:</w:t>
       </w:r>
+      <w:r>
+        <w:t xml:space="preserve"> </w:t>
+      </w:r>
+      <w:r>
+        <w:t xml:space="preserve">1. Hvordan kan fortransporten modelleres som et ruteplanleggingsproblem (Vehicle Routing Problem) basert på tilgjengelige data om lokasjoner, avstander og transportvolumer?</w:t>
+      </w:r>
     </w:p>
     <w:p>
       <w:pPr>
@@ -2560,7 +216,7 @@
         </w:numPr>
       </w:pPr>
       <w:r>
-        <w:t xml:space="preserve">Hvordan kan fortransporten modelleres som et ruteplanleggingsproblem (Vehicle Routing Problem) basert på tilgjengelige data om lokasjoner, avstander og transportvolumer?</w:t>
+        <w:t xml:space="preserve">Hvilke ruter gir lavest samlet transportkostnad sammenlignet med en enkel referanseløsning (baseline)?</w:t>
       </w:r>
     </w:p>
     <w:p>
@@ -2571,31 +227,25 @@
         </w:numPr>
       </w:pPr>
       <w:r>
-        <w:t xml:space="preserve">Hvilke ruter gir lavest samlet transportkostnad sammenlignet med en enkel referanseløsning (baseline)?</w:t>
-      </w:r>
-    </w:p>
-    <w:p>
-      <w:pPr>
-        <w:numPr>
-          <w:ilvl w:val="0"/>
-          <w:numId w:val="1001"/>
-        </w:numPr>
-      </w:pPr>
-      <w:r>
         <w:t xml:space="preserve">Hvordan påvirkes den optimale ruten av endringer i transportvolum og antall oppdrettslokaliteter innenfor gitte rammebetingelser?</w:t>
       </w:r>
     </w:p>
-    <w:bookmarkEnd w:id="33"/>
-    <w:bookmarkStart w:id="34" w:name="avgrensinger"/>
+    <w:bookmarkEnd w:id="25"/>
+    <w:bookmarkStart w:id="26" w:name="avgrensinger"/>
     <w:p>
       <w:pPr>
         <w:pStyle w:val="Overskrift2"/>
       </w:pPr>
       <w:r>
         <w:rPr>
-          <w:b/>
-          <w:bCs/>
+          <w:rStyle w:val="SectionNumber"/>
         </w:rPr>
+        <w:t xml:space="preserve">2.3</w:t>
+      </w:r>
+      <w:r>
+        <w:tab/>
+      </w:r>
+      <w:r>
         <w:t xml:space="preserve">1.2 Avgrensinger</w:t>
       </w:r>
     </w:p>
@@ -2631,17 +281,22 @@
         <w:t xml:space="preserve">Når det gjelder løsningsmetode benytter oppgaven to komplementære tilnærminger: en eksakt MILP-formulering som gir en referanseoptimal løsning, og en greedy nearest-neighbor-heuristikk som representerer en operasjonelt enkel og transparent metode. Sammenligningen mellom de to gjør det mulig å kvantifisere heuristikkens kvalitet opp mot det matematiske optimum. Mer avanserte metaheuristikker (f.eks. tabu search, genetiske algoritmer eller læringsbaserte metoder) er utenfor prosjektets omfang.</w:t>
       </w:r>
     </w:p>
-    <w:bookmarkEnd w:id="34"/>
-    <w:bookmarkStart w:id="35" w:name="antagelser"/>
+    <w:bookmarkEnd w:id="26"/>
+    <w:bookmarkStart w:id="27" w:name="antagelser"/>
     <w:p>
       <w:pPr>
         <w:pStyle w:val="Overskrift2"/>
       </w:pPr>
       <w:r>
         <w:rPr>
-          <w:b/>
-          <w:bCs/>
+          <w:rStyle w:val="SectionNumber"/>
         </w:rPr>
+        <w:t xml:space="preserve">2.4</w:t>
+      </w:r>
+      <w:r>
+        <w:tab/>
+      </w:r>
+      <w:r>
         <w:t xml:space="preserve">1.3 Antagelser</w:t>
       </w:r>
     </w:p>
@@ -2721,18 +376,23 @@
         <w:t xml:space="preserve">ruteplanleggingsproblemet. Resultatet av denne analysen kan dermed ikke overføres til reelle operasjoner.</w:t>
       </w:r>
     </w:p>
-    <w:bookmarkEnd w:id="35"/>
-    <w:bookmarkStart w:id="36" w:name="litteratur-marte"/>
+    <w:bookmarkEnd w:id="27"/>
+    <w:bookmarkStart w:id="28" w:name="litteratur"/>
     <w:p>
       <w:pPr>
         <w:pStyle w:val="Overskrift2"/>
       </w:pPr>
       <w:r>
         <w:rPr>
-          <w:b/>
-          <w:bCs/>
+          <w:rStyle w:val="SectionNumber"/>
         </w:rPr>
-        <w:t xml:space="preserve">2.0 Litteratur (Marte)</w:t>
+        <w:t xml:space="preserve">2.5</w:t>
+      </w:r>
+      <w:r>
+        <w:tab/>
+      </w:r>
+      <w:r>
+        <w:t xml:space="preserve">2.0 Litteratur</w:t>
       </w:r>
     </w:p>
     <w:p>
@@ -2799,31 +459,41 @@
         <w:t xml:space="preserve">Samlet viser litteraturen de siste fem årene at VRP-forskningen beveger seg mot mer realistiske, sammensatte og anvendte problemstillinger. Denne rapporten forholder seg til denne utviklingen ved å modellere et kapasitets- og tidsbegrenset ruteproblem inspirert av fortransport i havbruksnæringen. Samtidig avgrenser oppgaven seg bevisst fra de mest avanserte metodene i nyere forskning, som dype læringsmodeller og komplekse metaheuristikker, og velger i stedet en enklere heuristisk tilnærming. Dette gjør analysen mindre avansert metodisk, men til gjengjeld mer transparent, etterprøvbar og godt tilpasset prosjektets omfang og formål.</w:t>
       </w:r>
     </w:p>
-    <w:bookmarkEnd w:id="36"/>
-    <w:bookmarkStart w:id="37" w:name="teori-marte"/>
+    <w:bookmarkEnd w:id="28"/>
+    <w:bookmarkStart w:id="29" w:name="teori"/>
     <w:p>
       <w:pPr>
         <w:pStyle w:val="Overskrift2"/>
       </w:pPr>
       <w:r>
         <w:rPr>
-          <w:b/>
-          <w:bCs/>
+          <w:rStyle w:val="SectionNumber"/>
         </w:rPr>
-        <w:t xml:space="preserve">3.0 Teori (Marte)</w:t>
-      </w:r>
-    </w:p>
-    <w:bookmarkEnd w:id="37"/>
-    <w:bookmarkStart w:id="38" w:name="vehicle-routing-problem-vrp"/>
+        <w:t xml:space="preserve">2.6</w:t>
+      </w:r>
+      <w:r>
+        <w:tab/>
+      </w:r>
+      <w:r>
+        <w:t xml:space="preserve">3.0 Teori</w:t>
+      </w:r>
+    </w:p>
+    <w:bookmarkEnd w:id="29"/>
+    <w:bookmarkStart w:id="30" w:name="vehicle-routing-problem-vrp"/>
     <w:p>
       <w:pPr>
         <w:pStyle w:val="Overskrift2"/>
       </w:pPr>
       <w:r>
         <w:rPr>
-          <w:b/>
-          <w:bCs/>
+          <w:rStyle w:val="SectionNumber"/>
         </w:rPr>
+        <w:t xml:space="preserve">2.7</w:t>
+      </w:r>
+      <w:r>
+        <w:tab/>
+      </w:r>
+      <w:r>
         <w:t xml:space="preserve">3.1 Vehicle Routing Problem (VRP)</w:t>
       </w:r>
     </w:p>
@@ -2867,17 +537,22 @@
         <w:t xml:space="preserve">7</w:t>
       </w:r>
     </w:p>
-    <w:bookmarkEnd w:id="38"/>
-    <w:bookmarkStart w:id="39" w:name="vrp-med-tidsvinduer-vrptw"/>
+    <w:bookmarkEnd w:id="30"/>
+    <w:bookmarkStart w:id="31" w:name="vrp-med-tidsvinduer-vrptw"/>
     <w:p>
       <w:pPr>
         <w:pStyle w:val="Overskrift2"/>
       </w:pPr>
       <w:r>
         <w:rPr>
-          <w:b/>
-          <w:bCs/>
+          <w:rStyle w:val="SectionNumber"/>
         </w:rPr>
+        <w:t xml:space="preserve">2.8</w:t>
+      </w:r>
+      <w:r>
+        <w:tab/>
+      </w:r>
+      <w:r>
         <w:t xml:space="preserve">3.2 VRP med tidsvinduer (VRPTW)</w:t>
       </w:r>
     </w:p>
@@ -2946,17 +621,22 @@
         <w:t xml:space="preserve">tidsmessig gjennomførbarhet</w:t>
       </w:r>
     </w:p>
-    <w:bookmarkEnd w:id="39"/>
-    <w:bookmarkStart w:id="40" w:name="eksakte-metoder-og-heuristikker"/>
+    <w:bookmarkEnd w:id="31"/>
+    <w:bookmarkStart w:id="32" w:name="eksakte-metoder-og-heuristikker"/>
     <w:p>
       <w:pPr>
         <w:pStyle w:val="Overskrift2"/>
       </w:pPr>
       <w:r>
         <w:rPr>
-          <w:b/>
-          <w:bCs/>
+          <w:rStyle w:val="SectionNumber"/>
         </w:rPr>
+        <w:t xml:space="preserve">2.9</w:t>
+      </w:r>
+      <w:r>
+        <w:tab/>
+      </w:r>
+      <w:r>
         <w:t xml:space="preserve">3.3 Eksakte metoder og heuristikker</w:t>
       </w:r>
     </w:p>
@@ -3057,17 +737,22 @@
         <w:t xml:space="preserve">løsning innenfor gitte rammebetingelser.</w:t>
       </w:r>
     </w:p>
-    <w:bookmarkEnd w:id="40"/>
-    <w:bookmarkStart w:id="41" w:name="greedy-heuristikk-og-nearest-neighbor"/>
+    <w:bookmarkEnd w:id="32"/>
+    <w:bookmarkStart w:id="33" w:name="greedy-heuristikk-og-nearest-neighbor"/>
     <w:p>
       <w:pPr>
         <w:pStyle w:val="Overskrift2"/>
       </w:pPr>
       <w:r>
         <w:rPr>
-          <w:b/>
-          <w:bCs/>
+          <w:rStyle w:val="SectionNumber"/>
         </w:rPr>
+        <w:t xml:space="preserve">2.10</w:t>
+      </w:r>
+      <w:r>
+        <w:tab/>
+      </w:r>
+      <w:r>
         <w:t xml:space="preserve">3.4 Greedy heuristikk og nearest neighbor</w:t>
       </w:r>
     </w:p>
@@ -3168,17 +853,22 @@
         <w:t xml:space="preserve">I denne oppgaven benyttes en greedy nearest neighbor-heuristikk kombinert med kapasitets- og tidsrestriksjoner. Dette representerer en balansert tilnærming mellom modellens kompleksitet og praktisk anvendbarhet.</w:t>
       </w:r>
     </w:p>
-    <w:bookmarkEnd w:id="41"/>
-    <w:bookmarkStart w:id="42" w:name="kunstig-intelligens-i-ruteplanlegging"/>
+    <w:bookmarkEnd w:id="33"/>
+    <w:bookmarkStart w:id="34" w:name="kunstig-intelligens-i-ruteplanlegging"/>
     <w:p>
       <w:pPr>
         <w:pStyle w:val="Overskrift2"/>
       </w:pPr>
       <w:r>
         <w:rPr>
-          <w:b/>
-          <w:bCs/>
+          <w:rStyle w:val="SectionNumber"/>
         </w:rPr>
+        <w:t xml:space="preserve">2.11</w:t>
+      </w:r>
+      <w:r>
+        <w:tab/>
+      </w:r>
+      <w:r>
         <w:t xml:space="preserve">3.5 Kunstig intelligens i ruteplanlegging</w:t>
       </w:r>
     </w:p>
@@ -3309,17 +999,22 @@
         <w:t xml:space="preserve">9</w:t>
       </w:r>
     </w:p>
-    <w:bookmarkEnd w:id="42"/>
-    <w:bookmarkStart w:id="43" w:name="X2bc1938783dcd62cca083ec24d38d72387c239e"/>
+    <w:bookmarkEnd w:id="34"/>
+    <w:bookmarkStart w:id="35" w:name="X2bc1938783dcd62cca083ec24d38d72387c239e"/>
     <w:p>
       <w:pPr>
         <w:pStyle w:val="Overskrift2"/>
       </w:pPr>
       <w:r>
         <w:rPr>
-          <w:b/>
-          <w:bCs/>
+          <w:rStyle w:val="SectionNumber"/>
         </w:rPr>
+        <w:t xml:space="preserve">2.12</w:t>
+      </w:r>
+      <w:r>
+        <w:tab/>
+      </w:r>
+      <w:r>
         <w:t xml:space="preserve">3.6 Oppsummering og kobling til problemstilling</w:t>
       </w:r>
     </w:p>
@@ -3339,17 +1034,22 @@
         <w:t xml:space="preserve">Samtidig understrekes det at heuristiske metoder fortsatt er avgjørende for å løse slike problemer i praksis, særlig når beregningstid og implementerbarhet er viktige faktorer. Denne oppgaven bygger på disse prinsippene ved å modellere fortransport som et kapasitets- og tidsbegrenset ruteproblem, løst ved hjelp av en greedy heuristikk. Valget av metode er i tråd med både klassisk teori og nyere forskning, og reflekterer en bevisst avveining mellom modellens realisme, kompleksitet og anvendbarhet.</w:t>
       </w:r>
     </w:p>
-    <w:bookmarkEnd w:id="43"/>
-    <w:bookmarkStart w:id="44" w:name="casebeskrivelse"/>
+    <w:bookmarkEnd w:id="35"/>
+    <w:bookmarkStart w:id="36" w:name="casebeskrivelse"/>
     <w:p>
       <w:pPr>
         <w:pStyle w:val="Overskrift2"/>
       </w:pPr>
       <w:r>
         <w:rPr>
-          <w:b/>
-          <w:bCs/>
+          <w:rStyle w:val="SectionNumber"/>
         </w:rPr>
+        <w:t xml:space="preserve">2.13</w:t>
+      </w:r>
+      <w:r>
+        <w:tab/>
+      </w:r>
+      <w:r>
         <w:t xml:space="preserve">4.0 Casebeskrivelse</w:t>
       </w:r>
     </w:p>
@@ -3393,45 +1093,60 @@
         <w:t xml:space="preserve">Kombinasjonen av geografisk spredte lokaliteter, kapasitetsbegrensninger og tidsvinduer gjør caset godt egnet for modellering som et ruteplanleggingsproblem med tidsvinduer (VRPTW). Problemet er tilstrekkelig komplekst til å gi analytisk interesse, men samtidig avgrenset nok til å gi oversiktlige og etterprøvbare resultater innenfor oppgavens rammer. I denne rapporten benyttes et syntetisk datasett utviklet for analyseformål, mens Lerøy Seafood Group fungerer som casegrunnlag for problemstillingen.</w:t>
       </w:r>
     </w:p>
-    <w:bookmarkEnd w:id="44"/>
-    <w:bookmarkStart w:id="45" w:name="metode-og-data"/>
+    <w:bookmarkEnd w:id="36"/>
+    <w:bookmarkStart w:id="37" w:name="metode-og-data"/>
     <w:p>
       <w:pPr>
         <w:pStyle w:val="Overskrift2"/>
       </w:pPr>
       <w:r>
         <w:rPr>
-          <w:b/>
-          <w:bCs/>
+          <w:rStyle w:val="SectionNumber"/>
         </w:rPr>
+        <w:t xml:space="preserve">2.14</w:t>
+      </w:r>
+      <w:r>
+        <w:tab/>
+      </w:r>
+      <w:r>
         <w:t xml:space="preserve">5.0 Metode og data</w:t>
       </w:r>
     </w:p>
-    <w:bookmarkEnd w:id="45"/>
-    <w:bookmarkStart w:id="46" w:name="metode"/>
+    <w:bookmarkEnd w:id="37"/>
+    <w:bookmarkStart w:id="38" w:name="metode"/>
     <w:p>
       <w:pPr>
         <w:pStyle w:val="Overskrift2"/>
       </w:pPr>
       <w:r>
         <w:rPr>
-          <w:b/>
-          <w:bCs/>
+          <w:rStyle w:val="SectionNumber"/>
         </w:rPr>
+        <w:t xml:space="preserve">2.15</w:t>
+      </w:r>
+      <w:r>
+        <w:tab/>
+      </w:r>
+      <w:r>
         <w:t xml:space="preserve">5.1 Metode</w:t>
       </w:r>
     </w:p>
-    <w:bookmarkEnd w:id="46"/>
-    <w:bookmarkStart w:id="47" w:name="datagrunnlag"/>
+    <w:bookmarkEnd w:id="38"/>
+    <w:bookmarkStart w:id="39" w:name="datagrunnlag"/>
     <w:p>
       <w:pPr>
         <w:pStyle w:val="Overskrift2"/>
       </w:pPr>
       <w:r>
         <w:rPr>
-          <w:b/>
-          <w:bCs/>
+          <w:rStyle w:val="SectionNumber"/>
         </w:rPr>
+        <w:t xml:space="preserve">2.16</w:t>
+      </w:r>
+      <w:r>
+        <w:tab/>
+      </w:r>
+      <w:r>
         <w:t xml:space="preserve">5.1.1 Datagrunnlag</w:t>
       </w:r>
     </w:p>
@@ -3459,17 +1174,22 @@
         <w:t xml:space="preserve">Bruken av syntetiske data gjør det mulig å utvikle og teste modellen i en kontrollert case, samtidig som dataene er tilstrekkelig realistiske til å belyse logistiske utfordringer knyttet til transport, kapasitet og tidsstyring.</w:t>
       </w:r>
     </w:p>
-    <w:bookmarkEnd w:id="47"/>
-    <w:bookmarkStart w:id="48" w:name="lokasjoner-og-koordinater"/>
+    <w:bookmarkEnd w:id="39"/>
+    <w:bookmarkStart w:id="40" w:name="lokasjoner-og-koordinater"/>
     <w:p>
       <w:pPr>
         <w:pStyle w:val="Overskrift2"/>
       </w:pPr>
       <w:r>
         <w:rPr>
-          <w:b/>
-          <w:bCs/>
+          <w:rStyle w:val="SectionNumber"/>
         </w:rPr>
+        <w:t xml:space="preserve">2.17</w:t>
+      </w:r>
+      <w:r>
+        <w:tab/>
+      </w:r>
+      <w:r>
         <w:t xml:space="preserve">5.1.2 Lokasjoner og koordinater</w:t>
       </w:r>
     </w:p>
@@ -3975,18 +1695,295 @@
         <w:t xml:space="preserve">Koordinatene er oppgitt i et todimensjonalt koordinatsystem og brukes som grunnlag for beregning av avstander mellom lokasjonene.</w:t>
       </w:r>
     </w:p>
+    <w:bookmarkEnd w:id="40"/>
+    <w:bookmarkStart w:id="41" w:name="avstandsmetode"/>
+    <w:p>
+      <w:pPr>
+        <w:pStyle w:val="Overskrift2"/>
+      </w:pPr>
+      <w:r>
+        <w:rPr>
+          <w:rStyle w:val="SectionNumber"/>
+        </w:rPr>
+        <w:t xml:space="preserve">2.18</w:t>
+      </w:r>
+      <w:r>
+        <w:tab/>
+      </w:r>
+      <w:r>
+        <w:t xml:space="preserve">5.1.3 Avstandsmetode</w:t>
+      </w:r>
+    </w:p>
+    <w:p>
+      <w:pPr>
+        <w:pStyle w:val="FirstParagraph"/>
+      </w:pPr>
+      <w:r>
+        <w:t xml:space="preserve">Avstandene mellom slakteriet og lokalitetene ble beregnet som luftlinjeavstander basert på oppgitte x- og y-koordinater. Det ble brukt euklidsk avstand, som betyr den rette linjen mellom to punkter i et koordinatsystem. Dette er en vanlig og enkel forenkling i ruteplanleggingsmodeller når faktiske veidata ikke er tilgjengelige.</w:t>
+      </w:r>
+    </w:p>
+    <w:p>
+      <w:pPr>
+        <w:pStyle w:val="BodyText"/>
+      </w:pPr>
+      <w:r>
+        <w:t xml:space="preserve">I prosjektet forutsettes det at én enhet i koordinatsystemet tilsvarer én kilometer. Avstandene brukes videre som grunnlag for beregning av transportkostnader og som input til den heuristiske modellen.</w:t>
+      </w:r>
+    </w:p>
+    <w:bookmarkEnd w:id="41"/>
+    <w:bookmarkStart w:id="42" w:name="avstandsmatrise"/>
+    <w:p>
+      <w:pPr>
+        <w:pStyle w:val="Overskrift2"/>
+      </w:pPr>
+      <w:r>
+        <w:rPr>
+          <w:rStyle w:val="SectionNumber"/>
+        </w:rPr>
+        <w:t xml:space="preserve">2.19</w:t>
+      </w:r>
+      <w:r>
+        <w:tab/>
+      </w:r>
+      <w:r>
+        <w:t xml:space="preserve">5.1.4 Avstandsmatrise</w:t>
+      </w:r>
+    </w:p>
+    <w:p>
+      <w:pPr>
+        <w:pStyle w:val="FirstParagraph"/>
+      </w:pPr>
+      <w:r>
+        <w:t xml:space="preserve">På bakgrunn av koordinatene ble det utarbeidet en avstandsmatrise som viser avstanden mellom alle lokasjoner i caset. Matrisen er symmetrisk, noe som betyr at avstanden fra node A til node B er den samme som fra node B til node A. Diagonalen i matrisen er lik 0, siden avstanden fra en lokasjon til seg selv er null.</w:t>
+      </w:r>
+    </w:p>
+    <w:p>
+      <w:pPr>
+        <w:pStyle w:val="BodyText"/>
+      </w:pPr>
+      <w:r>
+        <w:t xml:space="preserve">Avstandsmatrisen brukes i modellen for å beregne total kjørelengde og sammenligne alternative ruter. Full avstandsmatrise er lagt ved i vedlegg A.</w:t>
+      </w:r>
+    </w:p>
+    <w:p>
+      <w:pPr>
+        <w:pStyle w:val="BodyText"/>
+      </w:pPr>
+      <w:r>
+        <w:t xml:space="preserve">12</w:t>
+      </w:r>
+    </w:p>
+    <w:bookmarkEnd w:id="42"/>
+    <w:bookmarkStart w:id="43" w:name="tidsmatrise"/>
+    <w:p>
+      <w:pPr>
+        <w:pStyle w:val="Overskrift2"/>
+      </w:pPr>
+      <w:r>
+        <w:rPr>
+          <w:rStyle w:val="SectionNumber"/>
+        </w:rPr>
+        <w:t xml:space="preserve">2.20</w:t>
+      </w:r>
+      <w:r>
+        <w:tab/>
+      </w:r>
+      <w:r>
+        <w:t xml:space="preserve">5.1.5 Tidsmatrise</w:t>
+      </w:r>
+    </w:p>
+    <w:p>
+      <w:pPr>
+        <w:pStyle w:val="FirstParagraph"/>
+      </w:pPr>
+      <w:r>
+        <w:t xml:space="preserve">I tillegg til avstandsmatrisen ble det etablert en tidsmatrise. Tidsmatrisen er avledet fra avstandene og angir reisetid mellom lokasjonene i minutter. I dette prosjektet er tidsmatrisen basert på en forenkling der avstandene er omgjort til hele minutter.</w:t>
+      </w:r>
+    </w:p>
+    <w:p>
+      <w:pPr>
+        <w:pStyle w:val="BodyText"/>
+      </w:pPr>
+      <w:r>
+        <w:t xml:space="preserve">Tidsmatrisen brukes i modellen for å kontrollere om en rute er gjennomførbar innenfor gitte tidsvinduer, og om kjøretøyet rekker å returnere til depot innen maksimal tillatt tid. Full tidsmatrise er lagt ved i vedlegg B.</w:t>
+      </w:r>
+    </w:p>
+    <w:bookmarkEnd w:id="43"/>
+    <w:bookmarkStart w:id="44" w:name="validering-av-avstander"/>
+    <w:p>
+      <w:pPr>
+        <w:pStyle w:val="Overskrift2"/>
+      </w:pPr>
+      <w:r>
+        <w:rPr>
+          <w:rStyle w:val="SectionNumber"/>
+        </w:rPr>
+        <w:t xml:space="preserve">2.21</w:t>
+      </w:r>
+      <w:r>
+        <w:tab/>
+      </w:r>
+      <w:r>
+        <w:t xml:space="preserve">5.1.6 Validering av avstander</w:t>
+      </w:r>
+    </w:p>
+    <w:p>
+      <w:pPr>
+        <w:pStyle w:val="FirstParagraph"/>
+      </w:pPr>
+      <w:r>
+        <w:t xml:space="preserve">For å sikre at avstandsmatrisen var korrekt, ble beregningene kontrollert på flere måter. For det første ble det kontrollert at diagonalen i matrisen er lik 0, og at matrisen er symmetrisk. For det andre ble utvalgte avstander kontrollregnet manuelt ved bruk av formelen for euklidsk avstand.</w:t>
+      </w:r>
+    </w:p>
+    <w:p>
+      <w:pPr>
+        <w:pStyle w:val="BodyText"/>
+      </w:pPr>
+      <w:r>
+        <w:t xml:space="preserve">Det var i utgangspunktet ønskelig å sammenligne avstandene med kart, men dette ble ikke gjennomført direkte. Årsaken er at prosjektet benytter syntetiske koordinater og ikke reelle geografiske lokasjoner eller veinett. En direkte sammenligning med faktiske kartdata ville derfor ikke vært faglig presis. I stedet er den valgte avstandsmetoden vurdert som en hensiktsmessig og konsistent forenkling for analyseformålet.</w:t>
+      </w:r>
+    </w:p>
+    <w:bookmarkEnd w:id="44"/>
+    <w:bookmarkStart w:id="45" w:name="øvrige-inputdata"/>
+    <w:p>
+      <w:pPr>
+        <w:pStyle w:val="Overskrift2"/>
+      </w:pPr>
+      <w:r>
+        <w:rPr>
+          <w:rStyle w:val="SectionNumber"/>
+        </w:rPr>
+        <w:t xml:space="preserve">2.22</w:t>
+      </w:r>
+      <w:r>
+        <w:tab/>
+      </w:r>
+      <w:r>
+        <w:t xml:space="preserve">5.1.7 Øvrige inputdata</w:t>
+      </w:r>
+    </w:p>
+    <w:p>
+      <w:pPr>
+        <w:pStyle w:val="FirstParagraph"/>
+      </w:pPr>
+      <w:r>
+        <w:t xml:space="preserve">Modellen bygger også på flere andre inputdata enn koordinater og avstander. For hver lokalitet er det definert etterspørsel, lastetid og tidsvindu. Kjøretøykapasiteten er satt til 180 enheter. Samlet etterspørsel i datasettet er større enn kapasiteten til ett kjøretøy, noe som gjør det nødvendig å analysere flere ruter og flere biler.</w:t>
+      </w:r>
+    </w:p>
+    <w:p>
+      <w:pPr>
+        <w:pStyle w:val="BodyText"/>
+      </w:pPr>
+      <w:r>
+        <w:t xml:space="preserve">Disse inputdataene er sentrale fordi de påvirker hvilke ruter som er mulige å gjennomføre. Selv om en rute kan være kort i avstand, kan den være urealistisk dersom kapasiteten overskrides eller tidsvinduene ikke kan overholdes.</w:t>
+      </w:r>
+    </w:p>
+    <w:p>
+      <w:pPr>
+        <w:pStyle w:val="BodyText"/>
+      </w:pPr>
+      <w:r>
+        <w:t xml:space="preserve">13</w:t>
+      </w:r>
+    </w:p>
+    <w:bookmarkEnd w:id="45"/>
+    <w:bookmarkStart w:id="46" w:name="data"/>
+    <w:p>
+      <w:pPr>
+        <w:pStyle w:val="Overskrift2"/>
+      </w:pPr>
+      <w:r>
+        <w:rPr>
+          <w:rStyle w:val="SectionNumber"/>
+        </w:rPr>
+        <w:t xml:space="preserve">2.23</w:t>
+      </w:r>
+      <w:r>
+        <w:tab/>
+      </w:r>
+      <w:r>
+        <w:t xml:space="preserve">5.2 Data</w:t>
+      </w:r>
+    </w:p>
+    <w:bookmarkEnd w:id="46"/>
+    <w:bookmarkStart w:id="47" w:name="identifisere-lokasjoner"/>
+    <w:p>
+      <w:pPr>
+        <w:pStyle w:val="Overskrift2"/>
+      </w:pPr>
+      <w:r>
+        <w:rPr>
+          <w:rStyle w:val="SectionNumber"/>
+        </w:rPr>
+        <w:t xml:space="preserve">2.24</w:t>
+      </w:r>
+      <w:r>
+        <w:tab/>
+      </w:r>
+      <w:r>
+        <w:t xml:space="preserve">5.2.1 Identifisere lokasjoner</w:t>
+      </w:r>
+    </w:p>
+    <w:p>
+      <w:pPr>
+        <w:pStyle w:val="FirstParagraph"/>
+      </w:pPr>
+      <w:r>
+        <w:t xml:space="preserve">Som grunnlag for modellutviklingen ble det først gjennomført en systematisk identifisering av relevante lokasjoner i transportnettverket. Dette omfatter både oppdrettslokaliteter og slakteri, som til sammen utgjør nodene i modellen. Utvalget av lokasjoner er gjort med hensikt å representere et realistisk, men avgrenset transportproblem, tilpasset prosjektets omfang og tilgjengelige ressurser.</w:t>
+      </w:r>
+    </w:p>
+    <w:bookmarkEnd w:id="47"/>
+    <w:bookmarkStart w:id="48" w:name="velge-region"/>
+    <w:p>
+      <w:pPr>
+        <w:pStyle w:val="Overskrift2"/>
+      </w:pPr>
+      <w:r>
+        <w:rPr>
+          <w:rStyle w:val="SectionNumber"/>
+        </w:rPr>
+        <w:t xml:space="preserve">2.25</w:t>
+      </w:r>
+      <w:r>
+        <w:tab/>
+      </w:r>
+      <w:r>
+        <w:t xml:space="preserve">5.2.2 Velge region</w:t>
+      </w:r>
+    </w:p>
+    <w:p>
+      <w:pPr>
+        <w:pStyle w:val="FirstParagraph"/>
+      </w:pPr>
+      <w:r>
+        <w:t xml:space="preserve">Datasettet representerer ikke en spesifikk geografisk region, men er konstruert for å etterligne realistiske transportforhold i havbruksnæringen. Avstander og lokasjonsstruktur er valgt slik at lokalitetene gir variasjon i rutevalg og transportavstander innenfor et plausibelt geografisk område.</w:t>
+      </w:r>
+    </w:p>
+    <w:p>
+      <w:pPr>
+        <w:pStyle w:val="BodyText"/>
+      </w:pPr>
+      <w:r>
+        <w:t xml:space="preserve">Denne tilnærmingen gir fleksibilitet i modellutviklingen og kontroll over sentrale variabler, men kan påvirke overførbarheten til reelle geografiske forhold.</w:t>
+      </w:r>
+    </w:p>
     <w:bookmarkEnd w:id="48"/>
-    <w:bookmarkStart w:id="49" w:name="avstandsmetode"/>
+    <w:bookmarkStart w:id="49" w:name="identifisere-oppdrettslokaliteter"/>
     <w:p>
       <w:pPr>
         <w:pStyle w:val="Overskrift2"/>
       </w:pPr>
       <w:r>
         <w:rPr>
-          <w:b/>
-          <w:bCs/>
+          <w:rStyle w:val="SectionNumber"/>
         </w:rPr>
-        <w:t xml:space="preserve">5.1.3 Avstandsmetode</w:t>
+        <w:t xml:space="preserve">2.26</w:t>
+      </w:r>
+      <w:r>
+        <w:tab/>
+      </w:r>
+      <w:r>
+        <w:t xml:space="preserve">5.2.3 Identifisere oppdrettslokaliteter</w:t>
       </w:r>
     </w:p>
     <w:p>
@@ -3994,7 +1991,7 @@
         <w:pStyle w:val="FirstParagraph"/>
       </w:pPr>
       <w:r>
-        <w:t xml:space="preserve">Avstandene mellom slakteriet og lokalitetene ble beregnet som luftlinjeavstander basert på oppgitte x- og y-koordinater. Det ble brukt euklidsk avstand, som betyr den rette linjen mellom to punkter i et koordinatsystem. Dette er en vanlig og enkel forenkling i ruteplanleggingsmodeller når faktiske veidata ikke er tilgjengelige.</w:t>
+        <w:t xml:space="preserve">Totalt inngår syv oppdrettslokaliteter i modellen, i tråd med prosjektets avgrensning. Hver lokalitet fungerer som en node med tilhørende transportbehov og tidsvindu.</w:t>
       </w:r>
     </w:p>
     <w:p>
@@ -4002,21 +1999,34 @@
         <w:pStyle w:val="BodyText"/>
       </w:pPr>
       <w:r>
-        <w:t xml:space="preserve">I prosjektet forutsettes det at én enhet i koordinatsystemet tilsvarer én kilometer. Avstandene brukes videre som grunnlag for beregning av transportkostnader og som input til den heuristiske modellen.</w:t>
+        <w:t xml:space="preserve">Ved generering av lokalitetene er det lagt vekt på geografisk spredning, slik at datasettet gir variasjon i avstander og rutevalg. Dette balanserer realisme og gjennomførbarhet, og skaper et analytisk interessant ruteplanleggingsproblem.</w:t>
+      </w:r>
+    </w:p>
+    <w:p>
+      <w:pPr>
+        <w:pStyle w:val="BodyText"/>
+      </w:pPr>
+      <w:r>
+        <w:t xml:space="preserve">14</w:t>
       </w:r>
     </w:p>
     <w:bookmarkEnd w:id="49"/>
-    <w:bookmarkStart w:id="50" w:name="avstandsmatrise"/>
+    <w:bookmarkStart w:id="50" w:name="identifisere-slakteri"/>
     <w:p>
       <w:pPr>
         <w:pStyle w:val="Overskrift2"/>
       </w:pPr>
       <w:r>
         <w:rPr>
-          <w:b/>
-          <w:bCs/>
+          <w:rStyle w:val="SectionNumber"/>
         </w:rPr>
-        <w:t xml:space="preserve">5.1.4 Avstandsmatrise</w:t>
+        <w:t xml:space="preserve">2.27</w:t>
+      </w:r>
+      <w:r>
+        <w:tab/>
+      </w:r>
+      <w:r>
+        <w:t xml:space="preserve">5.2.4 Identifisere slakteri</w:t>
       </w:r>
     </w:p>
     <w:p>
@@ -4024,7 +2034,7 @@
         <w:pStyle w:val="FirstParagraph"/>
       </w:pPr>
       <w:r>
-        <w:t xml:space="preserve">På bakgrunn av koordinatene ble det utarbeidet en avstandsmatrise som viser avstanden mellom alle lokasjoner i caset. Matrisen er symmetrisk, noe som betyr at avstanden fra node A til node B er den samme som fra node B til node A. Diagonalen i matrisen er lik 0, siden avstanden fra en lokasjon til seg selv er null.</w:t>
+        <w:t xml:space="preserve">Slakteriet i modellen er også syntetisk generert og representerer et sentralt mottakspunkt for transporten.</w:t>
       </w:r>
     </w:p>
     <w:p>
@@ -4032,7 +2042,7 @@
         <w:pStyle w:val="BodyText"/>
       </w:pPr>
       <w:r>
-        <w:t xml:space="preserve">Avstandsmatrisen brukes i modellen for å beregne total kjørelengde og sammenligne alternative ruter. Full avstandsmatrise er lagt ved i vedlegg A.</w:t>
+        <w:t xml:space="preserve">Slakteriet fungerer som depot i modellen, hvor alle ruter starter og avsluttes. Dette er i tråd med standard antagelser i Vehicle Routing Problem (VRP).</w:t>
       </w:r>
     </w:p>
     <w:p>
@@ -4040,21 +2050,26 @@
         <w:pStyle w:val="BodyText"/>
       </w:pPr>
       <w:r>
-        <w:t xml:space="preserve">12</w:t>
+        <w:t xml:space="preserve">Valget av ett slakteri bidrar til å forenkle modellstrukturen, samtidig som det gir et realistisk utgangspunkt for analyse av transport mellom oppdrettslokaliteter og mottaksanlegg.</w:t>
       </w:r>
     </w:p>
     <w:bookmarkEnd w:id="50"/>
-    <w:bookmarkStart w:id="51" w:name="tidsmatrise"/>
+    <w:bookmarkStart w:id="51" w:name="finne-koordinater"/>
     <w:p>
       <w:pPr>
         <w:pStyle w:val="Overskrift2"/>
       </w:pPr>
       <w:r>
         <w:rPr>
-          <w:b/>
-          <w:bCs/>
+          <w:rStyle w:val="SectionNumber"/>
         </w:rPr>
-        <w:t xml:space="preserve">5.1.5 Tidsmatrise</w:t>
+        <w:t xml:space="preserve">2.28</w:t>
+      </w:r>
+      <w:r>
+        <w:tab/>
+      </w:r>
+      <w:r>
+        <w:t xml:space="preserve">5.2.5 Finne koordinater</w:t>
       </w:r>
     </w:p>
     <w:p>
@@ -4062,7 +2077,34 @@
         <w:pStyle w:val="FirstParagraph"/>
       </w:pPr>
       <w:r>
-        <w:t xml:space="preserve">I tillegg til avstandsmatrisen ble det etablert en tidsmatrise. Tidsmatrisen er avledet fra avstandene og angir reisetid mellom lokasjonene i minutter. I dette prosjektet er tidsmatrisen basert på en forenkling der avstandene er omgjort til hele minutter.</w:t>
+        <w:t xml:space="preserve">For hver node i datasettet er det definert x- og y-koordinater i et todimensjonalt koordinatsystem (se tabell i 5.1.2). Koordinatene er syntetisk generert og utgjør grunnlaget for beregning av avstander mellom alle noder i modellen.</w:t>
+      </w:r>
+    </w:p>
+    <w:bookmarkEnd w:id="51"/>
+    <w:bookmarkStart w:id="52" w:name="kontrollere-lokasjoner"/>
+    <w:p>
+      <w:pPr>
+        <w:pStyle w:val="Overskrift2"/>
+      </w:pPr>
+      <w:r>
+        <w:rPr>
+          <w:rStyle w:val="SectionNumber"/>
+        </w:rPr>
+        <w:t xml:space="preserve">2.29</w:t>
+      </w:r>
+      <w:r>
+        <w:tab/>
+      </w:r>
+      <w:r>
+        <w:t xml:space="preserve">5.2.6 Kontrollere lokasjoner</w:t>
+      </w:r>
+    </w:p>
+    <w:p>
+      <w:pPr>
+        <w:pStyle w:val="FirstParagraph"/>
+      </w:pPr>
+      <w:r>
+        <w:t xml:space="preserve">For å sikre konsistens i datasettet ble lokasjonene kontrollert med hensyn til innbyrdes plassering og avstander.</w:t>
       </w:r>
     </w:p>
     <w:p>
@@ -4070,290 +2112,33 @@
         <w:pStyle w:val="BodyText"/>
       </w:pPr>
       <w:r>
-        <w:t xml:space="preserve">Tidsmatrisen brukes i modellen for å kontrollere om en rute er gjennomførbar innenfor gitte tidsvinduer, og om kjøretøyet rekker å returnere til depot innen maksimal tillatt tid. Full tidsmatrise er lagt ved i vedlegg B.</w:t>
-      </w:r>
-    </w:p>
-    <w:bookmarkEnd w:id="51"/>
-    <w:bookmarkStart w:id="52" w:name="validering-av-avstander"/>
+        <w:t xml:space="preserve">15</w:t>
+      </w:r>
+    </w:p>
+    <w:p>
+      <w:pPr>
+        <w:pStyle w:val="BodyText"/>
+      </w:pPr>
+      <w:r>
+        <w:t xml:space="preserve">Koordinatene er vurdert slik at de gir realistiske avstander mellom lokalitetene, og ingen lokasjoner er plassert på en måte som skaper urealistiske transportforhold. Kontrollen bidrar til å sikre at modellen opererer på et troverdig grunnlag.</w:t>
+      </w:r>
+    </w:p>
+    <w:bookmarkEnd w:id="52"/>
+    <w:bookmarkStart w:id="53" w:name="strukturere-datasett"/>
     <w:p>
       <w:pPr>
         <w:pStyle w:val="Overskrift2"/>
       </w:pPr>
       <w:r>
         <w:rPr>
-          <w:b/>
-          <w:bCs/>
+          <w:rStyle w:val="SectionNumber"/>
         </w:rPr>
-        <w:t xml:space="preserve">5.1.6 Validering av avstander</w:t>
-      </w:r>
-    </w:p>
-    <w:p>
-      <w:pPr>
-        <w:pStyle w:val="FirstParagraph"/>
-      </w:pPr>
-      <w:r>
-        <w:t xml:space="preserve">For å sikre at avstandsmatrisen var korrekt, ble beregningene kontrollert på flere måter. For det første ble det kontrollert at diagonalen i matrisen er lik 0, og at matrisen er symmetrisk. For det andre ble utvalgte avstander kontrollregnet manuelt ved bruk av formelen for euklidsk avstand.</w:t>
-      </w:r>
-    </w:p>
-    <w:p>
-      <w:pPr>
-        <w:pStyle w:val="BodyText"/>
-      </w:pPr>
-      <w:r>
-        <w:t xml:space="preserve">Det var i utgangspunktet ønskelig å sammenligne avstandene med kart, men dette ble ikke gjennomført direkte. Årsaken er at prosjektet benytter syntetiske koordinater og ikke reelle geografiske lokasjoner eller veinett. En direkte sammenligning med faktiske kartdata ville derfor ikke vært faglig presis. I stedet er den valgte avstandsmetoden vurdert som en hensiktsmessig og konsistent forenkling for analyseformålet.</w:t>
-      </w:r>
-    </w:p>
-    <w:bookmarkEnd w:id="52"/>
-    <w:bookmarkStart w:id="53" w:name="øvrige-inputdata"/>
-    <w:p>
-      <w:pPr>
-        <w:pStyle w:val="Overskrift2"/>
-      </w:pPr>
-      <w:r>
-        <w:rPr>
-          <w:b/>
-          <w:bCs/>
-        </w:rPr>
-        <w:t xml:space="preserve">5.1.7 Øvrige inputdata</w:t>
-      </w:r>
-    </w:p>
-    <w:p>
-      <w:pPr>
-        <w:pStyle w:val="FirstParagraph"/>
-      </w:pPr>
-      <w:r>
-        <w:t xml:space="preserve">Modellen bygger også på flere andre inputdata enn koordinater og avstander. For hver lokalitet er det definert etterspørsel, lastetid og tidsvindu. Kjøretøykapasiteten er satt til 180 enheter. Samlet etterspørsel i datasettet er større enn kapasiteten til ett kjøretøy, noe som gjør det nødvendig å analysere flere ruter og flere biler.</w:t>
-      </w:r>
-    </w:p>
-    <w:p>
-      <w:pPr>
-        <w:pStyle w:val="BodyText"/>
-      </w:pPr>
-      <w:r>
-        <w:t xml:space="preserve">Disse inputdataene er sentrale fordi de påvirker hvilke ruter som er mulige å gjennomføre. Selv om en rute kan være kort i avstand, kan den være urealistisk dersom kapasiteten overskrides eller tidsvinduene ikke kan overholdes.</w:t>
-      </w:r>
-    </w:p>
-    <w:p>
-      <w:pPr>
-        <w:pStyle w:val="BodyText"/>
-      </w:pPr>
-      <w:r>
-        <w:t xml:space="preserve">13</w:t>
-      </w:r>
-    </w:p>
-    <w:bookmarkEnd w:id="53"/>
-    <w:bookmarkStart w:id="54" w:name="data"/>
-    <w:p>
-      <w:pPr>
-        <w:pStyle w:val="Overskrift2"/>
-      </w:pPr>
-      <w:r>
-        <w:rPr>
-          <w:b/>
-          <w:bCs/>
-        </w:rPr>
-        <w:t xml:space="preserve">5.2 Data</w:t>
-      </w:r>
-    </w:p>
-    <w:bookmarkEnd w:id="54"/>
-    <w:bookmarkStart w:id="55" w:name="identifisere-lokasjoner"/>
-    <w:p>
-      <w:pPr>
-        <w:pStyle w:val="Overskrift2"/>
-      </w:pPr>
-      <w:r>
-        <w:rPr>
-          <w:b/>
-          <w:bCs/>
-        </w:rPr>
-        <w:t xml:space="preserve">5.2.1 Identifisere lokasjoner</w:t>
-      </w:r>
-    </w:p>
-    <w:p>
-      <w:pPr>
-        <w:pStyle w:val="FirstParagraph"/>
-      </w:pPr>
-      <w:r>
-        <w:t xml:space="preserve">Som grunnlag for modellutviklingen ble det først gjennomført en systematisk identifisering av relevante lokasjoner i transportnettverket. Dette omfatter både oppdrettslokaliteter og slakteri, som til sammen utgjør nodene i modellen. Utvalget av lokasjoner er gjort med hensikt å representere et realistisk, men avgrenset transportproblem, tilpasset prosjektets omfang og tilgjengelige ressurser.</w:t>
-      </w:r>
-    </w:p>
-    <w:bookmarkEnd w:id="55"/>
-    <w:bookmarkStart w:id="56" w:name="velge-region"/>
-    <w:p>
-      <w:pPr>
-        <w:pStyle w:val="Overskrift2"/>
-      </w:pPr>
-      <w:r>
-        <w:rPr>
-          <w:b/>
-          <w:bCs/>
-        </w:rPr>
-        <w:t xml:space="preserve">5.2.2 Velge region</w:t>
-      </w:r>
-    </w:p>
-    <w:p>
-      <w:pPr>
-        <w:pStyle w:val="FirstParagraph"/>
-      </w:pPr>
-      <w:r>
-        <w:t xml:space="preserve">Datasettet representerer ikke en spesifikk geografisk region, men er konstruert for å etterligne realistiske transportforhold i havbruksnæringen. Avstander og lokasjonsstruktur er valgt slik at lokalitetene gir variasjon i rutevalg og transportavstander innenfor et plausibelt geografisk område.</w:t>
-      </w:r>
-    </w:p>
-    <w:p>
-      <w:pPr>
-        <w:pStyle w:val="BodyText"/>
-      </w:pPr>
-      <w:r>
-        <w:t xml:space="preserve">Denne tilnærmingen gir fleksibilitet i modellutviklingen og kontroll over sentrale variabler, men kan påvirke overførbarheten til reelle geografiske forhold.</w:t>
-      </w:r>
-    </w:p>
-    <w:bookmarkEnd w:id="56"/>
-    <w:bookmarkStart w:id="57" w:name="identifisere-oppdrettslokaliteter"/>
-    <w:p>
-      <w:pPr>
-        <w:pStyle w:val="Overskrift2"/>
-      </w:pPr>
-      <w:r>
-        <w:rPr>
-          <w:b/>
-          <w:bCs/>
-        </w:rPr>
-        <w:t xml:space="preserve">5.2.3 Identifisere oppdrettslokaliteter</w:t>
-      </w:r>
-    </w:p>
-    <w:p>
-      <w:pPr>
-        <w:pStyle w:val="FirstParagraph"/>
-      </w:pPr>
-      <w:r>
-        <w:t xml:space="preserve">Totalt inngår syv oppdrettslokaliteter i modellen, i tråd med prosjektets avgrensning. Hver lokalitet fungerer som en node med tilhørende transportbehov og tidsvindu.</w:t>
-      </w:r>
-    </w:p>
-    <w:p>
-      <w:pPr>
-        <w:pStyle w:val="BodyText"/>
-      </w:pPr>
-      <w:r>
-        <w:t xml:space="preserve">Ved generering av lokalitetene er det lagt vekt på geografisk spredning, slik at datasettet gir variasjon i avstander og rutevalg. Dette balanserer realisme og gjennomførbarhet, og skaper et analytisk interessant ruteplanleggingsproblem.</w:t>
-      </w:r>
-    </w:p>
-    <w:p>
-      <w:pPr>
-        <w:pStyle w:val="BodyText"/>
-      </w:pPr>
-      <w:r>
-        <w:t xml:space="preserve">14</w:t>
-      </w:r>
-    </w:p>
-    <w:bookmarkEnd w:id="57"/>
-    <w:bookmarkStart w:id="58" w:name="identifisere-slakteri"/>
-    <w:p>
-      <w:pPr>
-        <w:pStyle w:val="Overskrift2"/>
-      </w:pPr>
-      <w:r>
-        <w:rPr>
-          <w:b/>
-          <w:bCs/>
-        </w:rPr>
-        <w:t xml:space="preserve">5.2.4 Identifisere slakteri</w:t>
-      </w:r>
-    </w:p>
-    <w:p>
-      <w:pPr>
-        <w:pStyle w:val="FirstParagraph"/>
-      </w:pPr>
-      <w:r>
-        <w:t xml:space="preserve">Slakteriet i modellen er også syntetisk generert og representerer et sentralt mottakspunkt for transporten.</w:t>
-      </w:r>
-    </w:p>
-    <w:p>
-      <w:pPr>
-        <w:pStyle w:val="BodyText"/>
-      </w:pPr>
-      <w:r>
-        <w:t xml:space="preserve">Slakteriet fungerer som depot i modellen, hvor alle ruter starter og avsluttes. Dette er i tråd med standard antagelser i Vehicle Routing Problem (VRP).</w:t>
-      </w:r>
-    </w:p>
-    <w:p>
-      <w:pPr>
-        <w:pStyle w:val="BodyText"/>
-      </w:pPr>
-      <w:r>
-        <w:t xml:space="preserve">Valget av ett slakteri bidrar til å forenkle modellstrukturen, samtidig som det gir et realistisk utgangspunkt for analyse av transport mellom oppdrettslokaliteter og mottaksanlegg.</w:t>
-      </w:r>
-    </w:p>
-    <w:bookmarkEnd w:id="58"/>
-    <w:bookmarkStart w:id="59" w:name="finne-koordinater"/>
-    <w:p>
-      <w:pPr>
-        <w:pStyle w:val="Overskrift2"/>
-      </w:pPr>
-      <w:r>
-        <w:rPr>
-          <w:b/>
-          <w:bCs/>
-        </w:rPr>
-        <w:t xml:space="preserve">5.2.5 Finne koordinater</w:t>
-      </w:r>
-    </w:p>
-    <w:p>
-      <w:pPr>
-        <w:pStyle w:val="FirstParagraph"/>
-      </w:pPr>
-      <w:r>
-        <w:t xml:space="preserve">For hver node i datasettet er det definert x- og y-koordinater i et todimensjonalt koordinatsystem (se tabell i 5.1.2). Koordinatene er syntetisk generert og utgjør grunnlaget for beregning av avstander mellom alle noder i modellen.</w:t>
-      </w:r>
-    </w:p>
-    <w:bookmarkEnd w:id="59"/>
-    <w:bookmarkStart w:id="60" w:name="kontrollere-lokasjoner"/>
-    <w:p>
-      <w:pPr>
-        <w:pStyle w:val="Overskrift2"/>
-      </w:pPr>
-      <w:r>
-        <w:rPr>
-          <w:b/>
-          <w:bCs/>
-        </w:rPr>
-        <w:t xml:space="preserve">5.2.6 Kontrollere lokasjoner</w:t>
-      </w:r>
-    </w:p>
-    <w:p>
-      <w:pPr>
-        <w:pStyle w:val="FirstParagraph"/>
-      </w:pPr>
-      <w:r>
-        <w:t xml:space="preserve">For å sikre konsistens i datasettet ble lokasjonene kontrollert med hensyn til innbyrdes plassering og avstander.</w:t>
-      </w:r>
-    </w:p>
-    <w:p>
-      <w:pPr>
-        <w:pStyle w:val="BodyText"/>
-      </w:pPr>
-      <w:r>
-        <w:t xml:space="preserve">15</w:t>
-      </w:r>
-    </w:p>
-    <w:p>
-      <w:pPr>
-        <w:pStyle w:val="BodyText"/>
-      </w:pPr>
-      <w:r>
-        <w:t xml:space="preserve">Koordinatene er vurdert slik at de gir realistiske avstander mellom lokalitetene, og ingen lokasjoner er plassert på en måte som skaper urealistiske transportforhold. Kontrollen bidrar til å sikre at modellen opererer på et troverdig grunnlag.</w:t>
-      </w:r>
-    </w:p>
-    <w:bookmarkEnd w:id="60"/>
-    <w:bookmarkStart w:id="61" w:name="strukturere-datasett"/>
-    <w:p>
-      <w:pPr>
-        <w:pStyle w:val="Overskrift2"/>
-      </w:pPr>
-      <w:r>
-        <w:rPr>
-          <w:b/>
-          <w:bCs/>
-        </w:rPr>
+        <w:t xml:space="preserve">2.30</w:t>
+      </w:r>
+      <w:r>
+        <w:tab/>
+      </w:r>
+      <w:r>
         <w:t xml:space="preserve">5.2.7 Strukturere datasett</w:t>
       </w:r>
     </w:p>
@@ -4417,17 +2202,22 @@
         <w:t xml:space="preserve">Datastrukturen er utformet slik at den enkelt kan benyttes i Python for beregning av avstandsmatrise og videre modellimplementering.</w:t>
       </w:r>
     </w:p>
-    <w:bookmarkEnd w:id="61"/>
-    <w:bookmarkStart w:id="62" w:name="genererte-transportdata"/>
+    <w:bookmarkEnd w:id="53"/>
+    <w:bookmarkStart w:id="54" w:name="genererte-transportdata"/>
     <w:p>
       <w:pPr>
         <w:pStyle w:val="Overskrift2"/>
       </w:pPr>
       <w:r>
         <w:rPr>
-          <w:b/>
-          <w:bCs/>
+          <w:rStyle w:val="SectionNumber"/>
         </w:rPr>
+        <w:t xml:space="preserve">2.31</w:t>
+      </w:r>
+      <w:r>
+        <w:tab/>
+      </w:r>
+      <w:r>
         <w:t xml:space="preserve">5.3 Genererte transportdata</w:t>
       </w:r>
     </w:p>
@@ -4447,17 +2237,22 @@
         <w:t xml:space="preserve">Disse dataene utgjør grunnlaget for hvordan transportproblemet modelleres, og påvirker både rutevalg og totale transportkostnader.</w:t>
       </w:r>
     </w:p>
-    <w:bookmarkEnd w:id="62"/>
-    <w:bookmarkStart w:id="63" w:name="definere-transportvolum"/>
+    <w:bookmarkEnd w:id="54"/>
+    <w:bookmarkStart w:id="55" w:name="definere-transportvolum"/>
     <w:p>
       <w:pPr>
         <w:pStyle w:val="Overskrift2"/>
       </w:pPr>
       <w:r>
         <w:rPr>
-          <w:b/>
-          <w:bCs/>
+          <w:rStyle w:val="SectionNumber"/>
         </w:rPr>
+        <w:t xml:space="preserve">2.32</w:t>
+      </w:r>
+      <w:r>
+        <w:tab/>
+      </w:r>
+      <w:r>
         <w:t xml:space="preserve">5.3.1 Definere transportvolum</w:t>
       </w:r>
     </w:p>
@@ -4501,17 +2296,22 @@
         <w:t xml:space="preserve">16</w:t>
       </w:r>
     </w:p>
-    <w:bookmarkEnd w:id="63"/>
-    <w:bookmarkStart w:id="64" w:name="definere-kostnadsparametere"/>
+    <w:bookmarkEnd w:id="55"/>
+    <w:bookmarkStart w:id="56" w:name="definere-kostnadsparametere"/>
     <w:p>
       <w:pPr>
         <w:pStyle w:val="Overskrift2"/>
       </w:pPr>
       <w:r>
         <w:rPr>
-          <w:b/>
-          <w:bCs/>
+          <w:rStyle w:val="SectionNumber"/>
         </w:rPr>
+        <w:t xml:space="preserve">2.33</w:t>
+      </w:r>
+      <w:r>
+        <w:tab/>
+      </w:r>
+      <w:r>
         <w:t xml:space="preserve">5.3.2 Definere kostnadsparametere</w:t>
       </w:r>
     </w:p>
@@ -4539,17 +2339,22 @@
         <w:t xml:space="preserve">Det er også definert en kapasitet for kjøretøyene, som begrenser hvor mye volum som kan transporteres per rute.</w:t>
       </w:r>
     </w:p>
-    <w:bookmarkEnd w:id="64"/>
-    <w:bookmarkStart w:id="66" w:name="bruk-av-ki-i-metodeprosessen"/>
+    <w:bookmarkEnd w:id="56"/>
+    <w:bookmarkStart w:id="58" w:name="bruk-av-ki-i-metodeprosessen"/>
     <w:p>
       <w:pPr>
         <w:pStyle w:val="Overskrift2"/>
       </w:pPr>
       <w:r>
         <w:rPr>
-          <w:b/>
-          <w:bCs/>
+          <w:rStyle w:val="SectionNumber"/>
         </w:rPr>
+        <w:t xml:space="preserve">2.34</w:t>
+      </w:r>
+      <w:r>
+        <w:tab/>
+      </w:r>
+      <w:r>
         <w:t xml:space="preserve">5.4 Bruk av KI i metodeprosessen</w:t>
       </w:r>
     </w:p>
@@ -4584,7 +2389,7 @@
       <w:r>
         <w:t xml:space="preserve">For å sikre reproduserbarhet er all kildekode, det syntetiske datasettet og skript for nettverksvisualisering publisert i prosjektets GitHub-repositorium (github.com/LOG650/G01-g1). For å sikre sporbarhet og etterprøvbarhet er all vesentlig KI-bruk dokumentert fortløpende i prosjektloggen (</w:t>
       </w:r>
-      <w:hyperlink r:id="rId65">
+      <w:hyperlink r:id="rId57">
         <w:r>
           <w:rPr>
             <w:rStyle w:val="Hyperkobling"/>
@@ -4596,31 +2401,41 @@
         <w:t xml:space="preserve">), som er lagt ved rapporten som Vedlegg C. Dette gjør det mulig for andre å kjøre modellen på nytt og etterprøve resultatene.</w:t>
       </w:r>
     </w:p>
-    <w:bookmarkEnd w:id="66"/>
-    <w:bookmarkStart w:id="67" w:name="modellering"/>
+    <w:bookmarkEnd w:id="58"/>
+    <w:bookmarkStart w:id="59" w:name="modellering"/>
     <w:p>
       <w:pPr>
         <w:pStyle w:val="Overskrift2"/>
       </w:pPr>
       <w:r>
         <w:rPr>
-          <w:b/>
-          <w:bCs/>
+          <w:rStyle w:val="SectionNumber"/>
         </w:rPr>
+        <w:t xml:space="preserve">2.35</w:t>
+      </w:r>
+      <w:r>
+        <w:tab/>
+      </w:r>
+      <w:r>
         <w:t xml:space="preserve">6.0 Modellering</w:t>
       </w:r>
     </w:p>
-    <w:bookmarkEnd w:id="67"/>
-    <w:bookmarkStart w:id="68" w:name="modellformulering"/>
+    <w:bookmarkEnd w:id="59"/>
+    <w:bookmarkStart w:id="60" w:name="modellformulering"/>
     <w:p>
       <w:pPr>
         <w:pStyle w:val="Overskrift2"/>
       </w:pPr>
       <w:r>
         <w:rPr>
-          <w:b/>
-          <w:bCs/>
+          <w:rStyle w:val="SectionNumber"/>
         </w:rPr>
+        <w:t xml:space="preserve">2.36</w:t>
+      </w:r>
+      <w:r>
+        <w:tab/>
+      </w:r>
+      <w:r>
         <w:t xml:space="preserve">6.1 Modellformulering</w:t>
       </w:r>
     </w:p>
@@ -5082,17 +2897,22 @@
         </w:tc>
       </w:tr>
     </w:tbl>
-    <w:bookmarkEnd w:id="68"/>
-    <w:bookmarkStart w:id="69" w:name="beslutningsvariabler"/>
+    <w:bookmarkEnd w:id="60"/>
+    <w:bookmarkStart w:id="61" w:name="beslutningsvariabler"/>
     <w:p>
       <w:pPr>
         <w:pStyle w:val="Overskrift2"/>
       </w:pPr>
       <w:r>
         <w:rPr>
-          <w:b/>
-          <w:bCs/>
+          <w:rStyle w:val="SectionNumber"/>
         </w:rPr>
+        <w:t xml:space="preserve">2.37</w:t>
+      </w:r>
+      <w:r>
+        <w:tab/>
+      </w:r>
+      <w:r>
         <w:t xml:space="preserve">6.1.1 Beslutningsvariabler</w:t>
       </w:r>
     </w:p>
@@ -5128,17 +2948,22 @@
         <w:t xml:space="preserve">Disse variablene bestemmer rutestrukturen og hvilke forbindelser som inngår i løsningen.</w:t>
       </w:r>
     </w:p>
-    <w:bookmarkEnd w:id="69"/>
-    <w:bookmarkStart w:id="70" w:name="målsetting"/>
+    <w:bookmarkEnd w:id="61"/>
+    <w:bookmarkStart w:id="62" w:name="målsetting"/>
     <w:p>
       <w:pPr>
         <w:pStyle w:val="Overskrift2"/>
       </w:pPr>
       <w:r>
         <w:rPr>
-          <w:b/>
-          <w:bCs/>
+          <w:rStyle w:val="SectionNumber"/>
         </w:rPr>
+        <w:t xml:space="preserve">2.38</w:t>
+      </w:r>
+      <w:r>
+        <w:tab/>
+      </w:r>
+      <w:r>
         <w:t xml:space="preserve">6.1.2 Målsetting</w:t>
       </w:r>
     </w:p>
@@ -5166,17 +2991,22 @@
         <w:t xml:space="preserve">Denne formuleringen er i tråd med klassisk VRP-litteratur (Toth og Vigo, 2014) og gir et direkte mål på logistisk effektivitet.</w:t>
       </w:r>
     </w:p>
-    <w:bookmarkEnd w:id="70"/>
-    <w:bookmarkStart w:id="71" w:name="begrensninger"/>
+    <w:bookmarkEnd w:id="62"/>
+    <w:bookmarkStart w:id="63" w:name="begrensninger"/>
     <w:p>
       <w:pPr>
         <w:pStyle w:val="Overskrift2"/>
       </w:pPr>
       <w:r>
         <w:rPr>
-          <w:b/>
-          <w:bCs/>
+          <w:rStyle w:val="SectionNumber"/>
         </w:rPr>
+        <w:t xml:space="preserve">2.39</w:t>
+      </w:r>
+      <w:r>
+        <w:tab/>
+      </w:r>
+      <w:r>
         <w:t xml:space="preserve">6.1.3 Begrensninger</w:t>
       </w:r>
     </w:p>
@@ -5428,31 +3258,41 @@
         <w:t xml:space="preserve">Disse begrensningene sikrer at løsningen er operasjonelt gjennomførbar og realistisk.</w:t>
       </w:r>
     </w:p>
-    <w:bookmarkEnd w:id="71"/>
-    <w:bookmarkStart w:id="72" w:name="implementering-av-modell-i-python"/>
+    <w:bookmarkEnd w:id="63"/>
+    <w:bookmarkStart w:id="64" w:name="implementering-av-modell-i-python"/>
     <w:p>
       <w:pPr>
         <w:pStyle w:val="Overskrift2"/>
       </w:pPr>
       <w:r>
         <w:rPr>
-          <w:b/>
-          <w:bCs/>
+          <w:rStyle w:val="SectionNumber"/>
         </w:rPr>
+        <w:t xml:space="preserve">2.40</w:t>
+      </w:r>
+      <w:r>
+        <w:tab/>
+      </w:r>
+      <w:r>
         <w:t xml:space="preserve">6.2 Implementering av modell i Python</w:t>
       </w:r>
     </w:p>
-    <w:bookmarkEnd w:id="72"/>
-    <w:bookmarkStart w:id="73" w:name="lage-datastruktur"/>
+    <w:bookmarkEnd w:id="64"/>
+    <w:bookmarkStart w:id="65" w:name="lage-datastruktur"/>
     <w:p>
       <w:pPr>
         <w:pStyle w:val="Overskrift2"/>
       </w:pPr>
       <w:r>
         <w:rPr>
-          <w:b/>
-          <w:bCs/>
+          <w:rStyle w:val="SectionNumber"/>
         </w:rPr>
+        <w:t xml:space="preserve">2.41</w:t>
+      </w:r>
+      <w:r>
+        <w:tab/>
+      </w:r>
+      <w:r>
         <w:t xml:space="preserve">6.2.1 Lage datastruktur</w:t>
       </w:r>
     </w:p>
@@ -5559,17 +3399,22 @@
         <w:t xml:space="preserve">ruteplanleggingen. Denne strukturen muliggjør effektiv tilgang til data og rask evaluering av rutevalg underveis i algoritmen.</w:t>
       </w:r>
     </w:p>
-    <w:bookmarkEnd w:id="73"/>
-    <w:bookmarkStart w:id="74" w:name="implementere-heuristikk"/>
+    <w:bookmarkEnd w:id="65"/>
+    <w:bookmarkStart w:id="66" w:name="implementere-heuristikk"/>
     <w:p>
       <w:pPr>
         <w:pStyle w:val="Overskrift2"/>
       </w:pPr>
       <w:r>
         <w:rPr>
-          <w:b/>
-          <w:bCs/>
+          <w:rStyle w:val="SectionNumber"/>
         </w:rPr>
+        <w:t xml:space="preserve">2.42</w:t>
+      </w:r>
+      <w:r>
+        <w:tab/>
+      </w:r>
+      <w:r>
         <w:t xml:space="preserve">6.2.2 Implementere heuristikk</w:t>
       </w:r>
     </w:p>
@@ -5688,17 +3533,22 @@
         <w:t xml:space="preserve">Denne fremgangsmåten gir en beregningseffektiv løsning, men garanterer ikke global optimalitet.</w:t>
       </w:r>
     </w:p>
-    <w:bookmarkEnd w:id="74"/>
-    <w:bookmarkStart w:id="75" w:name="implementere-kostnadsmodell"/>
+    <w:bookmarkEnd w:id="66"/>
+    <w:bookmarkStart w:id="67" w:name="implementere-kostnadsmodell"/>
     <w:p>
       <w:pPr>
         <w:pStyle w:val="Overskrift2"/>
       </w:pPr>
       <w:r>
         <w:rPr>
-          <w:b/>
-          <w:bCs/>
+          <w:rStyle w:val="SectionNumber"/>
         </w:rPr>
+        <w:t xml:space="preserve">2.43</w:t>
+      </w:r>
+      <w:r>
+        <w:tab/>
+      </w:r>
+      <w:r>
         <w:t xml:space="preserve">6.2.3 Implementere kostnadsmodell</w:t>
       </w:r>
     </w:p>
@@ -5756,17 +3606,22 @@
         <w:t xml:space="preserve">Dette gjør det mulig å evaluere både effektivitet og gjennomførbarhet.</w:t>
       </w:r>
     </w:p>
-    <w:bookmarkEnd w:id="75"/>
-    <w:bookmarkStart w:id="76" w:name="eksakt-løsning-milp"/>
+    <w:bookmarkEnd w:id="67"/>
+    <w:bookmarkStart w:id="68" w:name="eksakt-løsning-milp"/>
     <w:p>
       <w:pPr>
         <w:pStyle w:val="Overskrift2"/>
       </w:pPr>
       <w:r>
         <w:rPr>
-          <w:b/>
-          <w:bCs/>
+          <w:rStyle w:val="SectionNumber"/>
         </w:rPr>
+        <w:t xml:space="preserve">2.44</w:t>
+      </w:r>
+      <w:r>
+        <w:tab/>
+      </w:r>
+      <w:r>
         <w:t xml:space="preserve">6.2.4 Eksakt løsning (MILP)</w:t>
       </w:r>
     </w:p>
@@ -5834,31 +3689,41 @@
         <w:t xml:space="preserve">der z betegner målfunksjonsverdien (total kjørelengde). Siden problemstørrelsen er liten (8 noder), kan CBC løse MILP-instansene eksakt innenfor sekunder, noe som gjør det realistisk å bruke løsningen som referanseverdi i analysen.</w:t>
       </w:r>
     </w:p>
-    <w:bookmarkEnd w:id="76"/>
-    <w:bookmarkStart w:id="77" w:name="testing-og-validering"/>
+    <w:bookmarkEnd w:id="68"/>
+    <w:bookmarkStart w:id="69" w:name="testing-og-validering"/>
     <w:p>
       <w:pPr>
         <w:pStyle w:val="Overskrift2"/>
       </w:pPr>
       <w:r>
         <w:rPr>
-          <w:b/>
-          <w:bCs/>
+          <w:rStyle w:val="SectionNumber"/>
         </w:rPr>
+        <w:t xml:space="preserve">2.45</w:t>
+      </w:r>
+      <w:r>
+        <w:tab/>
+      </w:r>
+      <w:r>
         <w:t xml:space="preserve">6.3 Testing og validering</w:t>
       </w:r>
     </w:p>
-    <w:bookmarkEnd w:id="77"/>
-    <w:bookmarkStart w:id="78" w:name="kjøring-av-testscenario"/>
+    <w:bookmarkEnd w:id="69"/>
+    <w:bookmarkStart w:id="70" w:name="kjøring-av-testscenario"/>
     <w:p>
       <w:pPr>
         <w:pStyle w:val="Overskrift2"/>
       </w:pPr>
       <w:r>
         <w:rPr>
-          <w:b/>
-          <w:bCs/>
+          <w:rStyle w:val="SectionNumber"/>
         </w:rPr>
+        <w:t xml:space="preserve">2.46</w:t>
+      </w:r>
+      <w:r>
+        <w:tab/>
+      </w:r>
+      <w:r>
         <w:t xml:space="preserve">6.3.1 Kjøring av testscenario</w:t>
       </w:r>
     </w:p>
@@ -5878,17 +3743,22 @@
         <w:t xml:space="preserve">19</w:t>
       </w:r>
     </w:p>
-    <w:bookmarkEnd w:id="78"/>
-    <w:bookmarkStart w:id="79" w:name="validering-av-ruter"/>
+    <w:bookmarkEnd w:id="70"/>
+    <w:bookmarkStart w:id="71" w:name="validering-av-ruter"/>
     <w:p>
       <w:pPr>
         <w:pStyle w:val="Overskrift2"/>
       </w:pPr>
       <w:r>
         <w:rPr>
-          <w:b/>
-          <w:bCs/>
+          <w:rStyle w:val="SectionNumber"/>
         </w:rPr>
+        <w:t xml:space="preserve">2.47</w:t>
+      </w:r>
+      <w:r>
+        <w:tab/>
+      </w:r>
+      <w:r>
         <w:t xml:space="preserve">6.3.2 Validering av ruter</w:t>
       </w:r>
     </w:p>
@@ -5952,17 +3822,22 @@
         <w:t xml:space="preserve">I tillegg sammenlignes de to metodene opp mot hverandre: heuristikkens totale kjørelengde måles relativt til MILP-optimum (optimalitetsgap), og antall kjøretøy brukt i begge løsninger dokumenteres. Denne doble valideringen sikrer at løsningene er logisk gyldige, praktisk gjennomførbare og faglig etterprøvbare.</w:t>
       </w:r>
     </w:p>
-    <w:bookmarkEnd w:id="79"/>
-    <w:bookmarkStart w:id="80" w:name="justering-av-modell"/>
+    <w:bookmarkEnd w:id="71"/>
+    <w:bookmarkStart w:id="72" w:name="justering-av-modell"/>
     <w:p>
       <w:pPr>
         <w:pStyle w:val="Overskrift2"/>
       </w:pPr>
       <w:r>
         <w:rPr>
-          <w:b/>
-          <w:bCs/>
+          <w:rStyle w:val="SectionNumber"/>
         </w:rPr>
+        <w:t xml:space="preserve">2.48</w:t>
+      </w:r>
+      <w:r>
+        <w:tab/>
+      </w:r>
+      <w:r>
         <w:t xml:space="preserve">6.3.3 Justering av modell</w:t>
       </w:r>
     </w:p>
@@ -6015,17 +3890,22 @@
         <w:t xml:space="preserve">Denne iterative prosessen bidrar til å forbedre både kvaliteten og realismen i løsningene.</w:t>
       </w:r>
     </w:p>
-    <w:bookmarkEnd w:id="80"/>
-    <w:bookmarkStart w:id="81" w:name="modellvarianter-og-scenarier"/>
+    <w:bookmarkEnd w:id="72"/>
+    <w:bookmarkStart w:id="73" w:name="modellvarianter-og-scenarier"/>
     <w:p>
       <w:pPr>
         <w:pStyle w:val="Overskrift2"/>
       </w:pPr>
       <w:r>
         <w:rPr>
-          <w:b/>
-          <w:bCs/>
+          <w:rStyle w:val="SectionNumber"/>
         </w:rPr>
+        <w:t xml:space="preserve">2.49</w:t>
+      </w:r>
+      <w:r>
+        <w:tab/>
+      </w:r>
+      <w:r>
         <w:t xml:space="preserve">6.4 Modellvarianter og scenarier</w:t>
       </w:r>
     </w:p>
@@ -6150,17 +4030,22 @@
         <w:t xml:space="preserve">Scenariene analyseres i kap. 7 og danner grunnlag for sensitivitetsanalysen i kap. 9.</w:t>
       </w:r>
     </w:p>
-    <w:bookmarkEnd w:id="81"/>
-    <w:bookmarkStart w:id="83" w:name="analyse"/>
+    <w:bookmarkEnd w:id="73"/>
+    <w:bookmarkStart w:id="75" w:name="analyse"/>
     <w:p>
       <w:pPr>
         <w:pStyle w:val="Overskrift2"/>
       </w:pPr>
       <w:r>
         <w:rPr>
-          <w:b/>
-          <w:bCs/>
+          <w:rStyle w:val="SectionNumber"/>
         </w:rPr>
+        <w:t xml:space="preserve">2.50</w:t>
+      </w:r>
+      <w:r>
+        <w:tab/>
+      </w:r>
+      <w:r>
         <w:t xml:space="preserve">7.0 Analyse</w:t>
       </w:r>
     </w:p>
@@ -6174,7 +4059,7 @@
       <w:r>
         <w:t xml:space="preserve"> </w:t>
       </w:r>
-      <w:hyperlink r:id="rId82">
+      <w:hyperlink r:id="rId74">
         <w:r>
           <w:rPr>
             <w:rStyle w:val="Hyperkobling"/>
@@ -6186,17 +4071,22 @@
         <w:t xml:space="preserve">. MILP er løst eksakt med PuLP/CBC, og NN-heuristikken er implementert iterativt med 1, 2, 3 … kjøretøy til alle lokaliteter kan betjenes innenfor gitte restriksjoner.</w:t>
       </w:r>
     </w:p>
-    <w:bookmarkEnd w:id="83"/>
-    <w:bookmarkStart w:id="84" w:name="baseline-nn-heuristikk-iterativt"/>
+    <w:bookmarkEnd w:id="75"/>
+    <w:bookmarkStart w:id="76" w:name="baseline-nn-heuristikk-iterativt"/>
     <w:p>
       <w:pPr>
         <w:pStyle w:val="Overskrift2"/>
       </w:pPr>
       <w:r>
         <w:rPr>
-          <w:b/>
-          <w:bCs/>
+          <w:rStyle w:val="SectionNumber"/>
         </w:rPr>
+        <w:t xml:space="preserve">2.51</w:t>
+      </w:r>
+      <w:r>
+        <w:tab/>
+      </w:r>
+      <w:r>
         <w:t xml:space="preserve">7.1 Baseline – NN-heuristikk iterativt</w:t>
       </w:r>
     </w:p>
@@ -6462,17 +4352,22 @@
         <w:t xml:space="preserve">Første feasible NN-løsning finnes ved K = 3, og ytterligere kjøretøy reduserer ikke total kjørelengde.</w:t>
       </w:r>
     </w:p>
-    <w:bookmarkEnd w:id="84"/>
-    <w:bookmarkStart w:id="85" w:name="baseline-milp-optimum"/>
+    <w:bookmarkEnd w:id="76"/>
+    <w:bookmarkStart w:id="77" w:name="baseline-milp-optimum"/>
     <w:p>
       <w:pPr>
         <w:pStyle w:val="Overskrift2"/>
       </w:pPr>
       <w:r>
         <w:rPr>
-          <w:b/>
-          <w:bCs/>
+          <w:rStyle w:val="SectionNumber"/>
         </w:rPr>
+        <w:t xml:space="preserve">2.52</w:t>
+      </w:r>
+      <w:r>
+        <w:tab/>
+      </w:r>
+      <w:r>
         <w:t xml:space="preserve">7.2 Baseline – MILP-optimum</w:t>
       </w:r>
     </w:p>
@@ -6796,17 +4691,22 @@
         </w:tc>
       </w:tr>
     </w:tbl>
-    <w:bookmarkEnd w:id="85"/>
-    <w:bookmarkStart w:id="86" w:name="scenarioanalyse"/>
+    <w:bookmarkEnd w:id="77"/>
+    <w:bookmarkStart w:id="78" w:name="scenarioanalyse"/>
     <w:p>
       <w:pPr>
         <w:pStyle w:val="Overskrift2"/>
       </w:pPr>
       <w:r>
         <w:rPr>
-          <w:b/>
-          <w:bCs/>
+          <w:rStyle w:val="SectionNumber"/>
         </w:rPr>
+        <w:t xml:space="preserve">2.53</w:t>
+      </w:r>
+      <w:r>
+        <w:tab/>
+      </w:r>
+      <w:r>
         <w:t xml:space="preserve">7.3 Scenarioanalyse</w:t>
       </w:r>
     </w:p>
@@ -6953,17 +4853,22 @@
         </w:tc>
       </w:tr>
     </w:tbl>
-    <w:bookmarkEnd w:id="86"/>
-    <w:bookmarkStart w:id="87" w:name="resultat"/>
+    <w:bookmarkEnd w:id="78"/>
+    <w:bookmarkStart w:id="79" w:name="resultat"/>
     <w:p>
       <w:pPr>
         <w:pStyle w:val="Overskrift2"/>
       </w:pPr>
       <w:r>
         <w:rPr>
-          <w:b/>
-          <w:bCs/>
+          <w:rStyle w:val="SectionNumber"/>
         </w:rPr>
+        <w:t xml:space="preserve">2.54</w:t>
+      </w:r>
+      <w:r>
+        <w:tab/>
+      </w:r>
+      <w:r>
         <w:t xml:space="preserve">8.0 Resultat</w:t>
       </w:r>
     </w:p>
@@ -6975,17 +4880,22 @@
         <w:t xml:space="preserve">Dette kapittelet presenterer samlet resultater fra alle kjøringer, uten tolkning. Vurdering og implikasjoner behandles i kap. 9.</w:t>
       </w:r>
     </w:p>
-    <w:bookmarkEnd w:id="87"/>
-    <w:bookmarkStart w:id="94" w:name="sammenligning-mellom-nn-og-milp-baseline"/>
+    <w:bookmarkEnd w:id="79"/>
+    <w:bookmarkStart w:id="86" w:name="sammenligning-mellom-nn-og-milp-baseline"/>
     <w:p>
       <w:pPr>
         <w:pStyle w:val="Overskrift2"/>
       </w:pPr>
       <w:r>
         <w:rPr>
-          <w:b/>
-          <w:bCs/>
+          <w:rStyle w:val="SectionNumber"/>
         </w:rPr>
+        <w:t xml:space="preserve">2.55</w:t>
+      </w:r>
+      <w:r>
+        <w:tab/>
+      </w:r>
+      <w:r>
         <w:t xml:space="preserve">8.1 Sammenligning mellom NN og MILP (baseline)</w:t>
       </w:r>
     </w:p>
@@ -7227,18 +5137,18 @@
           <wp:inline>
             <wp:extent cx="6007100" cy="2780367"/>
             <wp:effectExtent b="0" l="0" r="0" t="0"/>
-            <wp:docPr descr="NN vs MILP baseline" title="" id="89" name="Picture"/>
+            <wp:docPr descr="NN vs MILP baseline" title="" id="81" name="Picture"/>
             <a:graphic>
               <a:graphicData uri="http://schemas.openxmlformats.org/drawingml/2006/picture">
                 <pic:pic>
                   <pic:nvPicPr>
-                    <pic:cNvPr descr="../004%20data/sammenligning_NN_vs_MILP.png" id="90" name="Picture"/>
+                    <pic:cNvPr descr="../004%20data/sammenligning_NN_vs_MILP.png" id="82" name="Picture"/>
                     <pic:cNvPicPr>
                       <a:picLocks noChangeArrowheads="1" noChangeAspect="1"/>
                     </pic:cNvPicPr>
                   </pic:nvPicPr>
                   <pic:blipFill>
-                    <a:blip r:embed="rId88"/>
+                    <a:blip r:embed="rId80"/>
                     <a:stretch>
                       <a:fillRect/>
                     </a:stretch>
@@ -7294,18 +5204,18 @@
           <wp:inline>
             <wp:extent cx="6007100" cy="3718922"/>
             <wp:effectExtent b="0" l="0" r="0" t="0"/>
-            <wp:docPr descr="Total kjørelengde sammenligning" title="" id="92" name="Picture"/>
+            <wp:docPr descr="Total kjørelengde sammenligning" title="" id="84" name="Picture"/>
             <a:graphic>
               <a:graphicData uri="http://schemas.openxmlformats.org/drawingml/2006/picture">
                 <pic:pic>
                   <pic:nvPicPr>
-                    <pic:cNvPr descr="../004%20data/total_distanse_sammenligning.png" id="93" name="Picture"/>
+                    <pic:cNvPr descr="../004%20data/total_distanse_sammenligning.png" id="85" name="Picture"/>
                     <pic:cNvPicPr>
                       <a:picLocks noChangeArrowheads="1" noChangeAspect="1"/>
                     </pic:cNvPicPr>
                   </pic:nvPicPr>
                   <pic:blipFill>
-                    <a:blip r:embed="rId91"/>
+                    <a:blip r:embed="rId83"/>
                     <a:stretch>
                       <a:fillRect/>
                     </a:stretch>
@@ -7340,17 +5250,22 @@
         <w:t xml:space="preserve">Total kjørelengde sammenligning</w:t>
       </w:r>
     </w:p>
-    <w:bookmarkEnd w:id="94"/>
-    <w:bookmarkStart w:id="98" w:name="scenarioanalyse-1"/>
+    <w:bookmarkEnd w:id="86"/>
+    <w:bookmarkStart w:id="90" w:name="scenarioanalyse-1"/>
     <w:p>
       <w:pPr>
         <w:pStyle w:val="Overskrift2"/>
       </w:pPr>
       <w:r>
         <w:rPr>
-          <w:b/>
-          <w:bCs/>
+          <w:rStyle w:val="SectionNumber"/>
         </w:rPr>
+        <w:t xml:space="preserve">2.56</w:t>
+      </w:r>
+      <w:r>
+        <w:tab/>
+      </w:r>
+      <w:r>
         <w:t xml:space="preserve">8.2 Scenarioanalyse</w:t>
       </w:r>
     </w:p>
@@ -7821,18 +5736,18 @@
           <wp:inline>
             <wp:extent cx="6007100" cy="2969877"/>
             <wp:effectExtent b="0" l="0" r="0" t="0"/>
-            <wp:docPr descr="Scenarioanalyse" title="" id="96" name="Picture"/>
+            <wp:docPr descr="Scenarioanalyse" title="" id="88" name="Picture"/>
             <a:graphic>
               <a:graphicData uri="http://schemas.openxmlformats.org/drawingml/2006/picture">
                 <pic:pic>
                   <pic:nvPicPr>
-                    <pic:cNvPr descr="../004%20data/scenarioanalyse.png" id="97" name="Picture"/>
+                    <pic:cNvPr descr="../004%20data/scenarioanalyse.png" id="89" name="Picture"/>
                     <pic:cNvPicPr>
                       <a:picLocks noChangeArrowheads="1" noChangeAspect="1"/>
                     </pic:cNvPicPr>
                   </pic:nvPicPr>
                   <pic:blipFill>
-                    <a:blip r:embed="rId95"/>
+                    <a:blip r:embed="rId87"/>
                     <a:stretch>
                       <a:fillRect/>
                     </a:stretch>
@@ -7867,17 +5782,22 @@
         <w:t xml:space="preserve">Scenarioanalyse</w:t>
       </w:r>
     </w:p>
-    <w:bookmarkEnd w:id="98"/>
-    <w:bookmarkStart w:id="99" w:name="nøkkeltall"/>
+    <w:bookmarkEnd w:id="90"/>
+    <w:bookmarkStart w:id="91" w:name="nøkkeltall"/>
     <w:p>
       <w:pPr>
         <w:pStyle w:val="Overskrift2"/>
       </w:pPr>
       <w:r>
         <w:rPr>
-          <w:b/>
-          <w:bCs/>
+          <w:rStyle w:val="SectionNumber"/>
         </w:rPr>
+        <w:t xml:space="preserve">2.57</w:t>
+      </w:r>
+      <w:r>
+        <w:tab/>
+      </w:r>
+      <w:r>
         <w:t xml:space="preserve">8.3 Nøkkeltall</w:t>
       </w:r>
     </w:p>
@@ -7955,17 +5875,22 @@
         <w:t xml:space="preserve">Endring i etterspørsel og kapasitet påvirker både antall kjøretøy og total kjørelengde. Strammere tidsvinduer øker både antall ruter og samlet distanse, særlig for NN. Økt kjøretøytilgjengelighet (K_max) endrer ikke løsningen, siden tid og kapasitet er de reelle bindende begrensningene.</w:t>
       </w:r>
     </w:p>
-    <w:bookmarkEnd w:id="99"/>
-    <w:bookmarkStart w:id="100" w:name="diskusjon"/>
+    <w:bookmarkEnd w:id="91"/>
+    <w:bookmarkStart w:id="92" w:name="diskusjon"/>
     <w:p>
       <w:pPr>
         <w:pStyle w:val="Overskrift2"/>
       </w:pPr>
       <w:r>
         <w:rPr>
-          <w:b/>
-          <w:bCs/>
+          <w:rStyle w:val="SectionNumber"/>
         </w:rPr>
+        <w:t xml:space="preserve">2.58</w:t>
+      </w:r>
+      <w:r>
+        <w:tab/>
+      </w:r>
+      <w:r>
         <w:t xml:space="preserve">9.0 Diskusjon</w:t>
       </w:r>
     </w:p>
@@ -7977,17 +5902,22 @@
         <w:t xml:space="preserve">I dette kapittelet tolkes resultatene fra kap. 7 og 8 i lys av problemstillingen, teorien og kontekst. Drøftingen integrerer litteraturgrunnlaget fra kap. 2 og 3, vurderer styrker og svakheter ved data og metode, og ser på praktiske implikasjoner. Kapittelet avsluttes med en refleksjon over bruk av kunstig intelligens i prosjektet.</w:t>
       </w:r>
     </w:p>
-    <w:bookmarkEnd w:id="100"/>
-    <w:bookmarkStart w:id="101" w:name="tolkning-av-hovedfunn"/>
+    <w:bookmarkEnd w:id="92"/>
+    <w:bookmarkStart w:id="93" w:name="tolkning-av-hovedfunn"/>
     <w:p>
       <w:pPr>
         <w:pStyle w:val="Overskrift2"/>
       </w:pPr>
       <w:r>
         <w:rPr>
-          <w:b/>
-          <w:bCs/>
+          <w:rStyle w:val="SectionNumber"/>
         </w:rPr>
+        <w:t xml:space="preserve">2.59</w:t>
+      </w:r>
+      <w:r>
+        <w:tab/>
+      </w:r>
+      <w:r>
         <w:t xml:space="preserve">9.1 Tolkning av hovedfunn</w:t>
       </w:r>
     </w:p>
@@ -8089,17 +6019,22 @@
         <w:t xml:space="preserve">At NN ikke klarte å betjene alle lokaliteter med to kjøretøy, til tross for at teoretisk minimum (sum etterspørsel / kapasitet ≈ 1,73) tillater det. Heuristikkens grådighet bandt opp tid og kapasitet på en måte som låste ute lokalitetene med stramme tidsvinduer (L1, L3). Dette er ikke bare en kvalitetssvakhet ved NN – det er et reelt operasjonelt funn: en virksomhet som baserer seg på en enkel heuristikk vil i praksis trenge flere kjøretøy enn nødvendig. Et tilsvarende fenomen, der grådige metoder gir både dårligere kvalitet og høyere ressursforbruk, beskrives av Cormen et al. (2009) som en typisk svakhet ved konstruksjonsheuristikker når problemet har stramme bibetingelser.</w:t>
       </w:r>
     </w:p>
-    <w:bookmarkEnd w:id="101"/>
-    <w:bookmarkStart w:id="102" w:name="kobling-til-tidligere-forskning"/>
+    <w:bookmarkEnd w:id="93"/>
+    <w:bookmarkStart w:id="94" w:name="kobling-til-tidligere-forskning"/>
     <w:p>
       <w:pPr>
         <w:pStyle w:val="Overskrift2"/>
       </w:pPr>
       <w:r>
         <w:rPr>
-          <w:b/>
-          <w:bCs/>
+          <w:rStyle w:val="SectionNumber"/>
         </w:rPr>
+        <w:t xml:space="preserve">2.60</w:t>
+      </w:r>
+      <w:r>
+        <w:tab/>
+      </w:r>
+      <w:r>
         <w:t xml:space="preserve">9.2 Kobling til tidligere forskning</w:t>
       </w:r>
     </w:p>
@@ -8135,17 +6070,22 @@
         <w:t xml:space="preserve">Toth og Vigo (2014) beskriver to grunnleggende familier av løsningsmetoder, eksakte og heuristiske, og advarer mot å vurdere dem som gjensidig utelukkende. Studiens dual-method-tilnærming støtter denne avveiningen: NN gir hurtige, transparente løsninger, mens MILP gir en kvantifiserbar referanse for kvalitetstap. Liu et al. (2023) sin observasjon om at greedy-heuristikker fortsatt har verdi som raske baseline-metoder, selv når de ikke garanterer optimalitet, er konsistent med våre funn for scenariet der kapasiteten er bindende (gap = 0 %). Bogyrbayeva et al. (2024) peker på at hybridmetoder mellom læringsbaserte og tradisjonelle tilnærminger er en lovende retning, noe studien ikke undersøker direkte, men som er en naturlig videreføring.</w:t>
       </w:r>
     </w:p>
-    <w:bookmarkEnd w:id="102"/>
-    <w:bookmarkStart w:id="103" w:name="X79763918d32fec8420a39b4c74b7f777d2d079b"/>
+    <w:bookmarkEnd w:id="94"/>
+    <w:bookmarkStart w:id="95" w:name="X79763918d32fec8420a39b4c74b7f777d2d079b"/>
     <w:p>
       <w:pPr>
         <w:pStyle w:val="Overskrift2"/>
       </w:pPr>
       <w:r>
         <w:rPr>
-          <w:b/>
-          <w:bCs/>
+          <w:rStyle w:val="SectionNumber"/>
         </w:rPr>
+        <w:t xml:space="preserve">2.61</w:t>
+      </w:r>
+      <w:r>
+        <w:tab/>
+      </w:r>
+      <w:r>
         <w:t xml:space="preserve">9.3 Styrker og svakheter ved data, metode og modell</w:t>
       </w:r>
     </w:p>
@@ -8203,17 +6143,22 @@
         <w:t xml:space="preserve">gir referanseoptimum innenfor sekunder for den gitte problemstørrelsen, men skalerer dårlig. Med flere noder eller flere scenarioer samtidig ville løsningstiden raskt øke. Subtour-eliminering er implementert implisitt gjennom monoton propagering av ankomsttid og last, en formulering som fungerer godt når tid og kapasitet gir gyldig monotoni. I et bredere praktisk system med flere depoter eller refueling ville det vært behov for eksplisitte MTZ-restriksjoner (Miller et al., 1960).</w:t>
       </w:r>
     </w:p>
-    <w:bookmarkEnd w:id="103"/>
-    <w:bookmarkStart w:id="104" w:name="generaliserbarhet"/>
+    <w:bookmarkEnd w:id="95"/>
+    <w:bookmarkStart w:id="96" w:name="generaliserbarhet"/>
     <w:p>
       <w:pPr>
         <w:pStyle w:val="Overskrift2"/>
       </w:pPr>
       <w:r>
         <w:rPr>
-          <w:b/>
-          <w:bCs/>
+          <w:rStyle w:val="SectionNumber"/>
         </w:rPr>
+        <w:t xml:space="preserve">2.62</w:t>
+      </w:r>
+      <w:r>
+        <w:tab/>
+      </w:r>
+      <w:r>
         <w:t xml:space="preserve">9.4 Generaliserbarhet</w:t>
       </w:r>
     </w:p>
@@ -8233,17 +6178,22 @@
         <w:t xml:space="preserve">Funnene kan ikke overføres direkte til Lerøys faktiske virksomhet, da de baseres på syntetisk data. Strukturen i modellen – et begrenset antall lokaliteter til ett slakteri med stramme tidsvinduer – er imidlertid en rimelig tilnærming til reell fortransport i havbruksnæringen, og gir dermed en overførbar innsikt i hvilke typer tiltak som kan gi gevinst.</w:t>
       </w:r>
     </w:p>
-    <w:bookmarkEnd w:id="104"/>
-    <w:bookmarkStart w:id="105" w:name="praktiske-implikasjoner"/>
+    <w:bookmarkEnd w:id="96"/>
+    <w:bookmarkStart w:id="97" w:name="praktiske-implikasjoner"/>
     <w:p>
       <w:pPr>
         <w:pStyle w:val="Overskrift2"/>
       </w:pPr>
       <w:r>
         <w:rPr>
-          <w:b/>
-          <w:bCs/>
+          <w:rStyle w:val="SectionNumber"/>
         </w:rPr>
+        <w:t xml:space="preserve">2.63</w:t>
+      </w:r>
+      <w:r>
+        <w:tab/>
+      </w:r>
+      <w:r>
         <w:t xml:space="preserve">9.5 Praktiske implikasjoner</w:t>
       </w:r>
     </w:p>
@@ -8318,17 +6268,22 @@
         <w:t xml:space="preserve">Når tids- og kapasitetsbegrensninger ikke er bindende, gir flere biler ingen besparelser – bare overkapasitet. Investeringsbeslutninger bør baseres på hvilken restriksjon som faktisk begrenser løsningen i et gitt datasett.</w:t>
       </w:r>
     </w:p>
-    <w:bookmarkEnd w:id="105"/>
-    <w:bookmarkStart w:id="106" w:name="teoretiske-og-metodiske-implikasjoner"/>
+    <w:bookmarkEnd w:id="97"/>
+    <w:bookmarkStart w:id="98" w:name="teoretiske-og-metodiske-implikasjoner"/>
     <w:p>
       <w:pPr>
         <w:pStyle w:val="Overskrift2"/>
       </w:pPr>
       <w:r>
         <w:rPr>
-          <w:b/>
-          <w:bCs/>
+          <w:rStyle w:val="SectionNumber"/>
         </w:rPr>
+        <w:t xml:space="preserve">2.64</w:t>
+      </w:r>
+      <w:r>
+        <w:tab/>
+      </w:r>
+      <w:r>
         <w:t xml:space="preserve">9.6 Teoretiske og metodiske implikasjoner</w:t>
       </w:r>
     </w:p>
@@ -8402,17 +6357,22 @@
         <w:t xml:space="preserve">For policy- og næringsperspektiv er studien avgrenset – den syntetiske naturen til dataene gjør at konkrete tall ikke skal overføres direkte. Strukturen i funnene er likevel overførbar, og kan informere diskusjoner om infrastrukturinvesteringer (f.eks. kan koordinerte tidsvinduer ofte gi mer enn flere kjøretøy).</w:t>
       </w:r>
     </w:p>
-    <w:bookmarkEnd w:id="106"/>
-    <w:bookmarkStart w:id="107" w:name="X16677409b56ba41e2d1d9d6600adce923485724"/>
+    <w:bookmarkEnd w:id="98"/>
+    <w:bookmarkStart w:id="99" w:name="X16677409b56ba41e2d1d9d6600adce923485724"/>
     <w:p>
       <w:pPr>
         <w:pStyle w:val="Overskrift2"/>
       </w:pPr>
       <w:r>
         <w:rPr>
-          <w:b/>
-          <w:bCs/>
+          <w:rStyle w:val="SectionNumber"/>
         </w:rPr>
+        <w:t xml:space="preserve">2.65</w:t>
+      </w:r>
+      <w:r>
+        <w:tab/>
+      </w:r>
+      <w:r>
         <w:t xml:space="preserve">9.7 Refleksjon om bruk av kunstig intelligens i prosjektet</w:t>
       </w:r>
     </w:p>
@@ -8453,31 +6413,41 @@
         <w:t xml:space="preserve">Bogyrbayeva et al. (2024) argumenterer for at læringsbaserte metoder får en stadig større rolle i VRP-litteraturen. Vår erfaring støtter en mer nyansert konklusjon: KI som skriveassistent og kodeakselerator er allerede i dag en vesentlig produktivitetsgevinst, mens KI som selvstendig metode for å løse logistikkproblemer fortsatt krever betydelig menneskelig validering for å være forsvarlig.</w:t>
       </w:r>
     </w:p>
-    <w:bookmarkEnd w:id="107"/>
-    <w:bookmarkStart w:id="108" w:name="konklusjon"/>
+    <w:bookmarkEnd w:id="99"/>
+    <w:bookmarkStart w:id="100" w:name="konklusjon"/>
     <w:p>
       <w:pPr>
         <w:pStyle w:val="Overskrift2"/>
       </w:pPr>
       <w:r>
         <w:rPr>
-          <w:b/>
-          <w:bCs/>
+          <w:rStyle w:val="SectionNumber"/>
         </w:rPr>
+        <w:t xml:space="preserve">2.66</w:t>
+      </w:r>
+      <w:r>
+        <w:tab/>
+      </w:r>
+      <w:r>
         <w:t xml:space="preserve">10.0 Konklusjon</w:t>
       </w:r>
     </w:p>
-    <w:bookmarkEnd w:id="108"/>
-    <w:bookmarkStart w:id="109" w:name="bibliografi"/>
+    <w:bookmarkEnd w:id="100"/>
+    <w:bookmarkStart w:id="101" w:name="bibliografi"/>
     <w:p>
       <w:pPr>
         <w:pStyle w:val="Overskrift2"/>
       </w:pPr>
       <w:r>
         <w:rPr>
-          <w:b/>
-          <w:bCs/>
+          <w:rStyle w:val="SectionNumber"/>
         </w:rPr>
+        <w:t xml:space="preserve">2.67</w:t>
+      </w:r>
+      <w:r>
+        <w:tab/>
+      </w:r>
+      <w:r>
         <w:t xml:space="preserve">11.0 Bibliografi</w:t>
       </w:r>
     </w:p>
@@ -8975,31 +6945,41 @@
         <w:t xml:space="preserve">(2. utg.). MOS-SIAM Series on Optimization. https://doi.org/10.1137/1.9781611973594</w:t>
       </w:r>
     </w:p>
-    <w:bookmarkEnd w:id="109"/>
-    <w:bookmarkStart w:id="110" w:name="vedlegg"/>
+    <w:bookmarkEnd w:id="101"/>
+    <w:bookmarkStart w:id="102" w:name="vedlegg"/>
     <w:p>
       <w:pPr>
         <w:pStyle w:val="Overskrift2"/>
       </w:pPr>
       <w:r>
         <w:rPr>
-          <w:b/>
-          <w:bCs/>
+          <w:rStyle w:val="SectionNumber"/>
         </w:rPr>
+        <w:t xml:space="preserve">2.68</w:t>
+      </w:r>
+      <w:r>
+        <w:tab/>
+      </w:r>
+      <w:r>
         <w:t xml:space="preserve">12.0 Vedlegg</w:t>
       </w:r>
     </w:p>
-    <w:bookmarkEnd w:id="110"/>
-    <w:bookmarkStart w:id="111" w:name="vedlegg-a-avstandsmatrise-km"/>
+    <w:bookmarkEnd w:id="102"/>
+    <w:bookmarkStart w:id="103" w:name="vedlegg-a-avstandsmatrise-km"/>
     <w:p>
       <w:pPr>
         <w:pStyle w:val="Overskrift2"/>
       </w:pPr>
       <w:r>
         <w:rPr>
-          <w:b/>
-          <w:bCs/>
+          <w:rStyle w:val="SectionNumber"/>
         </w:rPr>
+        <w:t xml:space="preserve">2.69</w:t>
+      </w:r>
+      <w:r>
+        <w:tab/>
+      </w:r>
+      <w:r>
         <w:t xml:space="preserve">12.1 Vedlegg A – Avstandsmatrise (km)</w:t>
       </w:r>
     </w:p>
@@ -10010,17 +7990,22 @@
         <w:t xml:space="preserve">24</w:t>
       </w:r>
     </w:p>
-    <w:bookmarkEnd w:id="111"/>
-    <w:bookmarkStart w:id="112" w:name="vedlegg-b-tidsmatrise-minutter"/>
+    <w:bookmarkEnd w:id="103"/>
+    <w:bookmarkStart w:id="104" w:name="vedlegg-b-tidsmatrise-minutter"/>
     <w:p>
       <w:pPr>
         <w:pStyle w:val="Overskrift2"/>
       </w:pPr>
       <w:r>
         <w:rPr>
-          <w:b/>
-          <w:bCs/>
+          <w:rStyle w:val="SectionNumber"/>
         </w:rPr>
+        <w:t xml:space="preserve">2.70</w:t>
+      </w:r>
+      <w:r>
+        <w:tab/>
+      </w:r>
+      <w:r>
         <w:t xml:space="preserve">12.2 Vedlegg B – Tidsmatrise (minutter)</w:t>
       </w:r>
     </w:p>
@@ -11023,17 +9008,22 @@
         </w:tc>
       </w:tr>
     </w:tbl>
-    <w:bookmarkEnd w:id="112"/>
-    <w:bookmarkStart w:id="113" w:name="Xfcf6588bdfeda252ac5c6e718437e6ed632ce56"/>
+    <w:bookmarkEnd w:id="104"/>
+    <w:bookmarkStart w:id="105" w:name="Xfcf6588bdfeda252ac5c6e718437e6ed632ce56"/>
     <w:p>
       <w:pPr>
         <w:pStyle w:val="Overskrift2"/>
       </w:pPr>
       <w:r>
         <w:rPr>
-          <w:b/>
-          <w:bCs/>
+          <w:rStyle w:val="SectionNumber"/>
         </w:rPr>
+        <w:t xml:space="preserve">2.71</w:t>
+      </w:r>
+      <w:r>
+        <w:tab/>
+      </w:r>
+      <w:r>
         <w:t xml:space="preserve">12.3 Vedlegg C – Prosjektlogg og dokumentasjon av KI-bruk</w:t>
       </w:r>
     </w:p>
@@ -11047,7 +9037,7 @@
       <w:r>
         <w:t xml:space="preserve"> </w:t>
       </w:r>
-      <w:hyperlink r:id="rId65">
+      <w:hyperlink r:id="rId57">
         <w:r>
           <w:rPr>
             <w:rStyle w:val="Hyperkobling"/>
@@ -11070,8 +9060,8 @@
         <w:t xml:space="preserve">25</w:t>
       </w:r>
     </w:p>
-    <w:bookmarkEnd w:id="113"/>
-    <w:bookmarkEnd w:id="114"/>
+    <w:bookmarkEnd w:id="105"/>
+    <w:bookmarkEnd w:id="106"/>
     <w:sectPr>
       <w:footerReference r:id="rId12" w:type="even"/>
       <w:footerReference r:id="rId13" w:type="default"/>
@@ -14944,6 +12934,91 @@
     <w:lvl w:ilvl="8">
       <w:numFmt w:val="bullet"/>
       <w:lvlText w:val=" "/>
+      <w:lvlJc w:val="left"/>
+      <w:pPr>
+        <w:ind w:left="6480" w:hanging="360"/>
+      </w:pPr>
+    </w:lvl>
+  </w:abstractNum>
+  <w:abstractNum w:abstractNumId="99412">
+    <w:nsid w:val="00A99412"/>
+    <w:multiLevelType w:val="multilevel"/>
+    <w:lvl w:ilvl="0">
+      <w:start w:val="2"/>
+      <w:numFmt w:val="decimal"/>
+      <w:lvlText w:val="%1."/>
+      <w:lvlJc w:val="left"/>
+      <w:pPr>
+        <w:ind w:left="720" w:hanging="360"/>
+      </w:pPr>
+    </w:lvl>
+    <w:lvl w:ilvl="1">
+      <w:start w:val="2"/>
+      <w:numFmt w:val="decimal"/>
+      <w:lvlText w:val="%2."/>
+      <w:lvlJc w:val="left"/>
+      <w:pPr>
+        <w:ind w:left="1440" w:hanging="360"/>
+      </w:pPr>
+    </w:lvl>
+    <w:lvl w:ilvl="2">
+      <w:start w:val="2"/>
+      <w:numFmt w:val="decimal"/>
+      <w:lvlText w:val="%3."/>
+      <w:lvlJc w:val="left"/>
+      <w:pPr>
+        <w:ind w:left="2160" w:hanging="360"/>
+      </w:pPr>
+    </w:lvl>
+    <w:lvl w:ilvl="3">
+      <w:start w:val="2"/>
+      <w:numFmt w:val="decimal"/>
+      <w:lvlText w:val="%4."/>
+      <w:lvlJc w:val="left"/>
+      <w:pPr>
+        <w:ind w:left="2880" w:hanging="360"/>
+      </w:pPr>
+    </w:lvl>
+    <w:lvl w:ilvl="4">
+      <w:start w:val="2"/>
+      <w:numFmt w:val="decimal"/>
+      <w:lvlText w:val="%5."/>
+      <w:lvlJc w:val="left"/>
+      <w:pPr>
+        <w:ind w:left="3600" w:hanging="360"/>
+      </w:pPr>
+    </w:lvl>
+    <w:lvl w:ilvl="5">
+      <w:start w:val="2"/>
+      <w:numFmt w:val="decimal"/>
+      <w:lvlText w:val="%6."/>
+      <w:lvlJc w:val="left"/>
+      <w:pPr>
+        <w:ind w:left="4320" w:hanging="360"/>
+      </w:pPr>
+    </w:lvl>
+    <w:lvl w:ilvl="6">
+      <w:start w:val="2"/>
+      <w:numFmt w:val="decimal"/>
+      <w:lvlText w:val="%7."/>
+      <w:lvlJc w:val="left"/>
+      <w:pPr>
+        <w:ind w:left="5040" w:hanging="360"/>
+      </w:pPr>
+    </w:lvl>
+    <w:lvl w:ilvl="7">
+      <w:start w:val="2"/>
+      <w:numFmt w:val="decimal"/>
+      <w:lvlText w:val="%8."/>
+      <w:lvlJc w:val="left"/>
+      <w:pPr>
+        <w:ind w:left="5760" w:hanging="360"/>
+      </w:pPr>
+    </w:lvl>
+    <w:lvl w:ilvl="8">
+      <w:start w:val="2"/>
+      <w:numFmt w:val="decimal"/>
+      <w:lvlText w:val="%9."/>
       <w:lvlJc w:val="left"/>
       <w:pPr>
         <w:ind w:left="6480" w:hanging="360"/>
@@ -15295,33 +13370,33 @@
     <w:abstractNumId w:val="990"/>
   </w:num>
   <w:num w:numId="1001">
-    <w:abstractNumId w:val="99411"/>
+    <w:abstractNumId w:val="99412"/>
     <w:lvlOverride w:ilvl="0">
-      <w:startOverride w:val="1"/>
+      <w:startOverride w:val="2"/>
     </w:lvlOverride>
     <w:lvlOverride w:ilvl="1">
-      <w:startOverride w:val="1"/>
+      <w:startOverride w:val="2"/>
     </w:lvlOverride>
     <w:lvlOverride w:ilvl="2">
-      <w:startOverride w:val="1"/>
+      <w:startOverride w:val="2"/>
     </w:lvlOverride>
     <w:lvlOverride w:ilvl="3">
-      <w:startOverride w:val="1"/>
+      <w:startOverride w:val="2"/>
     </w:lvlOverride>
     <w:lvlOverride w:ilvl="4">
-      <w:startOverride w:val="1"/>
+      <w:startOverride w:val="2"/>
     </w:lvlOverride>
     <w:lvlOverride w:ilvl="5">
-      <w:startOverride w:val="1"/>
+      <w:startOverride w:val="2"/>
     </w:lvlOverride>
     <w:lvlOverride w:ilvl="6">
-      <w:startOverride w:val="1"/>
+      <w:startOverride w:val="2"/>
     </w:lvlOverride>
     <w:lvlOverride w:ilvl="7">
-      <w:startOverride w:val="1"/>
+      <w:startOverride w:val="2"/>
     </w:lvlOverride>
     <w:lvlOverride w:ilvl="8">
-      <w:startOverride w:val="1"/>
+      <w:startOverride w:val="2"/>
     </w:lvlOverride>
   </w:num>
   <w:num w:numId="1002">

--- a/014 fase 4 - report/rapport.docx
+++ b/014 fase 4 - report/rapport.docx
@@ -44,7 +44,7 @@
       <w:sdtContent>
         <w:p>
           <w:pPr>
-            <w:pStyle w:val="Overskriftforinnholdsfortegnelse"/>
+            <w:pStyle w:val="TOCHeading"/>
           </w:pPr>
           <w:r>
             <w:t xml:space="preserve">Table of Contents</w:t>
@@ -60,20 +60,11 @@
         </w:p>
       </w:sdtContent>
     </w:sdt>
-    <w:bookmarkStart w:id="23" w:name="sammendrag"/>
-    <w:p>
-      <w:pPr>
-        <w:pStyle w:val="Overskrift1"/>
-      </w:pPr>
-      <w:r>
-        <w:rPr>
-          <w:rStyle w:val="SectionNumber"/>
-        </w:rPr>
-        <w:t xml:space="preserve">1</w:t>
-      </w:r>
-      <w:r>
-        <w:tab/>
-      </w:r>
+    <w:bookmarkStart w:id="9" w:name="sammendrag"/>
+    <w:p>
+      <w:pPr>
+        <w:pStyle w:val="Heading1"/>
+      </w:pPr>
       <w:r>
         <w:t xml:space="preserve">Sammendrag</w:t>
       </w:r>
@@ -90,21 +81,12 @@
         <w:t xml:space="preserve">[Skrives etter peer-review.]</w:t>
       </w:r>
     </w:p>
-    <w:bookmarkEnd w:id="23"/>
-    <w:bookmarkStart w:id="106" w:name="abstract"/>
-    <w:p>
-      <w:pPr>
-        <w:pStyle w:val="Overskrift1"/>
-      </w:pPr>
-      <w:r>
-        <w:rPr>
-          <w:rStyle w:val="SectionNumber"/>
-        </w:rPr>
-        <w:t xml:space="preserve">2</w:t>
-      </w:r>
-      <w:r>
-        <w:tab/>
-      </w:r>
+    <w:bookmarkEnd w:id="9"/>
+    <w:bookmarkStart w:id="92" w:name="abstract"/>
+    <w:p>
+      <w:pPr>
+        <w:pStyle w:val="Heading1"/>
+      </w:pPr>
       <w:r>
         <w:t xml:space="preserve">Abstract</w:t>
       </w:r>
@@ -121,28 +103,11 @@
         <w:t xml:space="preserve">[To be written after peer review.]</w:t>
       </w:r>
     </w:p>
-    <w:p>
-      <w:pPr>
-        <w:pStyle w:val="BodyText"/>
-      </w:pPr>
-      <w:r>
-        <w:t xml:space="preserve">ewpage</w:t>
-      </w:r>
-    </w:p>
-    <w:bookmarkStart w:id="24" w:name="innledning"/>
-    <w:p>
-      <w:pPr>
-        <w:pStyle w:val="Overskrift2"/>
-      </w:pPr>
-      <w:r>
-        <w:rPr>
-          <w:rStyle w:val="SectionNumber"/>
-        </w:rPr>
-        <w:t xml:space="preserve">2.1</w:t>
-      </w:r>
-      <w:r>
-        <w:tab/>
-      </w:r>
+    <w:bookmarkStart w:id="10" w:name="innledning"/>
+    <w:p>
+      <w:pPr>
+        <w:pStyle w:val="Heading2"/>
+      </w:pPr>
       <w:r>
         <w:t xml:space="preserve">1.0 Innledning</w:t>
       </w:r>
@@ -163,21 +128,12 @@
         <w:t xml:space="preserve">Denne oppgaven tar utgangspunkt i fortransport i én region hos Lerøy og undersøker hvordan ruteplanlegging kan modelleres og analyseres ved hjelp av kvantitative metoder. Studien er avgrenset til transport fra 7 oppdrettslokaliteter til ett slakteri og fokuserer på kostnadsminimering som beslutningskriterium.</w:t>
       </w:r>
     </w:p>
-    <w:bookmarkEnd w:id="24"/>
-    <w:bookmarkStart w:id="25" w:name="problemstilling"/>
-    <w:p>
-      <w:pPr>
-        <w:pStyle w:val="Overskrift2"/>
-      </w:pPr>
-      <w:r>
-        <w:rPr>
-          <w:rStyle w:val="SectionNumber"/>
-        </w:rPr>
-        <w:t xml:space="preserve">2.2</w:t>
-      </w:r>
-      <w:r>
-        <w:tab/>
-      </w:r>
+    <w:bookmarkEnd w:id="10"/>
+    <w:bookmarkStart w:id="11" w:name="problemstilling"/>
+    <w:p>
+      <w:pPr>
+        <w:pStyle w:val="Heading2"/>
+      </w:pPr>
       <w:r>
         <w:t xml:space="preserve">1.1 Problemstilling</w:t>
       </w:r>
@@ -230,21 +186,12 @@
         <w:t xml:space="preserve">Hvordan påvirkes den optimale ruten av endringer i transportvolum og antall oppdrettslokaliteter innenfor gitte rammebetingelser?</w:t>
       </w:r>
     </w:p>
-    <w:bookmarkEnd w:id="25"/>
-    <w:bookmarkStart w:id="26" w:name="avgrensinger"/>
-    <w:p>
-      <w:pPr>
-        <w:pStyle w:val="Overskrift2"/>
-      </w:pPr>
-      <w:r>
-        <w:rPr>
-          <w:rStyle w:val="SectionNumber"/>
-        </w:rPr>
-        <w:t xml:space="preserve">2.3</w:t>
-      </w:r>
-      <w:r>
-        <w:tab/>
-      </w:r>
+    <w:bookmarkEnd w:id="11"/>
+    <w:bookmarkStart w:id="12" w:name="avgrensinger"/>
+    <w:p>
+      <w:pPr>
+        <w:pStyle w:val="Heading2"/>
+      </w:pPr>
       <w:r>
         <w:t xml:space="preserve">1.2 Avgrensinger</w:t>
       </w:r>
@@ -281,21 +228,12 @@
         <w:t xml:space="preserve">Når det gjelder løsningsmetode benytter oppgaven to komplementære tilnærminger: en eksakt MILP-formulering som gir en referanseoptimal løsning, og en greedy nearest-neighbor-heuristikk som representerer en operasjonelt enkel og transparent metode. Sammenligningen mellom de to gjør det mulig å kvantifisere heuristikkens kvalitet opp mot det matematiske optimum. Mer avanserte metaheuristikker (f.eks. tabu search, genetiske algoritmer eller læringsbaserte metoder) er utenfor prosjektets omfang.</w:t>
       </w:r>
     </w:p>
-    <w:bookmarkEnd w:id="26"/>
-    <w:bookmarkStart w:id="27" w:name="antagelser"/>
-    <w:p>
-      <w:pPr>
-        <w:pStyle w:val="Overskrift2"/>
-      </w:pPr>
-      <w:r>
-        <w:rPr>
-          <w:rStyle w:val="SectionNumber"/>
-        </w:rPr>
-        <w:t xml:space="preserve">2.4</w:t>
-      </w:r>
-      <w:r>
-        <w:tab/>
-      </w:r>
+    <w:bookmarkEnd w:id="12"/>
+    <w:bookmarkStart w:id="13" w:name="antagelser"/>
+    <w:p>
+      <w:pPr>
+        <w:pStyle w:val="Heading2"/>
+      </w:pPr>
       <w:r>
         <w:t xml:space="preserve">1.3 Antagelser</w:t>
       </w:r>
@@ -376,21 +314,12 @@
         <w:t xml:space="preserve">ruteplanleggingsproblemet. Resultatet av denne analysen kan dermed ikke overføres til reelle operasjoner.</w:t>
       </w:r>
     </w:p>
-    <w:bookmarkEnd w:id="27"/>
-    <w:bookmarkStart w:id="28" w:name="litteratur"/>
-    <w:p>
-      <w:pPr>
-        <w:pStyle w:val="Overskrift2"/>
-      </w:pPr>
-      <w:r>
-        <w:rPr>
-          <w:rStyle w:val="SectionNumber"/>
-        </w:rPr>
-        <w:t xml:space="preserve">2.5</w:t>
-      </w:r>
-      <w:r>
-        <w:tab/>
-      </w:r>
+    <w:bookmarkEnd w:id="13"/>
+    <w:bookmarkStart w:id="14" w:name="litteratur"/>
+    <w:p>
+      <w:pPr>
+        <w:pStyle w:val="Heading2"/>
+      </w:pPr>
       <w:r>
         <w:t xml:space="preserve">2.0 Litteratur</w:t>
       </w:r>
@@ -459,40 +388,22 @@
         <w:t xml:space="preserve">Samlet viser litteraturen de siste fem årene at VRP-forskningen beveger seg mot mer realistiske, sammensatte og anvendte problemstillinger. Denne rapporten forholder seg til denne utviklingen ved å modellere et kapasitets- og tidsbegrenset ruteproblem inspirert av fortransport i havbruksnæringen. Samtidig avgrenser oppgaven seg bevisst fra de mest avanserte metodene i nyere forskning, som dype læringsmodeller og komplekse metaheuristikker, og velger i stedet en enklere heuristisk tilnærming. Dette gjør analysen mindre avansert metodisk, men til gjengjeld mer transparent, etterprøvbar og godt tilpasset prosjektets omfang og formål.</w:t>
       </w:r>
     </w:p>
-    <w:bookmarkEnd w:id="28"/>
-    <w:bookmarkStart w:id="29" w:name="teori"/>
-    <w:p>
-      <w:pPr>
-        <w:pStyle w:val="Overskrift2"/>
-      </w:pPr>
-      <w:r>
-        <w:rPr>
-          <w:rStyle w:val="SectionNumber"/>
-        </w:rPr>
-        <w:t xml:space="preserve">2.6</w:t>
-      </w:r>
-      <w:r>
-        <w:tab/>
-      </w:r>
+    <w:bookmarkEnd w:id="14"/>
+    <w:bookmarkStart w:id="15" w:name="teori"/>
+    <w:p>
+      <w:pPr>
+        <w:pStyle w:val="Heading2"/>
+      </w:pPr>
       <w:r>
         <w:t xml:space="preserve">3.0 Teori</w:t>
       </w:r>
     </w:p>
-    <w:bookmarkEnd w:id="29"/>
-    <w:bookmarkStart w:id="30" w:name="vehicle-routing-problem-vrp"/>
-    <w:p>
-      <w:pPr>
-        <w:pStyle w:val="Overskrift2"/>
-      </w:pPr>
-      <w:r>
-        <w:rPr>
-          <w:rStyle w:val="SectionNumber"/>
-        </w:rPr>
-        <w:t xml:space="preserve">2.7</w:t>
-      </w:r>
-      <w:r>
-        <w:tab/>
-      </w:r>
+    <w:bookmarkEnd w:id="15"/>
+    <w:bookmarkStart w:id="16" w:name="vehicle-routing-problem-vrp"/>
+    <w:p>
+      <w:pPr>
+        <w:pStyle w:val="Heading2"/>
+      </w:pPr>
       <w:r>
         <w:t xml:space="preserve">3.1 Vehicle Routing Problem (VRP)</w:t>
       </w:r>
@@ -537,21 +448,12 @@
         <w:t xml:space="preserve">7</w:t>
       </w:r>
     </w:p>
-    <w:bookmarkEnd w:id="30"/>
-    <w:bookmarkStart w:id="31" w:name="vrp-med-tidsvinduer-vrptw"/>
-    <w:p>
-      <w:pPr>
-        <w:pStyle w:val="Overskrift2"/>
-      </w:pPr>
-      <w:r>
-        <w:rPr>
-          <w:rStyle w:val="SectionNumber"/>
-        </w:rPr>
-        <w:t xml:space="preserve">2.8</w:t>
-      </w:r>
-      <w:r>
-        <w:tab/>
-      </w:r>
+    <w:bookmarkEnd w:id="16"/>
+    <w:bookmarkStart w:id="17" w:name="vrp-med-tidsvinduer-vrptw"/>
+    <w:p>
+      <w:pPr>
+        <w:pStyle w:val="Heading2"/>
+      </w:pPr>
       <w:r>
         <w:t xml:space="preserve">3.2 VRP med tidsvinduer (VRPTW)</w:t>
       </w:r>
@@ -621,21 +523,12 @@
         <w:t xml:space="preserve">tidsmessig gjennomførbarhet</w:t>
       </w:r>
     </w:p>
-    <w:bookmarkEnd w:id="31"/>
-    <w:bookmarkStart w:id="32" w:name="eksakte-metoder-og-heuristikker"/>
-    <w:p>
-      <w:pPr>
-        <w:pStyle w:val="Overskrift2"/>
-      </w:pPr>
-      <w:r>
-        <w:rPr>
-          <w:rStyle w:val="SectionNumber"/>
-        </w:rPr>
-        <w:t xml:space="preserve">2.9</w:t>
-      </w:r>
-      <w:r>
-        <w:tab/>
-      </w:r>
+    <w:bookmarkEnd w:id="17"/>
+    <w:bookmarkStart w:id="18" w:name="eksakte-metoder-og-heuristikker"/>
+    <w:p>
+      <w:pPr>
+        <w:pStyle w:val="Heading2"/>
+      </w:pPr>
       <w:r>
         <w:t xml:space="preserve">3.3 Eksakte metoder og heuristikker</w:t>
       </w:r>
@@ -737,21 +630,12 @@
         <w:t xml:space="preserve">løsning innenfor gitte rammebetingelser.</w:t>
       </w:r>
     </w:p>
-    <w:bookmarkEnd w:id="32"/>
-    <w:bookmarkStart w:id="33" w:name="greedy-heuristikk-og-nearest-neighbor"/>
-    <w:p>
-      <w:pPr>
-        <w:pStyle w:val="Overskrift2"/>
-      </w:pPr>
-      <w:r>
-        <w:rPr>
-          <w:rStyle w:val="SectionNumber"/>
-        </w:rPr>
-        <w:t xml:space="preserve">2.10</w:t>
-      </w:r>
-      <w:r>
-        <w:tab/>
-      </w:r>
+    <w:bookmarkEnd w:id="18"/>
+    <w:bookmarkStart w:id="19" w:name="greedy-heuristikk-og-nearest-neighbor"/>
+    <w:p>
+      <w:pPr>
+        <w:pStyle w:val="Heading2"/>
+      </w:pPr>
       <w:r>
         <w:t xml:space="preserve">3.4 Greedy heuristikk og nearest neighbor</w:t>
       </w:r>
@@ -853,21 +737,12 @@
         <w:t xml:space="preserve">I denne oppgaven benyttes en greedy nearest neighbor-heuristikk kombinert med kapasitets- og tidsrestriksjoner. Dette representerer en balansert tilnærming mellom modellens kompleksitet og praktisk anvendbarhet.</w:t>
       </w:r>
     </w:p>
-    <w:bookmarkEnd w:id="33"/>
-    <w:bookmarkStart w:id="34" w:name="kunstig-intelligens-i-ruteplanlegging"/>
-    <w:p>
-      <w:pPr>
-        <w:pStyle w:val="Overskrift2"/>
-      </w:pPr>
-      <w:r>
-        <w:rPr>
-          <w:rStyle w:val="SectionNumber"/>
-        </w:rPr>
-        <w:t xml:space="preserve">2.11</w:t>
-      </w:r>
-      <w:r>
-        <w:tab/>
-      </w:r>
+    <w:bookmarkEnd w:id="19"/>
+    <w:bookmarkStart w:id="20" w:name="kunstig-intelligens-i-ruteplanlegging"/>
+    <w:p>
+      <w:pPr>
+        <w:pStyle w:val="Heading2"/>
+      </w:pPr>
       <w:r>
         <w:t xml:space="preserve">3.5 Kunstig intelligens i ruteplanlegging</w:t>
       </w:r>
@@ -999,21 +874,12 @@
         <w:t xml:space="preserve">9</w:t>
       </w:r>
     </w:p>
-    <w:bookmarkEnd w:id="34"/>
-    <w:bookmarkStart w:id="35" w:name="X2bc1938783dcd62cca083ec24d38d72387c239e"/>
-    <w:p>
-      <w:pPr>
-        <w:pStyle w:val="Overskrift2"/>
-      </w:pPr>
-      <w:r>
-        <w:rPr>
-          <w:rStyle w:val="SectionNumber"/>
-        </w:rPr>
-        <w:t xml:space="preserve">2.12</w:t>
-      </w:r>
-      <w:r>
-        <w:tab/>
-      </w:r>
+    <w:bookmarkEnd w:id="20"/>
+    <w:bookmarkStart w:id="21" w:name="X2bc1938783dcd62cca083ec24d38d72387c239e"/>
+    <w:p>
+      <w:pPr>
+        <w:pStyle w:val="Heading2"/>
+      </w:pPr>
       <w:r>
         <w:t xml:space="preserve">3.6 Oppsummering og kobling til problemstilling</w:t>
       </w:r>
@@ -1034,21 +900,12 @@
         <w:t xml:space="preserve">Samtidig understrekes det at heuristiske metoder fortsatt er avgjørende for å løse slike problemer i praksis, særlig når beregningstid og implementerbarhet er viktige faktorer. Denne oppgaven bygger på disse prinsippene ved å modellere fortransport som et kapasitets- og tidsbegrenset ruteproblem, løst ved hjelp av en greedy heuristikk. Valget av metode er i tråd med både klassisk teori og nyere forskning, og reflekterer en bevisst avveining mellom modellens realisme, kompleksitet og anvendbarhet.</w:t>
       </w:r>
     </w:p>
-    <w:bookmarkEnd w:id="35"/>
-    <w:bookmarkStart w:id="36" w:name="casebeskrivelse"/>
-    <w:p>
-      <w:pPr>
-        <w:pStyle w:val="Overskrift2"/>
-      </w:pPr>
-      <w:r>
-        <w:rPr>
-          <w:rStyle w:val="SectionNumber"/>
-        </w:rPr>
-        <w:t xml:space="preserve">2.13</w:t>
-      </w:r>
-      <w:r>
-        <w:tab/>
-      </w:r>
+    <w:bookmarkEnd w:id="21"/>
+    <w:bookmarkStart w:id="22" w:name="casebeskrivelse"/>
+    <w:p>
+      <w:pPr>
+        <w:pStyle w:val="Heading2"/>
+      </w:pPr>
       <w:r>
         <w:t xml:space="preserve">4.0 Casebeskrivelse</w:t>
       </w:r>
@@ -1093,59 +950,32 @@
         <w:t xml:space="preserve">Kombinasjonen av geografisk spredte lokaliteter, kapasitetsbegrensninger og tidsvinduer gjør caset godt egnet for modellering som et ruteplanleggingsproblem med tidsvinduer (VRPTW). Problemet er tilstrekkelig komplekst til å gi analytisk interesse, men samtidig avgrenset nok til å gi oversiktlige og etterprøvbare resultater innenfor oppgavens rammer. I denne rapporten benyttes et syntetisk datasett utviklet for analyseformål, mens Lerøy Seafood Group fungerer som casegrunnlag for problemstillingen.</w:t>
       </w:r>
     </w:p>
-    <w:bookmarkEnd w:id="36"/>
-    <w:bookmarkStart w:id="37" w:name="metode-og-data"/>
-    <w:p>
-      <w:pPr>
-        <w:pStyle w:val="Overskrift2"/>
-      </w:pPr>
-      <w:r>
-        <w:rPr>
-          <w:rStyle w:val="SectionNumber"/>
-        </w:rPr>
-        <w:t xml:space="preserve">2.14</w:t>
-      </w:r>
-      <w:r>
-        <w:tab/>
-      </w:r>
+    <w:bookmarkEnd w:id="22"/>
+    <w:bookmarkStart w:id="23" w:name="metode-og-data"/>
+    <w:p>
+      <w:pPr>
+        <w:pStyle w:val="Heading2"/>
+      </w:pPr>
       <w:r>
         <w:t xml:space="preserve">5.0 Metode og data</w:t>
       </w:r>
     </w:p>
-    <w:bookmarkEnd w:id="37"/>
-    <w:bookmarkStart w:id="38" w:name="metode"/>
-    <w:p>
-      <w:pPr>
-        <w:pStyle w:val="Overskrift2"/>
-      </w:pPr>
-      <w:r>
-        <w:rPr>
-          <w:rStyle w:val="SectionNumber"/>
-        </w:rPr>
-        <w:t xml:space="preserve">2.15</w:t>
-      </w:r>
-      <w:r>
-        <w:tab/>
-      </w:r>
+    <w:bookmarkEnd w:id="23"/>
+    <w:bookmarkStart w:id="24" w:name="metode"/>
+    <w:p>
+      <w:pPr>
+        <w:pStyle w:val="Heading2"/>
+      </w:pPr>
       <w:r>
         <w:t xml:space="preserve">5.1 Metode</w:t>
       </w:r>
     </w:p>
-    <w:bookmarkEnd w:id="38"/>
-    <w:bookmarkStart w:id="39" w:name="datagrunnlag"/>
-    <w:p>
-      <w:pPr>
-        <w:pStyle w:val="Overskrift2"/>
-      </w:pPr>
-      <w:r>
-        <w:rPr>
-          <w:rStyle w:val="SectionNumber"/>
-        </w:rPr>
-        <w:t xml:space="preserve">2.16</w:t>
-      </w:r>
-      <w:r>
-        <w:tab/>
-      </w:r>
+    <w:bookmarkEnd w:id="24"/>
+    <w:bookmarkStart w:id="25" w:name="datagrunnlag"/>
+    <w:p>
+      <w:pPr>
+        <w:pStyle w:val="Heading2"/>
+      </w:pPr>
       <w:r>
         <w:t xml:space="preserve">5.1.1 Datagrunnlag</w:t>
       </w:r>
@@ -1174,21 +1004,12 @@
         <w:t xml:space="preserve">Bruken av syntetiske data gjør det mulig å utvikle og teste modellen i en kontrollert case, samtidig som dataene er tilstrekkelig realistiske til å belyse logistiske utfordringer knyttet til transport, kapasitet og tidsstyring.</w:t>
       </w:r>
     </w:p>
-    <w:bookmarkEnd w:id="39"/>
-    <w:bookmarkStart w:id="40" w:name="lokasjoner-og-koordinater"/>
-    <w:p>
-      <w:pPr>
-        <w:pStyle w:val="Overskrift2"/>
-      </w:pPr>
-      <w:r>
-        <w:rPr>
-          <w:rStyle w:val="SectionNumber"/>
-        </w:rPr>
-        <w:t xml:space="preserve">2.17</w:t>
-      </w:r>
-      <w:r>
-        <w:tab/>
-      </w:r>
+    <w:bookmarkEnd w:id="25"/>
+    <w:bookmarkStart w:id="26" w:name="lokasjoner-og-koordinater"/>
+    <w:p>
+      <w:pPr>
+        <w:pStyle w:val="Heading2"/>
+      </w:pPr>
       <w:r>
         <w:t xml:space="preserve">5.1.2 Lokasjoner og koordinater</w:t>
       </w:r>
@@ -1695,21 +1516,12 @@
         <w:t xml:space="preserve">Koordinatene er oppgitt i et todimensjonalt koordinatsystem og brukes som grunnlag for beregning av avstander mellom lokasjonene.</w:t>
       </w:r>
     </w:p>
-    <w:bookmarkEnd w:id="40"/>
-    <w:bookmarkStart w:id="41" w:name="avstandsmetode"/>
-    <w:p>
-      <w:pPr>
-        <w:pStyle w:val="Overskrift2"/>
-      </w:pPr>
-      <w:r>
-        <w:rPr>
-          <w:rStyle w:val="SectionNumber"/>
-        </w:rPr>
-        <w:t xml:space="preserve">2.18</w:t>
-      </w:r>
-      <w:r>
-        <w:tab/>
-      </w:r>
+    <w:bookmarkEnd w:id="26"/>
+    <w:bookmarkStart w:id="27" w:name="avstandsmetode"/>
+    <w:p>
+      <w:pPr>
+        <w:pStyle w:val="Heading2"/>
+      </w:pPr>
       <w:r>
         <w:t xml:space="preserve">5.1.3 Avstandsmetode</w:t>
       </w:r>
@@ -1730,21 +1542,12 @@
         <w:t xml:space="preserve">I prosjektet forutsettes det at én enhet i koordinatsystemet tilsvarer én kilometer. Avstandene brukes videre som grunnlag for beregning av transportkostnader og som input til den heuristiske modellen.</w:t>
       </w:r>
     </w:p>
-    <w:bookmarkEnd w:id="41"/>
-    <w:bookmarkStart w:id="42" w:name="avstandsmatrise"/>
-    <w:p>
-      <w:pPr>
-        <w:pStyle w:val="Overskrift2"/>
-      </w:pPr>
-      <w:r>
-        <w:rPr>
-          <w:rStyle w:val="SectionNumber"/>
-        </w:rPr>
-        <w:t xml:space="preserve">2.19</w:t>
-      </w:r>
-      <w:r>
-        <w:tab/>
-      </w:r>
+    <w:bookmarkEnd w:id="27"/>
+    <w:bookmarkStart w:id="28" w:name="avstandsmatrise"/>
+    <w:p>
+      <w:pPr>
+        <w:pStyle w:val="Heading2"/>
+      </w:pPr>
       <w:r>
         <w:t xml:space="preserve">5.1.4 Avstandsmatrise</w:t>
       </w:r>
@@ -1773,21 +1576,12 @@
         <w:t xml:space="preserve">12</w:t>
       </w:r>
     </w:p>
-    <w:bookmarkEnd w:id="42"/>
-    <w:bookmarkStart w:id="43" w:name="tidsmatrise"/>
-    <w:p>
-      <w:pPr>
-        <w:pStyle w:val="Overskrift2"/>
-      </w:pPr>
-      <w:r>
-        <w:rPr>
-          <w:rStyle w:val="SectionNumber"/>
-        </w:rPr>
-        <w:t xml:space="preserve">2.20</w:t>
-      </w:r>
-      <w:r>
-        <w:tab/>
-      </w:r>
+    <w:bookmarkEnd w:id="28"/>
+    <w:bookmarkStart w:id="29" w:name="tidsmatrise"/>
+    <w:p>
+      <w:pPr>
+        <w:pStyle w:val="Heading2"/>
+      </w:pPr>
       <w:r>
         <w:t xml:space="preserve">5.1.5 Tidsmatrise</w:t>
       </w:r>
@@ -1808,21 +1602,12 @@
         <w:t xml:space="preserve">Tidsmatrisen brukes i modellen for å kontrollere om en rute er gjennomførbar innenfor gitte tidsvinduer, og om kjøretøyet rekker å returnere til depot innen maksimal tillatt tid. Full tidsmatrise er lagt ved i vedlegg B.</w:t>
       </w:r>
     </w:p>
-    <w:bookmarkEnd w:id="43"/>
-    <w:bookmarkStart w:id="44" w:name="validering-av-avstander"/>
-    <w:p>
-      <w:pPr>
-        <w:pStyle w:val="Overskrift2"/>
-      </w:pPr>
-      <w:r>
-        <w:rPr>
-          <w:rStyle w:val="SectionNumber"/>
-        </w:rPr>
-        <w:t xml:space="preserve">2.21</w:t>
-      </w:r>
-      <w:r>
-        <w:tab/>
-      </w:r>
+    <w:bookmarkEnd w:id="29"/>
+    <w:bookmarkStart w:id="30" w:name="validering-av-avstander"/>
+    <w:p>
+      <w:pPr>
+        <w:pStyle w:val="Heading2"/>
+      </w:pPr>
       <w:r>
         <w:t xml:space="preserve">5.1.6 Validering av avstander</w:t>
       </w:r>
@@ -1843,21 +1628,12 @@
         <w:t xml:space="preserve">Det var i utgangspunktet ønskelig å sammenligne avstandene med kart, men dette ble ikke gjennomført direkte. Årsaken er at prosjektet benytter syntetiske koordinater og ikke reelle geografiske lokasjoner eller veinett. En direkte sammenligning med faktiske kartdata ville derfor ikke vært faglig presis. I stedet er den valgte avstandsmetoden vurdert som en hensiktsmessig og konsistent forenkling for analyseformålet.</w:t>
       </w:r>
     </w:p>
-    <w:bookmarkEnd w:id="44"/>
-    <w:bookmarkStart w:id="45" w:name="øvrige-inputdata"/>
-    <w:p>
-      <w:pPr>
-        <w:pStyle w:val="Overskrift2"/>
-      </w:pPr>
-      <w:r>
-        <w:rPr>
-          <w:rStyle w:val="SectionNumber"/>
-        </w:rPr>
-        <w:t xml:space="preserve">2.22</w:t>
-      </w:r>
-      <w:r>
-        <w:tab/>
-      </w:r>
+    <w:bookmarkEnd w:id="30"/>
+    <w:bookmarkStart w:id="31" w:name="øvrige-inputdata"/>
+    <w:p>
+      <w:pPr>
+        <w:pStyle w:val="Heading2"/>
+      </w:pPr>
       <w:r>
         <w:t xml:space="preserve">5.1.7 Øvrige inputdata</w:t>
       </w:r>
@@ -1886,40 +1662,22 @@
         <w:t xml:space="preserve">13</w:t>
       </w:r>
     </w:p>
-    <w:bookmarkEnd w:id="45"/>
-    <w:bookmarkStart w:id="46" w:name="data"/>
-    <w:p>
-      <w:pPr>
-        <w:pStyle w:val="Overskrift2"/>
-      </w:pPr>
-      <w:r>
-        <w:rPr>
-          <w:rStyle w:val="SectionNumber"/>
-        </w:rPr>
-        <w:t xml:space="preserve">2.23</w:t>
-      </w:r>
-      <w:r>
-        <w:tab/>
-      </w:r>
+    <w:bookmarkEnd w:id="31"/>
+    <w:bookmarkStart w:id="32" w:name="data"/>
+    <w:p>
+      <w:pPr>
+        <w:pStyle w:val="Heading2"/>
+      </w:pPr>
       <w:r>
         <w:t xml:space="preserve">5.2 Data</w:t>
       </w:r>
     </w:p>
-    <w:bookmarkEnd w:id="46"/>
-    <w:bookmarkStart w:id="47" w:name="identifisere-lokasjoner"/>
-    <w:p>
-      <w:pPr>
-        <w:pStyle w:val="Overskrift2"/>
-      </w:pPr>
-      <w:r>
-        <w:rPr>
-          <w:rStyle w:val="SectionNumber"/>
-        </w:rPr>
-        <w:t xml:space="preserve">2.24</w:t>
-      </w:r>
-      <w:r>
-        <w:tab/>
-      </w:r>
+    <w:bookmarkEnd w:id="32"/>
+    <w:bookmarkStart w:id="33" w:name="identifisere-lokasjoner"/>
+    <w:p>
+      <w:pPr>
+        <w:pStyle w:val="Heading2"/>
+      </w:pPr>
       <w:r>
         <w:t xml:space="preserve">5.2.1 Identifisere lokasjoner</w:t>
       </w:r>
@@ -1932,21 +1690,12 @@
         <w:t xml:space="preserve">Som grunnlag for modellutviklingen ble det først gjennomført en systematisk identifisering av relevante lokasjoner i transportnettverket. Dette omfatter både oppdrettslokaliteter og slakteri, som til sammen utgjør nodene i modellen. Utvalget av lokasjoner er gjort med hensikt å representere et realistisk, men avgrenset transportproblem, tilpasset prosjektets omfang og tilgjengelige ressurser.</w:t>
       </w:r>
     </w:p>
-    <w:bookmarkEnd w:id="47"/>
-    <w:bookmarkStart w:id="48" w:name="velge-region"/>
-    <w:p>
-      <w:pPr>
-        <w:pStyle w:val="Overskrift2"/>
-      </w:pPr>
-      <w:r>
-        <w:rPr>
-          <w:rStyle w:val="SectionNumber"/>
-        </w:rPr>
-        <w:t xml:space="preserve">2.25</w:t>
-      </w:r>
-      <w:r>
-        <w:tab/>
-      </w:r>
+    <w:bookmarkEnd w:id="33"/>
+    <w:bookmarkStart w:id="34" w:name="velge-region"/>
+    <w:p>
+      <w:pPr>
+        <w:pStyle w:val="Heading2"/>
+      </w:pPr>
       <w:r>
         <w:t xml:space="preserve">5.2.2 Velge region</w:t>
       </w:r>
@@ -1967,21 +1716,12 @@
         <w:t xml:space="preserve">Denne tilnærmingen gir fleksibilitet i modellutviklingen og kontroll over sentrale variabler, men kan påvirke overførbarheten til reelle geografiske forhold.</w:t>
       </w:r>
     </w:p>
-    <w:bookmarkEnd w:id="48"/>
-    <w:bookmarkStart w:id="49" w:name="identifisere-oppdrettslokaliteter"/>
-    <w:p>
-      <w:pPr>
-        <w:pStyle w:val="Overskrift2"/>
-      </w:pPr>
-      <w:r>
-        <w:rPr>
-          <w:rStyle w:val="SectionNumber"/>
-        </w:rPr>
-        <w:t xml:space="preserve">2.26</w:t>
-      </w:r>
-      <w:r>
-        <w:tab/>
-      </w:r>
+    <w:bookmarkEnd w:id="34"/>
+    <w:bookmarkStart w:id="35" w:name="identifisere-oppdrettslokaliteter"/>
+    <w:p>
+      <w:pPr>
+        <w:pStyle w:val="Heading2"/>
+      </w:pPr>
       <w:r>
         <w:t xml:space="preserve">5.2.3 Identifisere oppdrettslokaliteter</w:t>
       </w:r>
@@ -2010,21 +1750,12 @@
         <w:t xml:space="preserve">14</w:t>
       </w:r>
     </w:p>
-    <w:bookmarkEnd w:id="49"/>
-    <w:bookmarkStart w:id="50" w:name="identifisere-slakteri"/>
-    <w:p>
-      <w:pPr>
-        <w:pStyle w:val="Overskrift2"/>
-      </w:pPr>
-      <w:r>
-        <w:rPr>
-          <w:rStyle w:val="SectionNumber"/>
-        </w:rPr>
-        <w:t xml:space="preserve">2.27</w:t>
-      </w:r>
-      <w:r>
-        <w:tab/>
-      </w:r>
+    <w:bookmarkEnd w:id="35"/>
+    <w:bookmarkStart w:id="36" w:name="identifisere-slakteri"/>
+    <w:p>
+      <w:pPr>
+        <w:pStyle w:val="Heading2"/>
+      </w:pPr>
       <w:r>
         <w:t xml:space="preserve">5.2.4 Identifisere slakteri</w:t>
       </w:r>
@@ -2053,21 +1784,12 @@
         <w:t xml:space="preserve">Valget av ett slakteri bidrar til å forenkle modellstrukturen, samtidig som det gir et realistisk utgangspunkt for analyse av transport mellom oppdrettslokaliteter og mottaksanlegg.</w:t>
       </w:r>
     </w:p>
-    <w:bookmarkEnd w:id="50"/>
-    <w:bookmarkStart w:id="51" w:name="finne-koordinater"/>
-    <w:p>
-      <w:pPr>
-        <w:pStyle w:val="Overskrift2"/>
-      </w:pPr>
-      <w:r>
-        <w:rPr>
-          <w:rStyle w:val="SectionNumber"/>
-        </w:rPr>
-        <w:t xml:space="preserve">2.28</w:t>
-      </w:r>
-      <w:r>
-        <w:tab/>
-      </w:r>
+    <w:bookmarkEnd w:id="36"/>
+    <w:bookmarkStart w:id="37" w:name="finne-koordinater"/>
+    <w:p>
+      <w:pPr>
+        <w:pStyle w:val="Heading2"/>
+      </w:pPr>
       <w:r>
         <w:t xml:space="preserve">5.2.5 Finne koordinater</w:t>
       </w:r>
@@ -2080,21 +1802,12 @@
         <w:t xml:space="preserve">For hver node i datasettet er det definert x- og y-koordinater i et todimensjonalt koordinatsystem (se tabell i 5.1.2). Koordinatene er syntetisk generert og utgjør grunnlaget for beregning av avstander mellom alle noder i modellen.</w:t>
       </w:r>
     </w:p>
-    <w:bookmarkEnd w:id="51"/>
-    <w:bookmarkStart w:id="52" w:name="kontrollere-lokasjoner"/>
-    <w:p>
-      <w:pPr>
-        <w:pStyle w:val="Overskrift2"/>
-      </w:pPr>
-      <w:r>
-        <w:rPr>
-          <w:rStyle w:val="SectionNumber"/>
-        </w:rPr>
-        <w:t xml:space="preserve">2.29</w:t>
-      </w:r>
-      <w:r>
-        <w:tab/>
-      </w:r>
+    <w:bookmarkEnd w:id="37"/>
+    <w:bookmarkStart w:id="38" w:name="kontrollere-lokasjoner"/>
+    <w:p>
+      <w:pPr>
+        <w:pStyle w:val="Heading2"/>
+      </w:pPr>
       <w:r>
         <w:t xml:space="preserve">5.2.6 Kontrollere lokasjoner</w:t>
       </w:r>
@@ -2123,21 +1836,12 @@
         <w:t xml:space="preserve">Koordinatene er vurdert slik at de gir realistiske avstander mellom lokalitetene, og ingen lokasjoner er plassert på en måte som skaper urealistiske transportforhold. Kontrollen bidrar til å sikre at modellen opererer på et troverdig grunnlag.</w:t>
       </w:r>
     </w:p>
-    <w:bookmarkEnd w:id="52"/>
-    <w:bookmarkStart w:id="53" w:name="strukturere-datasett"/>
-    <w:p>
-      <w:pPr>
-        <w:pStyle w:val="Overskrift2"/>
-      </w:pPr>
-      <w:r>
-        <w:rPr>
-          <w:rStyle w:val="SectionNumber"/>
-        </w:rPr>
-        <w:t xml:space="preserve">2.30</w:t>
-      </w:r>
-      <w:r>
-        <w:tab/>
-      </w:r>
+    <w:bookmarkEnd w:id="38"/>
+    <w:bookmarkStart w:id="39" w:name="strukturere-datasett"/>
+    <w:p>
+      <w:pPr>
+        <w:pStyle w:val="Heading2"/>
+      </w:pPr>
       <w:r>
         <w:t xml:space="preserve">5.2.7 Strukturere datasett</w:t>
       </w:r>
@@ -2202,21 +1906,12 @@
         <w:t xml:space="preserve">Datastrukturen er utformet slik at den enkelt kan benyttes i Python for beregning av avstandsmatrise og videre modellimplementering.</w:t>
       </w:r>
     </w:p>
-    <w:bookmarkEnd w:id="53"/>
-    <w:bookmarkStart w:id="54" w:name="genererte-transportdata"/>
-    <w:p>
-      <w:pPr>
-        <w:pStyle w:val="Overskrift2"/>
-      </w:pPr>
-      <w:r>
-        <w:rPr>
-          <w:rStyle w:val="SectionNumber"/>
-        </w:rPr>
-        <w:t xml:space="preserve">2.31</w:t>
-      </w:r>
-      <w:r>
-        <w:tab/>
-      </w:r>
+    <w:bookmarkEnd w:id="39"/>
+    <w:bookmarkStart w:id="40" w:name="genererte-transportdata"/>
+    <w:p>
+      <w:pPr>
+        <w:pStyle w:val="Heading2"/>
+      </w:pPr>
       <w:r>
         <w:t xml:space="preserve">5.3 Genererte transportdata</w:t>
       </w:r>
@@ -2237,21 +1932,12 @@
         <w:t xml:space="preserve">Disse dataene utgjør grunnlaget for hvordan transportproblemet modelleres, og påvirker både rutevalg og totale transportkostnader.</w:t>
       </w:r>
     </w:p>
-    <w:bookmarkEnd w:id="54"/>
-    <w:bookmarkStart w:id="55" w:name="definere-transportvolum"/>
-    <w:p>
-      <w:pPr>
-        <w:pStyle w:val="Overskrift2"/>
-      </w:pPr>
-      <w:r>
-        <w:rPr>
-          <w:rStyle w:val="SectionNumber"/>
-        </w:rPr>
-        <w:t xml:space="preserve">2.32</w:t>
-      </w:r>
-      <w:r>
-        <w:tab/>
-      </w:r>
+    <w:bookmarkEnd w:id="40"/>
+    <w:bookmarkStart w:id="41" w:name="definere-transportvolum"/>
+    <w:p>
+      <w:pPr>
+        <w:pStyle w:val="Heading2"/>
+      </w:pPr>
       <w:r>
         <w:t xml:space="preserve">5.3.1 Definere transportvolum</w:t>
       </w:r>
@@ -2296,21 +1982,12 @@
         <w:t xml:space="preserve">16</w:t>
       </w:r>
     </w:p>
-    <w:bookmarkEnd w:id="55"/>
-    <w:bookmarkStart w:id="56" w:name="definere-kostnadsparametere"/>
-    <w:p>
-      <w:pPr>
-        <w:pStyle w:val="Overskrift2"/>
-      </w:pPr>
-      <w:r>
-        <w:rPr>
-          <w:rStyle w:val="SectionNumber"/>
-        </w:rPr>
-        <w:t xml:space="preserve">2.33</w:t>
-      </w:r>
-      <w:r>
-        <w:tab/>
-      </w:r>
+    <w:bookmarkEnd w:id="41"/>
+    <w:bookmarkStart w:id="42" w:name="definere-kostnadsparametere"/>
+    <w:p>
+      <w:pPr>
+        <w:pStyle w:val="Heading2"/>
+      </w:pPr>
       <w:r>
         <w:t xml:space="preserve">5.3.2 Definere kostnadsparametere</w:t>
       </w:r>
@@ -2339,21 +2016,12 @@
         <w:t xml:space="preserve">Det er også definert en kapasitet for kjøretøyene, som begrenser hvor mye volum som kan transporteres per rute.</w:t>
       </w:r>
     </w:p>
-    <w:bookmarkEnd w:id="56"/>
-    <w:bookmarkStart w:id="58" w:name="bruk-av-ki-i-metodeprosessen"/>
-    <w:p>
-      <w:pPr>
-        <w:pStyle w:val="Overskrift2"/>
-      </w:pPr>
-      <w:r>
-        <w:rPr>
-          <w:rStyle w:val="SectionNumber"/>
-        </w:rPr>
-        <w:t xml:space="preserve">2.34</w:t>
-      </w:r>
-      <w:r>
-        <w:tab/>
-      </w:r>
+    <w:bookmarkEnd w:id="42"/>
+    <w:bookmarkStart w:id="44" w:name="bruk-av-ki-i-metodeprosessen"/>
+    <w:p>
+      <w:pPr>
+        <w:pStyle w:val="Heading2"/>
+      </w:pPr>
       <w:r>
         <w:t xml:space="preserve">5.4 Bruk av KI i metodeprosessen</w:t>
       </w:r>
@@ -2389,10 +2057,10 @@
       <w:r>
         <w:t xml:space="preserve">For å sikre reproduserbarhet er all kildekode, det syntetiske datasettet og skript for nettverksvisualisering publisert i prosjektets GitHub-repositorium (github.com/LOG650/G01-g1). For å sikre sporbarhet og etterprøvbarhet er all vesentlig KI-bruk dokumentert fortløpende i prosjektloggen (</w:t>
       </w:r>
-      <w:hyperlink r:id="rId57">
+      <w:hyperlink r:id="rId43">
         <w:r>
           <w:rPr>
-            <w:rStyle w:val="Hyperkobling"/>
+            <w:rStyle w:val="Hyperlink"/>
           </w:rPr>
           <w:t xml:space="preserve">logg.md</w:t>
         </w:r>
@@ -2401,40 +2069,22 @@
         <w:t xml:space="preserve">), som er lagt ved rapporten som Vedlegg C. Dette gjør det mulig for andre å kjøre modellen på nytt og etterprøve resultatene.</w:t>
       </w:r>
     </w:p>
-    <w:bookmarkEnd w:id="58"/>
-    <w:bookmarkStart w:id="59" w:name="modellering"/>
-    <w:p>
-      <w:pPr>
-        <w:pStyle w:val="Overskrift2"/>
-      </w:pPr>
-      <w:r>
-        <w:rPr>
-          <w:rStyle w:val="SectionNumber"/>
-        </w:rPr>
-        <w:t xml:space="preserve">2.35</w:t>
-      </w:r>
-      <w:r>
-        <w:tab/>
-      </w:r>
+    <w:bookmarkEnd w:id="44"/>
+    <w:bookmarkStart w:id="45" w:name="modellering"/>
+    <w:p>
+      <w:pPr>
+        <w:pStyle w:val="Heading2"/>
+      </w:pPr>
       <w:r>
         <w:t xml:space="preserve">6.0 Modellering</w:t>
       </w:r>
     </w:p>
-    <w:bookmarkEnd w:id="59"/>
-    <w:bookmarkStart w:id="60" w:name="modellformulering"/>
-    <w:p>
-      <w:pPr>
-        <w:pStyle w:val="Overskrift2"/>
-      </w:pPr>
-      <w:r>
-        <w:rPr>
-          <w:rStyle w:val="SectionNumber"/>
-        </w:rPr>
-        <w:t xml:space="preserve">2.36</w:t>
-      </w:r>
-      <w:r>
-        <w:tab/>
-      </w:r>
+    <w:bookmarkEnd w:id="45"/>
+    <w:bookmarkStart w:id="46" w:name="modellformulering"/>
+    <w:p>
+      <w:pPr>
+        <w:pStyle w:val="Heading2"/>
+      </w:pPr>
       <w:r>
         <w:t xml:space="preserve">6.1 Modellformulering</w:t>
       </w:r>
@@ -2897,21 +2547,12 @@
         </w:tc>
       </w:tr>
     </w:tbl>
-    <w:bookmarkEnd w:id="60"/>
-    <w:bookmarkStart w:id="61" w:name="beslutningsvariabler"/>
-    <w:p>
-      <w:pPr>
-        <w:pStyle w:val="Overskrift2"/>
-      </w:pPr>
-      <w:r>
-        <w:rPr>
-          <w:rStyle w:val="SectionNumber"/>
-        </w:rPr>
-        <w:t xml:space="preserve">2.37</w:t>
-      </w:r>
-      <w:r>
-        <w:tab/>
-      </w:r>
+    <w:bookmarkEnd w:id="46"/>
+    <w:bookmarkStart w:id="47" w:name="beslutningsvariabler"/>
+    <w:p>
+      <w:pPr>
+        <w:pStyle w:val="Heading2"/>
+      </w:pPr>
       <w:r>
         <w:t xml:space="preserve">6.1.1 Beslutningsvariabler</w:t>
       </w:r>
@@ -2948,21 +2589,12 @@
         <w:t xml:space="preserve">Disse variablene bestemmer rutestrukturen og hvilke forbindelser som inngår i løsningen.</w:t>
       </w:r>
     </w:p>
-    <w:bookmarkEnd w:id="61"/>
-    <w:bookmarkStart w:id="62" w:name="målsetting"/>
-    <w:p>
-      <w:pPr>
-        <w:pStyle w:val="Overskrift2"/>
-      </w:pPr>
-      <w:r>
-        <w:rPr>
-          <w:rStyle w:val="SectionNumber"/>
-        </w:rPr>
-        <w:t xml:space="preserve">2.38</w:t>
-      </w:r>
-      <w:r>
-        <w:tab/>
-      </w:r>
+    <w:bookmarkEnd w:id="47"/>
+    <w:bookmarkStart w:id="48" w:name="målsetting"/>
+    <w:p>
+      <w:pPr>
+        <w:pStyle w:val="Heading2"/>
+      </w:pPr>
       <w:r>
         <w:t xml:space="preserve">6.1.2 Målsetting</w:t>
       </w:r>
@@ -2991,21 +2623,12 @@
         <w:t xml:space="preserve">Denne formuleringen er i tråd med klassisk VRP-litteratur (Toth og Vigo, 2014) og gir et direkte mål på logistisk effektivitet.</w:t>
       </w:r>
     </w:p>
-    <w:bookmarkEnd w:id="62"/>
-    <w:bookmarkStart w:id="63" w:name="begrensninger"/>
-    <w:p>
-      <w:pPr>
-        <w:pStyle w:val="Overskrift2"/>
-      </w:pPr>
-      <w:r>
-        <w:rPr>
-          <w:rStyle w:val="SectionNumber"/>
-        </w:rPr>
-        <w:t xml:space="preserve">2.39</w:t>
-      </w:r>
-      <w:r>
-        <w:tab/>
-      </w:r>
+    <w:bookmarkEnd w:id="48"/>
+    <w:bookmarkStart w:id="49" w:name="begrensninger"/>
+    <w:p>
+      <w:pPr>
+        <w:pStyle w:val="Heading2"/>
+      </w:pPr>
       <w:r>
         <w:t xml:space="preserve">6.1.3 Begrensninger</w:t>
       </w:r>
@@ -3258,40 +2881,22 @@
         <w:t xml:space="preserve">Disse begrensningene sikrer at løsningen er operasjonelt gjennomførbar og realistisk.</w:t>
       </w:r>
     </w:p>
-    <w:bookmarkEnd w:id="63"/>
-    <w:bookmarkStart w:id="64" w:name="implementering-av-modell-i-python"/>
-    <w:p>
-      <w:pPr>
-        <w:pStyle w:val="Overskrift2"/>
-      </w:pPr>
-      <w:r>
-        <w:rPr>
-          <w:rStyle w:val="SectionNumber"/>
-        </w:rPr>
-        <w:t xml:space="preserve">2.40</w:t>
-      </w:r>
-      <w:r>
-        <w:tab/>
-      </w:r>
+    <w:bookmarkEnd w:id="49"/>
+    <w:bookmarkStart w:id="50" w:name="implementering-av-modell-i-python"/>
+    <w:p>
+      <w:pPr>
+        <w:pStyle w:val="Heading2"/>
+      </w:pPr>
       <w:r>
         <w:t xml:space="preserve">6.2 Implementering av modell i Python</w:t>
       </w:r>
     </w:p>
-    <w:bookmarkEnd w:id="64"/>
-    <w:bookmarkStart w:id="65" w:name="lage-datastruktur"/>
-    <w:p>
-      <w:pPr>
-        <w:pStyle w:val="Overskrift2"/>
-      </w:pPr>
-      <w:r>
-        <w:rPr>
-          <w:rStyle w:val="SectionNumber"/>
-        </w:rPr>
-        <w:t xml:space="preserve">2.41</w:t>
-      </w:r>
-      <w:r>
-        <w:tab/>
-      </w:r>
+    <w:bookmarkEnd w:id="50"/>
+    <w:bookmarkStart w:id="51" w:name="lage-datastruktur"/>
+    <w:p>
+      <w:pPr>
+        <w:pStyle w:val="Heading2"/>
+      </w:pPr>
       <w:r>
         <w:t xml:space="preserve">6.2.1 Lage datastruktur</w:t>
       </w:r>
@@ -3399,21 +3004,12 @@
         <w:t xml:space="preserve">ruteplanleggingen. Denne strukturen muliggjør effektiv tilgang til data og rask evaluering av rutevalg underveis i algoritmen.</w:t>
       </w:r>
     </w:p>
-    <w:bookmarkEnd w:id="65"/>
-    <w:bookmarkStart w:id="66" w:name="implementere-heuristikk"/>
-    <w:p>
-      <w:pPr>
-        <w:pStyle w:val="Overskrift2"/>
-      </w:pPr>
-      <w:r>
-        <w:rPr>
-          <w:rStyle w:val="SectionNumber"/>
-        </w:rPr>
-        <w:t xml:space="preserve">2.42</w:t>
-      </w:r>
-      <w:r>
-        <w:tab/>
-      </w:r>
+    <w:bookmarkEnd w:id="51"/>
+    <w:bookmarkStart w:id="52" w:name="implementere-heuristikk"/>
+    <w:p>
+      <w:pPr>
+        <w:pStyle w:val="Heading2"/>
+      </w:pPr>
       <w:r>
         <w:t xml:space="preserve">6.2.2 Implementere heuristikk</w:t>
       </w:r>
@@ -3533,21 +3129,12 @@
         <w:t xml:space="preserve">Denne fremgangsmåten gir en beregningseffektiv løsning, men garanterer ikke global optimalitet.</w:t>
       </w:r>
     </w:p>
-    <w:bookmarkEnd w:id="66"/>
-    <w:bookmarkStart w:id="67" w:name="implementere-kostnadsmodell"/>
-    <w:p>
-      <w:pPr>
-        <w:pStyle w:val="Overskrift2"/>
-      </w:pPr>
-      <w:r>
-        <w:rPr>
-          <w:rStyle w:val="SectionNumber"/>
-        </w:rPr>
-        <w:t xml:space="preserve">2.43</w:t>
-      </w:r>
-      <w:r>
-        <w:tab/>
-      </w:r>
+    <w:bookmarkEnd w:id="52"/>
+    <w:bookmarkStart w:id="53" w:name="implementere-kostnadsmodell"/>
+    <w:p>
+      <w:pPr>
+        <w:pStyle w:val="Heading2"/>
+      </w:pPr>
       <w:r>
         <w:t xml:space="preserve">6.2.3 Implementere kostnadsmodell</w:t>
       </w:r>
@@ -3606,21 +3193,12 @@
         <w:t xml:space="preserve">Dette gjør det mulig å evaluere både effektivitet og gjennomførbarhet.</w:t>
       </w:r>
     </w:p>
-    <w:bookmarkEnd w:id="67"/>
-    <w:bookmarkStart w:id="68" w:name="eksakt-løsning-milp"/>
-    <w:p>
-      <w:pPr>
-        <w:pStyle w:val="Overskrift2"/>
-      </w:pPr>
-      <w:r>
-        <w:rPr>
-          <w:rStyle w:val="SectionNumber"/>
-        </w:rPr>
-        <w:t xml:space="preserve">2.44</w:t>
-      </w:r>
-      <w:r>
-        <w:tab/>
-      </w:r>
+    <w:bookmarkEnd w:id="53"/>
+    <w:bookmarkStart w:id="54" w:name="eksakt-løsning-milp"/>
+    <w:p>
+      <w:pPr>
+        <w:pStyle w:val="Heading2"/>
+      </w:pPr>
       <w:r>
         <w:t xml:space="preserve">6.2.4 Eksakt løsning (MILP)</w:t>
       </w:r>
@@ -3689,40 +3267,22 @@
         <w:t xml:space="preserve">der z betegner målfunksjonsverdien (total kjørelengde). Siden problemstørrelsen er liten (8 noder), kan CBC løse MILP-instansene eksakt innenfor sekunder, noe som gjør det realistisk å bruke løsningen som referanseverdi i analysen.</w:t>
       </w:r>
     </w:p>
-    <w:bookmarkEnd w:id="68"/>
-    <w:bookmarkStart w:id="69" w:name="testing-og-validering"/>
-    <w:p>
-      <w:pPr>
-        <w:pStyle w:val="Overskrift2"/>
-      </w:pPr>
-      <w:r>
-        <w:rPr>
-          <w:rStyle w:val="SectionNumber"/>
-        </w:rPr>
-        <w:t xml:space="preserve">2.45</w:t>
-      </w:r>
-      <w:r>
-        <w:tab/>
-      </w:r>
+    <w:bookmarkEnd w:id="54"/>
+    <w:bookmarkStart w:id="55" w:name="testing-og-validering"/>
+    <w:p>
+      <w:pPr>
+        <w:pStyle w:val="Heading2"/>
+      </w:pPr>
       <w:r>
         <w:t xml:space="preserve">6.3 Testing og validering</w:t>
       </w:r>
     </w:p>
-    <w:bookmarkEnd w:id="69"/>
-    <w:bookmarkStart w:id="70" w:name="kjøring-av-testscenario"/>
-    <w:p>
-      <w:pPr>
-        <w:pStyle w:val="Overskrift2"/>
-      </w:pPr>
-      <w:r>
-        <w:rPr>
-          <w:rStyle w:val="SectionNumber"/>
-        </w:rPr>
-        <w:t xml:space="preserve">2.46</w:t>
-      </w:r>
-      <w:r>
-        <w:tab/>
-      </w:r>
+    <w:bookmarkEnd w:id="55"/>
+    <w:bookmarkStart w:id="56" w:name="kjøring-av-testscenario"/>
+    <w:p>
+      <w:pPr>
+        <w:pStyle w:val="Heading2"/>
+      </w:pPr>
       <w:r>
         <w:t xml:space="preserve">6.3.1 Kjøring av testscenario</w:t>
       </w:r>
@@ -3743,21 +3303,12 @@
         <w:t xml:space="preserve">19</w:t>
       </w:r>
     </w:p>
-    <w:bookmarkEnd w:id="70"/>
-    <w:bookmarkStart w:id="71" w:name="validering-av-ruter"/>
-    <w:p>
-      <w:pPr>
-        <w:pStyle w:val="Overskrift2"/>
-      </w:pPr>
-      <w:r>
-        <w:rPr>
-          <w:rStyle w:val="SectionNumber"/>
-        </w:rPr>
-        <w:t xml:space="preserve">2.47</w:t>
-      </w:r>
-      <w:r>
-        <w:tab/>
-      </w:r>
+    <w:bookmarkEnd w:id="56"/>
+    <w:bookmarkStart w:id="57" w:name="validering-av-ruter"/>
+    <w:p>
+      <w:pPr>
+        <w:pStyle w:val="Heading2"/>
+      </w:pPr>
       <w:r>
         <w:t xml:space="preserve">6.3.2 Validering av ruter</w:t>
       </w:r>
@@ -3822,21 +3373,12 @@
         <w:t xml:space="preserve">I tillegg sammenlignes de to metodene opp mot hverandre: heuristikkens totale kjørelengde måles relativt til MILP-optimum (optimalitetsgap), og antall kjøretøy brukt i begge løsninger dokumenteres. Denne doble valideringen sikrer at løsningene er logisk gyldige, praktisk gjennomførbare og faglig etterprøvbare.</w:t>
       </w:r>
     </w:p>
-    <w:bookmarkEnd w:id="71"/>
-    <w:bookmarkStart w:id="72" w:name="justering-av-modell"/>
-    <w:p>
-      <w:pPr>
-        <w:pStyle w:val="Overskrift2"/>
-      </w:pPr>
-      <w:r>
-        <w:rPr>
-          <w:rStyle w:val="SectionNumber"/>
-        </w:rPr>
-        <w:t xml:space="preserve">2.48</w:t>
-      </w:r>
-      <w:r>
-        <w:tab/>
-      </w:r>
+    <w:bookmarkEnd w:id="57"/>
+    <w:bookmarkStart w:id="58" w:name="justering-av-modell"/>
+    <w:p>
+      <w:pPr>
+        <w:pStyle w:val="Heading2"/>
+      </w:pPr>
       <w:r>
         <w:t xml:space="preserve">6.3.3 Justering av modell</w:t>
       </w:r>
@@ -3890,21 +3432,12 @@
         <w:t xml:space="preserve">Denne iterative prosessen bidrar til å forbedre både kvaliteten og realismen i løsningene.</w:t>
       </w:r>
     </w:p>
-    <w:bookmarkEnd w:id="72"/>
-    <w:bookmarkStart w:id="73" w:name="modellvarianter-og-scenarier"/>
-    <w:p>
-      <w:pPr>
-        <w:pStyle w:val="Overskrift2"/>
-      </w:pPr>
-      <w:r>
-        <w:rPr>
-          <w:rStyle w:val="SectionNumber"/>
-        </w:rPr>
-        <w:t xml:space="preserve">2.49</w:t>
-      </w:r>
-      <w:r>
-        <w:tab/>
-      </w:r>
+    <w:bookmarkEnd w:id="58"/>
+    <w:bookmarkStart w:id="59" w:name="modellvarianter-og-scenarier"/>
+    <w:p>
+      <w:pPr>
+        <w:pStyle w:val="Heading2"/>
+      </w:pPr>
       <w:r>
         <w:t xml:space="preserve">6.4 Modellvarianter og scenarier</w:t>
       </w:r>
@@ -4030,21 +3563,12 @@
         <w:t xml:space="preserve">Scenariene analyseres i kap. 7 og danner grunnlag for sensitivitetsanalysen i kap. 9.</w:t>
       </w:r>
     </w:p>
-    <w:bookmarkEnd w:id="73"/>
-    <w:bookmarkStart w:id="75" w:name="analyse"/>
-    <w:p>
-      <w:pPr>
-        <w:pStyle w:val="Overskrift2"/>
-      </w:pPr>
-      <w:r>
-        <w:rPr>
-          <w:rStyle w:val="SectionNumber"/>
-        </w:rPr>
-        <w:t xml:space="preserve">2.50</w:t>
-      </w:r>
-      <w:r>
-        <w:tab/>
-      </w:r>
+    <w:bookmarkEnd w:id="59"/>
+    <w:bookmarkStart w:id="61" w:name="analyse"/>
+    <w:p>
+      <w:pPr>
+        <w:pStyle w:val="Heading2"/>
+      </w:pPr>
       <w:r>
         <w:t xml:space="preserve">7.0 Analyse</w:t>
       </w:r>
@@ -4059,10 +3583,10 @@
       <w:r>
         <w:t xml:space="preserve"> </w:t>
       </w:r>
-      <w:hyperlink r:id="rId74">
+      <w:hyperlink r:id="rId60">
         <w:r>
           <w:rPr>
-            <w:rStyle w:val="Hyperkobling"/>
+            <w:rStyle w:val="Hyperlink"/>
           </w:rPr>
           <w:t xml:space="preserve">004 data/data.json</w:t>
         </w:r>
@@ -4071,21 +3595,12 @@
         <w:t xml:space="preserve">. MILP er løst eksakt med PuLP/CBC, og NN-heuristikken er implementert iterativt med 1, 2, 3 … kjøretøy til alle lokaliteter kan betjenes innenfor gitte restriksjoner.</w:t>
       </w:r>
     </w:p>
-    <w:bookmarkEnd w:id="75"/>
-    <w:bookmarkStart w:id="76" w:name="baseline-nn-heuristikk-iterativt"/>
-    <w:p>
-      <w:pPr>
-        <w:pStyle w:val="Overskrift2"/>
-      </w:pPr>
-      <w:r>
-        <w:rPr>
-          <w:rStyle w:val="SectionNumber"/>
-        </w:rPr>
-        <w:t xml:space="preserve">2.51</w:t>
-      </w:r>
-      <w:r>
-        <w:tab/>
-      </w:r>
+    <w:bookmarkEnd w:id="61"/>
+    <w:bookmarkStart w:id="62" w:name="baseline-nn-heuristikk-iterativt"/>
+    <w:p>
+      <w:pPr>
+        <w:pStyle w:val="Heading2"/>
+      </w:pPr>
       <w:r>
         <w:t xml:space="preserve">7.1 Baseline – NN-heuristikk iterativt</w:t>
       </w:r>
@@ -4352,21 +3867,12 @@
         <w:t xml:space="preserve">Første feasible NN-løsning finnes ved K = 3, og ytterligere kjøretøy reduserer ikke total kjørelengde.</w:t>
       </w:r>
     </w:p>
-    <w:bookmarkEnd w:id="76"/>
-    <w:bookmarkStart w:id="77" w:name="baseline-milp-optimum"/>
-    <w:p>
-      <w:pPr>
-        <w:pStyle w:val="Overskrift2"/>
-      </w:pPr>
-      <w:r>
-        <w:rPr>
-          <w:rStyle w:val="SectionNumber"/>
-        </w:rPr>
-        <w:t xml:space="preserve">2.52</w:t>
-      </w:r>
-      <w:r>
-        <w:tab/>
-      </w:r>
+    <w:bookmarkEnd w:id="62"/>
+    <w:bookmarkStart w:id="63" w:name="baseline-milp-optimum"/>
+    <w:p>
+      <w:pPr>
+        <w:pStyle w:val="Heading2"/>
+      </w:pPr>
       <w:r>
         <w:t xml:space="preserve">7.2 Baseline – MILP-optimum</w:t>
       </w:r>
@@ -4691,21 +4197,12 @@
         </w:tc>
       </w:tr>
     </w:tbl>
-    <w:bookmarkEnd w:id="77"/>
-    <w:bookmarkStart w:id="78" w:name="scenarioanalyse"/>
-    <w:p>
-      <w:pPr>
-        <w:pStyle w:val="Overskrift2"/>
-      </w:pPr>
-      <w:r>
-        <w:rPr>
-          <w:rStyle w:val="SectionNumber"/>
-        </w:rPr>
-        <w:t xml:space="preserve">2.53</w:t>
-      </w:r>
-      <w:r>
-        <w:tab/>
-      </w:r>
+    <w:bookmarkEnd w:id="63"/>
+    <w:bookmarkStart w:id="64" w:name="scenarioanalyse"/>
+    <w:p>
+      <w:pPr>
+        <w:pStyle w:val="Heading2"/>
+      </w:pPr>
       <w:r>
         <w:t xml:space="preserve">7.3 Scenarioanalyse</w:t>
       </w:r>
@@ -4853,21 +4350,12 @@
         </w:tc>
       </w:tr>
     </w:tbl>
-    <w:bookmarkEnd w:id="78"/>
-    <w:bookmarkStart w:id="79" w:name="resultat"/>
-    <w:p>
-      <w:pPr>
-        <w:pStyle w:val="Overskrift2"/>
-      </w:pPr>
-      <w:r>
-        <w:rPr>
-          <w:rStyle w:val="SectionNumber"/>
-        </w:rPr>
-        <w:t xml:space="preserve">2.54</w:t>
-      </w:r>
-      <w:r>
-        <w:tab/>
-      </w:r>
+    <w:bookmarkEnd w:id="64"/>
+    <w:bookmarkStart w:id="65" w:name="resultat"/>
+    <w:p>
+      <w:pPr>
+        <w:pStyle w:val="Heading2"/>
+      </w:pPr>
       <w:r>
         <w:t xml:space="preserve">8.0 Resultat</w:t>
       </w:r>
@@ -4880,21 +4368,12 @@
         <w:t xml:space="preserve">Dette kapittelet presenterer samlet resultater fra alle kjøringer, uten tolkning. Vurdering og implikasjoner behandles i kap. 9.</w:t>
       </w:r>
     </w:p>
-    <w:bookmarkEnd w:id="79"/>
-    <w:bookmarkStart w:id="86" w:name="sammenligning-mellom-nn-og-milp-baseline"/>
-    <w:p>
-      <w:pPr>
-        <w:pStyle w:val="Overskrift2"/>
-      </w:pPr>
-      <w:r>
-        <w:rPr>
-          <w:rStyle w:val="SectionNumber"/>
-        </w:rPr>
-        <w:t xml:space="preserve">2.55</w:t>
-      </w:r>
-      <w:r>
-        <w:tab/>
-      </w:r>
+    <w:bookmarkEnd w:id="65"/>
+    <w:bookmarkStart w:id="72" w:name="sammenligning-mellom-nn-og-milp-baseline"/>
+    <w:p>
+      <w:pPr>
+        <w:pStyle w:val="Heading2"/>
+      </w:pPr>
       <w:r>
         <w:t xml:space="preserve">8.1 Sammenligning mellom NN og MILP (baseline)</w:t>
       </w:r>
@@ -5135,20 +4614,20 @@
       <w:r>
         <w:drawing>
           <wp:inline>
-            <wp:extent cx="6007100" cy="2780367"/>
+            <wp:extent cx="5334000" cy="2468825"/>
             <wp:effectExtent b="0" l="0" r="0" t="0"/>
-            <wp:docPr descr="NN vs MILP baseline" title="" id="81" name="Picture"/>
+            <wp:docPr descr="NN vs MILP baseline" title="" id="67" name="Picture"/>
             <a:graphic>
               <a:graphicData uri="http://schemas.openxmlformats.org/drawingml/2006/picture">
                 <pic:pic>
                   <pic:nvPicPr>
-                    <pic:cNvPr descr="../004%20data/sammenligning_NN_vs_MILP.png" id="82" name="Picture"/>
+                    <pic:cNvPr descr="../004%20data/sammenligning_NN_vs_MILP.png" id="68" name="Picture"/>
                     <pic:cNvPicPr>
                       <a:picLocks noChangeArrowheads="1" noChangeAspect="1"/>
                     </pic:cNvPicPr>
                   </pic:nvPicPr>
                   <pic:blipFill>
-                    <a:blip r:embed="rId80"/>
+                    <a:blip r:embed="rId66"/>
                     <a:stretch>
                       <a:fillRect/>
                     </a:stretch>
@@ -5156,7 +4635,7 @@
                   <pic:spPr bwMode="auto">
                     <a:xfrm>
                       <a:off x="0" y="0"/>
-                      <a:ext cx="6007100" cy="2780367"/>
+                      <a:ext cx="5334000" cy="2468825"/>
                     </a:xfrm>
                     <a:prstGeom prst="rect">
                       <a:avLst/>
@@ -5202,20 +4681,20 @@
       <w:r>
         <w:drawing>
           <wp:inline>
-            <wp:extent cx="6007100" cy="3718922"/>
+            <wp:extent cx="5334000" cy="3302214"/>
             <wp:effectExtent b="0" l="0" r="0" t="0"/>
-            <wp:docPr descr="Total kjørelengde sammenligning" title="" id="84" name="Picture"/>
+            <wp:docPr descr="Total kjørelengde sammenligning" title="" id="70" name="Picture"/>
             <a:graphic>
               <a:graphicData uri="http://schemas.openxmlformats.org/drawingml/2006/picture">
                 <pic:pic>
                   <pic:nvPicPr>
-                    <pic:cNvPr descr="../004%20data/total_distanse_sammenligning.png" id="85" name="Picture"/>
+                    <pic:cNvPr descr="../004%20data/total_distanse_sammenligning.png" id="71" name="Picture"/>
                     <pic:cNvPicPr>
                       <a:picLocks noChangeArrowheads="1" noChangeAspect="1"/>
                     </pic:cNvPicPr>
                   </pic:nvPicPr>
                   <pic:blipFill>
-                    <a:blip r:embed="rId83"/>
+                    <a:blip r:embed="rId69"/>
                     <a:stretch>
                       <a:fillRect/>
                     </a:stretch>
@@ -5223,7 +4702,7 @@
                   <pic:spPr bwMode="auto">
                     <a:xfrm>
                       <a:off x="0" y="0"/>
-                      <a:ext cx="6007100" cy="3718922"/>
+                      <a:ext cx="5334000" cy="3302214"/>
                     </a:xfrm>
                     <a:prstGeom prst="rect">
                       <a:avLst/>
@@ -5250,21 +4729,12 @@
         <w:t xml:space="preserve">Total kjørelengde sammenligning</w:t>
       </w:r>
     </w:p>
-    <w:bookmarkEnd w:id="86"/>
-    <w:bookmarkStart w:id="90" w:name="scenarioanalyse-1"/>
-    <w:p>
-      <w:pPr>
-        <w:pStyle w:val="Overskrift2"/>
-      </w:pPr>
-      <w:r>
-        <w:rPr>
-          <w:rStyle w:val="SectionNumber"/>
-        </w:rPr>
-        <w:t xml:space="preserve">2.56</w:t>
-      </w:r>
-      <w:r>
-        <w:tab/>
-      </w:r>
+    <w:bookmarkEnd w:id="72"/>
+    <w:bookmarkStart w:id="76" w:name="scenarioanalyse-1"/>
+    <w:p>
+      <w:pPr>
+        <w:pStyle w:val="Heading2"/>
+      </w:pPr>
       <w:r>
         <w:t xml:space="preserve">8.2 Scenarioanalyse</w:t>
       </w:r>
@@ -5734,20 +5204,20 @@
       <w:r>
         <w:drawing>
           <wp:inline>
-            <wp:extent cx="6007100" cy="2969877"/>
+            <wp:extent cx="5334000" cy="2637100"/>
             <wp:effectExtent b="0" l="0" r="0" t="0"/>
-            <wp:docPr descr="Scenarioanalyse" title="" id="88" name="Picture"/>
+            <wp:docPr descr="Scenarioanalyse" title="" id="74" name="Picture"/>
             <a:graphic>
               <a:graphicData uri="http://schemas.openxmlformats.org/drawingml/2006/picture">
                 <pic:pic>
                   <pic:nvPicPr>
-                    <pic:cNvPr descr="../004%20data/scenarioanalyse.png" id="89" name="Picture"/>
+                    <pic:cNvPr descr="../004%20data/scenarioanalyse.png" id="75" name="Picture"/>
                     <pic:cNvPicPr>
                       <a:picLocks noChangeArrowheads="1" noChangeAspect="1"/>
                     </pic:cNvPicPr>
                   </pic:nvPicPr>
                   <pic:blipFill>
-                    <a:blip r:embed="rId87"/>
+                    <a:blip r:embed="rId73"/>
                     <a:stretch>
                       <a:fillRect/>
                     </a:stretch>
@@ -5755,7 +5225,7 @@
                   <pic:spPr bwMode="auto">
                     <a:xfrm>
                       <a:off x="0" y="0"/>
-                      <a:ext cx="6007100" cy="2969877"/>
+                      <a:ext cx="5334000" cy="2637100"/>
                     </a:xfrm>
                     <a:prstGeom prst="rect">
                       <a:avLst/>
@@ -5782,21 +5252,12 @@
         <w:t xml:space="preserve">Scenarioanalyse</w:t>
       </w:r>
     </w:p>
-    <w:bookmarkEnd w:id="90"/>
-    <w:bookmarkStart w:id="91" w:name="nøkkeltall"/>
-    <w:p>
-      <w:pPr>
-        <w:pStyle w:val="Overskrift2"/>
-      </w:pPr>
-      <w:r>
-        <w:rPr>
-          <w:rStyle w:val="SectionNumber"/>
-        </w:rPr>
-        <w:t xml:space="preserve">2.57</w:t>
-      </w:r>
-      <w:r>
-        <w:tab/>
-      </w:r>
+    <w:bookmarkEnd w:id="76"/>
+    <w:bookmarkStart w:id="77" w:name="nøkkeltall"/>
+    <w:p>
+      <w:pPr>
+        <w:pStyle w:val="Heading2"/>
+      </w:pPr>
       <w:r>
         <w:t xml:space="preserve">8.3 Nøkkeltall</w:t>
       </w:r>
@@ -5875,21 +5336,12 @@
         <w:t xml:space="preserve">Endring i etterspørsel og kapasitet påvirker både antall kjøretøy og total kjørelengde. Strammere tidsvinduer øker både antall ruter og samlet distanse, særlig for NN. Økt kjøretøytilgjengelighet (K_max) endrer ikke løsningen, siden tid og kapasitet er de reelle bindende begrensningene.</w:t>
       </w:r>
     </w:p>
-    <w:bookmarkEnd w:id="91"/>
-    <w:bookmarkStart w:id="92" w:name="diskusjon"/>
-    <w:p>
-      <w:pPr>
-        <w:pStyle w:val="Overskrift2"/>
-      </w:pPr>
-      <w:r>
-        <w:rPr>
-          <w:rStyle w:val="SectionNumber"/>
-        </w:rPr>
-        <w:t xml:space="preserve">2.58</w:t>
-      </w:r>
-      <w:r>
-        <w:tab/>
-      </w:r>
+    <w:bookmarkEnd w:id="77"/>
+    <w:bookmarkStart w:id="78" w:name="diskusjon"/>
+    <w:p>
+      <w:pPr>
+        <w:pStyle w:val="Heading2"/>
+      </w:pPr>
       <w:r>
         <w:t xml:space="preserve">9.0 Diskusjon</w:t>
       </w:r>
@@ -5902,21 +5354,12 @@
         <w:t xml:space="preserve">I dette kapittelet tolkes resultatene fra kap. 7 og 8 i lys av problemstillingen, teorien og kontekst. Drøftingen integrerer litteraturgrunnlaget fra kap. 2 og 3, vurderer styrker og svakheter ved data og metode, og ser på praktiske implikasjoner. Kapittelet avsluttes med en refleksjon over bruk av kunstig intelligens i prosjektet.</w:t>
       </w:r>
     </w:p>
-    <w:bookmarkEnd w:id="92"/>
-    <w:bookmarkStart w:id="93" w:name="tolkning-av-hovedfunn"/>
-    <w:p>
-      <w:pPr>
-        <w:pStyle w:val="Overskrift2"/>
-      </w:pPr>
-      <w:r>
-        <w:rPr>
-          <w:rStyle w:val="SectionNumber"/>
-        </w:rPr>
-        <w:t xml:space="preserve">2.59</w:t>
-      </w:r>
-      <w:r>
-        <w:tab/>
-      </w:r>
+    <w:bookmarkEnd w:id="78"/>
+    <w:bookmarkStart w:id="79" w:name="tolkning-av-hovedfunn"/>
+    <w:p>
+      <w:pPr>
+        <w:pStyle w:val="Heading2"/>
+      </w:pPr>
       <w:r>
         <w:t xml:space="preserve">9.1 Tolkning av hovedfunn</w:t>
       </w:r>
@@ -6019,21 +5462,12 @@
         <w:t xml:space="preserve">At NN ikke klarte å betjene alle lokaliteter med to kjøretøy, til tross for at teoretisk minimum (sum etterspørsel / kapasitet ≈ 1,73) tillater det. Heuristikkens grådighet bandt opp tid og kapasitet på en måte som låste ute lokalitetene med stramme tidsvinduer (L1, L3). Dette er ikke bare en kvalitetssvakhet ved NN – det er et reelt operasjonelt funn: en virksomhet som baserer seg på en enkel heuristikk vil i praksis trenge flere kjøretøy enn nødvendig. Et tilsvarende fenomen, der grådige metoder gir både dårligere kvalitet og høyere ressursforbruk, beskrives av Cormen et al. (2009) som en typisk svakhet ved konstruksjonsheuristikker når problemet har stramme bibetingelser.</w:t>
       </w:r>
     </w:p>
-    <w:bookmarkEnd w:id="93"/>
-    <w:bookmarkStart w:id="94" w:name="kobling-til-tidligere-forskning"/>
-    <w:p>
-      <w:pPr>
-        <w:pStyle w:val="Overskrift2"/>
-      </w:pPr>
-      <w:r>
-        <w:rPr>
-          <w:rStyle w:val="SectionNumber"/>
-        </w:rPr>
-        <w:t xml:space="preserve">2.60</w:t>
-      </w:r>
-      <w:r>
-        <w:tab/>
-      </w:r>
+    <w:bookmarkEnd w:id="79"/>
+    <w:bookmarkStart w:id="80" w:name="kobling-til-tidligere-forskning"/>
+    <w:p>
+      <w:pPr>
+        <w:pStyle w:val="Heading2"/>
+      </w:pPr>
       <w:r>
         <w:t xml:space="preserve">9.2 Kobling til tidligere forskning</w:t>
       </w:r>
@@ -6070,21 +5504,12 @@
         <w:t xml:space="preserve">Toth og Vigo (2014) beskriver to grunnleggende familier av løsningsmetoder, eksakte og heuristiske, og advarer mot å vurdere dem som gjensidig utelukkende. Studiens dual-method-tilnærming støtter denne avveiningen: NN gir hurtige, transparente løsninger, mens MILP gir en kvantifiserbar referanse for kvalitetstap. Liu et al. (2023) sin observasjon om at greedy-heuristikker fortsatt har verdi som raske baseline-metoder, selv når de ikke garanterer optimalitet, er konsistent med våre funn for scenariet der kapasiteten er bindende (gap = 0 %). Bogyrbayeva et al. (2024) peker på at hybridmetoder mellom læringsbaserte og tradisjonelle tilnærminger er en lovende retning, noe studien ikke undersøker direkte, men som er en naturlig videreføring.</w:t>
       </w:r>
     </w:p>
-    <w:bookmarkEnd w:id="94"/>
-    <w:bookmarkStart w:id="95" w:name="X79763918d32fec8420a39b4c74b7f777d2d079b"/>
-    <w:p>
-      <w:pPr>
-        <w:pStyle w:val="Overskrift2"/>
-      </w:pPr>
-      <w:r>
-        <w:rPr>
-          <w:rStyle w:val="SectionNumber"/>
-        </w:rPr>
-        <w:t xml:space="preserve">2.61</w:t>
-      </w:r>
-      <w:r>
-        <w:tab/>
-      </w:r>
+    <w:bookmarkEnd w:id="80"/>
+    <w:bookmarkStart w:id="81" w:name="X79763918d32fec8420a39b4c74b7f777d2d079b"/>
+    <w:p>
+      <w:pPr>
+        <w:pStyle w:val="Heading2"/>
+      </w:pPr>
       <w:r>
         <w:t xml:space="preserve">9.3 Styrker og svakheter ved data, metode og modell</w:t>
       </w:r>
@@ -6143,21 +5568,12 @@
         <w:t xml:space="preserve">gir referanseoptimum innenfor sekunder for den gitte problemstørrelsen, men skalerer dårlig. Med flere noder eller flere scenarioer samtidig ville løsningstiden raskt øke. Subtour-eliminering er implementert implisitt gjennom monoton propagering av ankomsttid og last, en formulering som fungerer godt når tid og kapasitet gir gyldig monotoni. I et bredere praktisk system med flere depoter eller refueling ville det vært behov for eksplisitte MTZ-restriksjoner (Miller et al., 1960).</w:t>
       </w:r>
     </w:p>
-    <w:bookmarkEnd w:id="95"/>
-    <w:bookmarkStart w:id="96" w:name="generaliserbarhet"/>
-    <w:p>
-      <w:pPr>
-        <w:pStyle w:val="Overskrift2"/>
-      </w:pPr>
-      <w:r>
-        <w:rPr>
-          <w:rStyle w:val="SectionNumber"/>
-        </w:rPr>
-        <w:t xml:space="preserve">2.62</w:t>
-      </w:r>
-      <w:r>
-        <w:tab/>
-      </w:r>
+    <w:bookmarkEnd w:id="81"/>
+    <w:bookmarkStart w:id="82" w:name="generaliserbarhet"/>
+    <w:p>
+      <w:pPr>
+        <w:pStyle w:val="Heading2"/>
+      </w:pPr>
       <w:r>
         <w:t xml:space="preserve">9.4 Generaliserbarhet</w:t>
       </w:r>
@@ -6178,21 +5594,12 @@
         <w:t xml:space="preserve">Funnene kan ikke overføres direkte til Lerøys faktiske virksomhet, da de baseres på syntetisk data. Strukturen i modellen – et begrenset antall lokaliteter til ett slakteri med stramme tidsvinduer – er imidlertid en rimelig tilnærming til reell fortransport i havbruksnæringen, og gir dermed en overførbar innsikt i hvilke typer tiltak som kan gi gevinst.</w:t>
       </w:r>
     </w:p>
-    <w:bookmarkEnd w:id="96"/>
-    <w:bookmarkStart w:id="97" w:name="praktiske-implikasjoner"/>
-    <w:p>
-      <w:pPr>
-        <w:pStyle w:val="Overskrift2"/>
-      </w:pPr>
-      <w:r>
-        <w:rPr>
-          <w:rStyle w:val="SectionNumber"/>
-        </w:rPr>
-        <w:t xml:space="preserve">2.63</w:t>
-      </w:r>
-      <w:r>
-        <w:tab/>
-      </w:r>
+    <w:bookmarkEnd w:id="82"/>
+    <w:bookmarkStart w:id="83" w:name="praktiske-implikasjoner"/>
+    <w:p>
+      <w:pPr>
+        <w:pStyle w:val="Heading2"/>
+      </w:pPr>
       <w:r>
         <w:t xml:space="preserve">9.5 Praktiske implikasjoner</w:t>
       </w:r>
@@ -6268,21 +5675,12 @@
         <w:t xml:space="preserve">Når tids- og kapasitetsbegrensninger ikke er bindende, gir flere biler ingen besparelser – bare overkapasitet. Investeringsbeslutninger bør baseres på hvilken restriksjon som faktisk begrenser løsningen i et gitt datasett.</w:t>
       </w:r>
     </w:p>
-    <w:bookmarkEnd w:id="97"/>
-    <w:bookmarkStart w:id="98" w:name="teoretiske-og-metodiske-implikasjoner"/>
-    <w:p>
-      <w:pPr>
-        <w:pStyle w:val="Overskrift2"/>
-      </w:pPr>
-      <w:r>
-        <w:rPr>
-          <w:rStyle w:val="SectionNumber"/>
-        </w:rPr>
-        <w:t xml:space="preserve">2.64</w:t>
-      </w:r>
-      <w:r>
-        <w:tab/>
-      </w:r>
+    <w:bookmarkEnd w:id="83"/>
+    <w:bookmarkStart w:id="84" w:name="teoretiske-og-metodiske-implikasjoner"/>
+    <w:p>
+      <w:pPr>
+        <w:pStyle w:val="Heading2"/>
+      </w:pPr>
       <w:r>
         <w:t xml:space="preserve">9.6 Teoretiske og metodiske implikasjoner</w:t>
       </w:r>
@@ -6357,21 +5755,12 @@
         <w:t xml:space="preserve">For policy- og næringsperspektiv er studien avgrenset – den syntetiske naturen til dataene gjør at konkrete tall ikke skal overføres direkte. Strukturen i funnene er likevel overførbar, og kan informere diskusjoner om infrastrukturinvesteringer (f.eks. kan koordinerte tidsvinduer ofte gi mer enn flere kjøretøy).</w:t>
       </w:r>
     </w:p>
-    <w:bookmarkEnd w:id="98"/>
-    <w:bookmarkStart w:id="99" w:name="X16677409b56ba41e2d1d9d6600adce923485724"/>
-    <w:p>
-      <w:pPr>
-        <w:pStyle w:val="Overskrift2"/>
-      </w:pPr>
-      <w:r>
-        <w:rPr>
-          <w:rStyle w:val="SectionNumber"/>
-        </w:rPr>
-        <w:t xml:space="preserve">2.65</w:t>
-      </w:r>
-      <w:r>
-        <w:tab/>
-      </w:r>
+    <w:bookmarkEnd w:id="84"/>
+    <w:bookmarkStart w:id="85" w:name="X16677409b56ba41e2d1d9d6600adce923485724"/>
+    <w:p>
+      <w:pPr>
+        <w:pStyle w:val="Heading2"/>
+      </w:pPr>
       <w:r>
         <w:t xml:space="preserve">9.7 Refleksjon om bruk av kunstig intelligens i prosjektet</w:t>
       </w:r>
@@ -6413,40 +5802,22 @@
         <w:t xml:space="preserve">Bogyrbayeva et al. (2024) argumenterer for at læringsbaserte metoder får en stadig større rolle i VRP-litteraturen. Vår erfaring støtter en mer nyansert konklusjon: KI som skriveassistent og kodeakselerator er allerede i dag en vesentlig produktivitetsgevinst, mens KI som selvstendig metode for å løse logistikkproblemer fortsatt krever betydelig menneskelig validering for å være forsvarlig.</w:t>
       </w:r>
     </w:p>
-    <w:bookmarkEnd w:id="99"/>
-    <w:bookmarkStart w:id="100" w:name="konklusjon"/>
-    <w:p>
-      <w:pPr>
-        <w:pStyle w:val="Overskrift2"/>
-      </w:pPr>
-      <w:r>
-        <w:rPr>
-          <w:rStyle w:val="SectionNumber"/>
-        </w:rPr>
-        <w:t xml:space="preserve">2.66</w:t>
-      </w:r>
-      <w:r>
-        <w:tab/>
-      </w:r>
+    <w:bookmarkEnd w:id="85"/>
+    <w:bookmarkStart w:id="86" w:name="konklusjon"/>
+    <w:p>
+      <w:pPr>
+        <w:pStyle w:val="Heading2"/>
+      </w:pPr>
       <w:r>
         <w:t xml:space="preserve">10.0 Konklusjon</w:t>
       </w:r>
     </w:p>
-    <w:bookmarkEnd w:id="100"/>
-    <w:bookmarkStart w:id="101" w:name="bibliografi"/>
-    <w:p>
-      <w:pPr>
-        <w:pStyle w:val="Overskrift2"/>
-      </w:pPr>
-      <w:r>
-        <w:rPr>
-          <w:rStyle w:val="SectionNumber"/>
-        </w:rPr>
-        <w:t xml:space="preserve">2.67</w:t>
-      </w:r>
-      <w:r>
-        <w:tab/>
-      </w:r>
+    <w:bookmarkEnd w:id="86"/>
+    <w:bookmarkStart w:id="87" w:name="bibliografi"/>
+    <w:p>
+      <w:pPr>
+        <w:pStyle w:val="Heading2"/>
+      </w:pPr>
       <w:r>
         <w:t xml:space="preserve">11.0 Bibliografi</w:t>
       </w:r>
@@ -6945,40 +6316,22 @@
         <w:t xml:space="preserve">(2. utg.). MOS-SIAM Series on Optimization. https://doi.org/10.1137/1.9781611973594</w:t>
       </w:r>
     </w:p>
-    <w:bookmarkEnd w:id="101"/>
-    <w:bookmarkStart w:id="102" w:name="vedlegg"/>
-    <w:p>
-      <w:pPr>
-        <w:pStyle w:val="Overskrift2"/>
-      </w:pPr>
-      <w:r>
-        <w:rPr>
-          <w:rStyle w:val="SectionNumber"/>
-        </w:rPr>
-        <w:t xml:space="preserve">2.68</w:t>
-      </w:r>
-      <w:r>
-        <w:tab/>
-      </w:r>
+    <w:bookmarkEnd w:id="87"/>
+    <w:bookmarkStart w:id="88" w:name="vedlegg"/>
+    <w:p>
+      <w:pPr>
+        <w:pStyle w:val="Heading2"/>
+      </w:pPr>
       <w:r>
         <w:t xml:space="preserve">12.0 Vedlegg</w:t>
       </w:r>
     </w:p>
-    <w:bookmarkEnd w:id="102"/>
-    <w:bookmarkStart w:id="103" w:name="vedlegg-a-avstandsmatrise-km"/>
-    <w:p>
-      <w:pPr>
-        <w:pStyle w:val="Overskrift2"/>
-      </w:pPr>
-      <w:r>
-        <w:rPr>
-          <w:rStyle w:val="SectionNumber"/>
-        </w:rPr>
-        <w:t xml:space="preserve">2.69</w:t>
-      </w:r>
-      <w:r>
-        <w:tab/>
-      </w:r>
+    <w:bookmarkEnd w:id="88"/>
+    <w:bookmarkStart w:id="89" w:name="vedlegg-a-avstandsmatrise-km"/>
+    <w:p>
+      <w:pPr>
+        <w:pStyle w:val="Heading2"/>
+      </w:pPr>
       <w:r>
         <w:t xml:space="preserve">12.1 Vedlegg A – Avstandsmatrise (km)</w:t>
       </w:r>
@@ -7990,21 +7343,12 @@
         <w:t xml:space="preserve">24</w:t>
       </w:r>
     </w:p>
-    <w:bookmarkEnd w:id="103"/>
-    <w:bookmarkStart w:id="104" w:name="vedlegg-b-tidsmatrise-minutter"/>
-    <w:p>
-      <w:pPr>
-        <w:pStyle w:val="Overskrift2"/>
-      </w:pPr>
-      <w:r>
-        <w:rPr>
-          <w:rStyle w:val="SectionNumber"/>
-        </w:rPr>
-        <w:t xml:space="preserve">2.70</w:t>
-      </w:r>
-      <w:r>
-        <w:tab/>
-      </w:r>
+    <w:bookmarkEnd w:id="89"/>
+    <w:bookmarkStart w:id="90" w:name="vedlegg-b-tidsmatrise-minutter"/>
+    <w:p>
+      <w:pPr>
+        <w:pStyle w:val="Heading2"/>
+      </w:pPr>
       <w:r>
         <w:t xml:space="preserve">12.2 Vedlegg B – Tidsmatrise (minutter)</w:t>
       </w:r>
@@ -9008,21 +8352,12 @@
         </w:tc>
       </w:tr>
     </w:tbl>
-    <w:bookmarkEnd w:id="104"/>
-    <w:bookmarkStart w:id="105" w:name="Xfcf6588bdfeda252ac5c6e718437e6ed632ce56"/>
-    <w:p>
-      <w:pPr>
-        <w:pStyle w:val="Overskrift2"/>
-      </w:pPr>
-      <w:r>
-        <w:rPr>
-          <w:rStyle w:val="SectionNumber"/>
-        </w:rPr>
-        <w:t xml:space="preserve">2.71</w:t>
-      </w:r>
-      <w:r>
-        <w:tab/>
-      </w:r>
+    <w:bookmarkEnd w:id="90"/>
+    <w:bookmarkStart w:id="91" w:name="Xfcf6588bdfeda252ac5c6e718437e6ed632ce56"/>
+    <w:p>
+      <w:pPr>
+        <w:pStyle w:val="Heading2"/>
+      </w:pPr>
       <w:r>
         <w:t xml:space="preserve">12.3 Vedlegg C – Prosjektlogg og dokumentasjon av KI-bruk</w:t>
       </w:r>
@@ -9037,10 +8372,10 @@
       <w:r>
         <w:t xml:space="preserve"> </w:t>
       </w:r>
-      <w:hyperlink r:id="rId57">
+      <w:hyperlink r:id="rId43">
         <w:r>
           <w:rPr>
-            <w:rStyle w:val="Hyperkobling"/>
+            <w:rStyle w:val="Hyperlink"/>
           </w:rPr>
           <w:t xml:space="preserve">logg.md</w:t>
         </w:r>
@@ -9060,16 +8395,12 @@
         <w:t xml:space="preserve">25</w:t>
       </w:r>
     </w:p>
-    <w:bookmarkEnd w:id="105"/>
-    <w:bookmarkEnd w:id="106"/>
+    <w:bookmarkEnd w:id="91"/>
+    <w:bookmarkEnd w:id="92"/>
     <w:sectPr>
-      <w:footerReference r:id="rId12" w:type="even"/>
-      <w:footerReference r:id="rId13" w:type="default"/>
-      <w:pgSz w:code="9" w:h="16840" w:w="11907"/>
-      <w:pgMar w:bottom="1411" w:footer="403" w:gutter="0" w:header="720" w:left="994" w:right="1440" w:top="1411"/>
-      <w:pgNumType w:start="1"/>
-      <w:cols w:space="720"/>
-      <w:titlePg/>
+      <w:footnotePr>
+        <w:numRestart w:val="eachSect"/>
+      </w:footnotePr>
     </w:sectPr>
   </w:body>
 </w:document>
@@ -9079,95 +8410,6 @@
 <w:comments xmlns:w="http://schemas.openxmlformats.org/wordprocessingml/2006/main" xmlns:m="http://schemas.openxmlformats.org/officeDocument/2006/math" xmlns:r="http://schemas.openxmlformats.org/officeDocument/2006/relationships" xmlns:o="urn:schemas-microsoft-com:office:office" xmlns:v="urn:schemas-microsoft-com:vml" xmlns:w10="urn:schemas-microsoft-com:office:word" xmlns:a="http://schemas.openxmlformats.org/drawingml/2006/main" xmlns:pic="http://schemas.openxmlformats.org/drawingml/2006/picture" xmlns:wp="http://schemas.openxmlformats.org/drawingml/2006/wordprocessingDrawing"/>
 </file>
 
-<file path=word/footer1.xml><?xml version="1.0" encoding="utf-8"?>
-<w:ftr xmlns:wpc="http://schemas.microsoft.com/office/word/2010/wordprocessingCanvas" xmlns:cx="http://schemas.microsoft.com/office/drawing/2014/chartex" xmlns:cx1="http://schemas.microsoft.com/office/drawing/2015/9/8/chartex" xmlns:cx2="http://schemas.microsoft.com/office/drawing/2015/10/21/chartex" xmlns:cx3="http://schemas.microsoft.com/office/drawing/2016/5/9/chartex" xmlns:cx4="http://schemas.microsoft.com/office/drawing/2016/5/10/chartex" xmlns:cx5="http://schemas.microsoft.com/office/drawing/2016/5/11/chartex" xmlns:cx6="http://schemas.microsoft.com/office/drawing/2016/5/12/chartex" xmlns:cx7="http://schemas.microsoft.com/office/drawing/2016/5/13/chartex" xmlns:cx8="http://schemas.microsoft.com/office/drawing/2016/5/14/chartex" xmlns:mc="http://schemas.openxmlformats.org/markup-compatibility/2006" xmlns:aink="http://schemas.microsoft.com/office/drawing/2016/ink" xmlns:am3d="http://schemas.microsoft.com/office/drawing/2017/model3d" xmlns:o="urn:schemas-microsoft-com:office:office" xmlns:oel="http://schemas.microsoft.com/office/2019/extlst" xmlns:r="http://schemas.openxmlformats.org/officeDocument/2006/relationships" xmlns:m="http://schemas.openxmlformats.org/officeDocument/2006/math" xmlns:v="urn:schemas-microsoft-com:vml" xmlns:wp14="http://schemas.microsoft.com/office/word/2010/wordprocessingDrawing" xmlns:wp="http://schemas.openxmlformats.org/drawingml/2006/wordprocessingDrawing" xmlns:w10="urn:schemas-microsoft-com:office:word" xmlns:w="http://schemas.openxmlformats.org/wordprocessingml/2006/main" xmlns:w14="http://schemas.microsoft.com/office/word/2010/wordml" xmlns:w15="http://schemas.microsoft.com/office/word/2012/wordml" xmlns:w16cex="http://schemas.microsoft.com/office/word/2018/wordml/cex" xmlns:w16cid="http://schemas.microsoft.com/office/word/2016/wordml/cid" xmlns:w16="http://schemas.microsoft.com/office/word/2018/wordml" xmlns:w16du="http://schemas.microsoft.com/office/word/2023/wordml/word16du" xmlns:w16sdtdh="http://schemas.microsoft.com/office/word/2020/wordml/sdtdatahash" xmlns:w16sdtfl="http://schemas.microsoft.com/office/word/2024/wordml/sdtformatlock" xmlns:w16se="http://schemas.microsoft.com/office/word/2015/wordml/symex" xmlns:wpg="http://schemas.microsoft.com/office/word/2010/wordprocessingGroup" xmlns:wpi="http://schemas.microsoft.com/office/word/2010/wordprocessingInk" xmlns:wne="http://schemas.microsoft.com/office/word/2006/wordml" xmlns:wps="http://schemas.microsoft.com/office/word/2010/wordprocessingShape" mc:Ignorable="w14 w15 w16se w16cid w16 w16cex w16sdtdh w16sdtfl w16du wp14">
-  <w:p>
-    <w:pPr>
-      <w:pStyle w:val="Bunntekst"/>
-      <w:framePr w:wrap="around" w:vAnchor="text" w:hAnchor="margin" w:xAlign="right" w:y="1"/>
-      <w:rPr>
-        <w:rStyle w:val="Sidetall"/>
-      </w:rPr>
-    </w:pPr>
-    <w:r>
-      <w:rPr>
-        <w:rStyle w:val="Sidetall"/>
-      </w:rPr>
-      <w:fldChar w:fldCharType="begin"/>
-    </w:r>
-    <w:r>
-      <w:rPr>
-        <w:rStyle w:val="Sidetall"/>
-      </w:rPr>
-      <w:instrText xml:space="preserve">PAGE  </w:instrText>
-    </w:r>
-    <w:r>
-      <w:rPr>
-        <w:rStyle w:val="Sidetall"/>
-      </w:rPr>
-      <w:fldChar w:fldCharType="end"/>
-    </w:r>
-  </w:p>
-  <w:p>
-    <w:pPr>
-      <w:pStyle w:val="Bunntekst"/>
-      <w:ind w:right="360"/>
-    </w:pPr>
-  </w:p>
-</w:ftr>
-</file>
-
-<file path=word/footer2.xml><?xml version="1.0" encoding="utf-8"?>
-<w:ftr xmlns:wpc="http://schemas.microsoft.com/office/word/2010/wordprocessingCanvas" xmlns:cx="http://schemas.microsoft.com/office/drawing/2014/chartex" xmlns:cx1="http://schemas.microsoft.com/office/drawing/2015/9/8/chartex" xmlns:cx2="http://schemas.microsoft.com/office/drawing/2015/10/21/chartex" xmlns:cx3="http://schemas.microsoft.com/office/drawing/2016/5/9/chartex" xmlns:cx4="http://schemas.microsoft.com/office/drawing/2016/5/10/chartex" xmlns:cx5="http://schemas.microsoft.com/office/drawing/2016/5/11/chartex" xmlns:cx6="http://schemas.microsoft.com/office/drawing/2016/5/12/chartex" xmlns:cx7="http://schemas.microsoft.com/office/drawing/2016/5/13/chartex" xmlns:cx8="http://schemas.microsoft.com/office/drawing/2016/5/14/chartex" xmlns:mc="http://schemas.openxmlformats.org/markup-compatibility/2006" xmlns:aink="http://schemas.microsoft.com/office/drawing/2016/ink" xmlns:am3d="http://schemas.microsoft.com/office/drawing/2017/model3d" xmlns:o="urn:schemas-microsoft-com:office:office" xmlns:oel="http://schemas.microsoft.com/office/2019/extlst" xmlns:r="http://schemas.openxmlformats.org/officeDocument/2006/relationships" xmlns:m="http://schemas.openxmlformats.org/officeDocument/2006/math" xmlns:v="urn:schemas-microsoft-com:vml" xmlns:wp14="http://schemas.microsoft.com/office/word/2010/wordprocessingDrawing" xmlns:wp="http://schemas.openxmlformats.org/drawingml/2006/wordprocessingDrawing" xmlns:w10="urn:schemas-microsoft-com:office:word" xmlns:w="http://schemas.openxmlformats.org/wordprocessingml/2006/main" xmlns:w14="http://schemas.microsoft.com/office/word/2010/wordml" xmlns:w15="http://schemas.microsoft.com/office/word/2012/wordml" xmlns:w16cex="http://schemas.microsoft.com/office/word/2018/wordml/cex" xmlns:w16cid="http://schemas.microsoft.com/office/word/2016/wordml/cid" xmlns:w16="http://schemas.microsoft.com/office/word/2018/wordml" xmlns:w16du="http://schemas.microsoft.com/office/word/2023/wordml/word16du" xmlns:w16sdtdh="http://schemas.microsoft.com/office/word/2020/wordml/sdtdatahash" xmlns:w16sdtfl="http://schemas.microsoft.com/office/word/2024/wordml/sdtformatlock" xmlns:w16se="http://schemas.microsoft.com/office/word/2015/wordml/symex" xmlns:wpg="http://schemas.microsoft.com/office/word/2010/wordprocessingGroup" xmlns:wpi="http://schemas.microsoft.com/office/word/2010/wordprocessingInk" xmlns:wne="http://schemas.microsoft.com/office/word/2006/wordml" xmlns:wps="http://schemas.microsoft.com/office/word/2010/wordprocessingShape" mc:Ignorable="w14 w15 w16se w16cid w16 w16cex w16sdtdh w16sdtfl w16du wp14">
-  <w:p>
-    <w:pPr>
-      <w:pStyle w:val="Bunntekst"/>
-      <w:framePr w:wrap="around" w:vAnchor="text" w:hAnchor="margin" w:xAlign="right" w:y="1"/>
-      <w:rPr>
-        <w:rStyle w:val="Sidetall"/>
-      </w:rPr>
-    </w:pPr>
-    <w:r>
-      <w:rPr>
-        <w:rStyle w:val="Sidetall"/>
-      </w:rPr>
-      <w:fldChar w:fldCharType="begin"/>
-    </w:r>
-    <w:r>
-      <w:rPr>
-        <w:rStyle w:val="Sidetall"/>
-      </w:rPr>
-      <w:instrText xml:space="preserve">PAGE  </w:instrText>
-    </w:r>
-    <w:r>
-      <w:rPr>
-        <w:rStyle w:val="Sidetall"/>
-      </w:rPr>
-      <w:fldChar w:fldCharType="separate"/>
-    </w:r>
-    <w:r>
-      <w:rPr>
-        <w:rStyle w:val="Sidetall"/>
-        <w:noProof/>
-      </w:rPr>
-      <w:t>1</w:t>
-    </w:r>
-    <w:r>
-      <w:rPr>
-        <w:rStyle w:val="Sidetall"/>
-      </w:rPr>
-      <w:fldChar w:fldCharType="end"/>
-    </w:r>
-  </w:p>
-  <w:p>
-    <w:pPr>
-      <w:pStyle w:val="Bunntekst"/>
-      <w:ind w:right="360"/>
-    </w:pPr>
-  </w:p>
-</w:ftr>
-</file>
-
 <file path=word/footnotes.xml><?xml version="1.0" encoding="utf-8"?>
 <w:footnotes xmlns:w="http://schemas.openxmlformats.org/wordprocessingml/2006/main" xmlns:m="http://schemas.openxmlformats.org/officeDocument/2006/math" xmlns:r="http://schemas.openxmlformats.org/officeDocument/2006/relationships" xmlns:o="urn:schemas-microsoft-com:office:office" xmlns:v="urn:schemas-microsoft-com:vml" xmlns:w10="urn:schemas-microsoft-com:office:word" xmlns:a="http://schemas.openxmlformats.org/drawingml/2006/main" xmlns:pic="http://schemas.openxmlformats.org/drawingml/2006/picture" xmlns:wp="http://schemas.openxmlformats.org/drawingml/2006/wordprocessingDrawing">
   <w:footnote w:type="continuationSeparator" w:id="0">
@@ -9188,3682 +8430,7 @@
 </file>
 
 <file path=word/numbering.xml><?xml version="1.0" encoding="utf-8"?>
-<w:numbering xmlns:aink="http://schemas.microsoft.com/office/drawing/2016/ink" xmlns:am3d="http://schemas.microsoft.com/office/drawing/2017/model3d" xmlns:cx="http://schemas.microsoft.com/office/drawing/2014/chartex" xmlns:cx1="http://schemas.microsoft.com/office/drawing/2015/9/8/chartex" xmlns:cx2="http://schemas.microsoft.com/office/drawing/2015/10/21/chartex" xmlns:cx3="http://schemas.microsoft.com/office/drawing/2016/5/9/chartex" xmlns:cx4="http://schemas.microsoft.com/office/drawing/2016/5/10/chartex" xmlns:cx5="http://schemas.microsoft.com/office/drawing/2016/5/11/chartex" xmlns:cx6="http://schemas.microsoft.com/office/drawing/2016/5/12/chartex" xmlns:cx7="http://schemas.microsoft.com/office/drawing/2016/5/13/chartex" xmlns:cx8="http://schemas.microsoft.com/office/drawing/2016/5/14/chartex" xmlns:m="http://schemas.openxmlformats.org/officeDocument/2006/math" xmlns:mc="http://schemas.openxmlformats.org/markup-compatibility/2006" xmlns:o="urn:schemas-microsoft-com:office:office" xmlns:oel="http://schemas.microsoft.com/office/2019/extlst" xmlns:r="http://schemas.openxmlformats.org/officeDocument/2006/relationships" xmlns:v="urn:schemas-microsoft-com:vml" xmlns:w="http://schemas.openxmlformats.org/wordprocessingml/2006/main" xmlns:w10="urn:schemas-microsoft-com:office:word" xmlns:w14="http://schemas.microsoft.com/office/word/2010/wordml" xmlns:w15="http://schemas.microsoft.com/office/word/2012/wordml" xmlns:w16="http://schemas.microsoft.com/office/word/2018/wordml" xmlns:w16cex="http://schemas.microsoft.com/office/word/2018/wordml/cex" xmlns:w16cid="http://schemas.microsoft.com/office/word/2016/wordml/cid" xmlns:w16du="http://schemas.microsoft.com/office/word/2023/wordml/word16du" xmlns:w16sdtdh="http://schemas.microsoft.com/office/word/2020/wordml/sdtdatahash" xmlns:w16sdtfl="http://schemas.microsoft.com/office/word/2024/wordml/sdtformatlock" xmlns:w16se="http://schemas.microsoft.com/office/word/2015/wordml/symex" xmlns:wne="http://schemas.microsoft.com/office/word/2006/wordml" xmlns:wp="http://schemas.openxmlformats.org/drawingml/2006/wordprocessingDrawing" xmlns:wp14="http://schemas.microsoft.com/office/word/2010/wordprocessingDrawing" xmlns:wpc="http://schemas.microsoft.com/office/word/2010/wordprocessingCanvas" xmlns:wpg="http://schemas.microsoft.com/office/word/2010/wordprocessingGroup" xmlns:wpi="http://schemas.microsoft.com/office/word/2010/wordprocessingInk" xmlns:wps="http://schemas.microsoft.com/office/word/2010/wordprocessingShape" mc:Ignorable="w14 w15 w16se w16cid w16 w16cex w16sdtdh w16sdtfl w16du wp14">
-  <w:abstractNum w15:restartNumberingAfterBreak="0" w:abstractNumId="0">
-    <w:nsid w:val="FFFFFF7C"/>
-    <w:multiLevelType w:val="singleLevel"/>
-    <w:tmpl w:val="7DB05E16"/>
-    <w:lvl w:ilvl="0">
-      <w:start w:val="1"/>
-      <w:numFmt w:val="decimal"/>
-      <w:lvlText w:val="%1."/>
-      <w:lvlJc w:val="left"/>
-      <w:pPr>
-        <w:tabs>
-          <w:tab w:pos="1492" w:val="num"/>
-        </w:tabs>
-        <w:ind w:hanging="360" w:left="1492"/>
-      </w:pPr>
-    </w:lvl>
-  </w:abstractNum>
-  <w:abstractNum w15:restartNumberingAfterBreak="0" w:abstractNumId="1">
-    <w:nsid w:val="FFFFFF7D"/>
-    <w:multiLevelType w:val="singleLevel"/>
-    <w:tmpl w:val="B6B23E72"/>
-    <w:lvl w:ilvl="0">
-      <w:start w:val="1"/>
-      <w:numFmt w:val="decimal"/>
-      <w:lvlText w:val="%1."/>
-      <w:lvlJc w:val="left"/>
-      <w:pPr>
-        <w:tabs>
-          <w:tab w:pos="1209" w:val="num"/>
-        </w:tabs>
-        <w:ind w:hanging="360" w:left="1209"/>
-      </w:pPr>
-    </w:lvl>
-  </w:abstractNum>
-  <w:abstractNum w15:restartNumberingAfterBreak="0" w:abstractNumId="2">
-    <w:nsid w:val="FFFFFF7E"/>
-    <w:multiLevelType w:val="singleLevel"/>
-    <w:tmpl w:val="B38C800C"/>
-    <w:lvl w:ilvl="0">
-      <w:start w:val="1"/>
-      <w:numFmt w:val="decimal"/>
-      <w:lvlText w:val="%1."/>
-      <w:lvlJc w:val="left"/>
-      <w:pPr>
-        <w:tabs>
-          <w:tab w:pos="926" w:val="num"/>
-        </w:tabs>
-        <w:ind w:hanging="360" w:left="926"/>
-      </w:pPr>
-    </w:lvl>
-  </w:abstractNum>
-  <w:abstractNum w15:restartNumberingAfterBreak="0" w:abstractNumId="3">
-    <w:nsid w:val="FFFFFF7F"/>
-    <w:multiLevelType w:val="singleLevel"/>
-    <w:tmpl w:val="B6C8B9C4"/>
-    <w:lvl w:ilvl="0">
-      <w:start w:val="1"/>
-      <w:numFmt w:val="decimal"/>
-      <w:lvlText w:val="%1."/>
-      <w:lvlJc w:val="left"/>
-      <w:pPr>
-        <w:tabs>
-          <w:tab w:pos="643" w:val="num"/>
-        </w:tabs>
-        <w:ind w:hanging="360" w:left="643"/>
-      </w:pPr>
-    </w:lvl>
-  </w:abstractNum>
-  <w:abstractNum w15:restartNumberingAfterBreak="0" w:abstractNumId="4">
-    <w:nsid w:val="FFFFFF80"/>
-    <w:multiLevelType w:val="singleLevel"/>
-    <w:tmpl w:val="EFE24DB0"/>
-    <w:lvl w:ilvl="0">
-      <w:start w:val="1"/>
-      <w:numFmt w:val="bullet"/>
-      <w:lvlText w:val=""/>
-      <w:lvlJc w:val="left"/>
-      <w:pPr>
-        <w:tabs>
-          <w:tab w:pos="1492" w:val="num"/>
-        </w:tabs>
-        <w:ind w:hanging="360" w:left="1492"/>
-      </w:pPr>
-      <w:rPr>
-        <w:rFonts w:ascii="Symbol" w:hAnsi="Symbol" w:hint="default"/>
-      </w:rPr>
-    </w:lvl>
-  </w:abstractNum>
-  <w:abstractNum w15:restartNumberingAfterBreak="0" w:abstractNumId="5">
-    <w:nsid w:val="FFFFFF81"/>
-    <w:multiLevelType w:val="singleLevel"/>
-    <w:tmpl w:val="4A7873D4"/>
-    <w:lvl w:ilvl="0">
-      <w:start w:val="1"/>
-      <w:numFmt w:val="bullet"/>
-      <w:lvlText w:val=""/>
-      <w:lvlJc w:val="left"/>
-      <w:pPr>
-        <w:tabs>
-          <w:tab w:pos="1209" w:val="num"/>
-        </w:tabs>
-        <w:ind w:hanging="360" w:left="1209"/>
-      </w:pPr>
-      <w:rPr>
-        <w:rFonts w:ascii="Symbol" w:hAnsi="Symbol" w:hint="default"/>
-      </w:rPr>
-    </w:lvl>
-  </w:abstractNum>
-  <w:abstractNum w15:restartNumberingAfterBreak="0" w:abstractNumId="6">
-    <w:nsid w:val="FFFFFF82"/>
-    <w:multiLevelType w:val="singleLevel"/>
-    <w:tmpl w:val="89D8B7E8"/>
-    <w:lvl w:ilvl="0">
-      <w:start w:val="1"/>
-      <w:numFmt w:val="bullet"/>
-      <w:lvlText w:val=""/>
-      <w:lvlJc w:val="left"/>
-      <w:pPr>
-        <w:tabs>
-          <w:tab w:pos="926" w:val="num"/>
-        </w:tabs>
-        <w:ind w:hanging="360" w:left="926"/>
-      </w:pPr>
-      <w:rPr>
-        <w:rFonts w:ascii="Symbol" w:hAnsi="Symbol" w:hint="default"/>
-      </w:rPr>
-    </w:lvl>
-  </w:abstractNum>
-  <w:abstractNum w15:restartNumberingAfterBreak="0" w:abstractNumId="7">
-    <w:nsid w:val="FFFFFF83"/>
-    <w:multiLevelType w:val="singleLevel"/>
-    <w:tmpl w:val="BB86B822"/>
-    <w:lvl w:ilvl="0">
-      <w:start w:val="1"/>
-      <w:numFmt w:val="bullet"/>
-      <w:lvlText w:val=""/>
-      <w:lvlJc w:val="left"/>
-      <w:pPr>
-        <w:tabs>
-          <w:tab w:pos="643" w:val="num"/>
-        </w:tabs>
-        <w:ind w:hanging="360" w:left="643"/>
-      </w:pPr>
-      <w:rPr>
-        <w:rFonts w:ascii="Symbol" w:hAnsi="Symbol" w:hint="default"/>
-      </w:rPr>
-    </w:lvl>
-  </w:abstractNum>
-  <w:abstractNum w15:restartNumberingAfterBreak="0" w:abstractNumId="8">
-    <w:nsid w:val="FFFFFF88"/>
-    <w:multiLevelType w:val="singleLevel"/>
-    <w:tmpl w:val="28D273AE"/>
-    <w:lvl w:ilvl="0">
-      <w:start w:val="1"/>
-      <w:numFmt w:val="decimal"/>
-      <w:lvlText w:val="%1."/>
-      <w:lvlJc w:val="left"/>
-      <w:pPr>
-        <w:tabs>
-          <w:tab w:pos="360" w:val="num"/>
-        </w:tabs>
-        <w:ind w:hanging="360" w:left="360"/>
-      </w:pPr>
-    </w:lvl>
-  </w:abstractNum>
-  <w:abstractNum w15:restartNumberingAfterBreak="0" w:abstractNumId="9">
-    <w:nsid w:val="FFFFFF89"/>
-    <w:multiLevelType w:val="singleLevel"/>
-    <w:tmpl w:val="B8C26028"/>
-    <w:lvl w:ilvl="0">
-      <w:start w:val="1"/>
-      <w:numFmt w:val="bullet"/>
-      <w:lvlText w:val=""/>
-      <w:lvlJc w:val="left"/>
-      <w:pPr>
-        <w:tabs>
-          <w:tab w:pos="360" w:val="num"/>
-        </w:tabs>
-        <w:ind w:hanging="360" w:left="360"/>
-      </w:pPr>
-      <w:rPr>
-        <w:rFonts w:ascii="Symbol" w:hAnsi="Symbol" w:hint="default"/>
-      </w:rPr>
-    </w:lvl>
-  </w:abstractNum>
-  <w:abstractNum w15:restartNumberingAfterBreak="0" w:abstractNumId="10">
-    <w:nsid w:val="00EB64CB"/>
-    <w:multiLevelType w:val="multilevel"/>
-    <w:tmpl w:val="5F0A6A72"/>
-    <w:lvl w:ilvl="0">
-      <w:start w:val="1"/>
-      <w:numFmt w:val="decimal"/>
-      <w:pStyle w:val="Overskrift1"/>
-      <w:lvlText w:val="%1.0"/>
-      <w:lvlJc w:val="left"/>
-      <w:pPr>
-        <w:ind w:hanging="432" w:left="432"/>
-      </w:pPr>
-      <w:rPr>
-        <w:rFonts w:hint="default"/>
-      </w:rPr>
-    </w:lvl>
-    <w:lvl w:ilvl="1">
-      <w:start w:val="1"/>
-      <w:numFmt w:val="decimal"/>
-      <w:pStyle w:val="Overskrift2"/>
-      <w:lvlText w:val="%1.%2"/>
-      <w:lvlJc w:val="left"/>
-      <w:pPr>
-        <w:ind w:hanging="576" w:left="576"/>
-      </w:pPr>
-      <w:rPr>
-        <w:rFonts w:hint="default"/>
-        <w:i w:val="0"/>
-      </w:rPr>
-    </w:lvl>
-    <w:lvl w:ilvl="2">
-      <w:start w:val="1"/>
-      <w:numFmt w:val="decimal"/>
-      <w:pStyle w:val="Overskrift3"/>
-      <w:lvlText w:val="%1.%2.%3"/>
-      <w:lvlJc w:val="left"/>
-      <w:pPr>
-        <w:ind w:hanging="720" w:left="720"/>
-      </w:pPr>
-      <w:rPr>
-        <w:rFonts w:hint="default"/>
-      </w:rPr>
-    </w:lvl>
-    <w:lvl w:ilvl="3">
-      <w:start w:val="1"/>
-      <w:numFmt w:val="decimal"/>
-      <w:pStyle w:val="Overskrift4"/>
-      <w:lvlText w:val="%1.%2.%3.%4"/>
-      <w:lvlJc w:val="left"/>
-      <w:pPr>
-        <w:ind w:hanging="864" w:left="864"/>
-      </w:pPr>
-      <w:rPr>
-        <w:rFonts w:hint="default"/>
-      </w:rPr>
-    </w:lvl>
-    <w:lvl w:ilvl="4">
-      <w:start w:val="1"/>
-      <w:numFmt w:val="decimal"/>
-      <w:pStyle w:val="Overskrift5"/>
-      <w:lvlText w:val="%1.%2.%3.%4.%5"/>
-      <w:lvlJc w:val="left"/>
-      <w:pPr>
-        <w:ind w:hanging="1008" w:left="1008"/>
-      </w:pPr>
-      <w:rPr>
-        <w:rFonts w:hint="default"/>
-      </w:rPr>
-    </w:lvl>
-    <w:lvl w:ilvl="5">
-      <w:start w:val="1"/>
-      <w:numFmt w:val="decimal"/>
-      <w:pStyle w:val="Overskrift6"/>
-      <w:lvlText w:val="%1.%2.%3.%4.%5.%6"/>
-      <w:lvlJc w:val="left"/>
-      <w:pPr>
-        <w:ind w:hanging="1152" w:left="1152"/>
-      </w:pPr>
-      <w:rPr>
-        <w:rFonts w:hint="default"/>
-      </w:rPr>
-    </w:lvl>
-    <w:lvl w:ilvl="6">
-      <w:start w:val="1"/>
-      <w:numFmt w:val="decimal"/>
-      <w:pStyle w:val="Overskrift7"/>
-      <w:lvlText w:val="%1.%2.%3.%4.%5.%6.%7"/>
-      <w:lvlJc w:val="left"/>
-      <w:pPr>
-        <w:ind w:hanging="1296" w:left="1296"/>
-      </w:pPr>
-      <w:rPr>
-        <w:rFonts w:hint="default"/>
-      </w:rPr>
-    </w:lvl>
-    <w:lvl w:ilvl="7">
-      <w:start w:val="1"/>
-      <w:numFmt w:val="decimal"/>
-      <w:pStyle w:val="Overskrift8"/>
-      <w:lvlText w:val="%1.%2.%3.%4.%5.%6.%7.%8"/>
-      <w:lvlJc w:val="left"/>
-      <w:pPr>
-        <w:ind w:hanging="1440" w:left="1440"/>
-      </w:pPr>
-      <w:rPr>
-        <w:rFonts w:hint="default"/>
-      </w:rPr>
-    </w:lvl>
-    <w:lvl w:ilvl="8">
-      <w:start w:val="1"/>
-      <w:numFmt w:val="decimal"/>
-      <w:pStyle w:val="Overskrift9"/>
-      <w:lvlText w:val="%1.%2.%3.%4.%5.%6.%7.%8.%9"/>
-      <w:lvlJc w:val="left"/>
-      <w:pPr>
-        <w:ind w:hanging="1584" w:left="1584"/>
-      </w:pPr>
-      <w:rPr>
-        <w:rFonts w:hint="default"/>
-      </w:rPr>
-    </w:lvl>
-  </w:abstractNum>
-  <w:abstractNum w15:restartNumberingAfterBreak="0" w:abstractNumId="11">
-    <w:nsid w:val="028D0D7B"/>
-    <w:multiLevelType w:val="hybridMultilevel"/>
-    <w:tmpl w:val="7B3C0C3A"/>
-    <w:lvl w:ilvl="0" w:tplc="310CF73C">
-      <w:start w:val="1"/>
-      <w:numFmt w:val="decimal"/>
-      <w:lvlText w:val="%1."/>
-      <w:lvlJc w:val="left"/>
-      <w:pPr>
-        <w:ind w:hanging="360" w:left="720"/>
-      </w:pPr>
-      <w:rPr>
-        <w:rFonts w:hint="default"/>
-        <w:b/>
-      </w:rPr>
-    </w:lvl>
-    <w:lvl w:ilvl="1" w:tentative="1" w:tplc="04140019">
-      <w:start w:val="1"/>
-      <w:numFmt w:val="lowerLetter"/>
-      <w:lvlText w:val="%2."/>
-      <w:lvlJc w:val="left"/>
-      <w:pPr>
-        <w:ind w:hanging="360" w:left="1440"/>
-      </w:pPr>
-    </w:lvl>
-    <w:lvl w:ilvl="2" w:tentative="1" w:tplc="0414001B">
-      <w:start w:val="1"/>
-      <w:numFmt w:val="lowerRoman"/>
-      <w:lvlText w:val="%3."/>
-      <w:lvlJc w:val="right"/>
-      <w:pPr>
-        <w:ind w:hanging="180" w:left="2160"/>
-      </w:pPr>
-    </w:lvl>
-    <w:lvl w:ilvl="3" w:tentative="1" w:tplc="0414000F">
-      <w:start w:val="1"/>
-      <w:numFmt w:val="decimal"/>
-      <w:lvlText w:val="%4."/>
-      <w:lvlJc w:val="left"/>
-      <w:pPr>
-        <w:ind w:hanging="360" w:left="2880"/>
-      </w:pPr>
-    </w:lvl>
-    <w:lvl w:ilvl="4" w:tentative="1" w:tplc="04140019">
-      <w:start w:val="1"/>
-      <w:numFmt w:val="lowerLetter"/>
-      <w:lvlText w:val="%5."/>
-      <w:lvlJc w:val="left"/>
-      <w:pPr>
-        <w:ind w:hanging="360" w:left="3600"/>
-      </w:pPr>
-    </w:lvl>
-    <w:lvl w:ilvl="5" w:tentative="1" w:tplc="0414001B">
-      <w:start w:val="1"/>
-      <w:numFmt w:val="lowerRoman"/>
-      <w:lvlText w:val="%6."/>
-      <w:lvlJc w:val="right"/>
-      <w:pPr>
-        <w:ind w:hanging="180" w:left="4320"/>
-      </w:pPr>
-    </w:lvl>
-    <w:lvl w:ilvl="6" w:tentative="1" w:tplc="0414000F">
-      <w:start w:val="1"/>
-      <w:numFmt w:val="decimal"/>
-      <w:lvlText w:val="%7."/>
-      <w:lvlJc w:val="left"/>
-      <w:pPr>
-        <w:ind w:hanging="360" w:left="5040"/>
-      </w:pPr>
-    </w:lvl>
-    <w:lvl w:ilvl="7" w:tentative="1" w:tplc="04140019">
-      <w:start w:val="1"/>
-      <w:numFmt w:val="lowerLetter"/>
-      <w:lvlText w:val="%8."/>
-      <w:lvlJc w:val="left"/>
-      <w:pPr>
-        <w:ind w:hanging="360" w:left="5760"/>
-      </w:pPr>
-    </w:lvl>
-    <w:lvl w:ilvl="8" w:tentative="1" w:tplc="0414001B">
-      <w:start w:val="1"/>
-      <w:numFmt w:val="lowerRoman"/>
-      <w:lvlText w:val="%9."/>
-      <w:lvlJc w:val="right"/>
-      <w:pPr>
-        <w:ind w:hanging="180" w:left="6480"/>
-      </w:pPr>
-    </w:lvl>
-  </w:abstractNum>
-  <w:abstractNum w15:restartNumberingAfterBreak="0" w:abstractNumId="12">
-    <w:nsid w:val="05036849"/>
-    <w:multiLevelType w:val="hybridMultilevel"/>
-    <w:tmpl w:val="18AA823C"/>
-    <w:lvl w:ilvl="0" w:tplc="04140001">
-      <w:start w:val="1"/>
-      <w:numFmt w:val="bullet"/>
-      <w:lvlText w:val=""/>
-      <w:lvlJc w:val="left"/>
-      <w:pPr>
-        <w:ind w:hanging="360" w:left="720"/>
-      </w:pPr>
-      <w:rPr>
-        <w:rFonts w:ascii="Symbol" w:hAnsi="Symbol" w:hint="default"/>
-      </w:rPr>
-    </w:lvl>
-    <w:lvl w:ilvl="1" w:tentative="1" w:tplc="04140003">
-      <w:start w:val="1"/>
-      <w:numFmt w:val="bullet"/>
-      <w:lvlText w:val="o"/>
-      <w:lvlJc w:val="left"/>
-      <w:pPr>
-        <w:ind w:hanging="360" w:left="1440"/>
-      </w:pPr>
-      <w:rPr>
-        <w:rFonts w:ascii="Courier New" w:cs="Courier New" w:hAnsi="Courier New" w:hint="default"/>
-      </w:rPr>
-    </w:lvl>
-    <w:lvl w:ilvl="2" w:tentative="1" w:tplc="04140005">
-      <w:start w:val="1"/>
-      <w:numFmt w:val="bullet"/>
-      <w:lvlText w:val=""/>
-      <w:lvlJc w:val="left"/>
-      <w:pPr>
-        <w:ind w:hanging="360" w:left="2160"/>
-      </w:pPr>
-      <w:rPr>
-        <w:rFonts w:ascii="Wingdings" w:hAnsi="Wingdings" w:hint="default"/>
-      </w:rPr>
-    </w:lvl>
-    <w:lvl w:ilvl="3" w:tentative="1" w:tplc="04140001">
-      <w:start w:val="1"/>
-      <w:numFmt w:val="bullet"/>
-      <w:lvlText w:val=""/>
-      <w:lvlJc w:val="left"/>
-      <w:pPr>
-        <w:ind w:hanging="360" w:left="2880"/>
-      </w:pPr>
-      <w:rPr>
-        <w:rFonts w:ascii="Symbol" w:hAnsi="Symbol" w:hint="default"/>
-      </w:rPr>
-    </w:lvl>
-    <w:lvl w:ilvl="4" w:tentative="1" w:tplc="04140003">
-      <w:start w:val="1"/>
-      <w:numFmt w:val="bullet"/>
-      <w:lvlText w:val="o"/>
-      <w:lvlJc w:val="left"/>
-      <w:pPr>
-        <w:ind w:hanging="360" w:left="3600"/>
-      </w:pPr>
-      <w:rPr>
-        <w:rFonts w:ascii="Courier New" w:cs="Courier New" w:hAnsi="Courier New" w:hint="default"/>
-      </w:rPr>
-    </w:lvl>
-    <w:lvl w:ilvl="5" w:tentative="1" w:tplc="04140005">
-      <w:start w:val="1"/>
-      <w:numFmt w:val="bullet"/>
-      <w:lvlText w:val=""/>
-      <w:lvlJc w:val="left"/>
-      <w:pPr>
-        <w:ind w:hanging="360" w:left="4320"/>
-      </w:pPr>
-      <w:rPr>
-        <w:rFonts w:ascii="Wingdings" w:hAnsi="Wingdings" w:hint="default"/>
-      </w:rPr>
-    </w:lvl>
-    <w:lvl w:ilvl="6" w:tentative="1" w:tplc="04140001">
-      <w:start w:val="1"/>
-      <w:numFmt w:val="bullet"/>
-      <w:lvlText w:val=""/>
-      <w:lvlJc w:val="left"/>
-      <w:pPr>
-        <w:ind w:hanging="360" w:left="5040"/>
-      </w:pPr>
-      <w:rPr>
-        <w:rFonts w:ascii="Symbol" w:hAnsi="Symbol" w:hint="default"/>
-      </w:rPr>
-    </w:lvl>
-    <w:lvl w:ilvl="7" w:tentative="1" w:tplc="04140003">
-      <w:start w:val="1"/>
-      <w:numFmt w:val="bullet"/>
-      <w:lvlText w:val="o"/>
-      <w:lvlJc w:val="left"/>
-      <w:pPr>
-        <w:ind w:hanging="360" w:left="5760"/>
-      </w:pPr>
-      <w:rPr>
-        <w:rFonts w:ascii="Courier New" w:cs="Courier New" w:hAnsi="Courier New" w:hint="default"/>
-      </w:rPr>
-    </w:lvl>
-    <w:lvl w:ilvl="8" w:tentative="1" w:tplc="04140005">
-      <w:start w:val="1"/>
-      <w:numFmt w:val="bullet"/>
-      <w:lvlText w:val=""/>
-      <w:lvlJc w:val="left"/>
-      <w:pPr>
-        <w:ind w:hanging="360" w:left="6480"/>
-      </w:pPr>
-      <w:rPr>
-        <w:rFonts w:ascii="Wingdings" w:hAnsi="Wingdings" w:hint="default"/>
-      </w:rPr>
-    </w:lvl>
-  </w:abstractNum>
-  <w:abstractNum w15:restartNumberingAfterBreak="0" w:abstractNumId="13">
-    <w:nsid w:val="0A382A5D"/>
-    <w:multiLevelType w:val="hybridMultilevel"/>
-    <w:tmpl w:val="D98ED272"/>
-    <w:lvl w:ilvl="0" w:tplc="04140001">
-      <w:start w:val="1"/>
-      <w:numFmt w:val="bullet"/>
-      <w:lvlText w:val=""/>
-      <w:lvlJc w:val="left"/>
-      <w:pPr>
-        <w:ind w:hanging="360" w:left="720"/>
-      </w:pPr>
-      <w:rPr>
-        <w:rFonts w:ascii="Symbol" w:hAnsi="Symbol" w:hint="default"/>
-      </w:rPr>
-    </w:lvl>
-    <w:lvl w:ilvl="1" w:tentative="1" w:tplc="04140003">
-      <w:start w:val="1"/>
-      <w:numFmt w:val="bullet"/>
-      <w:lvlText w:val="o"/>
-      <w:lvlJc w:val="left"/>
-      <w:pPr>
-        <w:ind w:hanging="360" w:left="1440"/>
-      </w:pPr>
-      <w:rPr>
-        <w:rFonts w:ascii="Courier New" w:cs="Courier New" w:hAnsi="Courier New" w:hint="default"/>
-      </w:rPr>
-    </w:lvl>
-    <w:lvl w:ilvl="2" w:tentative="1" w:tplc="04140005">
-      <w:start w:val="1"/>
-      <w:numFmt w:val="bullet"/>
-      <w:lvlText w:val=""/>
-      <w:lvlJc w:val="left"/>
-      <w:pPr>
-        <w:ind w:hanging="360" w:left="2160"/>
-      </w:pPr>
-      <w:rPr>
-        <w:rFonts w:ascii="Wingdings" w:hAnsi="Wingdings" w:hint="default"/>
-      </w:rPr>
-    </w:lvl>
-    <w:lvl w:ilvl="3" w:tentative="1" w:tplc="04140001">
-      <w:start w:val="1"/>
-      <w:numFmt w:val="bullet"/>
-      <w:lvlText w:val=""/>
-      <w:lvlJc w:val="left"/>
-      <w:pPr>
-        <w:ind w:hanging="360" w:left="2880"/>
-      </w:pPr>
-      <w:rPr>
-        <w:rFonts w:ascii="Symbol" w:hAnsi="Symbol" w:hint="default"/>
-      </w:rPr>
-    </w:lvl>
-    <w:lvl w:ilvl="4" w:tentative="1" w:tplc="04140003">
-      <w:start w:val="1"/>
-      <w:numFmt w:val="bullet"/>
-      <w:lvlText w:val="o"/>
-      <w:lvlJc w:val="left"/>
-      <w:pPr>
-        <w:ind w:hanging="360" w:left="3600"/>
-      </w:pPr>
-      <w:rPr>
-        <w:rFonts w:ascii="Courier New" w:cs="Courier New" w:hAnsi="Courier New" w:hint="default"/>
-      </w:rPr>
-    </w:lvl>
-    <w:lvl w:ilvl="5" w:tentative="1" w:tplc="04140005">
-      <w:start w:val="1"/>
-      <w:numFmt w:val="bullet"/>
-      <w:lvlText w:val=""/>
-      <w:lvlJc w:val="left"/>
-      <w:pPr>
-        <w:ind w:hanging="360" w:left="4320"/>
-      </w:pPr>
-      <w:rPr>
-        <w:rFonts w:ascii="Wingdings" w:hAnsi="Wingdings" w:hint="default"/>
-      </w:rPr>
-    </w:lvl>
-    <w:lvl w:ilvl="6" w:tentative="1" w:tplc="04140001">
-      <w:start w:val="1"/>
-      <w:numFmt w:val="bullet"/>
-      <w:lvlText w:val=""/>
-      <w:lvlJc w:val="left"/>
-      <w:pPr>
-        <w:ind w:hanging="360" w:left="5040"/>
-      </w:pPr>
-      <w:rPr>
-        <w:rFonts w:ascii="Symbol" w:hAnsi="Symbol" w:hint="default"/>
-      </w:rPr>
-    </w:lvl>
-    <w:lvl w:ilvl="7" w:tentative="1" w:tplc="04140003">
-      <w:start w:val="1"/>
-      <w:numFmt w:val="bullet"/>
-      <w:lvlText w:val="o"/>
-      <w:lvlJc w:val="left"/>
-      <w:pPr>
-        <w:ind w:hanging="360" w:left="5760"/>
-      </w:pPr>
-      <w:rPr>
-        <w:rFonts w:ascii="Courier New" w:cs="Courier New" w:hAnsi="Courier New" w:hint="default"/>
-      </w:rPr>
-    </w:lvl>
-    <w:lvl w:ilvl="8" w:tentative="1" w:tplc="04140005">
-      <w:start w:val="1"/>
-      <w:numFmt w:val="bullet"/>
-      <w:lvlText w:val=""/>
-      <w:lvlJc w:val="left"/>
-      <w:pPr>
-        <w:ind w:hanging="360" w:left="6480"/>
-      </w:pPr>
-      <w:rPr>
-        <w:rFonts w:ascii="Wingdings" w:hAnsi="Wingdings" w:hint="default"/>
-      </w:rPr>
-    </w:lvl>
-  </w:abstractNum>
-  <w:abstractNum w15:restartNumberingAfterBreak="0" w:abstractNumId="14">
-    <w:nsid w:val="0B667A6A"/>
-    <w:multiLevelType w:val="multilevel"/>
-    <w:tmpl w:val="0414001F"/>
-    <w:lvl w:ilvl="0">
-      <w:start w:val="1"/>
-      <w:numFmt w:val="decimal"/>
-      <w:lvlText w:val="%1."/>
-      <w:lvlJc w:val="left"/>
-      <w:pPr>
-        <w:ind w:hanging="360" w:left="360"/>
-      </w:pPr>
-      <w:rPr>
-        <w:rFonts w:hint="default"/>
-      </w:rPr>
-    </w:lvl>
-    <w:lvl w:ilvl="1">
-      <w:start w:val="1"/>
-      <w:numFmt w:val="decimal"/>
-      <w:lvlText w:val="%1.%2."/>
-      <w:lvlJc w:val="left"/>
-      <w:pPr>
-        <w:ind w:hanging="432" w:left="792"/>
-      </w:pPr>
-      <w:rPr>
-        <w:rFonts w:hint="default"/>
-      </w:rPr>
-    </w:lvl>
-    <w:lvl w:ilvl="2">
-      <w:start w:val="1"/>
-      <w:numFmt w:val="decimal"/>
-      <w:lvlText w:val="%1.%2.%3."/>
-      <w:lvlJc w:val="left"/>
-      <w:pPr>
-        <w:ind w:hanging="504" w:left="1224"/>
-      </w:pPr>
-      <w:rPr>
-        <w:rFonts w:hint="default"/>
-      </w:rPr>
-    </w:lvl>
-    <w:lvl w:ilvl="3">
-      <w:start w:val="1"/>
-      <w:numFmt w:val="decimal"/>
-      <w:lvlText w:val="%1.%2.%3.%4."/>
-      <w:lvlJc w:val="left"/>
-      <w:pPr>
-        <w:ind w:hanging="648" w:left="1728"/>
-      </w:pPr>
-      <w:rPr>
-        <w:rFonts w:hint="default"/>
-      </w:rPr>
-    </w:lvl>
-    <w:lvl w:ilvl="4">
-      <w:start w:val="1"/>
-      <w:numFmt w:val="decimal"/>
-      <w:lvlText w:val="%1.%2.%3.%4.%5."/>
-      <w:lvlJc w:val="left"/>
-      <w:pPr>
-        <w:ind w:hanging="792" w:left="2232"/>
-      </w:pPr>
-      <w:rPr>
-        <w:rFonts w:hint="default"/>
-      </w:rPr>
-    </w:lvl>
-    <w:lvl w:ilvl="5">
-      <w:start w:val="1"/>
-      <w:numFmt w:val="decimal"/>
-      <w:lvlText w:val="%1.%2.%3.%4.%5.%6."/>
-      <w:lvlJc w:val="left"/>
-      <w:pPr>
-        <w:ind w:hanging="936" w:left="2736"/>
-      </w:pPr>
-      <w:rPr>
-        <w:rFonts w:hint="default"/>
-      </w:rPr>
-    </w:lvl>
-    <w:lvl w:ilvl="6">
-      <w:start w:val="1"/>
-      <w:numFmt w:val="decimal"/>
-      <w:lvlText w:val="%1.%2.%3.%4.%5.%6.%7."/>
-      <w:lvlJc w:val="left"/>
-      <w:pPr>
-        <w:ind w:hanging="1080" w:left="3240"/>
-      </w:pPr>
-      <w:rPr>
-        <w:rFonts w:hint="default"/>
-      </w:rPr>
-    </w:lvl>
-    <w:lvl w:ilvl="7">
-      <w:start w:val="1"/>
-      <w:numFmt w:val="decimal"/>
-      <w:lvlText w:val="%1.%2.%3.%4.%5.%6.%7.%8."/>
-      <w:lvlJc w:val="left"/>
-      <w:pPr>
-        <w:ind w:hanging="1224" w:left="3744"/>
-      </w:pPr>
-      <w:rPr>
-        <w:rFonts w:hint="default"/>
-      </w:rPr>
-    </w:lvl>
-    <w:lvl w:ilvl="8">
-      <w:start w:val="1"/>
-      <w:numFmt w:val="decimal"/>
-      <w:lvlText w:val="%1.%2.%3.%4.%5.%6.%7.%8.%9."/>
-      <w:lvlJc w:val="left"/>
-      <w:pPr>
-        <w:ind w:hanging="1440" w:left="4320"/>
-      </w:pPr>
-      <w:rPr>
-        <w:rFonts w:hint="default"/>
-      </w:rPr>
-    </w:lvl>
-  </w:abstractNum>
-  <w:abstractNum w15:restartNumberingAfterBreak="0" w:abstractNumId="15">
-    <w:nsid w:val="11CB5551"/>
-    <w:multiLevelType w:val="hybridMultilevel"/>
-    <w:tmpl w:val="A0A8DB48"/>
-    <w:lvl w:ilvl="0" w:tplc="04140001">
-      <w:start w:val="1"/>
-      <w:numFmt w:val="bullet"/>
-      <w:lvlText w:val=""/>
-      <w:lvlJc w:val="left"/>
-      <w:pPr>
-        <w:ind w:hanging="360" w:left="720"/>
-      </w:pPr>
-      <w:rPr>
-        <w:rFonts w:ascii="Symbol" w:hAnsi="Symbol" w:hint="default"/>
-      </w:rPr>
-    </w:lvl>
-    <w:lvl w:ilvl="1" w:tplc="04140003">
-      <w:start w:val="1"/>
-      <w:numFmt w:val="bullet"/>
-      <w:lvlText w:val="o"/>
-      <w:lvlJc w:val="left"/>
-      <w:pPr>
-        <w:ind w:hanging="360" w:left="1440"/>
-      </w:pPr>
-      <w:rPr>
-        <w:rFonts w:ascii="Courier New" w:cs="Courier New" w:hAnsi="Courier New" w:hint="default"/>
-      </w:rPr>
-    </w:lvl>
-    <w:lvl w:ilvl="2" w:tentative="1" w:tplc="04140005">
-      <w:start w:val="1"/>
-      <w:numFmt w:val="bullet"/>
-      <w:lvlText w:val=""/>
-      <w:lvlJc w:val="left"/>
-      <w:pPr>
-        <w:ind w:hanging="360" w:left="2160"/>
-      </w:pPr>
-      <w:rPr>
-        <w:rFonts w:ascii="Wingdings" w:hAnsi="Wingdings" w:hint="default"/>
-      </w:rPr>
-    </w:lvl>
-    <w:lvl w:ilvl="3" w:tentative="1" w:tplc="04140001">
-      <w:start w:val="1"/>
-      <w:numFmt w:val="bullet"/>
-      <w:lvlText w:val=""/>
-      <w:lvlJc w:val="left"/>
-      <w:pPr>
-        <w:ind w:hanging="360" w:left="2880"/>
-      </w:pPr>
-      <w:rPr>
-        <w:rFonts w:ascii="Symbol" w:hAnsi="Symbol" w:hint="default"/>
-      </w:rPr>
-    </w:lvl>
-    <w:lvl w:ilvl="4" w:tentative="1" w:tplc="04140003">
-      <w:start w:val="1"/>
-      <w:numFmt w:val="bullet"/>
-      <w:lvlText w:val="o"/>
-      <w:lvlJc w:val="left"/>
-      <w:pPr>
-        <w:ind w:hanging="360" w:left="3600"/>
-      </w:pPr>
-      <w:rPr>
-        <w:rFonts w:ascii="Courier New" w:cs="Courier New" w:hAnsi="Courier New" w:hint="default"/>
-      </w:rPr>
-    </w:lvl>
-    <w:lvl w:ilvl="5" w:tentative="1" w:tplc="04140005">
-      <w:start w:val="1"/>
-      <w:numFmt w:val="bullet"/>
-      <w:lvlText w:val=""/>
-      <w:lvlJc w:val="left"/>
-      <w:pPr>
-        <w:ind w:hanging="360" w:left="4320"/>
-      </w:pPr>
-      <w:rPr>
-        <w:rFonts w:ascii="Wingdings" w:hAnsi="Wingdings" w:hint="default"/>
-      </w:rPr>
-    </w:lvl>
-    <w:lvl w:ilvl="6" w:tentative="1" w:tplc="04140001">
-      <w:start w:val="1"/>
-      <w:numFmt w:val="bullet"/>
-      <w:lvlText w:val=""/>
-      <w:lvlJc w:val="left"/>
-      <w:pPr>
-        <w:ind w:hanging="360" w:left="5040"/>
-      </w:pPr>
-      <w:rPr>
-        <w:rFonts w:ascii="Symbol" w:hAnsi="Symbol" w:hint="default"/>
-      </w:rPr>
-    </w:lvl>
-    <w:lvl w:ilvl="7" w:tentative="1" w:tplc="04140003">
-      <w:start w:val="1"/>
-      <w:numFmt w:val="bullet"/>
-      <w:lvlText w:val="o"/>
-      <w:lvlJc w:val="left"/>
-      <w:pPr>
-        <w:ind w:hanging="360" w:left="5760"/>
-      </w:pPr>
-      <w:rPr>
-        <w:rFonts w:ascii="Courier New" w:cs="Courier New" w:hAnsi="Courier New" w:hint="default"/>
-      </w:rPr>
-    </w:lvl>
-    <w:lvl w:ilvl="8" w:tentative="1" w:tplc="04140005">
-      <w:start w:val="1"/>
-      <w:numFmt w:val="bullet"/>
-      <w:lvlText w:val=""/>
-      <w:lvlJc w:val="left"/>
-      <w:pPr>
-        <w:ind w:hanging="360" w:left="6480"/>
-      </w:pPr>
-      <w:rPr>
-        <w:rFonts w:ascii="Wingdings" w:hAnsi="Wingdings" w:hint="default"/>
-      </w:rPr>
-    </w:lvl>
-  </w:abstractNum>
-  <w:abstractNum w15:restartNumberingAfterBreak="0" w:abstractNumId="16">
-    <w:nsid w:val="24FA3A12"/>
-    <w:multiLevelType w:val="hybridMultilevel"/>
-    <w:tmpl w:val="23D6103E"/>
-    <w:lvl w:ilvl="0" w:tplc="04140001">
-      <w:start w:val="1"/>
-      <w:numFmt w:val="bullet"/>
-      <w:lvlText w:val=""/>
-      <w:lvlJc w:val="left"/>
-      <w:pPr>
-        <w:ind w:hanging="360" w:left="1080"/>
-      </w:pPr>
-      <w:rPr>
-        <w:rFonts w:ascii="Symbol" w:hAnsi="Symbol" w:hint="default"/>
-      </w:rPr>
-    </w:lvl>
-    <w:lvl w:ilvl="1" w:tentative="1" w:tplc="04140003">
-      <w:start w:val="1"/>
-      <w:numFmt w:val="bullet"/>
-      <w:lvlText w:val="o"/>
-      <w:lvlJc w:val="left"/>
-      <w:pPr>
-        <w:ind w:hanging="360" w:left="1800"/>
-      </w:pPr>
-      <w:rPr>
-        <w:rFonts w:ascii="Courier New" w:cs="Courier New" w:hAnsi="Courier New" w:hint="default"/>
-      </w:rPr>
-    </w:lvl>
-    <w:lvl w:ilvl="2" w:tentative="1" w:tplc="04140005">
-      <w:start w:val="1"/>
-      <w:numFmt w:val="bullet"/>
-      <w:lvlText w:val=""/>
-      <w:lvlJc w:val="left"/>
-      <w:pPr>
-        <w:ind w:hanging="360" w:left="2520"/>
-      </w:pPr>
-      <w:rPr>
-        <w:rFonts w:ascii="Wingdings" w:hAnsi="Wingdings" w:hint="default"/>
-      </w:rPr>
-    </w:lvl>
-    <w:lvl w:ilvl="3" w:tentative="1" w:tplc="04140001">
-      <w:start w:val="1"/>
-      <w:numFmt w:val="bullet"/>
-      <w:lvlText w:val=""/>
-      <w:lvlJc w:val="left"/>
-      <w:pPr>
-        <w:ind w:hanging="360" w:left="3240"/>
-      </w:pPr>
-      <w:rPr>
-        <w:rFonts w:ascii="Symbol" w:hAnsi="Symbol" w:hint="default"/>
-      </w:rPr>
-    </w:lvl>
-    <w:lvl w:ilvl="4" w:tentative="1" w:tplc="04140003">
-      <w:start w:val="1"/>
-      <w:numFmt w:val="bullet"/>
-      <w:lvlText w:val="o"/>
-      <w:lvlJc w:val="left"/>
-      <w:pPr>
-        <w:ind w:hanging="360" w:left="3960"/>
-      </w:pPr>
-      <w:rPr>
-        <w:rFonts w:ascii="Courier New" w:cs="Courier New" w:hAnsi="Courier New" w:hint="default"/>
-      </w:rPr>
-    </w:lvl>
-    <w:lvl w:ilvl="5" w:tentative="1" w:tplc="04140005">
-      <w:start w:val="1"/>
-      <w:numFmt w:val="bullet"/>
-      <w:lvlText w:val=""/>
-      <w:lvlJc w:val="left"/>
-      <w:pPr>
-        <w:ind w:hanging="360" w:left="4680"/>
-      </w:pPr>
-      <w:rPr>
-        <w:rFonts w:ascii="Wingdings" w:hAnsi="Wingdings" w:hint="default"/>
-      </w:rPr>
-    </w:lvl>
-    <w:lvl w:ilvl="6" w:tentative="1" w:tplc="04140001">
-      <w:start w:val="1"/>
-      <w:numFmt w:val="bullet"/>
-      <w:lvlText w:val=""/>
-      <w:lvlJc w:val="left"/>
-      <w:pPr>
-        <w:ind w:hanging="360" w:left="5400"/>
-      </w:pPr>
-      <w:rPr>
-        <w:rFonts w:ascii="Symbol" w:hAnsi="Symbol" w:hint="default"/>
-      </w:rPr>
-    </w:lvl>
-    <w:lvl w:ilvl="7" w:tentative="1" w:tplc="04140003">
-      <w:start w:val="1"/>
-      <w:numFmt w:val="bullet"/>
-      <w:lvlText w:val="o"/>
-      <w:lvlJc w:val="left"/>
-      <w:pPr>
-        <w:ind w:hanging="360" w:left="6120"/>
-      </w:pPr>
-      <w:rPr>
-        <w:rFonts w:ascii="Courier New" w:cs="Courier New" w:hAnsi="Courier New" w:hint="default"/>
-      </w:rPr>
-    </w:lvl>
-    <w:lvl w:ilvl="8" w:tentative="1" w:tplc="04140005">
-      <w:start w:val="1"/>
-      <w:numFmt w:val="bullet"/>
-      <w:lvlText w:val=""/>
-      <w:lvlJc w:val="left"/>
-      <w:pPr>
-        <w:ind w:hanging="360" w:left="6840"/>
-      </w:pPr>
-      <w:rPr>
-        <w:rFonts w:ascii="Wingdings" w:hAnsi="Wingdings" w:hint="default"/>
-      </w:rPr>
-    </w:lvl>
-  </w:abstractNum>
-  <w:abstractNum w15:restartNumberingAfterBreak="0" w:abstractNumId="17">
-    <w:nsid w:val="2BA16D5C"/>
-    <w:multiLevelType w:val="multilevel"/>
-    <w:tmpl w:val="50D2F234"/>
-    <w:lvl w:ilvl="0">
-      <w:start w:val="1"/>
-      <w:numFmt w:val="decimal"/>
-      <w:lvlText w:val="%1"/>
-      <w:lvlJc w:val="left"/>
-      <w:pPr>
-        <w:ind w:hanging="480" w:left="480"/>
-      </w:pPr>
-      <w:rPr>
-        <w:rFonts w:ascii="Times New Roman" w:cs="Sendnya" w:eastAsia="Times New Roman" w:hAnsi="Times New Roman" w:hint="default"/>
-        <w:color w:val="0000FF"/>
-        <w:sz w:val="24"/>
-        <w:u w:val="single"/>
-      </w:rPr>
-    </w:lvl>
-    <w:lvl w:ilvl="1">
-      <w:start w:val="1"/>
-      <w:numFmt w:val="decimal"/>
-      <w:lvlText w:val="%1.%2"/>
-      <w:lvlJc w:val="left"/>
-      <w:pPr>
-        <w:ind w:hanging="720" w:left="960"/>
-      </w:pPr>
-      <w:rPr>
-        <w:rFonts w:ascii="Times New Roman" w:cs="Sendnya" w:eastAsia="Times New Roman" w:hAnsi="Times New Roman" w:hint="default"/>
-        <w:color w:val="0000FF"/>
-        <w:sz w:val="24"/>
-        <w:u w:val="single"/>
-      </w:rPr>
-    </w:lvl>
-    <w:lvl w:ilvl="2">
-      <w:start w:val="1"/>
-      <w:numFmt w:val="decimal"/>
-      <w:lvlText w:val="%1.%2.%3"/>
-      <w:lvlJc w:val="left"/>
-      <w:pPr>
-        <w:ind w:hanging="720" w:left="1200"/>
-      </w:pPr>
-      <w:rPr>
-        <w:rFonts w:ascii="Times New Roman" w:cs="Sendnya" w:eastAsia="Times New Roman" w:hAnsi="Times New Roman" w:hint="default"/>
-        <w:color w:val="0000FF"/>
-        <w:sz w:val="24"/>
-        <w:u w:val="single"/>
-      </w:rPr>
-    </w:lvl>
-    <w:lvl w:ilvl="3">
-      <w:start w:val="1"/>
-      <w:numFmt w:val="decimal"/>
-      <w:lvlText w:val="%1.%2.%3.%4"/>
-      <w:lvlJc w:val="left"/>
-      <w:pPr>
-        <w:ind w:hanging="1080" w:left="1800"/>
-      </w:pPr>
-      <w:rPr>
-        <w:rFonts w:ascii="Times New Roman" w:cs="Sendnya" w:eastAsia="Times New Roman" w:hAnsi="Times New Roman" w:hint="default"/>
-        <w:color w:val="0000FF"/>
-        <w:sz w:val="24"/>
-        <w:u w:val="single"/>
-      </w:rPr>
-    </w:lvl>
-    <w:lvl w:ilvl="4">
-      <w:start w:val="1"/>
-      <w:numFmt w:val="decimal"/>
-      <w:lvlText w:val="%1.%2.%3.%4.%5"/>
-      <w:lvlJc w:val="left"/>
-      <w:pPr>
-        <w:ind w:hanging="1440" w:left="2400"/>
-      </w:pPr>
-      <w:rPr>
-        <w:rFonts w:ascii="Times New Roman" w:cs="Sendnya" w:eastAsia="Times New Roman" w:hAnsi="Times New Roman" w:hint="default"/>
-        <w:color w:val="0000FF"/>
-        <w:sz w:val="24"/>
-        <w:u w:val="single"/>
-      </w:rPr>
-    </w:lvl>
-    <w:lvl w:ilvl="5">
-      <w:start w:val="1"/>
-      <w:numFmt w:val="decimal"/>
-      <w:lvlText w:val="%1.%2.%3.%4.%5.%6"/>
-      <w:lvlJc w:val="left"/>
-      <w:pPr>
-        <w:ind w:hanging="1440" w:left="2640"/>
-      </w:pPr>
-      <w:rPr>
-        <w:rFonts w:ascii="Times New Roman" w:cs="Sendnya" w:eastAsia="Times New Roman" w:hAnsi="Times New Roman" w:hint="default"/>
-        <w:color w:val="0000FF"/>
-        <w:sz w:val="24"/>
-        <w:u w:val="single"/>
-      </w:rPr>
-    </w:lvl>
-    <w:lvl w:ilvl="6">
-      <w:start w:val="1"/>
-      <w:numFmt w:val="decimal"/>
-      <w:lvlText w:val="%1.%2.%3.%4.%5.%6.%7"/>
-      <w:lvlJc w:val="left"/>
-      <w:pPr>
-        <w:ind w:hanging="1800" w:left="3240"/>
-      </w:pPr>
-      <w:rPr>
-        <w:rFonts w:ascii="Times New Roman" w:cs="Sendnya" w:eastAsia="Times New Roman" w:hAnsi="Times New Roman" w:hint="default"/>
-        <w:color w:val="0000FF"/>
-        <w:sz w:val="24"/>
-        <w:u w:val="single"/>
-      </w:rPr>
-    </w:lvl>
-    <w:lvl w:ilvl="7">
-      <w:start w:val="1"/>
-      <w:numFmt w:val="decimal"/>
-      <w:lvlText w:val="%1.%2.%3.%4.%5.%6.%7.%8"/>
-      <w:lvlJc w:val="left"/>
-      <w:pPr>
-        <w:ind w:hanging="1800" w:left="3480"/>
-      </w:pPr>
-      <w:rPr>
-        <w:rFonts w:ascii="Times New Roman" w:cs="Sendnya" w:eastAsia="Times New Roman" w:hAnsi="Times New Roman" w:hint="default"/>
-        <w:color w:val="0000FF"/>
-        <w:sz w:val="24"/>
-        <w:u w:val="single"/>
-      </w:rPr>
-    </w:lvl>
-    <w:lvl w:ilvl="8">
-      <w:start w:val="1"/>
-      <w:numFmt w:val="decimal"/>
-      <w:lvlText w:val="%1.%2.%3.%4.%5.%6.%7.%8.%9"/>
-      <w:lvlJc w:val="left"/>
-      <w:pPr>
-        <w:ind w:hanging="2160" w:left="4080"/>
-      </w:pPr>
-      <w:rPr>
-        <w:rFonts w:ascii="Times New Roman" w:cs="Sendnya" w:eastAsia="Times New Roman" w:hAnsi="Times New Roman" w:hint="default"/>
-        <w:color w:val="0000FF"/>
-        <w:sz w:val="24"/>
-        <w:u w:val="single"/>
-      </w:rPr>
-    </w:lvl>
-  </w:abstractNum>
-  <w:abstractNum w15:restartNumberingAfterBreak="0" w:abstractNumId="18">
-    <w:nsid w:val="2C89474E"/>
-    <w:multiLevelType w:val="hybridMultilevel"/>
-    <w:tmpl w:val="63040418"/>
-    <w:lvl w:ilvl="0" w:tplc="04140001">
-      <w:start w:val="1"/>
-      <w:numFmt w:val="bullet"/>
-      <w:lvlText w:val=""/>
-      <w:lvlJc w:val="left"/>
-      <w:pPr>
-        <w:ind w:hanging="360" w:left="720"/>
-      </w:pPr>
-      <w:rPr>
-        <w:rFonts w:ascii="Symbol" w:hAnsi="Symbol" w:hint="default"/>
-      </w:rPr>
-    </w:lvl>
-    <w:lvl w:ilvl="1" w:tentative="1" w:tplc="04140003">
-      <w:start w:val="1"/>
-      <w:numFmt w:val="bullet"/>
-      <w:lvlText w:val="o"/>
-      <w:lvlJc w:val="left"/>
-      <w:pPr>
-        <w:ind w:hanging="360" w:left="1440"/>
-      </w:pPr>
-      <w:rPr>
-        <w:rFonts w:ascii="Courier New" w:cs="Courier New" w:hAnsi="Courier New" w:hint="default"/>
-      </w:rPr>
-    </w:lvl>
-    <w:lvl w:ilvl="2" w:tentative="1" w:tplc="04140005">
-      <w:start w:val="1"/>
-      <w:numFmt w:val="bullet"/>
-      <w:lvlText w:val=""/>
-      <w:lvlJc w:val="left"/>
-      <w:pPr>
-        <w:ind w:hanging="360" w:left="2160"/>
-      </w:pPr>
-      <w:rPr>
-        <w:rFonts w:ascii="Wingdings" w:hAnsi="Wingdings" w:hint="default"/>
-      </w:rPr>
-    </w:lvl>
-    <w:lvl w:ilvl="3" w:tentative="1" w:tplc="04140001">
-      <w:start w:val="1"/>
-      <w:numFmt w:val="bullet"/>
-      <w:lvlText w:val=""/>
-      <w:lvlJc w:val="left"/>
-      <w:pPr>
-        <w:ind w:hanging="360" w:left="2880"/>
-      </w:pPr>
-      <w:rPr>
-        <w:rFonts w:ascii="Symbol" w:hAnsi="Symbol" w:hint="default"/>
-      </w:rPr>
-    </w:lvl>
-    <w:lvl w:ilvl="4" w:tentative="1" w:tplc="04140003">
-      <w:start w:val="1"/>
-      <w:numFmt w:val="bullet"/>
-      <w:lvlText w:val="o"/>
-      <w:lvlJc w:val="left"/>
-      <w:pPr>
-        <w:ind w:hanging="360" w:left="3600"/>
-      </w:pPr>
-      <w:rPr>
-        <w:rFonts w:ascii="Courier New" w:cs="Courier New" w:hAnsi="Courier New" w:hint="default"/>
-      </w:rPr>
-    </w:lvl>
-    <w:lvl w:ilvl="5" w:tentative="1" w:tplc="04140005">
-      <w:start w:val="1"/>
-      <w:numFmt w:val="bullet"/>
-      <w:lvlText w:val=""/>
-      <w:lvlJc w:val="left"/>
-      <w:pPr>
-        <w:ind w:hanging="360" w:left="4320"/>
-      </w:pPr>
-      <w:rPr>
-        <w:rFonts w:ascii="Wingdings" w:hAnsi="Wingdings" w:hint="default"/>
-      </w:rPr>
-    </w:lvl>
-    <w:lvl w:ilvl="6" w:tentative="1" w:tplc="04140001">
-      <w:start w:val="1"/>
-      <w:numFmt w:val="bullet"/>
-      <w:lvlText w:val=""/>
-      <w:lvlJc w:val="left"/>
-      <w:pPr>
-        <w:ind w:hanging="360" w:left="5040"/>
-      </w:pPr>
-      <w:rPr>
-        <w:rFonts w:ascii="Symbol" w:hAnsi="Symbol" w:hint="default"/>
-      </w:rPr>
-    </w:lvl>
-    <w:lvl w:ilvl="7" w:tentative="1" w:tplc="04140003">
-      <w:start w:val="1"/>
-      <w:numFmt w:val="bullet"/>
-      <w:lvlText w:val="o"/>
-      <w:lvlJc w:val="left"/>
-      <w:pPr>
-        <w:ind w:hanging="360" w:left="5760"/>
-      </w:pPr>
-      <w:rPr>
-        <w:rFonts w:ascii="Courier New" w:cs="Courier New" w:hAnsi="Courier New" w:hint="default"/>
-      </w:rPr>
-    </w:lvl>
-    <w:lvl w:ilvl="8" w:tentative="1" w:tplc="04140005">
-      <w:start w:val="1"/>
-      <w:numFmt w:val="bullet"/>
-      <w:lvlText w:val=""/>
-      <w:lvlJc w:val="left"/>
-      <w:pPr>
-        <w:ind w:hanging="360" w:left="6480"/>
-      </w:pPr>
-      <w:rPr>
-        <w:rFonts w:ascii="Wingdings" w:hAnsi="Wingdings" w:hint="default"/>
-      </w:rPr>
-    </w:lvl>
-  </w:abstractNum>
-  <w:abstractNum w15:restartNumberingAfterBreak="0" w:abstractNumId="19">
-    <w:nsid w:val="321C0DC5"/>
-    <w:multiLevelType w:val="multilevel"/>
-    <w:tmpl w:val="E318C8CE"/>
-    <w:lvl w:ilvl="0">
-      <w:start w:val="1"/>
-      <w:numFmt w:val="decimal"/>
-      <w:lvlText w:val="%1.0"/>
-      <w:lvlJc w:val="left"/>
-      <w:pPr>
-        <w:ind w:hanging="432" w:left="432"/>
-      </w:pPr>
-      <w:rPr>
-        <w:rFonts w:hint="default"/>
-      </w:rPr>
-    </w:lvl>
-    <w:lvl w:ilvl="1">
-      <w:start w:val="1"/>
-      <w:numFmt w:val="decimal"/>
-      <w:lvlText w:val="%1.%2"/>
-      <w:lvlJc w:val="left"/>
-      <w:pPr>
-        <w:ind w:hanging="576" w:left="576"/>
-      </w:pPr>
-      <w:rPr>
-        <w:rFonts w:hint="default"/>
-      </w:rPr>
-    </w:lvl>
-    <w:lvl w:ilvl="2">
-      <w:start w:val="1"/>
-      <w:numFmt w:val="decimal"/>
-      <w:lvlText w:val="%1.%2.%3"/>
-      <w:lvlJc w:val="left"/>
-      <w:pPr>
-        <w:ind w:hanging="720" w:left="720"/>
-      </w:pPr>
-      <w:rPr>
-        <w:rFonts w:hint="default"/>
-      </w:rPr>
-    </w:lvl>
-    <w:lvl w:ilvl="3">
-      <w:start w:val="1"/>
-      <w:numFmt w:val="decimal"/>
-      <w:lvlText w:val="%1.%2.%3.%4"/>
-      <w:lvlJc w:val="left"/>
-      <w:pPr>
-        <w:ind w:hanging="864" w:left="864"/>
-      </w:pPr>
-      <w:rPr>
-        <w:rFonts w:hint="default"/>
-      </w:rPr>
-    </w:lvl>
-    <w:lvl w:ilvl="4">
-      <w:start w:val="1"/>
-      <w:numFmt w:val="decimal"/>
-      <w:lvlText w:val="%1.%2.%3.%4.%5"/>
-      <w:lvlJc w:val="left"/>
-      <w:pPr>
-        <w:ind w:hanging="1008" w:left="1008"/>
-      </w:pPr>
-      <w:rPr>
-        <w:rFonts w:hint="default"/>
-      </w:rPr>
-    </w:lvl>
-    <w:lvl w:ilvl="5">
-      <w:start w:val="1"/>
-      <w:numFmt w:val="decimal"/>
-      <w:lvlText w:val="%1.%2.%3.%4.%5.%6"/>
-      <w:lvlJc w:val="left"/>
-      <w:pPr>
-        <w:ind w:hanging="1152" w:left="1152"/>
-      </w:pPr>
-      <w:rPr>
-        <w:rFonts w:hint="default"/>
-      </w:rPr>
-    </w:lvl>
-    <w:lvl w:ilvl="6">
-      <w:start w:val="1"/>
-      <w:numFmt w:val="decimal"/>
-      <w:lvlText w:val="%1.%2.%3.%4.%5.%6.%7"/>
-      <w:lvlJc w:val="left"/>
-      <w:pPr>
-        <w:ind w:hanging="1296" w:left="1296"/>
-      </w:pPr>
-      <w:rPr>
-        <w:rFonts w:hint="default"/>
-      </w:rPr>
-    </w:lvl>
-    <w:lvl w:ilvl="7">
-      <w:start w:val="1"/>
-      <w:numFmt w:val="decimal"/>
-      <w:lvlText w:val="%1.%2.%3.%4.%5.%6.%7.%8"/>
-      <w:lvlJc w:val="left"/>
-      <w:pPr>
-        <w:ind w:hanging="1440" w:left="1440"/>
-      </w:pPr>
-      <w:rPr>
-        <w:rFonts w:hint="default"/>
-      </w:rPr>
-    </w:lvl>
-    <w:lvl w:ilvl="8">
-      <w:start w:val="1"/>
-      <w:numFmt w:val="decimal"/>
-      <w:lvlText w:val="%1.%2.%3.%4.%5.%6.%7.%8.%9"/>
-      <w:lvlJc w:val="left"/>
-      <w:pPr>
-        <w:ind w:hanging="1584" w:left="1584"/>
-      </w:pPr>
-      <w:rPr>
-        <w:rFonts w:hint="default"/>
-      </w:rPr>
-    </w:lvl>
-  </w:abstractNum>
-  <w:abstractNum w15:restartNumberingAfterBreak="0" w:abstractNumId="20">
-    <w:nsid w:val="32BF17E8"/>
-    <w:multiLevelType w:val="hybridMultilevel"/>
-    <w:tmpl w:val="C80C15B2"/>
-    <w:lvl w:ilvl="0" w:tplc="04140001">
-      <w:start w:val="1"/>
-      <w:numFmt w:val="bullet"/>
-      <w:lvlText w:val=""/>
-      <w:lvlJc w:val="left"/>
-      <w:pPr>
-        <w:ind w:hanging="360" w:left="720"/>
-      </w:pPr>
-      <w:rPr>
-        <w:rFonts w:ascii="Symbol" w:hAnsi="Symbol" w:hint="default"/>
-      </w:rPr>
-    </w:lvl>
-    <w:lvl w:ilvl="1" w:tplc="04140003">
-      <w:start w:val="1"/>
-      <w:numFmt w:val="bullet"/>
-      <w:lvlText w:val="o"/>
-      <w:lvlJc w:val="left"/>
-      <w:pPr>
-        <w:ind w:hanging="360" w:left="1440"/>
-      </w:pPr>
-      <w:rPr>
-        <w:rFonts w:ascii="Courier New" w:cs="Courier New" w:hAnsi="Courier New" w:hint="default"/>
-      </w:rPr>
-    </w:lvl>
-    <w:lvl w:ilvl="2" w:tentative="1" w:tplc="04140005">
-      <w:start w:val="1"/>
-      <w:numFmt w:val="bullet"/>
-      <w:lvlText w:val=""/>
-      <w:lvlJc w:val="left"/>
-      <w:pPr>
-        <w:ind w:hanging="360" w:left="2160"/>
-      </w:pPr>
-      <w:rPr>
-        <w:rFonts w:ascii="Wingdings" w:hAnsi="Wingdings" w:hint="default"/>
-      </w:rPr>
-    </w:lvl>
-    <w:lvl w:ilvl="3" w:tentative="1" w:tplc="04140001">
-      <w:start w:val="1"/>
-      <w:numFmt w:val="bullet"/>
-      <w:lvlText w:val=""/>
-      <w:lvlJc w:val="left"/>
-      <w:pPr>
-        <w:ind w:hanging="360" w:left="2880"/>
-      </w:pPr>
-      <w:rPr>
-        <w:rFonts w:ascii="Symbol" w:hAnsi="Symbol" w:hint="default"/>
-      </w:rPr>
-    </w:lvl>
-    <w:lvl w:ilvl="4" w:tentative="1" w:tplc="04140003">
-      <w:start w:val="1"/>
-      <w:numFmt w:val="bullet"/>
-      <w:lvlText w:val="o"/>
-      <w:lvlJc w:val="left"/>
-      <w:pPr>
-        <w:ind w:hanging="360" w:left="3600"/>
-      </w:pPr>
-      <w:rPr>
-        <w:rFonts w:ascii="Courier New" w:cs="Courier New" w:hAnsi="Courier New" w:hint="default"/>
-      </w:rPr>
-    </w:lvl>
-    <w:lvl w:ilvl="5" w:tentative="1" w:tplc="04140005">
-      <w:start w:val="1"/>
-      <w:numFmt w:val="bullet"/>
-      <w:lvlText w:val=""/>
-      <w:lvlJc w:val="left"/>
-      <w:pPr>
-        <w:ind w:hanging="360" w:left="4320"/>
-      </w:pPr>
-      <w:rPr>
-        <w:rFonts w:ascii="Wingdings" w:hAnsi="Wingdings" w:hint="default"/>
-      </w:rPr>
-    </w:lvl>
-    <w:lvl w:ilvl="6" w:tentative="1" w:tplc="04140001">
-      <w:start w:val="1"/>
-      <w:numFmt w:val="bullet"/>
-      <w:lvlText w:val=""/>
-      <w:lvlJc w:val="left"/>
-      <w:pPr>
-        <w:ind w:hanging="360" w:left="5040"/>
-      </w:pPr>
-      <w:rPr>
-        <w:rFonts w:ascii="Symbol" w:hAnsi="Symbol" w:hint="default"/>
-      </w:rPr>
-    </w:lvl>
-    <w:lvl w:ilvl="7" w:tentative="1" w:tplc="04140003">
-      <w:start w:val="1"/>
-      <w:numFmt w:val="bullet"/>
-      <w:lvlText w:val="o"/>
-      <w:lvlJc w:val="left"/>
-      <w:pPr>
-        <w:ind w:hanging="360" w:left="5760"/>
-      </w:pPr>
-      <w:rPr>
-        <w:rFonts w:ascii="Courier New" w:cs="Courier New" w:hAnsi="Courier New" w:hint="default"/>
-      </w:rPr>
-    </w:lvl>
-    <w:lvl w:ilvl="8" w:tentative="1" w:tplc="04140005">
-      <w:start w:val="1"/>
-      <w:numFmt w:val="bullet"/>
-      <w:lvlText w:val=""/>
-      <w:lvlJc w:val="left"/>
-      <w:pPr>
-        <w:ind w:hanging="360" w:left="6480"/>
-      </w:pPr>
-      <w:rPr>
-        <w:rFonts w:ascii="Wingdings" w:hAnsi="Wingdings" w:hint="default"/>
-      </w:rPr>
-    </w:lvl>
-  </w:abstractNum>
-  <w:abstractNum w15:restartNumberingAfterBreak="0" w:abstractNumId="21">
-    <w:nsid w:val="345D10A9"/>
-    <w:multiLevelType w:val="hybridMultilevel"/>
-    <w:tmpl w:val="C5F60A2A"/>
-    <w:lvl w:ilvl="0" w:tplc="04140001">
-      <w:start w:val="1"/>
-      <w:numFmt w:val="bullet"/>
-      <w:lvlText w:val=""/>
-      <w:lvlJc w:val="left"/>
-      <w:pPr>
-        <w:ind w:hanging="360" w:left="720"/>
-      </w:pPr>
-      <w:rPr>
-        <w:rFonts w:ascii="Symbol" w:hAnsi="Symbol" w:hint="default"/>
-      </w:rPr>
-    </w:lvl>
-    <w:lvl w:ilvl="1" w:tentative="1" w:tplc="04140003">
-      <w:start w:val="1"/>
-      <w:numFmt w:val="bullet"/>
-      <w:lvlText w:val="o"/>
-      <w:lvlJc w:val="left"/>
-      <w:pPr>
-        <w:ind w:hanging="360" w:left="1440"/>
-      </w:pPr>
-      <w:rPr>
-        <w:rFonts w:ascii="Courier New" w:cs="Courier New" w:hAnsi="Courier New" w:hint="default"/>
-      </w:rPr>
-    </w:lvl>
-    <w:lvl w:ilvl="2" w:tentative="1" w:tplc="04140005">
-      <w:start w:val="1"/>
-      <w:numFmt w:val="bullet"/>
-      <w:lvlText w:val=""/>
-      <w:lvlJc w:val="left"/>
-      <w:pPr>
-        <w:ind w:hanging="360" w:left="2160"/>
-      </w:pPr>
-      <w:rPr>
-        <w:rFonts w:ascii="Wingdings" w:hAnsi="Wingdings" w:hint="default"/>
-      </w:rPr>
-    </w:lvl>
-    <w:lvl w:ilvl="3" w:tentative="1" w:tplc="04140001">
-      <w:start w:val="1"/>
-      <w:numFmt w:val="bullet"/>
-      <w:lvlText w:val=""/>
-      <w:lvlJc w:val="left"/>
-      <w:pPr>
-        <w:ind w:hanging="360" w:left="2880"/>
-      </w:pPr>
-      <w:rPr>
-        <w:rFonts w:ascii="Symbol" w:hAnsi="Symbol" w:hint="default"/>
-      </w:rPr>
-    </w:lvl>
-    <w:lvl w:ilvl="4" w:tentative="1" w:tplc="04140003">
-      <w:start w:val="1"/>
-      <w:numFmt w:val="bullet"/>
-      <w:lvlText w:val="o"/>
-      <w:lvlJc w:val="left"/>
-      <w:pPr>
-        <w:ind w:hanging="360" w:left="3600"/>
-      </w:pPr>
-      <w:rPr>
-        <w:rFonts w:ascii="Courier New" w:cs="Courier New" w:hAnsi="Courier New" w:hint="default"/>
-      </w:rPr>
-    </w:lvl>
-    <w:lvl w:ilvl="5" w:tentative="1" w:tplc="04140005">
-      <w:start w:val="1"/>
-      <w:numFmt w:val="bullet"/>
-      <w:lvlText w:val=""/>
-      <w:lvlJc w:val="left"/>
-      <w:pPr>
-        <w:ind w:hanging="360" w:left="4320"/>
-      </w:pPr>
-      <w:rPr>
-        <w:rFonts w:ascii="Wingdings" w:hAnsi="Wingdings" w:hint="default"/>
-      </w:rPr>
-    </w:lvl>
-    <w:lvl w:ilvl="6" w:tentative="1" w:tplc="04140001">
-      <w:start w:val="1"/>
-      <w:numFmt w:val="bullet"/>
-      <w:lvlText w:val=""/>
-      <w:lvlJc w:val="left"/>
-      <w:pPr>
-        <w:ind w:hanging="360" w:left="5040"/>
-      </w:pPr>
-      <w:rPr>
-        <w:rFonts w:ascii="Symbol" w:hAnsi="Symbol" w:hint="default"/>
-      </w:rPr>
-    </w:lvl>
-    <w:lvl w:ilvl="7" w:tentative="1" w:tplc="04140003">
-      <w:start w:val="1"/>
-      <w:numFmt w:val="bullet"/>
-      <w:lvlText w:val="o"/>
-      <w:lvlJc w:val="left"/>
-      <w:pPr>
-        <w:ind w:hanging="360" w:left="5760"/>
-      </w:pPr>
-      <w:rPr>
-        <w:rFonts w:ascii="Courier New" w:cs="Courier New" w:hAnsi="Courier New" w:hint="default"/>
-      </w:rPr>
-    </w:lvl>
-    <w:lvl w:ilvl="8" w:tentative="1" w:tplc="04140005">
-      <w:start w:val="1"/>
-      <w:numFmt w:val="bullet"/>
-      <w:lvlText w:val=""/>
-      <w:lvlJc w:val="left"/>
-      <w:pPr>
-        <w:ind w:hanging="360" w:left="6480"/>
-      </w:pPr>
-      <w:rPr>
-        <w:rFonts w:ascii="Wingdings" w:hAnsi="Wingdings" w:hint="default"/>
-      </w:rPr>
-    </w:lvl>
-  </w:abstractNum>
-  <w:abstractNum w15:restartNumberingAfterBreak="0" w:abstractNumId="22">
-    <w:nsid w:val="3FC81421"/>
-    <w:multiLevelType w:val="hybridMultilevel"/>
-    <w:tmpl w:val="B3DA3FDA"/>
-    <w:lvl w:ilvl="0" w:tplc="04140001">
-      <w:start w:val="1"/>
-      <w:numFmt w:val="bullet"/>
-      <w:lvlText w:val=""/>
-      <w:lvlJc w:val="left"/>
-      <w:pPr>
-        <w:ind w:hanging="360" w:left="720"/>
-      </w:pPr>
-      <w:rPr>
-        <w:rFonts w:ascii="Symbol" w:hAnsi="Symbol" w:hint="default"/>
-      </w:rPr>
-    </w:lvl>
-    <w:lvl w:ilvl="1" w:tentative="1" w:tplc="04140003">
-      <w:start w:val="1"/>
-      <w:numFmt w:val="bullet"/>
-      <w:lvlText w:val="o"/>
-      <w:lvlJc w:val="left"/>
-      <w:pPr>
-        <w:ind w:hanging="360" w:left="1440"/>
-      </w:pPr>
-      <w:rPr>
-        <w:rFonts w:ascii="Courier New" w:cs="Courier New" w:hAnsi="Courier New" w:hint="default"/>
-      </w:rPr>
-    </w:lvl>
-    <w:lvl w:ilvl="2" w:tentative="1" w:tplc="04140005">
-      <w:start w:val="1"/>
-      <w:numFmt w:val="bullet"/>
-      <w:lvlText w:val=""/>
-      <w:lvlJc w:val="left"/>
-      <w:pPr>
-        <w:ind w:hanging="360" w:left="2160"/>
-      </w:pPr>
-      <w:rPr>
-        <w:rFonts w:ascii="Wingdings" w:hAnsi="Wingdings" w:hint="default"/>
-      </w:rPr>
-    </w:lvl>
-    <w:lvl w:ilvl="3" w:tentative="1" w:tplc="04140001">
-      <w:start w:val="1"/>
-      <w:numFmt w:val="bullet"/>
-      <w:lvlText w:val=""/>
-      <w:lvlJc w:val="left"/>
-      <w:pPr>
-        <w:ind w:hanging="360" w:left="2880"/>
-      </w:pPr>
-      <w:rPr>
-        <w:rFonts w:ascii="Symbol" w:hAnsi="Symbol" w:hint="default"/>
-      </w:rPr>
-    </w:lvl>
-    <w:lvl w:ilvl="4" w:tentative="1" w:tplc="04140003">
-      <w:start w:val="1"/>
-      <w:numFmt w:val="bullet"/>
-      <w:lvlText w:val="o"/>
-      <w:lvlJc w:val="left"/>
-      <w:pPr>
-        <w:ind w:hanging="360" w:left="3600"/>
-      </w:pPr>
-      <w:rPr>
-        <w:rFonts w:ascii="Courier New" w:cs="Courier New" w:hAnsi="Courier New" w:hint="default"/>
-      </w:rPr>
-    </w:lvl>
-    <w:lvl w:ilvl="5" w:tentative="1" w:tplc="04140005">
-      <w:start w:val="1"/>
-      <w:numFmt w:val="bullet"/>
-      <w:lvlText w:val=""/>
-      <w:lvlJc w:val="left"/>
-      <w:pPr>
-        <w:ind w:hanging="360" w:left="4320"/>
-      </w:pPr>
-      <w:rPr>
-        <w:rFonts w:ascii="Wingdings" w:hAnsi="Wingdings" w:hint="default"/>
-      </w:rPr>
-    </w:lvl>
-    <w:lvl w:ilvl="6" w:tentative="1" w:tplc="04140001">
-      <w:start w:val="1"/>
-      <w:numFmt w:val="bullet"/>
-      <w:lvlText w:val=""/>
-      <w:lvlJc w:val="left"/>
-      <w:pPr>
-        <w:ind w:hanging="360" w:left="5040"/>
-      </w:pPr>
-      <w:rPr>
-        <w:rFonts w:ascii="Symbol" w:hAnsi="Symbol" w:hint="default"/>
-      </w:rPr>
-    </w:lvl>
-    <w:lvl w:ilvl="7" w:tentative="1" w:tplc="04140003">
-      <w:start w:val="1"/>
-      <w:numFmt w:val="bullet"/>
-      <w:lvlText w:val="o"/>
-      <w:lvlJc w:val="left"/>
-      <w:pPr>
-        <w:ind w:hanging="360" w:left="5760"/>
-      </w:pPr>
-      <w:rPr>
-        <w:rFonts w:ascii="Courier New" w:cs="Courier New" w:hAnsi="Courier New" w:hint="default"/>
-      </w:rPr>
-    </w:lvl>
-    <w:lvl w:ilvl="8" w:tentative="1" w:tplc="04140005">
-      <w:start w:val="1"/>
-      <w:numFmt w:val="bullet"/>
-      <w:lvlText w:val=""/>
-      <w:lvlJc w:val="left"/>
-      <w:pPr>
-        <w:ind w:hanging="360" w:left="6480"/>
-      </w:pPr>
-      <w:rPr>
-        <w:rFonts w:ascii="Wingdings" w:hAnsi="Wingdings" w:hint="default"/>
-      </w:rPr>
-    </w:lvl>
-  </w:abstractNum>
-  <w:abstractNum w15:restartNumberingAfterBreak="0" w:abstractNumId="23">
-    <w:nsid w:val="45D83003"/>
-    <w:multiLevelType w:val="multilevel"/>
-    <w:tmpl w:val="6512DEDE"/>
-    <w:lvl w:ilvl="0">
-      <w:start w:val="1"/>
-      <w:numFmt w:val="bullet"/>
-      <w:lvlText w:val=""/>
-      <w:lvlJc w:val="left"/>
-      <w:pPr>
-        <w:tabs>
-          <w:tab w:pos="720" w:val="num"/>
-        </w:tabs>
-        <w:ind w:hanging="360" w:left="720"/>
-      </w:pPr>
-      <w:rPr>
-        <w:rFonts w:ascii="Symbol" w:hAnsi="Symbol" w:hint="default"/>
-        <w:sz w:val="20"/>
-      </w:rPr>
-    </w:lvl>
-    <w:lvl w:ilvl="1" w:tentative="1">
-      <w:start w:val="1"/>
-      <w:numFmt w:val="bullet"/>
-      <w:lvlText w:val=""/>
-      <w:lvlJc w:val="left"/>
-      <w:pPr>
-        <w:tabs>
-          <w:tab w:pos="1440" w:val="num"/>
-        </w:tabs>
-        <w:ind w:hanging="360" w:left="1440"/>
-      </w:pPr>
-      <w:rPr>
-        <w:rFonts w:ascii="Symbol" w:hAnsi="Symbol" w:hint="default"/>
-        <w:sz w:val="20"/>
-      </w:rPr>
-    </w:lvl>
-    <w:lvl w:ilvl="2" w:tentative="1">
-      <w:start w:val="1"/>
-      <w:numFmt w:val="bullet"/>
-      <w:lvlText w:val=""/>
-      <w:lvlJc w:val="left"/>
-      <w:pPr>
-        <w:tabs>
-          <w:tab w:pos="2160" w:val="num"/>
-        </w:tabs>
-        <w:ind w:hanging="360" w:left="2160"/>
-      </w:pPr>
-      <w:rPr>
-        <w:rFonts w:ascii="Symbol" w:hAnsi="Symbol" w:hint="default"/>
-        <w:sz w:val="20"/>
-      </w:rPr>
-    </w:lvl>
-    <w:lvl w:ilvl="3" w:tentative="1">
-      <w:start w:val="1"/>
-      <w:numFmt w:val="bullet"/>
-      <w:lvlText w:val=""/>
-      <w:lvlJc w:val="left"/>
-      <w:pPr>
-        <w:tabs>
-          <w:tab w:pos="2880" w:val="num"/>
-        </w:tabs>
-        <w:ind w:hanging="360" w:left="2880"/>
-      </w:pPr>
-      <w:rPr>
-        <w:rFonts w:ascii="Symbol" w:hAnsi="Symbol" w:hint="default"/>
-        <w:sz w:val="20"/>
-      </w:rPr>
-    </w:lvl>
-    <w:lvl w:ilvl="4" w:tentative="1">
-      <w:start w:val="1"/>
-      <w:numFmt w:val="bullet"/>
-      <w:lvlText w:val=""/>
-      <w:lvlJc w:val="left"/>
-      <w:pPr>
-        <w:tabs>
-          <w:tab w:pos="3600" w:val="num"/>
-        </w:tabs>
-        <w:ind w:hanging="360" w:left="3600"/>
-      </w:pPr>
-      <w:rPr>
-        <w:rFonts w:ascii="Symbol" w:hAnsi="Symbol" w:hint="default"/>
-        <w:sz w:val="20"/>
-      </w:rPr>
-    </w:lvl>
-    <w:lvl w:ilvl="5" w:tentative="1">
-      <w:start w:val="1"/>
-      <w:numFmt w:val="bullet"/>
-      <w:lvlText w:val=""/>
-      <w:lvlJc w:val="left"/>
-      <w:pPr>
-        <w:tabs>
-          <w:tab w:pos="4320" w:val="num"/>
-        </w:tabs>
-        <w:ind w:hanging="360" w:left="4320"/>
-      </w:pPr>
-      <w:rPr>
-        <w:rFonts w:ascii="Symbol" w:hAnsi="Symbol" w:hint="default"/>
-        <w:sz w:val="20"/>
-      </w:rPr>
-    </w:lvl>
-    <w:lvl w:ilvl="6" w:tentative="1">
-      <w:start w:val="1"/>
-      <w:numFmt w:val="bullet"/>
-      <w:lvlText w:val=""/>
-      <w:lvlJc w:val="left"/>
-      <w:pPr>
-        <w:tabs>
-          <w:tab w:pos="5040" w:val="num"/>
-        </w:tabs>
-        <w:ind w:hanging="360" w:left="5040"/>
-      </w:pPr>
-      <w:rPr>
-        <w:rFonts w:ascii="Symbol" w:hAnsi="Symbol" w:hint="default"/>
-        <w:sz w:val="20"/>
-      </w:rPr>
-    </w:lvl>
-    <w:lvl w:ilvl="7" w:tentative="1">
-      <w:start w:val="1"/>
-      <w:numFmt w:val="bullet"/>
-      <w:lvlText w:val=""/>
-      <w:lvlJc w:val="left"/>
-      <w:pPr>
-        <w:tabs>
-          <w:tab w:pos="5760" w:val="num"/>
-        </w:tabs>
-        <w:ind w:hanging="360" w:left="5760"/>
-      </w:pPr>
-      <w:rPr>
-        <w:rFonts w:ascii="Symbol" w:hAnsi="Symbol" w:hint="default"/>
-        <w:sz w:val="20"/>
-      </w:rPr>
-    </w:lvl>
-    <w:lvl w:ilvl="8" w:tentative="1">
-      <w:start w:val="1"/>
-      <w:numFmt w:val="bullet"/>
-      <w:lvlText w:val=""/>
-      <w:lvlJc w:val="left"/>
-      <w:pPr>
-        <w:tabs>
-          <w:tab w:pos="6480" w:val="num"/>
-        </w:tabs>
-        <w:ind w:hanging="360" w:left="6480"/>
-      </w:pPr>
-      <w:rPr>
-        <w:rFonts w:ascii="Symbol" w:hAnsi="Symbol" w:hint="default"/>
-        <w:sz w:val="20"/>
-      </w:rPr>
-    </w:lvl>
-  </w:abstractNum>
-  <w:abstractNum w15:restartNumberingAfterBreak="0" w:abstractNumId="24">
-    <w:nsid w:val="487864F5"/>
-    <w:multiLevelType w:val="hybridMultilevel"/>
-    <w:tmpl w:val="89FAE798"/>
-    <w:lvl w:ilvl="0" w:tplc="73145680">
-      <w:start w:val="1"/>
-      <w:numFmt w:val="bullet"/>
-      <w:lvlText w:val="•"/>
-      <w:lvlJc w:val="left"/>
-      <w:pPr>
-        <w:tabs>
-          <w:tab w:pos="720" w:val="num"/>
-        </w:tabs>
-        <w:ind w:hanging="360" w:left="720"/>
-      </w:pPr>
-      <w:rPr>
-        <w:rFonts w:ascii="Times New Roman" w:hAnsi="Times New Roman" w:hint="default"/>
-      </w:rPr>
-    </w:lvl>
-    <w:lvl w:ilvl="1" w:tplc="EA2658C8">
-      <w:numFmt w:val="bullet"/>
-      <w:lvlText w:val="–"/>
-      <w:lvlJc w:val="left"/>
-      <w:pPr>
-        <w:tabs>
-          <w:tab w:pos="1440" w:val="num"/>
-        </w:tabs>
-        <w:ind w:hanging="360" w:left="1440"/>
-      </w:pPr>
-      <w:rPr>
-        <w:rFonts w:ascii="Times New Roman" w:hAnsi="Times New Roman" w:hint="default"/>
-      </w:rPr>
-    </w:lvl>
-    <w:lvl w:ilvl="2" w:tplc="8CAC24EA">
-      <w:numFmt w:val="bullet"/>
-      <w:lvlText w:val="•"/>
-      <w:lvlJc w:val="left"/>
-      <w:pPr>
-        <w:tabs>
-          <w:tab w:pos="2160" w:val="num"/>
-        </w:tabs>
-        <w:ind w:hanging="360" w:left="2160"/>
-      </w:pPr>
-      <w:rPr>
-        <w:rFonts w:ascii="Times New Roman" w:hAnsi="Times New Roman" w:hint="default"/>
-      </w:rPr>
-    </w:lvl>
-    <w:lvl w:ilvl="3" w:tentative="1" w:tplc="97787888">
-      <w:start w:val="1"/>
-      <w:numFmt w:val="bullet"/>
-      <w:lvlText w:val="•"/>
-      <w:lvlJc w:val="left"/>
-      <w:pPr>
-        <w:tabs>
-          <w:tab w:pos="2880" w:val="num"/>
-        </w:tabs>
-        <w:ind w:hanging="360" w:left="2880"/>
-      </w:pPr>
-      <w:rPr>
-        <w:rFonts w:ascii="Times New Roman" w:hAnsi="Times New Roman" w:hint="default"/>
-      </w:rPr>
-    </w:lvl>
-    <w:lvl w:ilvl="4" w:tentative="1" w:tplc="9AB0E148">
-      <w:start w:val="1"/>
-      <w:numFmt w:val="bullet"/>
-      <w:lvlText w:val="•"/>
-      <w:lvlJc w:val="left"/>
-      <w:pPr>
-        <w:tabs>
-          <w:tab w:pos="3600" w:val="num"/>
-        </w:tabs>
-        <w:ind w:hanging="360" w:left="3600"/>
-      </w:pPr>
-      <w:rPr>
-        <w:rFonts w:ascii="Times New Roman" w:hAnsi="Times New Roman" w:hint="default"/>
-      </w:rPr>
-    </w:lvl>
-    <w:lvl w:ilvl="5" w:tentative="1" w:tplc="3DCC085E">
-      <w:start w:val="1"/>
-      <w:numFmt w:val="bullet"/>
-      <w:lvlText w:val="•"/>
-      <w:lvlJc w:val="left"/>
-      <w:pPr>
-        <w:tabs>
-          <w:tab w:pos="4320" w:val="num"/>
-        </w:tabs>
-        <w:ind w:hanging="360" w:left="4320"/>
-      </w:pPr>
-      <w:rPr>
-        <w:rFonts w:ascii="Times New Roman" w:hAnsi="Times New Roman" w:hint="default"/>
-      </w:rPr>
-    </w:lvl>
-    <w:lvl w:ilvl="6" w:tentative="1" w:tplc="376A5BD6">
-      <w:start w:val="1"/>
-      <w:numFmt w:val="bullet"/>
-      <w:lvlText w:val="•"/>
-      <w:lvlJc w:val="left"/>
-      <w:pPr>
-        <w:tabs>
-          <w:tab w:pos="5040" w:val="num"/>
-        </w:tabs>
-        <w:ind w:hanging="360" w:left="5040"/>
-      </w:pPr>
-      <w:rPr>
-        <w:rFonts w:ascii="Times New Roman" w:hAnsi="Times New Roman" w:hint="default"/>
-      </w:rPr>
-    </w:lvl>
-    <w:lvl w:ilvl="7" w:tentative="1" w:tplc="96E44622">
-      <w:start w:val="1"/>
-      <w:numFmt w:val="bullet"/>
-      <w:lvlText w:val="•"/>
-      <w:lvlJc w:val="left"/>
-      <w:pPr>
-        <w:tabs>
-          <w:tab w:pos="5760" w:val="num"/>
-        </w:tabs>
-        <w:ind w:hanging="360" w:left="5760"/>
-      </w:pPr>
-      <w:rPr>
-        <w:rFonts w:ascii="Times New Roman" w:hAnsi="Times New Roman" w:hint="default"/>
-      </w:rPr>
-    </w:lvl>
-    <w:lvl w:ilvl="8" w:tentative="1" w:tplc="19042840">
-      <w:start w:val="1"/>
-      <w:numFmt w:val="bullet"/>
-      <w:lvlText w:val="•"/>
-      <w:lvlJc w:val="left"/>
-      <w:pPr>
-        <w:tabs>
-          <w:tab w:pos="6480" w:val="num"/>
-        </w:tabs>
-        <w:ind w:hanging="360" w:left="6480"/>
-      </w:pPr>
-      <w:rPr>
-        <w:rFonts w:ascii="Times New Roman" w:hAnsi="Times New Roman" w:hint="default"/>
-      </w:rPr>
-    </w:lvl>
-  </w:abstractNum>
-  <w:abstractNum w15:restartNumberingAfterBreak="0" w:abstractNumId="25">
-    <w:nsid w:val="4F44182C"/>
-    <w:multiLevelType w:val="hybridMultilevel"/>
-    <w:tmpl w:val="11F0A448"/>
-    <w:lvl w:ilvl="0" w:tplc="E298867A">
-      <w:start w:val="1"/>
-      <w:numFmt w:val="bullet"/>
-      <w:lvlText w:val="•"/>
-      <w:lvlJc w:val="left"/>
-      <w:pPr>
-        <w:tabs>
-          <w:tab w:pos="720" w:val="num"/>
-        </w:tabs>
-        <w:ind w:hanging="360" w:left="720"/>
-      </w:pPr>
-      <w:rPr>
-        <w:rFonts w:ascii="Times New Roman" w:hAnsi="Times New Roman" w:hint="default"/>
-      </w:rPr>
-    </w:lvl>
-    <w:lvl w:ilvl="1" w:tplc="60C28682">
-      <w:numFmt w:val="bullet"/>
-      <w:lvlText w:val="–"/>
-      <w:lvlJc w:val="left"/>
-      <w:pPr>
-        <w:tabs>
-          <w:tab w:pos="1440" w:val="num"/>
-        </w:tabs>
-        <w:ind w:hanging="360" w:left="1440"/>
-      </w:pPr>
-      <w:rPr>
-        <w:rFonts w:ascii="Times New Roman" w:hAnsi="Times New Roman" w:hint="default"/>
-      </w:rPr>
-    </w:lvl>
-    <w:lvl w:ilvl="2" w:tentative="1" w:tplc="9D401F7A">
-      <w:start w:val="1"/>
-      <w:numFmt w:val="bullet"/>
-      <w:lvlText w:val="•"/>
-      <w:lvlJc w:val="left"/>
-      <w:pPr>
-        <w:tabs>
-          <w:tab w:pos="2160" w:val="num"/>
-        </w:tabs>
-        <w:ind w:hanging="360" w:left="2160"/>
-      </w:pPr>
-      <w:rPr>
-        <w:rFonts w:ascii="Times New Roman" w:hAnsi="Times New Roman" w:hint="default"/>
-      </w:rPr>
-    </w:lvl>
-    <w:lvl w:ilvl="3" w:tentative="1" w:tplc="D2FC9266">
-      <w:start w:val="1"/>
-      <w:numFmt w:val="bullet"/>
-      <w:lvlText w:val="•"/>
-      <w:lvlJc w:val="left"/>
-      <w:pPr>
-        <w:tabs>
-          <w:tab w:pos="2880" w:val="num"/>
-        </w:tabs>
-        <w:ind w:hanging="360" w:left="2880"/>
-      </w:pPr>
-      <w:rPr>
-        <w:rFonts w:ascii="Times New Roman" w:hAnsi="Times New Roman" w:hint="default"/>
-      </w:rPr>
-    </w:lvl>
-    <w:lvl w:ilvl="4" w:tentative="1" w:tplc="D9FE98EC">
-      <w:start w:val="1"/>
-      <w:numFmt w:val="bullet"/>
-      <w:lvlText w:val="•"/>
-      <w:lvlJc w:val="left"/>
-      <w:pPr>
-        <w:tabs>
-          <w:tab w:pos="3600" w:val="num"/>
-        </w:tabs>
-        <w:ind w:hanging="360" w:left="3600"/>
-      </w:pPr>
-      <w:rPr>
-        <w:rFonts w:ascii="Times New Roman" w:hAnsi="Times New Roman" w:hint="default"/>
-      </w:rPr>
-    </w:lvl>
-    <w:lvl w:ilvl="5" w:tentative="1" w:tplc="1208392C">
-      <w:start w:val="1"/>
-      <w:numFmt w:val="bullet"/>
-      <w:lvlText w:val="•"/>
-      <w:lvlJc w:val="left"/>
-      <w:pPr>
-        <w:tabs>
-          <w:tab w:pos="4320" w:val="num"/>
-        </w:tabs>
-        <w:ind w:hanging="360" w:left="4320"/>
-      </w:pPr>
-      <w:rPr>
-        <w:rFonts w:ascii="Times New Roman" w:hAnsi="Times New Roman" w:hint="default"/>
-      </w:rPr>
-    </w:lvl>
-    <w:lvl w:ilvl="6" w:tentative="1" w:tplc="A6E05074">
-      <w:start w:val="1"/>
-      <w:numFmt w:val="bullet"/>
-      <w:lvlText w:val="•"/>
-      <w:lvlJc w:val="left"/>
-      <w:pPr>
-        <w:tabs>
-          <w:tab w:pos="5040" w:val="num"/>
-        </w:tabs>
-        <w:ind w:hanging="360" w:left="5040"/>
-      </w:pPr>
-      <w:rPr>
-        <w:rFonts w:ascii="Times New Roman" w:hAnsi="Times New Roman" w:hint="default"/>
-      </w:rPr>
-    </w:lvl>
-    <w:lvl w:ilvl="7" w:tentative="1" w:tplc="E1E49CB0">
-      <w:start w:val="1"/>
-      <w:numFmt w:val="bullet"/>
-      <w:lvlText w:val="•"/>
-      <w:lvlJc w:val="left"/>
-      <w:pPr>
-        <w:tabs>
-          <w:tab w:pos="5760" w:val="num"/>
-        </w:tabs>
-        <w:ind w:hanging="360" w:left="5760"/>
-      </w:pPr>
-      <w:rPr>
-        <w:rFonts w:ascii="Times New Roman" w:hAnsi="Times New Roman" w:hint="default"/>
-      </w:rPr>
-    </w:lvl>
-    <w:lvl w:ilvl="8" w:tentative="1" w:tplc="734808FA">
-      <w:start w:val="1"/>
-      <w:numFmt w:val="bullet"/>
-      <w:lvlText w:val="•"/>
-      <w:lvlJc w:val="left"/>
-      <w:pPr>
-        <w:tabs>
-          <w:tab w:pos="6480" w:val="num"/>
-        </w:tabs>
-        <w:ind w:hanging="360" w:left="6480"/>
-      </w:pPr>
-      <w:rPr>
-        <w:rFonts w:ascii="Times New Roman" w:hAnsi="Times New Roman" w:hint="default"/>
-      </w:rPr>
-    </w:lvl>
-  </w:abstractNum>
-  <w:abstractNum w15:restartNumberingAfterBreak="0" w:abstractNumId="26">
-    <w:nsid w:val="538E4577"/>
-    <w:multiLevelType w:val="hybridMultilevel"/>
-    <w:tmpl w:val="6130C272"/>
-    <w:lvl w:ilvl="0" w:tplc="04140001">
-      <w:start w:val="1"/>
-      <w:numFmt w:val="bullet"/>
-      <w:lvlText w:val=""/>
-      <w:lvlJc w:val="left"/>
-      <w:pPr>
-        <w:ind w:hanging="360" w:left="720"/>
-      </w:pPr>
-      <w:rPr>
-        <w:rFonts w:ascii="Symbol" w:hAnsi="Symbol" w:hint="default"/>
-      </w:rPr>
-    </w:lvl>
-    <w:lvl w:ilvl="1" w:tentative="1" w:tplc="04140003">
-      <w:start w:val="1"/>
-      <w:numFmt w:val="bullet"/>
-      <w:lvlText w:val="o"/>
-      <w:lvlJc w:val="left"/>
-      <w:pPr>
-        <w:ind w:hanging="360" w:left="1440"/>
-      </w:pPr>
-      <w:rPr>
-        <w:rFonts w:ascii="Courier New" w:cs="Courier New" w:hAnsi="Courier New" w:hint="default"/>
-      </w:rPr>
-    </w:lvl>
-    <w:lvl w:ilvl="2" w:tentative="1" w:tplc="04140005">
-      <w:start w:val="1"/>
-      <w:numFmt w:val="bullet"/>
-      <w:lvlText w:val=""/>
-      <w:lvlJc w:val="left"/>
-      <w:pPr>
-        <w:ind w:hanging="360" w:left="2160"/>
-      </w:pPr>
-      <w:rPr>
-        <w:rFonts w:ascii="Wingdings" w:hAnsi="Wingdings" w:hint="default"/>
-      </w:rPr>
-    </w:lvl>
-    <w:lvl w:ilvl="3" w:tentative="1" w:tplc="04140001">
-      <w:start w:val="1"/>
-      <w:numFmt w:val="bullet"/>
-      <w:lvlText w:val=""/>
-      <w:lvlJc w:val="left"/>
-      <w:pPr>
-        <w:ind w:hanging="360" w:left="2880"/>
-      </w:pPr>
-      <w:rPr>
-        <w:rFonts w:ascii="Symbol" w:hAnsi="Symbol" w:hint="default"/>
-      </w:rPr>
-    </w:lvl>
-    <w:lvl w:ilvl="4" w:tentative="1" w:tplc="04140003">
-      <w:start w:val="1"/>
-      <w:numFmt w:val="bullet"/>
-      <w:lvlText w:val="o"/>
-      <w:lvlJc w:val="left"/>
-      <w:pPr>
-        <w:ind w:hanging="360" w:left="3600"/>
-      </w:pPr>
-      <w:rPr>
-        <w:rFonts w:ascii="Courier New" w:cs="Courier New" w:hAnsi="Courier New" w:hint="default"/>
-      </w:rPr>
-    </w:lvl>
-    <w:lvl w:ilvl="5" w:tentative="1" w:tplc="04140005">
-      <w:start w:val="1"/>
-      <w:numFmt w:val="bullet"/>
-      <w:lvlText w:val=""/>
-      <w:lvlJc w:val="left"/>
-      <w:pPr>
-        <w:ind w:hanging="360" w:left="4320"/>
-      </w:pPr>
-      <w:rPr>
-        <w:rFonts w:ascii="Wingdings" w:hAnsi="Wingdings" w:hint="default"/>
-      </w:rPr>
-    </w:lvl>
-    <w:lvl w:ilvl="6" w:tentative="1" w:tplc="04140001">
-      <w:start w:val="1"/>
-      <w:numFmt w:val="bullet"/>
-      <w:lvlText w:val=""/>
-      <w:lvlJc w:val="left"/>
-      <w:pPr>
-        <w:ind w:hanging="360" w:left="5040"/>
-      </w:pPr>
-      <w:rPr>
-        <w:rFonts w:ascii="Symbol" w:hAnsi="Symbol" w:hint="default"/>
-      </w:rPr>
-    </w:lvl>
-    <w:lvl w:ilvl="7" w:tentative="1" w:tplc="04140003">
-      <w:start w:val="1"/>
-      <w:numFmt w:val="bullet"/>
-      <w:lvlText w:val="o"/>
-      <w:lvlJc w:val="left"/>
-      <w:pPr>
-        <w:ind w:hanging="360" w:left="5760"/>
-      </w:pPr>
-      <w:rPr>
-        <w:rFonts w:ascii="Courier New" w:cs="Courier New" w:hAnsi="Courier New" w:hint="default"/>
-      </w:rPr>
-    </w:lvl>
-    <w:lvl w:ilvl="8" w:tentative="1" w:tplc="04140005">
-      <w:start w:val="1"/>
-      <w:numFmt w:val="bullet"/>
-      <w:lvlText w:val=""/>
-      <w:lvlJc w:val="left"/>
-      <w:pPr>
-        <w:ind w:hanging="360" w:left="6480"/>
-      </w:pPr>
-      <w:rPr>
-        <w:rFonts w:ascii="Wingdings" w:hAnsi="Wingdings" w:hint="default"/>
-      </w:rPr>
-    </w:lvl>
-  </w:abstractNum>
-  <w:abstractNum w15:restartNumberingAfterBreak="0" w:abstractNumId="27">
-    <w:nsid w:val="61DA25AD"/>
-    <w:multiLevelType w:val="multilevel"/>
-    <w:tmpl w:val="E96802B6"/>
-    <w:lvl w:ilvl="0">
-      <w:start w:val="1"/>
-      <w:numFmt w:val="decimal"/>
-      <w:lvlText w:val="%1"/>
-      <w:lvlJc w:val="left"/>
-      <w:pPr>
-        <w:ind w:hanging="432" w:left="432"/>
-      </w:pPr>
-    </w:lvl>
-    <w:lvl w:ilvl="1">
-      <w:start w:val="1"/>
-      <w:numFmt w:val="decimal"/>
-      <w:lvlText w:val="%1.%2"/>
-      <w:lvlJc w:val="left"/>
-      <w:pPr>
-        <w:ind w:hanging="576" w:left="576"/>
-      </w:pPr>
-    </w:lvl>
-    <w:lvl w:ilvl="2">
-      <w:start w:val="1"/>
-      <w:numFmt w:val="decimal"/>
-      <w:lvlText w:val="%1.%2.%3"/>
-      <w:lvlJc w:val="left"/>
-      <w:pPr>
-        <w:ind w:hanging="720" w:left="720"/>
-      </w:pPr>
-    </w:lvl>
-    <w:lvl w:ilvl="3">
-      <w:start w:val="1"/>
-      <w:numFmt w:val="decimal"/>
-      <w:lvlText w:val="%1.%2.%3.%4"/>
-      <w:lvlJc w:val="left"/>
-      <w:pPr>
-        <w:ind w:hanging="864" w:left="864"/>
-      </w:pPr>
-    </w:lvl>
-    <w:lvl w:ilvl="4">
-      <w:start w:val="1"/>
-      <w:numFmt w:val="decimal"/>
-      <w:lvlText w:val="%1.%2.%3.%4.%5"/>
-      <w:lvlJc w:val="left"/>
-      <w:pPr>
-        <w:ind w:hanging="1008" w:left="1008"/>
-      </w:pPr>
-    </w:lvl>
-    <w:lvl w:ilvl="5">
-      <w:start w:val="1"/>
-      <w:numFmt w:val="decimal"/>
-      <w:lvlText w:val="%1.%2.%3.%4.%5.%6"/>
-      <w:lvlJc w:val="left"/>
-      <w:pPr>
-        <w:ind w:hanging="1152" w:left="1152"/>
-      </w:pPr>
-    </w:lvl>
-    <w:lvl w:ilvl="6">
-      <w:start w:val="1"/>
-      <w:numFmt w:val="decimal"/>
-      <w:lvlText w:val="%1.%2.%3.%4.%5.%6.%7"/>
-      <w:lvlJc w:val="left"/>
-      <w:pPr>
-        <w:ind w:hanging="1296" w:left="1296"/>
-      </w:pPr>
-    </w:lvl>
-    <w:lvl w:ilvl="7">
-      <w:start w:val="1"/>
-      <w:numFmt w:val="decimal"/>
-      <w:lvlText w:val="%1.%2.%3.%4.%5.%6.%7.%8"/>
-      <w:lvlJc w:val="left"/>
-      <w:pPr>
-        <w:ind w:hanging="1440" w:left="1440"/>
-      </w:pPr>
-    </w:lvl>
-    <w:lvl w:ilvl="8">
-      <w:start w:val="1"/>
-      <w:numFmt w:val="decimal"/>
-      <w:lvlText w:val="%1.%2.%3.%4.%5.%6.%7.%8.%9"/>
-      <w:lvlJc w:val="left"/>
-      <w:pPr>
-        <w:ind w:hanging="1584" w:left="1584"/>
-      </w:pPr>
-    </w:lvl>
-  </w:abstractNum>
-  <w:abstractNum w15:restartNumberingAfterBreak="0" w:abstractNumId="28">
-    <w:nsid w:val="62233511"/>
-    <w:multiLevelType w:val="hybridMultilevel"/>
-    <w:tmpl w:val="09428526"/>
-    <w:lvl w:ilvl="0" w:tplc="04140001">
-      <w:start w:val="1"/>
-      <w:numFmt w:val="bullet"/>
-      <w:lvlText w:val=""/>
-      <w:lvlJc w:val="left"/>
-      <w:pPr>
-        <w:ind w:hanging="360" w:left="720"/>
-      </w:pPr>
-      <w:rPr>
-        <w:rFonts w:ascii="Symbol" w:hAnsi="Symbol" w:hint="default"/>
-      </w:rPr>
-    </w:lvl>
-    <w:lvl w:ilvl="1" w:tentative="1" w:tplc="04140003">
-      <w:start w:val="1"/>
-      <w:numFmt w:val="bullet"/>
-      <w:lvlText w:val="o"/>
-      <w:lvlJc w:val="left"/>
-      <w:pPr>
-        <w:ind w:hanging="360" w:left="1440"/>
-      </w:pPr>
-      <w:rPr>
-        <w:rFonts w:ascii="Courier New" w:cs="Courier New" w:hAnsi="Courier New" w:hint="default"/>
-      </w:rPr>
-    </w:lvl>
-    <w:lvl w:ilvl="2" w:tentative="1" w:tplc="04140005">
-      <w:start w:val="1"/>
-      <w:numFmt w:val="bullet"/>
-      <w:lvlText w:val=""/>
-      <w:lvlJc w:val="left"/>
-      <w:pPr>
-        <w:ind w:hanging="360" w:left="2160"/>
-      </w:pPr>
-      <w:rPr>
-        <w:rFonts w:ascii="Wingdings" w:hAnsi="Wingdings" w:hint="default"/>
-      </w:rPr>
-    </w:lvl>
-    <w:lvl w:ilvl="3" w:tentative="1" w:tplc="04140001">
-      <w:start w:val="1"/>
-      <w:numFmt w:val="bullet"/>
-      <w:lvlText w:val=""/>
-      <w:lvlJc w:val="left"/>
-      <w:pPr>
-        <w:ind w:hanging="360" w:left="2880"/>
-      </w:pPr>
-      <w:rPr>
-        <w:rFonts w:ascii="Symbol" w:hAnsi="Symbol" w:hint="default"/>
-      </w:rPr>
-    </w:lvl>
-    <w:lvl w:ilvl="4" w:tentative="1" w:tplc="04140003">
-      <w:start w:val="1"/>
-      <w:numFmt w:val="bullet"/>
-      <w:lvlText w:val="o"/>
-      <w:lvlJc w:val="left"/>
-      <w:pPr>
-        <w:ind w:hanging="360" w:left="3600"/>
-      </w:pPr>
-      <w:rPr>
-        <w:rFonts w:ascii="Courier New" w:cs="Courier New" w:hAnsi="Courier New" w:hint="default"/>
-      </w:rPr>
-    </w:lvl>
-    <w:lvl w:ilvl="5" w:tentative="1" w:tplc="04140005">
-      <w:start w:val="1"/>
-      <w:numFmt w:val="bullet"/>
-      <w:lvlText w:val=""/>
-      <w:lvlJc w:val="left"/>
-      <w:pPr>
-        <w:ind w:hanging="360" w:left="4320"/>
-      </w:pPr>
-      <w:rPr>
-        <w:rFonts w:ascii="Wingdings" w:hAnsi="Wingdings" w:hint="default"/>
-      </w:rPr>
-    </w:lvl>
-    <w:lvl w:ilvl="6" w:tentative="1" w:tplc="04140001">
-      <w:start w:val="1"/>
-      <w:numFmt w:val="bullet"/>
-      <w:lvlText w:val=""/>
-      <w:lvlJc w:val="left"/>
-      <w:pPr>
-        <w:ind w:hanging="360" w:left="5040"/>
-      </w:pPr>
-      <w:rPr>
-        <w:rFonts w:ascii="Symbol" w:hAnsi="Symbol" w:hint="default"/>
-      </w:rPr>
-    </w:lvl>
-    <w:lvl w:ilvl="7" w:tentative="1" w:tplc="04140003">
-      <w:start w:val="1"/>
-      <w:numFmt w:val="bullet"/>
-      <w:lvlText w:val="o"/>
-      <w:lvlJc w:val="left"/>
-      <w:pPr>
-        <w:ind w:hanging="360" w:left="5760"/>
-      </w:pPr>
-      <w:rPr>
-        <w:rFonts w:ascii="Courier New" w:cs="Courier New" w:hAnsi="Courier New" w:hint="default"/>
-      </w:rPr>
-    </w:lvl>
-    <w:lvl w:ilvl="8" w:tentative="1" w:tplc="04140005">
-      <w:start w:val="1"/>
-      <w:numFmt w:val="bullet"/>
-      <w:lvlText w:val=""/>
-      <w:lvlJc w:val="left"/>
-      <w:pPr>
-        <w:ind w:hanging="360" w:left="6480"/>
-      </w:pPr>
-      <w:rPr>
-        <w:rFonts w:ascii="Wingdings" w:hAnsi="Wingdings" w:hint="default"/>
-      </w:rPr>
-    </w:lvl>
-  </w:abstractNum>
-  <w:abstractNum w15:restartNumberingAfterBreak="0" w:abstractNumId="29">
-    <w:nsid w:val="68B65AF0"/>
-    <w:multiLevelType w:val="multilevel"/>
-    <w:tmpl w:val="61963404"/>
-    <w:lvl w:ilvl="0">
-      <w:start w:val="1"/>
-      <w:numFmt w:val="decimal"/>
-      <w:lvlText w:val="%1.0"/>
-      <w:lvlJc w:val="left"/>
-      <w:pPr>
-        <w:ind w:hanging="432" w:left="432"/>
-      </w:pPr>
-      <w:rPr>
-        <w:rFonts w:hint="default"/>
-      </w:rPr>
-    </w:lvl>
-    <w:lvl w:ilvl="1">
-      <w:start w:val="1"/>
-      <w:numFmt w:val="decimal"/>
-      <w:lvlText w:val="%1.%2"/>
-      <w:lvlJc w:val="left"/>
-      <w:pPr>
-        <w:ind w:hanging="576" w:left="576"/>
-      </w:pPr>
-      <w:rPr>
-        <w:rFonts w:hint="default"/>
-      </w:rPr>
-    </w:lvl>
-    <w:lvl w:ilvl="2">
-      <w:start w:val="1"/>
-      <w:numFmt w:val="decimal"/>
-      <w:lvlText w:val="%1.%2.%3"/>
-      <w:lvlJc w:val="left"/>
-      <w:pPr>
-        <w:ind w:hanging="720" w:left="720"/>
-      </w:pPr>
-      <w:rPr>
-        <w:rFonts w:hint="default"/>
-      </w:rPr>
-    </w:lvl>
-    <w:lvl w:ilvl="3">
-      <w:start w:val="1"/>
-      <w:numFmt w:val="decimal"/>
-      <w:lvlText w:val="%1.%2.%3.%4"/>
-      <w:lvlJc w:val="left"/>
-      <w:pPr>
-        <w:ind w:hanging="864" w:left="864"/>
-      </w:pPr>
-      <w:rPr>
-        <w:rFonts w:hint="default"/>
-      </w:rPr>
-    </w:lvl>
-    <w:lvl w:ilvl="4">
-      <w:start w:val="1"/>
-      <w:numFmt w:val="decimal"/>
-      <w:lvlText w:val="%1.%2.%3.%4.%5"/>
-      <w:lvlJc w:val="left"/>
-      <w:pPr>
-        <w:ind w:hanging="1008" w:left="1008"/>
-      </w:pPr>
-      <w:rPr>
-        <w:rFonts w:hint="default"/>
-      </w:rPr>
-    </w:lvl>
-    <w:lvl w:ilvl="5">
-      <w:start w:val="1"/>
-      <w:numFmt w:val="decimal"/>
-      <w:lvlText w:val="%1.%2.%3.%4.%5.%6"/>
-      <w:lvlJc w:val="left"/>
-      <w:pPr>
-        <w:ind w:hanging="1152" w:left="1152"/>
-      </w:pPr>
-      <w:rPr>
-        <w:rFonts w:hint="default"/>
-      </w:rPr>
-    </w:lvl>
-    <w:lvl w:ilvl="6">
-      <w:start w:val="1"/>
-      <w:numFmt w:val="decimal"/>
-      <w:lvlText w:val="%1.%2.%3.%4.%5.%6.%7"/>
-      <w:lvlJc w:val="left"/>
-      <w:pPr>
-        <w:ind w:hanging="1296" w:left="1296"/>
-      </w:pPr>
-      <w:rPr>
-        <w:rFonts w:hint="default"/>
-      </w:rPr>
-    </w:lvl>
-    <w:lvl w:ilvl="7">
-      <w:start w:val="1"/>
-      <w:numFmt w:val="decimal"/>
-      <w:lvlText w:val="%1.%2.%3.%4.%5.%6.%7.%8"/>
-      <w:lvlJc w:val="left"/>
-      <w:pPr>
-        <w:ind w:hanging="1440" w:left="1440"/>
-      </w:pPr>
-      <w:rPr>
-        <w:rFonts w:hint="default"/>
-      </w:rPr>
-    </w:lvl>
-    <w:lvl w:ilvl="8">
-      <w:start w:val="1"/>
-      <w:numFmt w:val="decimal"/>
-      <w:lvlText w:val="%1.%2.%3.%4.%5.%6.%7.%8.%9"/>
-      <w:lvlJc w:val="left"/>
-      <w:pPr>
-        <w:ind w:hanging="1584" w:left="1584"/>
-      </w:pPr>
-      <w:rPr>
-        <w:rFonts w:hint="default"/>
-      </w:rPr>
-    </w:lvl>
-  </w:abstractNum>
-  <w:abstractNum w15:restartNumberingAfterBreak="0" w:abstractNumId="30">
-    <w:nsid w:val="6C2A5CAE"/>
-    <w:multiLevelType w:val="hybridMultilevel"/>
-    <w:tmpl w:val="84CAD9B6"/>
-    <w:lvl w:ilvl="0" w:tplc="04140001">
-      <w:start w:val="1"/>
-      <w:numFmt w:val="bullet"/>
-      <w:lvlText w:val=""/>
-      <w:lvlJc w:val="left"/>
-      <w:pPr>
-        <w:ind w:hanging="360" w:left="720"/>
-      </w:pPr>
-      <w:rPr>
-        <w:rFonts w:ascii="Symbol" w:hAnsi="Symbol" w:hint="default"/>
-      </w:rPr>
-    </w:lvl>
-    <w:lvl w:ilvl="1" w:tentative="1" w:tplc="04140003">
-      <w:start w:val="1"/>
-      <w:numFmt w:val="bullet"/>
-      <w:lvlText w:val="o"/>
-      <w:lvlJc w:val="left"/>
-      <w:pPr>
-        <w:ind w:hanging="360" w:left="1440"/>
-      </w:pPr>
-      <w:rPr>
-        <w:rFonts w:ascii="Courier New" w:cs="Courier New" w:hAnsi="Courier New" w:hint="default"/>
-      </w:rPr>
-    </w:lvl>
-    <w:lvl w:ilvl="2" w:tentative="1" w:tplc="04140005">
-      <w:start w:val="1"/>
-      <w:numFmt w:val="bullet"/>
-      <w:lvlText w:val=""/>
-      <w:lvlJc w:val="left"/>
-      <w:pPr>
-        <w:ind w:hanging="360" w:left="2160"/>
-      </w:pPr>
-      <w:rPr>
-        <w:rFonts w:ascii="Wingdings" w:hAnsi="Wingdings" w:hint="default"/>
-      </w:rPr>
-    </w:lvl>
-    <w:lvl w:ilvl="3" w:tentative="1" w:tplc="04140001">
-      <w:start w:val="1"/>
-      <w:numFmt w:val="bullet"/>
-      <w:lvlText w:val=""/>
-      <w:lvlJc w:val="left"/>
-      <w:pPr>
-        <w:ind w:hanging="360" w:left="2880"/>
-      </w:pPr>
-      <w:rPr>
-        <w:rFonts w:ascii="Symbol" w:hAnsi="Symbol" w:hint="default"/>
-      </w:rPr>
-    </w:lvl>
-    <w:lvl w:ilvl="4" w:tentative="1" w:tplc="04140003">
-      <w:start w:val="1"/>
-      <w:numFmt w:val="bullet"/>
-      <w:lvlText w:val="o"/>
-      <w:lvlJc w:val="left"/>
-      <w:pPr>
-        <w:ind w:hanging="360" w:left="3600"/>
-      </w:pPr>
-      <w:rPr>
-        <w:rFonts w:ascii="Courier New" w:cs="Courier New" w:hAnsi="Courier New" w:hint="default"/>
-      </w:rPr>
-    </w:lvl>
-    <w:lvl w:ilvl="5" w:tentative="1" w:tplc="04140005">
-      <w:start w:val="1"/>
-      <w:numFmt w:val="bullet"/>
-      <w:lvlText w:val=""/>
-      <w:lvlJc w:val="left"/>
-      <w:pPr>
-        <w:ind w:hanging="360" w:left="4320"/>
-      </w:pPr>
-      <w:rPr>
-        <w:rFonts w:ascii="Wingdings" w:hAnsi="Wingdings" w:hint="default"/>
-      </w:rPr>
-    </w:lvl>
-    <w:lvl w:ilvl="6" w:tentative="1" w:tplc="04140001">
-      <w:start w:val="1"/>
-      <w:numFmt w:val="bullet"/>
-      <w:lvlText w:val=""/>
-      <w:lvlJc w:val="left"/>
-      <w:pPr>
-        <w:ind w:hanging="360" w:left="5040"/>
-      </w:pPr>
-      <w:rPr>
-        <w:rFonts w:ascii="Symbol" w:hAnsi="Symbol" w:hint="default"/>
-      </w:rPr>
-    </w:lvl>
-    <w:lvl w:ilvl="7" w:tentative="1" w:tplc="04140003">
-      <w:start w:val="1"/>
-      <w:numFmt w:val="bullet"/>
-      <w:lvlText w:val="o"/>
-      <w:lvlJc w:val="left"/>
-      <w:pPr>
-        <w:ind w:hanging="360" w:left="5760"/>
-      </w:pPr>
-      <w:rPr>
-        <w:rFonts w:ascii="Courier New" w:cs="Courier New" w:hAnsi="Courier New" w:hint="default"/>
-      </w:rPr>
-    </w:lvl>
-    <w:lvl w:ilvl="8" w:tentative="1" w:tplc="04140005">
-      <w:start w:val="1"/>
-      <w:numFmt w:val="bullet"/>
-      <w:lvlText w:val=""/>
-      <w:lvlJc w:val="left"/>
-      <w:pPr>
-        <w:ind w:hanging="360" w:left="6480"/>
-      </w:pPr>
-      <w:rPr>
-        <w:rFonts w:ascii="Wingdings" w:hAnsi="Wingdings" w:hint="default"/>
-      </w:rPr>
-    </w:lvl>
-  </w:abstractNum>
-  <w:abstractNum w15:restartNumberingAfterBreak="0" w:abstractNumId="31">
-    <w:nsid w:val="6C8F08CF"/>
-    <w:multiLevelType w:val="hybridMultilevel"/>
-    <w:tmpl w:val="4CF4A216"/>
-    <w:lvl w:ilvl="0" w:tplc="04140001">
-      <w:start w:val="1"/>
-      <w:numFmt w:val="bullet"/>
-      <w:lvlText w:val=""/>
-      <w:lvlJc w:val="left"/>
-      <w:pPr>
-        <w:ind w:hanging="360" w:left="720"/>
-      </w:pPr>
-      <w:rPr>
-        <w:rFonts w:ascii="Symbol" w:hAnsi="Symbol" w:hint="default"/>
-      </w:rPr>
-    </w:lvl>
-    <w:lvl w:ilvl="1" w:tentative="1" w:tplc="04140003">
-      <w:start w:val="1"/>
-      <w:numFmt w:val="bullet"/>
-      <w:lvlText w:val="o"/>
-      <w:lvlJc w:val="left"/>
-      <w:pPr>
-        <w:ind w:hanging="360" w:left="1440"/>
-      </w:pPr>
-      <w:rPr>
-        <w:rFonts w:ascii="Courier New" w:cs="Courier New" w:hAnsi="Courier New" w:hint="default"/>
-      </w:rPr>
-    </w:lvl>
-    <w:lvl w:ilvl="2" w:tentative="1" w:tplc="04140005">
-      <w:start w:val="1"/>
-      <w:numFmt w:val="bullet"/>
-      <w:lvlText w:val=""/>
-      <w:lvlJc w:val="left"/>
-      <w:pPr>
-        <w:ind w:hanging="360" w:left="2160"/>
-      </w:pPr>
-      <w:rPr>
-        <w:rFonts w:ascii="Wingdings" w:hAnsi="Wingdings" w:hint="default"/>
-      </w:rPr>
-    </w:lvl>
-    <w:lvl w:ilvl="3" w:tentative="1" w:tplc="04140001">
-      <w:start w:val="1"/>
-      <w:numFmt w:val="bullet"/>
-      <w:lvlText w:val=""/>
-      <w:lvlJc w:val="left"/>
-      <w:pPr>
-        <w:ind w:hanging="360" w:left="2880"/>
-      </w:pPr>
-      <w:rPr>
-        <w:rFonts w:ascii="Symbol" w:hAnsi="Symbol" w:hint="default"/>
-      </w:rPr>
-    </w:lvl>
-    <w:lvl w:ilvl="4" w:tentative="1" w:tplc="04140003">
-      <w:start w:val="1"/>
-      <w:numFmt w:val="bullet"/>
-      <w:lvlText w:val="o"/>
-      <w:lvlJc w:val="left"/>
-      <w:pPr>
-        <w:ind w:hanging="360" w:left="3600"/>
-      </w:pPr>
-      <w:rPr>
-        <w:rFonts w:ascii="Courier New" w:cs="Courier New" w:hAnsi="Courier New" w:hint="default"/>
-      </w:rPr>
-    </w:lvl>
-    <w:lvl w:ilvl="5" w:tentative="1" w:tplc="04140005">
-      <w:start w:val="1"/>
-      <w:numFmt w:val="bullet"/>
-      <w:lvlText w:val=""/>
-      <w:lvlJc w:val="left"/>
-      <w:pPr>
-        <w:ind w:hanging="360" w:left="4320"/>
-      </w:pPr>
-      <w:rPr>
-        <w:rFonts w:ascii="Wingdings" w:hAnsi="Wingdings" w:hint="default"/>
-      </w:rPr>
-    </w:lvl>
-    <w:lvl w:ilvl="6" w:tentative="1" w:tplc="04140001">
-      <w:start w:val="1"/>
-      <w:numFmt w:val="bullet"/>
-      <w:lvlText w:val=""/>
-      <w:lvlJc w:val="left"/>
-      <w:pPr>
-        <w:ind w:hanging="360" w:left="5040"/>
-      </w:pPr>
-      <w:rPr>
-        <w:rFonts w:ascii="Symbol" w:hAnsi="Symbol" w:hint="default"/>
-      </w:rPr>
-    </w:lvl>
-    <w:lvl w:ilvl="7" w:tentative="1" w:tplc="04140003">
-      <w:start w:val="1"/>
-      <w:numFmt w:val="bullet"/>
-      <w:lvlText w:val="o"/>
-      <w:lvlJc w:val="left"/>
-      <w:pPr>
-        <w:ind w:hanging="360" w:left="5760"/>
-      </w:pPr>
-      <w:rPr>
-        <w:rFonts w:ascii="Courier New" w:cs="Courier New" w:hAnsi="Courier New" w:hint="default"/>
-      </w:rPr>
-    </w:lvl>
-    <w:lvl w:ilvl="8" w:tentative="1" w:tplc="04140005">
-      <w:start w:val="1"/>
-      <w:numFmt w:val="bullet"/>
-      <w:lvlText w:val=""/>
-      <w:lvlJc w:val="left"/>
-      <w:pPr>
-        <w:ind w:hanging="360" w:left="6480"/>
-      </w:pPr>
-      <w:rPr>
-        <w:rFonts w:ascii="Wingdings" w:hAnsi="Wingdings" w:hint="default"/>
-      </w:rPr>
-    </w:lvl>
-  </w:abstractNum>
-  <w:abstractNum w15:restartNumberingAfterBreak="0" w:abstractNumId="32">
-    <w:nsid w:val="736B2260"/>
-    <w:multiLevelType w:val="hybridMultilevel"/>
-    <w:tmpl w:val="F4B8DCEC"/>
-    <w:lvl w:ilvl="0" w:tplc="C8562E04">
-      <w:start w:val="1"/>
-      <w:numFmt w:val="bullet"/>
-      <w:lvlText w:val="•"/>
-      <w:lvlJc w:val="left"/>
-      <w:pPr>
-        <w:tabs>
-          <w:tab w:pos="720" w:val="num"/>
-        </w:tabs>
-        <w:ind w:hanging="360" w:left="720"/>
-      </w:pPr>
-      <w:rPr>
-        <w:rFonts w:ascii="Times New Roman" w:hAnsi="Times New Roman" w:hint="default"/>
-      </w:rPr>
-    </w:lvl>
-    <w:lvl w:ilvl="1" w:tplc="CD0CC13E">
-      <w:numFmt w:val="bullet"/>
-      <w:lvlText w:val="–"/>
-      <w:lvlJc w:val="left"/>
-      <w:pPr>
-        <w:tabs>
-          <w:tab w:pos="1440" w:val="num"/>
-        </w:tabs>
-        <w:ind w:hanging="360" w:left="1440"/>
-      </w:pPr>
-      <w:rPr>
-        <w:rFonts w:ascii="Times New Roman" w:hAnsi="Times New Roman" w:hint="default"/>
-      </w:rPr>
-    </w:lvl>
-    <w:lvl w:ilvl="2" w:tplc="1736D1F4">
-      <w:numFmt w:val="bullet"/>
-      <w:lvlText w:val="•"/>
-      <w:lvlJc w:val="left"/>
-      <w:pPr>
-        <w:tabs>
-          <w:tab w:pos="2160" w:val="num"/>
-        </w:tabs>
-        <w:ind w:hanging="360" w:left="2160"/>
-      </w:pPr>
-      <w:rPr>
-        <w:rFonts w:ascii="Times New Roman" w:hAnsi="Times New Roman" w:hint="default"/>
-      </w:rPr>
-    </w:lvl>
-    <w:lvl w:ilvl="3" w:tentative="1" w:tplc="F86844EC">
-      <w:start w:val="1"/>
-      <w:numFmt w:val="bullet"/>
-      <w:lvlText w:val="•"/>
-      <w:lvlJc w:val="left"/>
-      <w:pPr>
-        <w:tabs>
-          <w:tab w:pos="2880" w:val="num"/>
-        </w:tabs>
-        <w:ind w:hanging="360" w:left="2880"/>
-      </w:pPr>
-      <w:rPr>
-        <w:rFonts w:ascii="Times New Roman" w:hAnsi="Times New Roman" w:hint="default"/>
-      </w:rPr>
-    </w:lvl>
-    <w:lvl w:ilvl="4" w:tentative="1" w:tplc="5D785D8C">
-      <w:start w:val="1"/>
-      <w:numFmt w:val="bullet"/>
-      <w:lvlText w:val="•"/>
-      <w:lvlJc w:val="left"/>
-      <w:pPr>
-        <w:tabs>
-          <w:tab w:pos="3600" w:val="num"/>
-        </w:tabs>
-        <w:ind w:hanging="360" w:left="3600"/>
-      </w:pPr>
-      <w:rPr>
-        <w:rFonts w:ascii="Times New Roman" w:hAnsi="Times New Roman" w:hint="default"/>
-      </w:rPr>
-    </w:lvl>
-    <w:lvl w:ilvl="5" w:tentative="1" w:tplc="62248B84">
-      <w:start w:val="1"/>
-      <w:numFmt w:val="bullet"/>
-      <w:lvlText w:val="•"/>
-      <w:lvlJc w:val="left"/>
-      <w:pPr>
-        <w:tabs>
-          <w:tab w:pos="4320" w:val="num"/>
-        </w:tabs>
-        <w:ind w:hanging="360" w:left="4320"/>
-      </w:pPr>
-      <w:rPr>
-        <w:rFonts w:ascii="Times New Roman" w:hAnsi="Times New Roman" w:hint="default"/>
-      </w:rPr>
-    </w:lvl>
-    <w:lvl w:ilvl="6" w:tentative="1" w:tplc="F1E46B60">
-      <w:start w:val="1"/>
-      <w:numFmt w:val="bullet"/>
-      <w:lvlText w:val="•"/>
-      <w:lvlJc w:val="left"/>
-      <w:pPr>
-        <w:tabs>
-          <w:tab w:pos="5040" w:val="num"/>
-        </w:tabs>
-        <w:ind w:hanging="360" w:left="5040"/>
-      </w:pPr>
-      <w:rPr>
-        <w:rFonts w:ascii="Times New Roman" w:hAnsi="Times New Roman" w:hint="default"/>
-      </w:rPr>
-    </w:lvl>
-    <w:lvl w:ilvl="7" w:tentative="1" w:tplc="DA3CD6B6">
-      <w:start w:val="1"/>
-      <w:numFmt w:val="bullet"/>
-      <w:lvlText w:val="•"/>
-      <w:lvlJc w:val="left"/>
-      <w:pPr>
-        <w:tabs>
-          <w:tab w:pos="5760" w:val="num"/>
-        </w:tabs>
-        <w:ind w:hanging="360" w:left="5760"/>
-      </w:pPr>
-      <w:rPr>
-        <w:rFonts w:ascii="Times New Roman" w:hAnsi="Times New Roman" w:hint="default"/>
-      </w:rPr>
-    </w:lvl>
-    <w:lvl w:ilvl="8" w:tentative="1" w:tplc="BF140206">
-      <w:start w:val="1"/>
-      <w:numFmt w:val="bullet"/>
-      <w:lvlText w:val="•"/>
-      <w:lvlJc w:val="left"/>
-      <w:pPr>
-        <w:tabs>
-          <w:tab w:pos="6480" w:val="num"/>
-        </w:tabs>
-        <w:ind w:hanging="360" w:left="6480"/>
-      </w:pPr>
-      <w:rPr>
-        <w:rFonts w:ascii="Times New Roman" w:hAnsi="Times New Roman" w:hint="default"/>
-      </w:rPr>
-    </w:lvl>
-  </w:abstractNum>
-  <w:abstractNum w15:restartNumberingAfterBreak="0" w:abstractNumId="33">
-    <w:nsid w:val="736C40E3"/>
-    <w:multiLevelType w:val="hybridMultilevel"/>
-    <w:tmpl w:val="2CE81608"/>
-    <w:lvl w:ilvl="0" w:tplc="04140001">
-      <w:start w:val="1"/>
-      <w:numFmt w:val="bullet"/>
-      <w:lvlText w:val=""/>
-      <w:lvlJc w:val="left"/>
-      <w:pPr>
-        <w:ind w:hanging="360" w:left="720"/>
-      </w:pPr>
-      <w:rPr>
-        <w:rFonts w:ascii="Symbol" w:hAnsi="Symbol" w:hint="default"/>
-      </w:rPr>
-    </w:lvl>
-    <w:lvl w:ilvl="1" w:tentative="1" w:tplc="04140003">
-      <w:start w:val="1"/>
-      <w:numFmt w:val="bullet"/>
-      <w:lvlText w:val="o"/>
-      <w:lvlJc w:val="left"/>
-      <w:pPr>
-        <w:ind w:hanging="360" w:left="1440"/>
-      </w:pPr>
-      <w:rPr>
-        <w:rFonts w:ascii="Courier New" w:cs="Courier New" w:hAnsi="Courier New" w:hint="default"/>
-      </w:rPr>
-    </w:lvl>
-    <w:lvl w:ilvl="2" w:tentative="1" w:tplc="04140005">
-      <w:start w:val="1"/>
-      <w:numFmt w:val="bullet"/>
-      <w:lvlText w:val=""/>
-      <w:lvlJc w:val="left"/>
-      <w:pPr>
-        <w:ind w:hanging="360" w:left="2160"/>
-      </w:pPr>
-      <w:rPr>
-        <w:rFonts w:ascii="Wingdings" w:hAnsi="Wingdings" w:hint="default"/>
-      </w:rPr>
-    </w:lvl>
-    <w:lvl w:ilvl="3" w:tentative="1" w:tplc="04140001">
-      <w:start w:val="1"/>
-      <w:numFmt w:val="bullet"/>
-      <w:lvlText w:val=""/>
-      <w:lvlJc w:val="left"/>
-      <w:pPr>
-        <w:ind w:hanging="360" w:left="2880"/>
-      </w:pPr>
-      <w:rPr>
-        <w:rFonts w:ascii="Symbol" w:hAnsi="Symbol" w:hint="default"/>
-      </w:rPr>
-    </w:lvl>
-    <w:lvl w:ilvl="4" w:tentative="1" w:tplc="04140003">
-      <w:start w:val="1"/>
-      <w:numFmt w:val="bullet"/>
-      <w:lvlText w:val="o"/>
-      <w:lvlJc w:val="left"/>
-      <w:pPr>
-        <w:ind w:hanging="360" w:left="3600"/>
-      </w:pPr>
-      <w:rPr>
-        <w:rFonts w:ascii="Courier New" w:cs="Courier New" w:hAnsi="Courier New" w:hint="default"/>
-      </w:rPr>
-    </w:lvl>
-    <w:lvl w:ilvl="5" w:tentative="1" w:tplc="04140005">
-      <w:start w:val="1"/>
-      <w:numFmt w:val="bullet"/>
-      <w:lvlText w:val=""/>
-      <w:lvlJc w:val="left"/>
-      <w:pPr>
-        <w:ind w:hanging="360" w:left="4320"/>
-      </w:pPr>
-      <w:rPr>
-        <w:rFonts w:ascii="Wingdings" w:hAnsi="Wingdings" w:hint="default"/>
-      </w:rPr>
-    </w:lvl>
-    <w:lvl w:ilvl="6" w:tentative="1" w:tplc="04140001">
-      <w:start w:val="1"/>
-      <w:numFmt w:val="bullet"/>
-      <w:lvlText w:val=""/>
-      <w:lvlJc w:val="left"/>
-      <w:pPr>
-        <w:ind w:hanging="360" w:left="5040"/>
-      </w:pPr>
-      <w:rPr>
-        <w:rFonts w:ascii="Symbol" w:hAnsi="Symbol" w:hint="default"/>
-      </w:rPr>
-    </w:lvl>
-    <w:lvl w:ilvl="7" w:tentative="1" w:tplc="04140003">
-      <w:start w:val="1"/>
-      <w:numFmt w:val="bullet"/>
-      <w:lvlText w:val="o"/>
-      <w:lvlJc w:val="left"/>
-      <w:pPr>
-        <w:ind w:hanging="360" w:left="5760"/>
-      </w:pPr>
-      <w:rPr>
-        <w:rFonts w:ascii="Courier New" w:cs="Courier New" w:hAnsi="Courier New" w:hint="default"/>
-      </w:rPr>
-    </w:lvl>
-    <w:lvl w:ilvl="8" w:tentative="1" w:tplc="04140005">
-      <w:start w:val="1"/>
-      <w:numFmt w:val="bullet"/>
-      <w:lvlText w:val=""/>
-      <w:lvlJc w:val="left"/>
-      <w:pPr>
-        <w:ind w:hanging="360" w:left="6480"/>
-      </w:pPr>
-      <w:rPr>
-        <w:rFonts w:ascii="Wingdings" w:hAnsi="Wingdings" w:hint="default"/>
-      </w:rPr>
-    </w:lvl>
-  </w:abstractNum>
-  <w:abstractNum w15:restartNumberingAfterBreak="0" w:abstractNumId="34">
-    <w:nsid w:val="741643F3"/>
-    <w:multiLevelType w:val="hybridMultilevel"/>
-    <w:tmpl w:val="24CC2962"/>
-    <w:lvl w:ilvl="0" w:tplc="0414000F">
-      <w:start w:val="1"/>
-      <w:numFmt w:val="decimal"/>
-      <w:lvlText w:val="%1."/>
-      <w:lvlJc w:val="left"/>
-      <w:pPr>
-        <w:ind w:hanging="360" w:left="720"/>
-      </w:pPr>
-    </w:lvl>
-    <w:lvl w:ilvl="1" w:tentative="1" w:tplc="04140019">
-      <w:start w:val="1"/>
-      <w:numFmt w:val="lowerLetter"/>
-      <w:lvlText w:val="%2."/>
-      <w:lvlJc w:val="left"/>
-      <w:pPr>
-        <w:ind w:hanging="360" w:left="1440"/>
-      </w:pPr>
-    </w:lvl>
-    <w:lvl w:ilvl="2" w:tentative="1" w:tplc="0414001B">
-      <w:start w:val="1"/>
-      <w:numFmt w:val="lowerRoman"/>
-      <w:lvlText w:val="%3."/>
-      <w:lvlJc w:val="right"/>
-      <w:pPr>
-        <w:ind w:hanging="180" w:left="2160"/>
-      </w:pPr>
-    </w:lvl>
-    <w:lvl w:ilvl="3" w:tentative="1" w:tplc="0414000F">
-      <w:start w:val="1"/>
-      <w:numFmt w:val="decimal"/>
-      <w:lvlText w:val="%4."/>
-      <w:lvlJc w:val="left"/>
-      <w:pPr>
-        <w:ind w:hanging="360" w:left="2880"/>
-      </w:pPr>
-    </w:lvl>
-    <w:lvl w:ilvl="4" w:tentative="1" w:tplc="04140019">
-      <w:start w:val="1"/>
-      <w:numFmt w:val="lowerLetter"/>
-      <w:lvlText w:val="%5."/>
-      <w:lvlJc w:val="left"/>
-      <w:pPr>
-        <w:ind w:hanging="360" w:left="3600"/>
-      </w:pPr>
-    </w:lvl>
-    <w:lvl w:ilvl="5" w:tentative="1" w:tplc="0414001B">
-      <w:start w:val="1"/>
-      <w:numFmt w:val="lowerRoman"/>
-      <w:lvlText w:val="%6."/>
-      <w:lvlJc w:val="right"/>
-      <w:pPr>
-        <w:ind w:hanging="180" w:left="4320"/>
-      </w:pPr>
-    </w:lvl>
-    <w:lvl w:ilvl="6" w:tentative="1" w:tplc="0414000F">
-      <w:start w:val="1"/>
-      <w:numFmt w:val="decimal"/>
-      <w:lvlText w:val="%7."/>
-      <w:lvlJc w:val="left"/>
-      <w:pPr>
-        <w:ind w:hanging="360" w:left="5040"/>
-      </w:pPr>
-    </w:lvl>
-    <w:lvl w:ilvl="7" w:tentative="1" w:tplc="04140019">
-      <w:start w:val="1"/>
-      <w:numFmt w:val="lowerLetter"/>
-      <w:lvlText w:val="%8."/>
-      <w:lvlJc w:val="left"/>
-      <w:pPr>
-        <w:ind w:hanging="360" w:left="5760"/>
-      </w:pPr>
-    </w:lvl>
-    <w:lvl w:ilvl="8" w:tentative="1" w:tplc="0414001B">
-      <w:start w:val="1"/>
-      <w:numFmt w:val="lowerRoman"/>
-      <w:lvlText w:val="%9."/>
-      <w:lvlJc w:val="right"/>
-      <w:pPr>
-        <w:ind w:hanging="180" w:left="6480"/>
-      </w:pPr>
-    </w:lvl>
-  </w:abstractNum>
-  <w:abstractNum w15:restartNumberingAfterBreak="0" w:abstractNumId="35">
-    <w:nsid w:val="756B5377"/>
-    <w:multiLevelType w:val="hybridMultilevel"/>
-    <w:tmpl w:val="867CD172"/>
-    <w:lvl w:ilvl="0" w:tplc="04140001">
-      <w:start w:val="1"/>
-      <w:numFmt w:val="bullet"/>
-      <w:lvlText w:val=""/>
-      <w:lvlJc w:val="left"/>
-      <w:pPr>
-        <w:ind w:hanging="360" w:left="720"/>
-      </w:pPr>
-      <w:rPr>
-        <w:rFonts w:ascii="Symbol" w:hAnsi="Symbol" w:hint="default"/>
-      </w:rPr>
-    </w:lvl>
-    <w:lvl w:ilvl="1" w:tentative="1" w:tplc="04140003">
-      <w:start w:val="1"/>
-      <w:numFmt w:val="bullet"/>
-      <w:lvlText w:val="o"/>
-      <w:lvlJc w:val="left"/>
-      <w:pPr>
-        <w:ind w:hanging="360" w:left="1440"/>
-      </w:pPr>
-      <w:rPr>
-        <w:rFonts w:ascii="Courier New" w:cs="Courier New" w:hAnsi="Courier New" w:hint="default"/>
-      </w:rPr>
-    </w:lvl>
-    <w:lvl w:ilvl="2" w:tentative="1" w:tplc="04140005">
-      <w:start w:val="1"/>
-      <w:numFmt w:val="bullet"/>
-      <w:lvlText w:val=""/>
-      <w:lvlJc w:val="left"/>
-      <w:pPr>
-        <w:ind w:hanging="360" w:left="2160"/>
-      </w:pPr>
-      <w:rPr>
-        <w:rFonts w:ascii="Wingdings" w:hAnsi="Wingdings" w:hint="default"/>
-      </w:rPr>
-    </w:lvl>
-    <w:lvl w:ilvl="3" w:tentative="1" w:tplc="04140001">
-      <w:start w:val="1"/>
-      <w:numFmt w:val="bullet"/>
-      <w:lvlText w:val=""/>
-      <w:lvlJc w:val="left"/>
-      <w:pPr>
-        <w:ind w:hanging="360" w:left="2880"/>
-      </w:pPr>
-      <w:rPr>
-        <w:rFonts w:ascii="Symbol" w:hAnsi="Symbol" w:hint="default"/>
-      </w:rPr>
-    </w:lvl>
-    <w:lvl w:ilvl="4" w:tentative="1" w:tplc="04140003">
-      <w:start w:val="1"/>
-      <w:numFmt w:val="bullet"/>
-      <w:lvlText w:val="o"/>
-      <w:lvlJc w:val="left"/>
-      <w:pPr>
-        <w:ind w:hanging="360" w:left="3600"/>
-      </w:pPr>
-      <w:rPr>
-        <w:rFonts w:ascii="Courier New" w:cs="Courier New" w:hAnsi="Courier New" w:hint="default"/>
-      </w:rPr>
-    </w:lvl>
-    <w:lvl w:ilvl="5" w:tentative="1" w:tplc="04140005">
-      <w:start w:val="1"/>
-      <w:numFmt w:val="bullet"/>
-      <w:lvlText w:val=""/>
-      <w:lvlJc w:val="left"/>
-      <w:pPr>
-        <w:ind w:hanging="360" w:left="4320"/>
-      </w:pPr>
-      <w:rPr>
-        <w:rFonts w:ascii="Wingdings" w:hAnsi="Wingdings" w:hint="default"/>
-      </w:rPr>
-    </w:lvl>
-    <w:lvl w:ilvl="6" w:tentative="1" w:tplc="04140001">
-      <w:start w:val="1"/>
-      <w:numFmt w:val="bullet"/>
-      <w:lvlText w:val=""/>
-      <w:lvlJc w:val="left"/>
-      <w:pPr>
-        <w:ind w:hanging="360" w:left="5040"/>
-      </w:pPr>
-      <w:rPr>
-        <w:rFonts w:ascii="Symbol" w:hAnsi="Symbol" w:hint="default"/>
-      </w:rPr>
-    </w:lvl>
-    <w:lvl w:ilvl="7" w:tentative="1" w:tplc="04140003">
-      <w:start w:val="1"/>
-      <w:numFmt w:val="bullet"/>
-      <w:lvlText w:val="o"/>
-      <w:lvlJc w:val="left"/>
-      <w:pPr>
-        <w:ind w:hanging="360" w:left="5760"/>
-      </w:pPr>
-      <w:rPr>
-        <w:rFonts w:ascii="Courier New" w:cs="Courier New" w:hAnsi="Courier New" w:hint="default"/>
-      </w:rPr>
-    </w:lvl>
-    <w:lvl w:ilvl="8" w:tentative="1" w:tplc="04140005">
-      <w:start w:val="1"/>
-      <w:numFmt w:val="bullet"/>
-      <w:lvlText w:val=""/>
-      <w:lvlJc w:val="left"/>
-      <w:pPr>
-        <w:ind w:hanging="360" w:left="6480"/>
-      </w:pPr>
-      <w:rPr>
-        <w:rFonts w:ascii="Wingdings" w:hAnsi="Wingdings" w:hint="default"/>
-      </w:rPr>
-    </w:lvl>
-  </w:abstractNum>
-  <w:abstractNum w15:restartNumberingAfterBreak="0" w:abstractNumId="36">
-    <w:nsid w:val="782038EF"/>
-    <w:multiLevelType w:val="hybridMultilevel"/>
-    <w:tmpl w:val="BC7ED1C4"/>
-    <w:lvl w:ilvl="0" w:tplc="CAE69642">
-      <w:start w:val="1"/>
-      <w:numFmt w:val="bullet"/>
-      <w:lvlText w:val="•"/>
-      <w:lvlJc w:val="left"/>
-      <w:pPr>
-        <w:tabs>
-          <w:tab w:pos="720" w:val="num"/>
-        </w:tabs>
-        <w:ind w:hanging="360" w:left="720"/>
-      </w:pPr>
-      <w:rPr>
-        <w:rFonts w:ascii="Times New Roman" w:hAnsi="Times New Roman" w:hint="default"/>
-      </w:rPr>
-    </w:lvl>
-    <w:lvl w:ilvl="1" w:tplc="0270D926">
-      <w:numFmt w:val="bullet"/>
-      <w:lvlText w:val="–"/>
-      <w:lvlJc w:val="left"/>
-      <w:pPr>
-        <w:tabs>
-          <w:tab w:pos="1440" w:val="num"/>
-        </w:tabs>
-        <w:ind w:hanging="360" w:left="1440"/>
-      </w:pPr>
-      <w:rPr>
-        <w:rFonts w:ascii="Times New Roman" w:hAnsi="Times New Roman" w:hint="default"/>
-      </w:rPr>
-    </w:lvl>
-    <w:lvl w:ilvl="2" w:tentative="1" w:tplc="3E245B54">
-      <w:start w:val="1"/>
-      <w:numFmt w:val="bullet"/>
-      <w:lvlText w:val="•"/>
-      <w:lvlJc w:val="left"/>
-      <w:pPr>
-        <w:tabs>
-          <w:tab w:pos="2160" w:val="num"/>
-        </w:tabs>
-        <w:ind w:hanging="360" w:left="2160"/>
-      </w:pPr>
-      <w:rPr>
-        <w:rFonts w:ascii="Times New Roman" w:hAnsi="Times New Roman" w:hint="default"/>
-      </w:rPr>
-    </w:lvl>
-    <w:lvl w:ilvl="3" w:tentative="1" w:tplc="3692DA3E">
-      <w:start w:val="1"/>
-      <w:numFmt w:val="bullet"/>
-      <w:lvlText w:val="•"/>
-      <w:lvlJc w:val="left"/>
-      <w:pPr>
-        <w:tabs>
-          <w:tab w:pos="2880" w:val="num"/>
-        </w:tabs>
-        <w:ind w:hanging="360" w:left="2880"/>
-      </w:pPr>
-      <w:rPr>
-        <w:rFonts w:ascii="Times New Roman" w:hAnsi="Times New Roman" w:hint="default"/>
-      </w:rPr>
-    </w:lvl>
-    <w:lvl w:ilvl="4" w:tentative="1" w:tplc="F508E610">
-      <w:start w:val="1"/>
-      <w:numFmt w:val="bullet"/>
-      <w:lvlText w:val="•"/>
-      <w:lvlJc w:val="left"/>
-      <w:pPr>
-        <w:tabs>
-          <w:tab w:pos="3600" w:val="num"/>
-        </w:tabs>
-        <w:ind w:hanging="360" w:left="3600"/>
-      </w:pPr>
-      <w:rPr>
-        <w:rFonts w:ascii="Times New Roman" w:hAnsi="Times New Roman" w:hint="default"/>
-      </w:rPr>
-    </w:lvl>
-    <w:lvl w:ilvl="5" w:tentative="1" w:tplc="AF283D7A">
-      <w:start w:val="1"/>
-      <w:numFmt w:val="bullet"/>
-      <w:lvlText w:val="•"/>
-      <w:lvlJc w:val="left"/>
-      <w:pPr>
-        <w:tabs>
-          <w:tab w:pos="4320" w:val="num"/>
-        </w:tabs>
-        <w:ind w:hanging="360" w:left="4320"/>
-      </w:pPr>
-      <w:rPr>
-        <w:rFonts w:ascii="Times New Roman" w:hAnsi="Times New Roman" w:hint="default"/>
-      </w:rPr>
-    </w:lvl>
-    <w:lvl w:ilvl="6" w:tentative="1" w:tplc="D65E8852">
-      <w:start w:val="1"/>
-      <w:numFmt w:val="bullet"/>
-      <w:lvlText w:val="•"/>
-      <w:lvlJc w:val="left"/>
-      <w:pPr>
-        <w:tabs>
-          <w:tab w:pos="5040" w:val="num"/>
-        </w:tabs>
-        <w:ind w:hanging="360" w:left="5040"/>
-      </w:pPr>
-      <w:rPr>
-        <w:rFonts w:ascii="Times New Roman" w:hAnsi="Times New Roman" w:hint="default"/>
-      </w:rPr>
-    </w:lvl>
-    <w:lvl w:ilvl="7" w:tentative="1" w:tplc="2CA04D40">
-      <w:start w:val="1"/>
-      <w:numFmt w:val="bullet"/>
-      <w:lvlText w:val="•"/>
-      <w:lvlJc w:val="left"/>
-      <w:pPr>
-        <w:tabs>
-          <w:tab w:pos="5760" w:val="num"/>
-        </w:tabs>
-        <w:ind w:hanging="360" w:left="5760"/>
-      </w:pPr>
-      <w:rPr>
-        <w:rFonts w:ascii="Times New Roman" w:hAnsi="Times New Roman" w:hint="default"/>
-      </w:rPr>
-    </w:lvl>
-    <w:lvl w:ilvl="8" w:tentative="1" w:tplc="04BCED96">
-      <w:start w:val="1"/>
-      <w:numFmt w:val="bullet"/>
-      <w:lvlText w:val="•"/>
-      <w:lvlJc w:val="left"/>
-      <w:pPr>
-        <w:tabs>
-          <w:tab w:pos="6480" w:val="num"/>
-        </w:tabs>
-        <w:ind w:hanging="360" w:left="6480"/>
-      </w:pPr>
-      <w:rPr>
-        <w:rFonts w:ascii="Times New Roman" w:hAnsi="Times New Roman" w:hint="default"/>
-      </w:rPr>
-    </w:lvl>
-  </w:abstractNum>
-  <w:abstractNum w15:restartNumberingAfterBreak="0" w:abstractNumId="37">
-    <w:nsid w:val="7880210B"/>
-    <w:multiLevelType w:val="hybridMultilevel"/>
-    <w:tmpl w:val="D4D44544"/>
-    <w:lvl w:ilvl="0" w:tplc="ABF8C096">
-      <w:start w:val="1"/>
-      <w:numFmt w:val="bullet"/>
-      <w:lvlText w:val="•"/>
-      <w:lvlJc w:val="left"/>
-      <w:pPr>
-        <w:tabs>
-          <w:tab w:pos="720" w:val="num"/>
-        </w:tabs>
-        <w:ind w:hanging="360" w:left="720"/>
-      </w:pPr>
-      <w:rPr>
-        <w:rFonts w:ascii="Times New Roman" w:hAnsi="Times New Roman" w:hint="default"/>
-      </w:rPr>
-    </w:lvl>
-    <w:lvl w:ilvl="1" w:tplc="B740AD6C">
-      <w:numFmt w:val="bullet"/>
-      <w:lvlText w:val="–"/>
-      <w:lvlJc w:val="left"/>
-      <w:pPr>
-        <w:tabs>
-          <w:tab w:pos="1440" w:val="num"/>
-        </w:tabs>
-        <w:ind w:hanging="360" w:left="1440"/>
-      </w:pPr>
-      <w:rPr>
-        <w:rFonts w:ascii="Times New Roman" w:hAnsi="Times New Roman" w:hint="default"/>
-      </w:rPr>
-    </w:lvl>
-    <w:lvl w:ilvl="2" w:tentative="1" w:tplc="AC9C8A1E">
-      <w:start w:val="1"/>
-      <w:numFmt w:val="bullet"/>
-      <w:lvlText w:val="•"/>
-      <w:lvlJc w:val="left"/>
-      <w:pPr>
-        <w:tabs>
-          <w:tab w:pos="2160" w:val="num"/>
-        </w:tabs>
-        <w:ind w:hanging="360" w:left="2160"/>
-      </w:pPr>
-      <w:rPr>
-        <w:rFonts w:ascii="Times New Roman" w:hAnsi="Times New Roman" w:hint="default"/>
-      </w:rPr>
-    </w:lvl>
-    <w:lvl w:ilvl="3" w:tentative="1" w:tplc="3738BD40">
-      <w:start w:val="1"/>
-      <w:numFmt w:val="bullet"/>
-      <w:lvlText w:val="•"/>
-      <w:lvlJc w:val="left"/>
-      <w:pPr>
-        <w:tabs>
-          <w:tab w:pos="2880" w:val="num"/>
-        </w:tabs>
-        <w:ind w:hanging="360" w:left="2880"/>
-      </w:pPr>
-      <w:rPr>
-        <w:rFonts w:ascii="Times New Roman" w:hAnsi="Times New Roman" w:hint="default"/>
-      </w:rPr>
-    </w:lvl>
-    <w:lvl w:ilvl="4" w:tentative="1" w:tplc="B84009CA">
-      <w:start w:val="1"/>
-      <w:numFmt w:val="bullet"/>
-      <w:lvlText w:val="•"/>
-      <w:lvlJc w:val="left"/>
-      <w:pPr>
-        <w:tabs>
-          <w:tab w:pos="3600" w:val="num"/>
-        </w:tabs>
-        <w:ind w:hanging="360" w:left="3600"/>
-      </w:pPr>
-      <w:rPr>
-        <w:rFonts w:ascii="Times New Roman" w:hAnsi="Times New Roman" w:hint="default"/>
-      </w:rPr>
-    </w:lvl>
-    <w:lvl w:ilvl="5" w:tentative="1" w:tplc="006217EC">
-      <w:start w:val="1"/>
-      <w:numFmt w:val="bullet"/>
-      <w:lvlText w:val="•"/>
-      <w:lvlJc w:val="left"/>
-      <w:pPr>
-        <w:tabs>
-          <w:tab w:pos="4320" w:val="num"/>
-        </w:tabs>
-        <w:ind w:hanging="360" w:left="4320"/>
-      </w:pPr>
-      <w:rPr>
-        <w:rFonts w:ascii="Times New Roman" w:hAnsi="Times New Roman" w:hint="default"/>
-      </w:rPr>
-    </w:lvl>
-    <w:lvl w:ilvl="6" w:tentative="1" w:tplc="1A5EE942">
-      <w:start w:val="1"/>
-      <w:numFmt w:val="bullet"/>
-      <w:lvlText w:val="•"/>
-      <w:lvlJc w:val="left"/>
-      <w:pPr>
-        <w:tabs>
-          <w:tab w:pos="5040" w:val="num"/>
-        </w:tabs>
-        <w:ind w:hanging="360" w:left="5040"/>
-      </w:pPr>
-      <w:rPr>
-        <w:rFonts w:ascii="Times New Roman" w:hAnsi="Times New Roman" w:hint="default"/>
-      </w:rPr>
-    </w:lvl>
-    <w:lvl w:ilvl="7" w:tentative="1" w:tplc="1B90E1CE">
-      <w:start w:val="1"/>
-      <w:numFmt w:val="bullet"/>
-      <w:lvlText w:val="•"/>
-      <w:lvlJc w:val="left"/>
-      <w:pPr>
-        <w:tabs>
-          <w:tab w:pos="5760" w:val="num"/>
-        </w:tabs>
-        <w:ind w:hanging="360" w:left="5760"/>
-      </w:pPr>
-      <w:rPr>
-        <w:rFonts w:ascii="Times New Roman" w:hAnsi="Times New Roman" w:hint="default"/>
-      </w:rPr>
-    </w:lvl>
-    <w:lvl w:ilvl="8" w:tentative="1" w:tplc="56A69226">
-      <w:start w:val="1"/>
-      <w:numFmt w:val="bullet"/>
-      <w:lvlText w:val="•"/>
-      <w:lvlJc w:val="left"/>
-      <w:pPr>
-        <w:tabs>
-          <w:tab w:pos="6480" w:val="num"/>
-        </w:tabs>
-        <w:ind w:hanging="360" w:left="6480"/>
-      </w:pPr>
-      <w:rPr>
-        <w:rFonts w:ascii="Times New Roman" w:hAnsi="Times New Roman" w:hint="default"/>
-      </w:rPr>
-    </w:lvl>
-  </w:abstractNum>
-  <w:abstractNum w15:restartNumberingAfterBreak="0" w:abstractNumId="38">
-    <w:nsid w:val="7A5D1D1F"/>
-    <w:multiLevelType w:val="hybridMultilevel"/>
-    <w:tmpl w:val="D11CA22E"/>
-    <w:lvl w:ilvl="0" w:tplc="04140001">
-      <w:start w:val="1"/>
-      <w:numFmt w:val="bullet"/>
-      <w:lvlText w:val=""/>
-      <w:lvlJc w:val="left"/>
-      <w:pPr>
-        <w:ind w:hanging="360" w:left="720"/>
-      </w:pPr>
-      <w:rPr>
-        <w:rFonts w:ascii="Symbol" w:hAnsi="Symbol" w:hint="default"/>
-      </w:rPr>
-    </w:lvl>
-    <w:lvl w:ilvl="1" w:tentative="1" w:tplc="04140019">
-      <w:start w:val="1"/>
-      <w:numFmt w:val="lowerLetter"/>
-      <w:lvlText w:val="%2."/>
-      <w:lvlJc w:val="left"/>
-      <w:pPr>
-        <w:ind w:hanging="360" w:left="1440"/>
-      </w:pPr>
-    </w:lvl>
-    <w:lvl w:ilvl="2" w:tentative="1" w:tplc="0414001B">
-      <w:start w:val="1"/>
-      <w:numFmt w:val="lowerRoman"/>
-      <w:lvlText w:val="%3."/>
-      <w:lvlJc w:val="right"/>
-      <w:pPr>
-        <w:ind w:hanging="180" w:left="2160"/>
-      </w:pPr>
-    </w:lvl>
-    <w:lvl w:ilvl="3" w:tentative="1" w:tplc="0414000F">
-      <w:start w:val="1"/>
-      <w:numFmt w:val="decimal"/>
-      <w:lvlText w:val="%4."/>
-      <w:lvlJc w:val="left"/>
-      <w:pPr>
-        <w:ind w:hanging="360" w:left="2880"/>
-      </w:pPr>
-    </w:lvl>
-    <w:lvl w:ilvl="4" w:tentative="1" w:tplc="04140019">
-      <w:start w:val="1"/>
-      <w:numFmt w:val="lowerLetter"/>
-      <w:lvlText w:val="%5."/>
-      <w:lvlJc w:val="left"/>
-      <w:pPr>
-        <w:ind w:hanging="360" w:left="3600"/>
-      </w:pPr>
-    </w:lvl>
-    <w:lvl w:ilvl="5" w:tentative="1" w:tplc="0414001B">
-      <w:start w:val="1"/>
-      <w:numFmt w:val="lowerRoman"/>
-      <w:lvlText w:val="%6."/>
-      <w:lvlJc w:val="right"/>
-      <w:pPr>
-        <w:ind w:hanging="180" w:left="4320"/>
-      </w:pPr>
-    </w:lvl>
-    <w:lvl w:ilvl="6" w:tentative="1" w:tplc="0414000F">
-      <w:start w:val="1"/>
-      <w:numFmt w:val="decimal"/>
-      <w:lvlText w:val="%7."/>
-      <w:lvlJc w:val="left"/>
-      <w:pPr>
-        <w:ind w:hanging="360" w:left="5040"/>
-      </w:pPr>
-    </w:lvl>
-    <w:lvl w:ilvl="7" w:tentative="1" w:tplc="04140019">
-      <w:start w:val="1"/>
-      <w:numFmt w:val="lowerLetter"/>
-      <w:lvlText w:val="%8."/>
-      <w:lvlJc w:val="left"/>
-      <w:pPr>
-        <w:ind w:hanging="360" w:left="5760"/>
-      </w:pPr>
-    </w:lvl>
-    <w:lvl w:ilvl="8" w:tentative="1" w:tplc="0414001B">
-      <w:start w:val="1"/>
-      <w:numFmt w:val="lowerRoman"/>
-      <w:lvlText w:val="%9."/>
-      <w:lvlJc w:val="right"/>
-      <w:pPr>
-        <w:ind w:hanging="180" w:left="6480"/>
-      </w:pPr>
-    </w:lvl>
-  </w:abstractNum>
-  <w:abstractNum w15:restartNumberingAfterBreak="0" w:abstractNumId="39">
-    <w:nsid w:val="7D7F562C"/>
-    <w:multiLevelType w:val="hybridMultilevel"/>
-    <w:tmpl w:val="38FA2FA4"/>
-    <w:lvl w:ilvl="0" w:tplc="04140001">
-      <w:start w:val="1"/>
-      <w:numFmt w:val="bullet"/>
-      <w:lvlText w:val=""/>
-      <w:lvlJc w:val="left"/>
-      <w:pPr>
-        <w:ind w:hanging="360" w:left="720"/>
-      </w:pPr>
-      <w:rPr>
-        <w:rFonts w:ascii="Symbol" w:hAnsi="Symbol" w:hint="default"/>
-      </w:rPr>
-    </w:lvl>
-    <w:lvl w:ilvl="1" w:tentative="1" w:tplc="04140003">
-      <w:start w:val="1"/>
-      <w:numFmt w:val="bullet"/>
-      <w:lvlText w:val="o"/>
-      <w:lvlJc w:val="left"/>
-      <w:pPr>
-        <w:ind w:hanging="360" w:left="1440"/>
-      </w:pPr>
-      <w:rPr>
-        <w:rFonts w:ascii="Courier New" w:cs="Courier New" w:hAnsi="Courier New" w:hint="default"/>
-      </w:rPr>
-    </w:lvl>
-    <w:lvl w:ilvl="2" w:tentative="1" w:tplc="04140005">
-      <w:start w:val="1"/>
-      <w:numFmt w:val="bullet"/>
-      <w:lvlText w:val=""/>
-      <w:lvlJc w:val="left"/>
-      <w:pPr>
-        <w:ind w:hanging="360" w:left="2160"/>
-      </w:pPr>
-      <w:rPr>
-        <w:rFonts w:ascii="Wingdings" w:hAnsi="Wingdings" w:hint="default"/>
-      </w:rPr>
-    </w:lvl>
-    <w:lvl w:ilvl="3" w:tentative="1" w:tplc="04140001">
-      <w:start w:val="1"/>
-      <w:numFmt w:val="bullet"/>
-      <w:lvlText w:val=""/>
-      <w:lvlJc w:val="left"/>
-      <w:pPr>
-        <w:ind w:hanging="360" w:left="2880"/>
-      </w:pPr>
-      <w:rPr>
-        <w:rFonts w:ascii="Symbol" w:hAnsi="Symbol" w:hint="default"/>
-      </w:rPr>
-    </w:lvl>
-    <w:lvl w:ilvl="4" w:tentative="1" w:tplc="04140003">
-      <w:start w:val="1"/>
-      <w:numFmt w:val="bullet"/>
-      <w:lvlText w:val="o"/>
-      <w:lvlJc w:val="left"/>
-      <w:pPr>
-        <w:ind w:hanging="360" w:left="3600"/>
-      </w:pPr>
-      <w:rPr>
-        <w:rFonts w:ascii="Courier New" w:cs="Courier New" w:hAnsi="Courier New" w:hint="default"/>
-      </w:rPr>
-    </w:lvl>
-    <w:lvl w:ilvl="5" w:tentative="1" w:tplc="04140005">
-      <w:start w:val="1"/>
-      <w:numFmt w:val="bullet"/>
-      <w:lvlText w:val=""/>
-      <w:lvlJc w:val="left"/>
-      <w:pPr>
-        <w:ind w:hanging="360" w:left="4320"/>
-      </w:pPr>
-      <w:rPr>
-        <w:rFonts w:ascii="Wingdings" w:hAnsi="Wingdings" w:hint="default"/>
-      </w:rPr>
-    </w:lvl>
-    <w:lvl w:ilvl="6" w:tentative="1" w:tplc="04140001">
-      <w:start w:val="1"/>
-      <w:numFmt w:val="bullet"/>
-      <w:lvlText w:val=""/>
-      <w:lvlJc w:val="left"/>
-      <w:pPr>
-        <w:ind w:hanging="360" w:left="5040"/>
-      </w:pPr>
-      <w:rPr>
-        <w:rFonts w:ascii="Symbol" w:hAnsi="Symbol" w:hint="default"/>
-      </w:rPr>
-    </w:lvl>
-    <w:lvl w:ilvl="7" w:tentative="1" w:tplc="04140003">
-      <w:start w:val="1"/>
-      <w:numFmt w:val="bullet"/>
-      <w:lvlText w:val="o"/>
-      <w:lvlJc w:val="left"/>
-      <w:pPr>
-        <w:ind w:hanging="360" w:left="5760"/>
-      </w:pPr>
-      <w:rPr>
-        <w:rFonts w:ascii="Courier New" w:cs="Courier New" w:hAnsi="Courier New" w:hint="default"/>
-      </w:rPr>
-    </w:lvl>
-    <w:lvl w:ilvl="8" w:tentative="1" w:tplc="04140005">
-      <w:start w:val="1"/>
-      <w:numFmt w:val="bullet"/>
-      <w:lvlText w:val=""/>
-      <w:lvlJc w:val="left"/>
-      <w:pPr>
-        <w:ind w:hanging="360" w:left="6480"/>
-      </w:pPr>
-      <w:rPr>
-        <w:rFonts w:ascii="Wingdings" w:hAnsi="Wingdings" w:hint="default"/>
-      </w:rPr>
-    </w:lvl>
-  </w:abstractNum>
+<w:numbering xmlns:w="http://schemas.openxmlformats.org/wordprocessingml/2006/main">
   <w:abstractNum w:abstractNumId="990">
     <w:nsid w:val="0000A990"/>
     <w:multiLevelType w:val="multilevel"/>
@@ -13213,159 +8780,6 @@
       </w:rPr>
     </w:lvl>
   </w:abstractNum>
-  <w:num w16cid:durableId="1334993841" w:numId="1">
-    <w:abstractNumId w:val="9"/>
-  </w:num>
-  <w:num w16cid:durableId="1483498122" w:numId="2">
-    <w:abstractNumId w:val="7"/>
-  </w:num>
-  <w:num w16cid:durableId="1405760525" w:numId="3">
-    <w:abstractNumId w:val="6"/>
-  </w:num>
-  <w:num w16cid:durableId="138229933" w:numId="4">
-    <w:abstractNumId w:val="5"/>
-  </w:num>
-  <w:num w16cid:durableId="2075465835" w:numId="5">
-    <w:abstractNumId w:val="4"/>
-  </w:num>
-  <w:num w16cid:durableId="889221816" w:numId="6">
-    <w:abstractNumId w:val="8"/>
-  </w:num>
-  <w:num w16cid:durableId="693967206" w:numId="7">
-    <w:abstractNumId w:val="3"/>
-  </w:num>
-  <w:num w16cid:durableId="1969240300" w:numId="8">
-    <w:abstractNumId w:val="2"/>
-  </w:num>
-  <w:num w16cid:durableId="2046326508" w:numId="9">
-    <w:abstractNumId w:val="1"/>
-  </w:num>
-  <w:num w16cid:durableId="2100129368" w:numId="10">
-    <w:abstractNumId w:val="0"/>
-  </w:num>
-  <w:num w16cid:durableId="1886134498" w:numId="11">
-    <w:abstractNumId w:val="34"/>
-  </w:num>
-  <w:num w16cid:durableId="1239097919" w:numId="12">
-    <w:abstractNumId w:val="11"/>
-  </w:num>
-  <w:num w16cid:durableId="229267933" w:numId="13">
-    <w:abstractNumId w:val="38"/>
-  </w:num>
-  <w:num w16cid:durableId="277949532" w:numId="14">
-    <w:abstractNumId w:val="14"/>
-  </w:num>
-  <w:num w16cid:durableId="1493644051" w:numId="15">
-    <w:abstractNumId w:val="14"/>
-  </w:num>
-  <w:num w16cid:durableId="742948708" w:numId="16">
-    <w:abstractNumId w:val="27"/>
-  </w:num>
-  <w:num w16cid:durableId="103621474" w:numId="17">
-    <w:abstractNumId w:val="27"/>
-    <w:lvlOverride w:ilvl="0">
-      <w:startOverride w:val="1"/>
-    </w:lvlOverride>
-    <w:lvlOverride w:ilvl="1">
-      <w:startOverride w:val="1"/>
-    </w:lvlOverride>
-    <w:lvlOverride w:ilvl="2">
-      <w:startOverride w:val="1"/>
-    </w:lvlOverride>
-    <w:lvlOverride w:ilvl="3">
-      <w:startOverride w:val="1"/>
-    </w:lvlOverride>
-    <w:lvlOverride w:ilvl="4">
-      <w:startOverride w:val="1"/>
-    </w:lvlOverride>
-    <w:lvlOverride w:ilvl="5">
-      <w:startOverride w:val="1"/>
-    </w:lvlOverride>
-    <w:lvlOverride w:ilvl="6">
-      <w:startOverride w:val="1"/>
-    </w:lvlOverride>
-    <w:lvlOverride w:ilvl="7">
-      <w:startOverride w:val="1"/>
-    </w:lvlOverride>
-    <w:lvlOverride w:ilvl="8">
-      <w:startOverride w:val="1"/>
-    </w:lvlOverride>
-  </w:num>
-  <w:num w16cid:durableId="12343597" w:numId="18">
-    <w:abstractNumId w:val="19"/>
-  </w:num>
-  <w:num w16cid:durableId="1193304799" w:numId="19">
-    <w:abstractNumId w:val="29"/>
-  </w:num>
-  <w:num w16cid:durableId="1202935331" w:numId="20">
-    <w:abstractNumId w:val="17"/>
-  </w:num>
-  <w:num w16cid:durableId="1930965884" w:numId="21">
-    <w:abstractNumId w:val="10"/>
-  </w:num>
-  <w:num w16cid:durableId="424545522" w:numId="22">
-    <w:abstractNumId w:val="28"/>
-  </w:num>
-  <w:num w16cid:durableId="887113131" w:numId="23">
-    <w:abstractNumId w:val="16"/>
-  </w:num>
-  <w:num w16cid:durableId="885023410" w:numId="24">
-    <w:abstractNumId w:val="21"/>
-  </w:num>
-  <w:num w16cid:durableId="35352211" w:numId="25">
-    <w:abstractNumId w:val="22"/>
-  </w:num>
-  <w:num w16cid:durableId="1465808159" w:numId="26">
-    <w:abstractNumId w:val="20"/>
-  </w:num>
-  <w:num w16cid:durableId="1405762613" w:numId="27">
-    <w:abstractNumId w:val="18"/>
-  </w:num>
-  <w:num w16cid:durableId="1591280976" w:numId="28">
-    <w:abstractNumId w:val="39"/>
-  </w:num>
-  <w:num w16cid:durableId="1619484959" w:numId="29">
-    <w:abstractNumId w:val="30"/>
-  </w:num>
-  <w:num w16cid:durableId="2979067" w:numId="30">
-    <w:abstractNumId w:val="35"/>
-  </w:num>
-  <w:num w16cid:durableId="47413185" w:numId="31">
-    <w:abstractNumId w:val="15"/>
-  </w:num>
-  <w:num w16cid:durableId="1902213139" w:numId="32">
-    <w:abstractNumId w:val="33"/>
-  </w:num>
-  <w:num w16cid:durableId="616639970" w:numId="33">
-    <w:abstractNumId w:val="23"/>
-  </w:num>
-  <w:num w16cid:durableId="1757898946" w:numId="34">
-    <w:abstractNumId w:val="12"/>
-  </w:num>
-  <w:num w16cid:durableId="1915315373" w:numId="35">
-    <w:abstractNumId w:val="31"/>
-  </w:num>
-  <w:num w16cid:durableId="1533113217" w:numId="36">
-    <w:abstractNumId w:val="13"/>
-  </w:num>
-  <w:num w16cid:durableId="679548010" w:numId="37">
-    <w:abstractNumId w:val="26"/>
-  </w:num>
-  <w:num w16cid:durableId="1413160251" w:numId="38">
-    <w:abstractNumId w:val="24"/>
-  </w:num>
-  <w:num w16cid:durableId="1071005916" w:numId="39">
-    <w:abstractNumId w:val="32"/>
-  </w:num>
-  <w:num w16cid:durableId="9794773" w:numId="40">
-    <w:abstractNumId w:val="37"/>
-  </w:num>
-  <w:num w16cid:durableId="263465924" w:numId="41">
-    <w:abstractNumId w:val="25"/>
-  </w:num>
-  <w:num w16cid:durableId="1953826889" w:numId="42">
-    <w:abstractNumId w:val="36"/>
-  </w:num>
   <w:num w:numId="1000">
     <w:abstractNumId w:val="990"/>
   </w:num>
@@ -13535,622 +8949,544 @@
 </file>
 
 <file path=word/styles.xml><?xml version="1.0" encoding="utf-8"?>
-<w:styles xmlns:mc="http://schemas.openxmlformats.org/markup-compatibility/2006" xmlns:r="http://schemas.openxmlformats.org/officeDocument/2006/relationships" xmlns:w="http://schemas.openxmlformats.org/wordprocessingml/2006/main" xmlns:w14="http://schemas.microsoft.com/office/word/2010/wordml" xmlns:w15="http://schemas.microsoft.com/office/word/2012/wordml" xmlns:w16="http://schemas.microsoft.com/office/word/2018/wordml" xmlns:w16cex="http://schemas.microsoft.com/office/word/2018/wordml/cex" xmlns:w16cid="http://schemas.microsoft.com/office/word/2016/wordml/cid" xmlns:w16du="http://schemas.microsoft.com/office/word/2023/wordml/word16du" xmlns:w16sdtdh="http://schemas.microsoft.com/office/word/2020/wordml/sdtdatahash" xmlns:w16sdtfl="http://schemas.microsoft.com/office/word/2024/wordml/sdtformatlock" xmlns:w16se="http://schemas.microsoft.com/office/word/2015/wordml/symex" mc:Ignorable="w14 w15 w16se w16cid w16 w16cex w16sdtdh w16sdtfl w16du">
+<w:styles xmlns:r="http://schemas.openxmlformats.org/officeDocument/2006/relationships" xmlns:w="http://schemas.openxmlformats.org/wordprocessingml/2006/main">
   <w:docDefaults>
     <w:rPrDefault>
       <w:rPr>
-        <w:rFonts w:ascii="Times New Roman" w:cs="Times New Roman" w:eastAsia="Times New Roman" w:hAnsi="Times New Roman"/>
-        <w:lang w:bidi="ar-SA" w:eastAsia="nb-NO" w:val="nb-NO"/>
+        <w:rFonts w:asciiTheme="minorHAnsi" w:cstheme="minorBidi" w:eastAsiaTheme="minorEastAsia" w:hAnsiTheme="minorHAnsi"/>
+        <w:sz w:val="24"/>
+        <w:szCs w:val="24"/>
+        <w:lang w:bidi="ar-SA" w:eastAsia="zh-CN" w:val="en-US"/>
       </w:rPr>
     </w:rPrDefault>
     <w:pPrDefault>
       <w:pPr>
-        <w:spacing w:line="360" w:lineRule="auto"/>
+        <w:spacing w:after="200"/>
       </w:pPr>
     </w:pPrDefault>
   </w:docDefaults>
-  <w:latentStyles w:count="376" w:defLockedState="0" w:defQFormat="0" w:defSemiHidden="0" w:defUIPriority="0" w:defUnhideWhenUsed="0">
-    <w:lsdException w:name="Normal" w:qFormat="1"/>
-    <w:lsdException w:name="heading 1" w:qFormat="1"/>
-    <w:lsdException w:name="heading 2" w:qFormat="1"/>
-    <w:lsdException w:name="heading 3" w:qFormat="1"/>
-    <w:lsdException w:name="heading 4" w:qFormat="1"/>
-    <w:lsdException w:name="heading 5" w:qFormat="1"/>
-    <w:lsdException w:name="heading 6" w:qFormat="1"/>
-    <w:lsdException w:name="heading 7" w:qFormat="1" w:semiHidden="1" w:unhideWhenUsed="1"/>
-    <w:lsdException w:name="heading 8" w:qFormat="1" w:semiHidden="1" w:unhideWhenUsed="1"/>
-    <w:lsdException w:name="heading 9" w:qFormat="1" w:semiHidden="1" w:unhideWhenUsed="1"/>
-    <w:lsdException w:name="index 1" w:semiHidden="1" w:unhideWhenUsed="1"/>
-    <w:lsdException w:name="index 2" w:semiHidden="1" w:unhideWhenUsed="1"/>
-    <w:lsdException w:name="index 3" w:semiHidden="1" w:unhideWhenUsed="1"/>
-    <w:lsdException w:name="index 4" w:semiHidden="1" w:unhideWhenUsed="1"/>
-    <w:lsdException w:name="index 5" w:semiHidden="1" w:unhideWhenUsed="1"/>
-    <w:lsdException w:name="index 6" w:semiHidden="1" w:unhideWhenUsed="1"/>
-    <w:lsdException w:name="index 7" w:semiHidden="1" w:unhideWhenUsed="1"/>
-    <w:lsdException w:name="index 8" w:semiHidden="1" w:unhideWhenUsed="1"/>
-    <w:lsdException w:name="index 9" w:semiHidden="1" w:unhideWhenUsed="1"/>
-    <w:lsdException w:name="toc 1" w:semiHidden="1" w:uiPriority="39" w:unhideWhenUsed="1"/>
-    <w:lsdException w:name="toc 2" w:semiHidden="1" w:uiPriority="39" w:unhideWhenUsed="1"/>
-    <w:lsdException w:name="toc 3" w:semiHidden="1" w:uiPriority="39" w:unhideWhenUsed="1"/>
-    <w:lsdException w:name="toc 4" w:semiHidden="1" w:unhideWhenUsed="1"/>
-    <w:lsdException w:name="toc 5" w:semiHidden="1" w:unhideWhenUsed="1"/>
-    <w:lsdException w:name="toc 6" w:semiHidden="1" w:unhideWhenUsed="1"/>
-    <w:lsdException w:name="toc 7" w:semiHidden="1" w:unhideWhenUsed="1"/>
-    <w:lsdException w:name="toc 8" w:semiHidden="1" w:unhideWhenUsed="1"/>
-    <w:lsdException w:name="toc 9" w:semiHidden="1" w:unhideWhenUsed="1"/>
-    <w:lsdException w:name="Normal Indent" w:semiHidden="1" w:unhideWhenUsed="1"/>
-    <w:lsdException w:name="footnote text" w:semiHidden="1" w:unhideWhenUsed="1"/>
-    <w:lsdException w:name="annotation text" w:semiHidden="1" w:unhideWhenUsed="1"/>
-    <w:lsdException w:name="header" w:semiHidden="1" w:unhideWhenUsed="1"/>
-    <w:lsdException w:name="footer" w:semiHidden="1" w:unhideWhenUsed="1"/>
-    <w:lsdException w:name="index heading" w:semiHidden="1" w:unhideWhenUsed="1"/>
-    <w:lsdException w:name="caption" w:qFormat="1" w:semiHidden="1" w:unhideWhenUsed="1"/>
-    <w:lsdException w:name="table of figures" w:semiHidden="1" w:unhideWhenUsed="1"/>
-    <w:lsdException w:name="envelope address" w:semiHidden="1" w:unhideWhenUsed="1"/>
-    <w:lsdException w:name="envelope return" w:semiHidden="1" w:unhideWhenUsed="1"/>
-    <w:lsdException w:name="footnote reference" w:semiHidden="1" w:unhideWhenUsed="1"/>
-    <w:lsdException w:name="annotation reference" w:semiHidden="1" w:unhideWhenUsed="1"/>
-    <w:lsdException w:name="line number" w:semiHidden="1" w:unhideWhenUsed="1"/>
-    <w:lsdException w:name="page number" w:semiHidden="1" w:unhideWhenUsed="1"/>
-    <w:lsdException w:name="endnote reference" w:semiHidden="1" w:unhideWhenUsed="1"/>
-    <w:lsdException w:name="endnote text" w:semiHidden="1" w:unhideWhenUsed="1"/>
-    <w:lsdException w:name="table of authorities" w:semiHidden="1" w:unhideWhenUsed="1"/>
-    <w:lsdException w:name="macro" w:semiHidden="1" w:unhideWhenUsed="1"/>
-    <w:lsdException w:name="toa heading" w:semiHidden="1" w:unhideWhenUsed="1"/>
-    <w:lsdException w:name="List" w:semiHidden="1" w:unhideWhenUsed="1"/>
-    <w:lsdException w:name="List Bullet" w:semiHidden="1" w:unhideWhenUsed="1"/>
-    <w:lsdException w:name="List 2" w:semiHidden="1" w:unhideWhenUsed="1"/>
-    <w:lsdException w:name="List 3" w:semiHidden="1" w:unhideWhenUsed="1"/>
-    <w:lsdException w:name="List Bullet 2" w:semiHidden="1" w:unhideWhenUsed="1"/>
-    <w:lsdException w:name="List Bullet 3" w:semiHidden="1" w:unhideWhenUsed="1"/>
-    <w:lsdException w:name="List Bullet 4" w:semiHidden="1" w:unhideWhenUsed="1"/>
-    <w:lsdException w:name="List Bullet 5" w:semiHidden="1" w:unhideWhenUsed="1"/>
-    <w:lsdException w:name="List Number 2" w:semiHidden="1" w:unhideWhenUsed="1"/>
-    <w:lsdException w:name="List Number 3" w:semiHidden="1" w:unhideWhenUsed="1"/>
-    <w:lsdException w:name="List Number 4" w:semiHidden="1" w:unhideWhenUsed="1"/>
-    <w:lsdException w:name="List Number 5" w:semiHidden="1" w:unhideWhenUsed="1"/>
-    <w:lsdException w:name="Title" w:qFormat="1"/>
-    <w:lsdException w:name="Closing" w:semiHidden="1" w:unhideWhenUsed="1"/>
-    <w:lsdException w:name="Signature" w:semiHidden="1" w:unhideWhenUsed="1"/>
-    <w:lsdException w:name="Default Paragraph Font" w:semiHidden="1" w:unhideWhenUsed="1"/>
-    <w:lsdException w:name="Body Text" w:semiHidden="1" w:unhideWhenUsed="1"/>
-    <w:lsdException w:name="Body Text Indent" w:semiHidden="1" w:unhideWhenUsed="1"/>
-    <w:lsdException w:name="List Continue" w:semiHidden="1" w:unhideWhenUsed="1"/>
-    <w:lsdException w:name="List Continue 2" w:semiHidden="1" w:unhideWhenUsed="1"/>
-    <w:lsdException w:name="List Continue 3" w:semiHidden="1" w:unhideWhenUsed="1"/>
-    <w:lsdException w:name="List Continue 4" w:semiHidden="1" w:unhideWhenUsed="1"/>
-    <w:lsdException w:name="List Continue 5" w:semiHidden="1" w:unhideWhenUsed="1"/>
-    <w:lsdException w:name="Message Header" w:semiHidden="1" w:unhideWhenUsed="1"/>
-    <w:lsdException w:name="Subtitle" w:qFormat="1"/>
-    <w:lsdException w:name="Body Text First Indent 2" w:semiHidden="1" w:unhideWhenUsed="1"/>
-    <w:lsdException w:name="Note Heading" w:semiHidden="1" w:unhideWhenUsed="1"/>
-    <w:lsdException w:name="Body Text 2" w:semiHidden="1" w:unhideWhenUsed="1"/>
-    <w:lsdException w:name="Body Text 3" w:semiHidden="1" w:unhideWhenUsed="1"/>
-    <w:lsdException w:name="Body Text Indent 2" w:semiHidden="1" w:unhideWhenUsed="1"/>
-    <w:lsdException w:name="Body Text Indent 3" w:semiHidden="1" w:unhideWhenUsed="1"/>
-    <w:lsdException w:name="Block Text" w:semiHidden="1" w:unhideWhenUsed="1"/>
-    <w:lsdException w:name="Hyperlink" w:semiHidden="1" w:uiPriority="99" w:unhideWhenUsed="1"/>
-    <w:lsdException w:name="FollowedHyperlink" w:semiHidden="1" w:unhideWhenUsed="1"/>
-    <w:lsdException w:name="Strong" w:qFormat="1"/>
-    <w:lsdException w:name="Emphasis" w:qFormat="1"/>
-    <w:lsdException w:name="Document Map" w:semiHidden="1" w:unhideWhenUsed="1"/>
-    <w:lsdException w:name="Plain Text" w:semiHidden="1" w:unhideWhenUsed="1"/>
-    <w:lsdException w:name="E-mail Signature" w:semiHidden="1" w:unhideWhenUsed="1"/>
-    <w:lsdException w:name="HTML Top of Form" w:semiHidden="1" w:unhideWhenUsed="1"/>
-    <w:lsdException w:name="HTML Bottom of Form" w:semiHidden="1" w:unhideWhenUsed="1"/>
-    <w:lsdException w:name="Normal (Web)" w:semiHidden="1" w:uiPriority="99" w:unhideWhenUsed="1"/>
-    <w:lsdException w:name="HTML Acronym" w:semiHidden="1" w:unhideWhenUsed="1"/>
-    <w:lsdException w:name="HTML Address" w:semiHidden="1" w:unhideWhenUsed="1"/>
-    <w:lsdException w:name="HTML Cite" w:semiHidden="1" w:unhideWhenUsed="1"/>
-    <w:lsdException w:name="HTML Code" w:semiHidden="1" w:unhideWhenUsed="1"/>
-    <w:lsdException w:name="HTML Definition" w:semiHidden="1" w:unhideWhenUsed="1"/>
-    <w:lsdException w:name="HTML Keyboard" w:semiHidden="1" w:unhideWhenUsed="1"/>
-    <w:lsdException w:name="HTML Preformatted" w:semiHidden="1" w:unhideWhenUsed="1"/>
-    <w:lsdException w:name="HTML Sample" w:semiHidden="1" w:unhideWhenUsed="1"/>
-    <w:lsdException w:name="HTML Typewriter" w:semiHidden="1" w:unhideWhenUsed="1"/>
-    <w:lsdException w:name="HTML Variable" w:semiHidden="1" w:unhideWhenUsed="1"/>
-    <w:lsdException w:name="Normal Table" w:semiHidden="1" w:unhideWhenUsed="1"/>
-    <w:lsdException w:name="annotation subject" w:semiHidden="1" w:unhideWhenUsed="1"/>
-    <w:lsdException w:name="No List" w:semiHidden="1" w:unhideWhenUsed="1"/>
-    <w:lsdException w:name="Outline List 1" w:semiHidden="1" w:unhideWhenUsed="1"/>
-    <w:lsdException w:name="Outline List 2" w:semiHidden="1" w:unhideWhenUsed="1"/>
-    <w:lsdException w:name="Outline List 3" w:semiHidden="1" w:unhideWhenUsed="1"/>
-    <w:lsdException w:name="Table Simple 1" w:semiHidden="1" w:unhideWhenUsed="1"/>
-    <w:lsdException w:name="Table Simple 2" w:semiHidden="1" w:unhideWhenUsed="1"/>
-    <w:lsdException w:name="Table Simple 3" w:semiHidden="1" w:unhideWhenUsed="1"/>
-    <w:lsdException w:name="Table Classic 1" w:semiHidden="1" w:unhideWhenUsed="1"/>
-    <w:lsdException w:name="Table Classic 2" w:semiHidden="1" w:unhideWhenUsed="1"/>
-    <w:lsdException w:name="Table Classic 3" w:semiHidden="1" w:unhideWhenUsed="1"/>
-    <w:lsdException w:name="Table Classic 4" w:semiHidden="1" w:unhideWhenUsed="1"/>
-    <w:lsdException w:name="Table Colorful 1" w:semiHidden="1" w:unhideWhenUsed="1"/>
-    <w:lsdException w:name="Table Colorful 2" w:semiHidden="1" w:unhideWhenUsed="1"/>
-    <w:lsdException w:name="Table Colorful 3" w:semiHidden="1" w:unhideWhenUsed="1"/>
-    <w:lsdException w:name="Table Columns 1" w:semiHidden="1" w:unhideWhenUsed="1"/>
-    <w:lsdException w:name="Table Columns 2" w:semiHidden="1" w:unhideWhenUsed="1"/>
-    <w:lsdException w:name="Table Columns 3" w:semiHidden="1" w:unhideWhenUsed="1"/>
-    <w:lsdException w:name="Table Columns 4" w:semiHidden="1" w:unhideWhenUsed="1"/>
-    <w:lsdException w:name="Table Columns 5" w:semiHidden="1" w:unhideWhenUsed="1"/>
-    <w:lsdException w:name="Table Grid 1" w:semiHidden="1" w:unhideWhenUsed="1"/>
-    <w:lsdException w:name="Table Grid 2" w:semiHidden="1" w:unhideWhenUsed="1"/>
-    <w:lsdException w:name="Table Grid 3" w:semiHidden="1" w:unhideWhenUsed="1"/>
-    <w:lsdException w:name="Table Grid 4" w:semiHidden="1" w:unhideWhenUsed="1"/>
-    <w:lsdException w:name="Table Grid 5" w:semiHidden="1" w:unhideWhenUsed="1"/>
-    <w:lsdException w:name="Table Grid 6" w:semiHidden="1" w:unhideWhenUsed="1"/>
-    <w:lsdException w:name="Table Grid 7" w:semiHidden="1" w:unhideWhenUsed="1"/>
-    <w:lsdException w:name="Table Grid 8" w:semiHidden="1" w:unhideWhenUsed="1"/>
-    <w:lsdException w:name="Table List 1" w:semiHidden="1" w:unhideWhenUsed="1"/>
-    <w:lsdException w:name="Table List 2" w:semiHidden="1" w:unhideWhenUsed="1"/>
-    <w:lsdException w:name="Table List 3" w:semiHidden="1" w:unhideWhenUsed="1"/>
-    <w:lsdException w:name="Table List 4" w:semiHidden="1" w:unhideWhenUsed="1"/>
-    <w:lsdException w:name="Table List 5" w:semiHidden="1" w:unhideWhenUsed="1"/>
-    <w:lsdException w:name="Table List 6" w:semiHidden="1" w:unhideWhenUsed="1"/>
-    <w:lsdException w:name="Table List 7" w:semiHidden="1" w:unhideWhenUsed="1"/>
-    <w:lsdException w:name="Table List 8" w:semiHidden="1" w:unhideWhenUsed="1"/>
-    <w:lsdException w:name="Table 3D effects 1" w:semiHidden="1" w:unhideWhenUsed="1"/>
-    <w:lsdException w:name="Table 3D effects 2" w:semiHidden="1" w:unhideWhenUsed="1"/>
-    <w:lsdException w:name="Table 3D effects 3" w:semiHidden="1" w:unhideWhenUsed="1"/>
-    <w:lsdException w:name="Table Contemporary" w:semiHidden="1" w:unhideWhenUsed="1"/>
-    <w:lsdException w:name="Table Elegant" w:semiHidden="1" w:unhideWhenUsed="1"/>
-    <w:lsdException w:name="Table Professional" w:semiHidden="1" w:unhideWhenUsed="1"/>
-    <w:lsdException w:name="Table Subtle 1" w:semiHidden="1" w:unhideWhenUsed="1"/>
-    <w:lsdException w:name="Table Subtle 2" w:semiHidden="1" w:unhideWhenUsed="1"/>
-    <w:lsdException w:name="Table Web 1" w:semiHidden="1" w:unhideWhenUsed="1"/>
-    <w:lsdException w:name="Table Web 2" w:semiHidden="1" w:unhideWhenUsed="1"/>
-    <w:lsdException w:name="Table Web 3" w:semiHidden="1" w:unhideWhenUsed="1"/>
-    <w:lsdException w:name="Balloon Text" w:semiHidden="1" w:unhideWhenUsed="1"/>
-    <w:lsdException w:name="Table Theme" w:semiHidden="1" w:unhideWhenUsed="1"/>
-    <w:lsdException w:name="Placeholder Text" w:semiHidden="1" w:uiPriority="99"/>
-    <w:lsdException w:name="No Spacing" w:qFormat="1" w:uiPriority="1"/>
-    <w:lsdException w:name="Light Shading" w:uiPriority="60"/>
-    <w:lsdException w:name="Light List" w:uiPriority="61"/>
-    <w:lsdException w:name="Light Grid" w:uiPriority="62"/>
-    <w:lsdException w:name="Medium Shading 1" w:uiPriority="63"/>
-    <w:lsdException w:name="Medium Shading 2" w:uiPriority="64"/>
-    <w:lsdException w:name="Medium List 1" w:uiPriority="65"/>
-    <w:lsdException w:name="Medium List 2" w:uiPriority="66"/>
-    <w:lsdException w:name="Medium Grid 1" w:uiPriority="67"/>
-    <w:lsdException w:name="Medium Grid 2" w:uiPriority="68"/>
-    <w:lsdException w:name="Medium Grid 3" w:uiPriority="69"/>
-    <w:lsdException w:name="Dark List" w:uiPriority="70"/>
-    <w:lsdException w:name="Colorful Shading" w:uiPriority="71"/>
-    <w:lsdException w:name="Colorful List" w:uiPriority="72"/>
-    <w:lsdException w:name="Colorful Grid" w:uiPriority="73"/>
-    <w:lsdException w:name="Light Shading Accent 1" w:uiPriority="60"/>
-    <w:lsdException w:name="Light List Accent 1" w:uiPriority="61"/>
-    <w:lsdException w:name="Light Grid Accent 1" w:uiPriority="62"/>
-    <w:lsdException w:name="Medium Shading 1 Accent 1" w:uiPriority="63"/>
-    <w:lsdException w:name="Medium Shading 2 Accent 1" w:uiPriority="64"/>
-    <w:lsdException w:name="Medium List 1 Accent 1" w:uiPriority="65"/>
-    <w:lsdException w:name="Revision" w:semiHidden="1" w:uiPriority="99"/>
-    <w:lsdException w:name="List Paragraph" w:qFormat="1" w:uiPriority="34"/>
-    <w:lsdException w:name="Quote" w:qFormat="1" w:uiPriority="29"/>
-    <w:lsdException w:name="Intense Quote" w:qFormat="1" w:uiPriority="30"/>
-    <w:lsdException w:name="Medium List 2 Accent 1" w:uiPriority="66"/>
-    <w:lsdException w:name="Medium Grid 1 Accent 1" w:uiPriority="67"/>
-    <w:lsdException w:name="Medium Grid 2 Accent 1" w:uiPriority="68"/>
-    <w:lsdException w:name="Medium Grid 3 Accent 1" w:uiPriority="69"/>
-    <w:lsdException w:name="Dark List Accent 1" w:uiPriority="70"/>
-    <w:lsdException w:name="Colorful Shading Accent 1" w:uiPriority="71"/>
-    <w:lsdException w:name="Colorful List Accent 1" w:uiPriority="72"/>
-    <w:lsdException w:name="Colorful Grid Accent 1" w:uiPriority="73"/>
-    <w:lsdException w:name="Light Shading Accent 2" w:uiPriority="60"/>
-    <w:lsdException w:name="Light List Accent 2" w:uiPriority="61"/>
-    <w:lsdException w:name="Light Grid Accent 2" w:uiPriority="62"/>
-    <w:lsdException w:name="Medium Shading 1 Accent 2" w:uiPriority="63"/>
-    <w:lsdException w:name="Medium Shading 2 Accent 2" w:uiPriority="64"/>
-    <w:lsdException w:name="Medium List 1 Accent 2" w:uiPriority="65"/>
-    <w:lsdException w:name="Medium List 2 Accent 2" w:uiPriority="66"/>
-    <w:lsdException w:name="Medium Grid 1 Accent 2" w:uiPriority="67"/>
-    <w:lsdException w:name="Medium Grid 2 Accent 2" w:uiPriority="68"/>
-    <w:lsdException w:name="Medium Grid 3 Accent 2" w:uiPriority="69"/>
-    <w:lsdException w:name="Dark List Accent 2" w:uiPriority="70"/>
-    <w:lsdException w:name="Colorful Shading Accent 2" w:uiPriority="71"/>
-    <w:lsdException w:name="Colorful List Accent 2" w:uiPriority="72"/>
-    <w:lsdException w:name="Colorful Grid Accent 2" w:uiPriority="73"/>
-    <w:lsdException w:name="Light Shading Accent 3" w:uiPriority="60"/>
-    <w:lsdException w:name="Light List Accent 3" w:uiPriority="61"/>
-    <w:lsdException w:name="Light Grid Accent 3" w:uiPriority="62"/>
-    <w:lsdException w:name="Medium Shading 1 Accent 3" w:uiPriority="63"/>
-    <w:lsdException w:name="Medium Shading 2 Accent 3" w:uiPriority="64"/>
-    <w:lsdException w:name="Medium List 1 Accent 3" w:uiPriority="65"/>
-    <w:lsdException w:name="Medium List 2 Accent 3" w:uiPriority="66"/>
-    <w:lsdException w:name="Medium Grid 1 Accent 3" w:uiPriority="67"/>
-    <w:lsdException w:name="Medium Grid 2 Accent 3" w:uiPriority="68"/>
-    <w:lsdException w:name="Medium Grid 3 Accent 3" w:uiPriority="69"/>
-    <w:lsdException w:name="Dark List Accent 3" w:uiPriority="70"/>
-    <w:lsdException w:name="Colorful Shading Accent 3" w:uiPriority="71"/>
-    <w:lsdException w:name="Colorful List Accent 3" w:uiPriority="72"/>
-    <w:lsdException w:name="Colorful Grid Accent 3" w:uiPriority="73"/>
-    <w:lsdException w:name="Light Shading Accent 4" w:uiPriority="60"/>
-    <w:lsdException w:name="Light List Accent 4" w:uiPriority="61"/>
-    <w:lsdException w:name="Light Grid Accent 4" w:uiPriority="62"/>
-    <w:lsdException w:name="Medium Shading 1 Accent 4" w:uiPriority="63"/>
-    <w:lsdException w:name="Medium Shading 2 Accent 4" w:uiPriority="64"/>
-    <w:lsdException w:name="Medium List 1 Accent 4" w:uiPriority="65"/>
-    <w:lsdException w:name="Medium List 2 Accent 4" w:uiPriority="66"/>
-    <w:lsdException w:name="Medium Grid 1 Accent 4" w:uiPriority="67"/>
-    <w:lsdException w:name="Medium Grid 2 Accent 4" w:uiPriority="68"/>
-    <w:lsdException w:name="Medium Grid 3 Accent 4" w:uiPriority="69"/>
-    <w:lsdException w:name="Dark List Accent 4" w:uiPriority="70"/>
-    <w:lsdException w:name="Colorful Shading Accent 4" w:uiPriority="71"/>
-    <w:lsdException w:name="Colorful List Accent 4" w:uiPriority="72"/>
-    <w:lsdException w:name="Colorful Grid Accent 4" w:uiPriority="73"/>
-    <w:lsdException w:name="Light Shading Accent 5" w:uiPriority="60"/>
-    <w:lsdException w:name="Light List Accent 5" w:uiPriority="61"/>
-    <w:lsdException w:name="Light Grid Accent 5" w:uiPriority="62"/>
-    <w:lsdException w:name="Medium Shading 1 Accent 5" w:uiPriority="63"/>
-    <w:lsdException w:name="Medium Shading 2 Accent 5" w:uiPriority="64"/>
-    <w:lsdException w:name="Medium List 1 Accent 5" w:uiPriority="65"/>
-    <w:lsdException w:name="Medium List 2 Accent 5" w:uiPriority="66"/>
-    <w:lsdException w:name="Medium Grid 1 Accent 5" w:uiPriority="67"/>
-    <w:lsdException w:name="Medium Grid 2 Accent 5" w:uiPriority="68"/>
-    <w:lsdException w:name="Medium Grid 3 Accent 5" w:uiPriority="69"/>
-    <w:lsdException w:name="Dark List Accent 5" w:uiPriority="70"/>
-    <w:lsdException w:name="Colorful Shading Accent 5" w:uiPriority="71"/>
-    <w:lsdException w:name="Colorful List Accent 5" w:uiPriority="72"/>
-    <w:lsdException w:name="Colorful Grid Accent 5" w:uiPriority="73"/>
-    <w:lsdException w:name="Light Shading Accent 6" w:uiPriority="60"/>
-    <w:lsdException w:name="Light List Accent 6" w:uiPriority="61"/>
-    <w:lsdException w:name="Light Grid Accent 6" w:uiPriority="62"/>
-    <w:lsdException w:name="Medium Shading 1 Accent 6" w:uiPriority="63"/>
-    <w:lsdException w:name="Medium Shading 2 Accent 6" w:uiPriority="64"/>
-    <w:lsdException w:name="Medium List 1 Accent 6" w:uiPriority="65"/>
-    <w:lsdException w:name="Medium List 2 Accent 6" w:uiPriority="66"/>
-    <w:lsdException w:name="Medium Grid 1 Accent 6" w:uiPriority="67"/>
-    <w:lsdException w:name="Medium Grid 2 Accent 6" w:uiPriority="68"/>
-    <w:lsdException w:name="Medium Grid 3 Accent 6" w:uiPriority="69"/>
-    <w:lsdException w:name="Dark List Accent 6" w:uiPriority="70"/>
-    <w:lsdException w:name="Colorful Shading Accent 6" w:uiPriority="71"/>
-    <w:lsdException w:name="Colorful List Accent 6" w:uiPriority="72"/>
-    <w:lsdException w:name="Colorful Grid Accent 6" w:uiPriority="73"/>
-    <w:lsdException w:name="Subtle Emphasis" w:qFormat="1" w:uiPriority="19"/>
-    <w:lsdException w:name="Intense Emphasis" w:qFormat="1" w:uiPriority="21"/>
-    <w:lsdException w:name="Subtle Reference" w:qFormat="1" w:uiPriority="31"/>
-    <w:lsdException w:name="Intense Reference" w:qFormat="1" w:uiPriority="32"/>
-    <w:lsdException w:name="Book Title" w:qFormat="1" w:uiPriority="33"/>
-    <w:lsdException w:name="Bibliography" w:semiHidden="1" w:uiPriority="37" w:unhideWhenUsed="1"/>
-    <w:lsdException w:name="TOC Heading" w:qFormat="1" w:semiHidden="1" w:uiPriority="39" w:unhideWhenUsed="1"/>
-    <w:lsdException w:name="Plain Table 1" w:uiPriority="41"/>
-    <w:lsdException w:name="Plain Table 2" w:uiPriority="42"/>
-    <w:lsdException w:name="Plain Table 3" w:uiPriority="43"/>
-    <w:lsdException w:name="Plain Table 4" w:uiPriority="44"/>
-    <w:lsdException w:name="Plain Table 5" w:uiPriority="45"/>
-    <w:lsdException w:name="Grid Table Light" w:uiPriority="40"/>
-    <w:lsdException w:name="Grid Table 1 Light" w:uiPriority="46"/>
-    <w:lsdException w:name="Grid Table 2" w:uiPriority="47"/>
-    <w:lsdException w:name="Grid Table 3" w:uiPriority="48"/>
-    <w:lsdException w:name="Grid Table 4" w:uiPriority="49"/>
-    <w:lsdException w:name="Grid Table 5 Dark" w:uiPriority="50"/>
-    <w:lsdException w:name="Grid Table 6 Colorful" w:uiPriority="51"/>
-    <w:lsdException w:name="Grid Table 7 Colorful" w:uiPriority="52"/>
-    <w:lsdException w:name="Grid Table 1 Light Accent 1" w:uiPriority="46"/>
-    <w:lsdException w:name="Grid Table 2 Accent 1" w:uiPriority="47"/>
-    <w:lsdException w:name="Grid Table 3 Accent 1" w:uiPriority="48"/>
-    <w:lsdException w:name="Grid Table 4 Accent 1" w:uiPriority="49"/>
-    <w:lsdException w:name="Grid Table 5 Dark Accent 1" w:uiPriority="50"/>
-    <w:lsdException w:name="Grid Table 6 Colorful Accent 1" w:uiPriority="51"/>
-    <w:lsdException w:name="Grid Table 7 Colorful Accent 1" w:uiPriority="52"/>
-    <w:lsdException w:name="Grid Table 1 Light Accent 2" w:uiPriority="46"/>
-    <w:lsdException w:name="Grid Table 2 Accent 2" w:uiPriority="47"/>
-    <w:lsdException w:name="Grid Table 3 Accent 2" w:uiPriority="48"/>
-    <w:lsdException w:name="Grid Table 4 Accent 2" w:uiPriority="49"/>
-    <w:lsdException w:name="Grid Table 5 Dark Accent 2" w:uiPriority="50"/>
-    <w:lsdException w:name="Grid Table 6 Colorful Accent 2" w:uiPriority="51"/>
-    <w:lsdException w:name="Grid Table 7 Colorful Accent 2" w:uiPriority="52"/>
-    <w:lsdException w:name="Grid Table 1 Light Accent 3" w:uiPriority="46"/>
-    <w:lsdException w:name="Grid Table 2 Accent 3" w:uiPriority="47"/>
-    <w:lsdException w:name="Grid Table 3 Accent 3" w:uiPriority="48"/>
-    <w:lsdException w:name="Grid Table 4 Accent 3" w:uiPriority="49"/>
-    <w:lsdException w:name="Grid Table 5 Dark Accent 3" w:uiPriority="50"/>
-    <w:lsdException w:name="Grid Table 6 Colorful Accent 3" w:uiPriority="51"/>
-    <w:lsdException w:name="Grid Table 7 Colorful Accent 3" w:uiPriority="52"/>
-    <w:lsdException w:name="Grid Table 1 Light Accent 4" w:uiPriority="46"/>
-    <w:lsdException w:name="Grid Table 2 Accent 4" w:uiPriority="47"/>
-    <w:lsdException w:name="Grid Table 3 Accent 4" w:uiPriority="48"/>
-    <w:lsdException w:name="Grid Table 4 Accent 4" w:uiPriority="49"/>
-    <w:lsdException w:name="Grid Table 5 Dark Accent 4" w:uiPriority="50"/>
-    <w:lsdException w:name="Grid Table 6 Colorful Accent 4" w:uiPriority="51"/>
-    <w:lsdException w:name="Grid Table 7 Colorful Accent 4" w:uiPriority="52"/>
-    <w:lsdException w:name="Grid Table 1 Light Accent 5" w:uiPriority="46"/>
-    <w:lsdException w:name="Grid Table 2 Accent 5" w:uiPriority="47"/>
-    <w:lsdException w:name="Grid Table 3 Accent 5" w:uiPriority="48"/>
-    <w:lsdException w:name="Grid Table 4 Accent 5" w:uiPriority="49"/>
-    <w:lsdException w:name="Grid Table 5 Dark Accent 5" w:uiPriority="50"/>
-    <w:lsdException w:name="Grid Table 6 Colorful Accent 5" w:uiPriority="51"/>
-    <w:lsdException w:name="Grid Table 7 Colorful Accent 5" w:uiPriority="52"/>
-    <w:lsdException w:name="Grid Table 1 Light Accent 6" w:uiPriority="46"/>
-    <w:lsdException w:name="Grid Table 2 Accent 6" w:uiPriority="47"/>
-    <w:lsdException w:name="Grid Table 3 Accent 6" w:uiPriority="48"/>
-    <w:lsdException w:name="Grid Table 4 Accent 6" w:uiPriority="49"/>
-    <w:lsdException w:name="Grid Table 5 Dark Accent 6" w:uiPriority="50"/>
-    <w:lsdException w:name="Grid Table 6 Colorful Accent 6" w:uiPriority="51"/>
-    <w:lsdException w:name="Grid Table 7 Colorful Accent 6" w:uiPriority="52"/>
-    <w:lsdException w:name="List Table 1 Light" w:uiPriority="46"/>
-    <w:lsdException w:name="List Table 2" w:uiPriority="47"/>
-    <w:lsdException w:name="List Table 3" w:uiPriority="48"/>
-    <w:lsdException w:name="List Table 4" w:uiPriority="49"/>
-    <w:lsdException w:name="List Table 5 Dark" w:uiPriority="50"/>
-    <w:lsdException w:name="List Table 6 Colorful" w:uiPriority="51"/>
-    <w:lsdException w:name="List Table 7 Colorful" w:uiPriority="52"/>
-    <w:lsdException w:name="List Table 1 Light Accent 1" w:uiPriority="46"/>
-    <w:lsdException w:name="List Table 2 Accent 1" w:uiPriority="47"/>
-    <w:lsdException w:name="List Table 3 Accent 1" w:uiPriority="48"/>
-    <w:lsdException w:name="List Table 4 Accent 1" w:uiPriority="49"/>
-    <w:lsdException w:name="List Table 5 Dark Accent 1" w:uiPriority="50"/>
-    <w:lsdException w:name="List Table 6 Colorful Accent 1" w:uiPriority="51"/>
-    <w:lsdException w:name="List Table 7 Colorful Accent 1" w:uiPriority="52"/>
-    <w:lsdException w:name="List Table 1 Light Accent 2" w:uiPriority="46"/>
-    <w:lsdException w:name="List Table 2 Accent 2" w:uiPriority="47"/>
-    <w:lsdException w:name="List Table 3 Accent 2" w:uiPriority="48"/>
-    <w:lsdException w:name="List Table 4 Accent 2" w:uiPriority="49"/>
-    <w:lsdException w:name="List Table 5 Dark Accent 2" w:uiPriority="50"/>
-    <w:lsdException w:name="List Table 6 Colorful Accent 2" w:uiPriority="51"/>
-    <w:lsdException w:name="List Table 7 Colorful Accent 2" w:uiPriority="52"/>
-    <w:lsdException w:name="List Table 1 Light Accent 3" w:uiPriority="46"/>
-    <w:lsdException w:name="List Table 2 Accent 3" w:uiPriority="47"/>
-    <w:lsdException w:name="List Table 3 Accent 3" w:uiPriority="48"/>
-    <w:lsdException w:name="List Table 4 Accent 3" w:uiPriority="49"/>
-    <w:lsdException w:name="List Table 5 Dark Accent 3" w:uiPriority="50"/>
-    <w:lsdException w:name="List Table 6 Colorful Accent 3" w:uiPriority="51"/>
-    <w:lsdException w:name="List Table 7 Colorful Accent 3" w:uiPriority="52"/>
-    <w:lsdException w:name="List Table 1 Light Accent 4" w:uiPriority="46"/>
-    <w:lsdException w:name="List Table 2 Accent 4" w:uiPriority="47"/>
-    <w:lsdException w:name="List Table 3 Accent 4" w:uiPriority="48"/>
-    <w:lsdException w:name="List Table 4 Accent 4" w:uiPriority="49"/>
-    <w:lsdException w:name="List Table 5 Dark Accent 4" w:uiPriority="50"/>
-    <w:lsdException w:name="List Table 6 Colorful Accent 4" w:uiPriority="51"/>
-    <w:lsdException w:name="List Table 7 Colorful Accent 4" w:uiPriority="52"/>
-    <w:lsdException w:name="List Table 1 Light Accent 5" w:uiPriority="46"/>
-    <w:lsdException w:name="List Table 2 Accent 5" w:uiPriority="47"/>
-    <w:lsdException w:name="List Table 3 Accent 5" w:uiPriority="48"/>
-    <w:lsdException w:name="List Table 4 Accent 5" w:uiPriority="49"/>
-    <w:lsdException w:name="List Table 5 Dark Accent 5" w:uiPriority="50"/>
-    <w:lsdException w:name="List Table 6 Colorful Accent 5" w:uiPriority="51"/>
-    <w:lsdException w:name="List Table 7 Colorful Accent 5" w:uiPriority="52"/>
-    <w:lsdException w:name="List Table 1 Light Accent 6" w:uiPriority="46"/>
-    <w:lsdException w:name="List Table 2 Accent 6" w:uiPriority="47"/>
-    <w:lsdException w:name="List Table 3 Accent 6" w:uiPriority="48"/>
-    <w:lsdException w:name="List Table 4 Accent 6" w:uiPriority="49"/>
-    <w:lsdException w:name="List Table 5 Dark Accent 6" w:uiPriority="50"/>
-    <w:lsdException w:name="List Table 6 Colorful Accent 6" w:uiPriority="51"/>
-    <w:lsdException w:name="List Table 7 Colorful Accent 6" w:uiPriority="52"/>
-    <w:lsdException w:name="Mention" w:semiHidden="1" w:uiPriority="99" w:unhideWhenUsed="1"/>
-    <w:lsdException w:name="Smart Hyperlink" w:semiHidden="1" w:uiPriority="99" w:unhideWhenUsed="1"/>
-    <w:lsdException w:name="Hashtag" w:semiHidden="1" w:uiPriority="99" w:unhideWhenUsed="1"/>
-    <w:lsdException w:name="Unresolved Mention" w:semiHidden="1" w:uiPriority="99" w:unhideWhenUsed="1"/>
-    <w:lsdException w:name="Smart Link" w:semiHidden="1" w:uiPriority="99" w:unhideWhenUsed="1"/>
-  </w:latentStyles>
+  <w:latentStyles w:count="276" w:defLockedState="0" w:defQFormat="0" w:defSemiHidden="0" w:defUIPriority="0" w:defUnhideWhenUsed="0"/>
   <w:style w:default="1" w:styleId="Normal" w:type="paragraph">
     <w:name w:val="Normal"/>
     <w:qFormat/>
-    <w:rsid w:val="00B33323"/>
+  </w:style>
+  <w:style w:styleId="BodyText" w:type="paragraph">
+    <w:name w:val="Body Text"/>
+    <w:basedOn w:val="Normal"/>
+    <w:link w:val="BodyTextChar"/>
+    <w:qFormat/>
+    <w:pPr>
+      <w:spacing w:after="180" w:before="180"/>
+    </w:pPr>
+  </w:style>
+  <w:style w:customStyle="1" w:styleId="FirstParagraph" w:type="paragraph">
+    <w:name w:val="First Paragraph"/>
+    <w:basedOn w:val="BodyText"/>
+    <w:next w:val="BodyText"/>
+    <w:qFormat/>
+  </w:style>
+  <w:style w:customStyle="1" w:styleId="Compact" w:type="paragraph">
+    <w:name w:val="Compact"/>
+    <w:basedOn w:val="BodyText"/>
+    <w:qFormat/>
+    <w:pPr>
+      <w:spacing w:after="36" w:before="36"/>
+    </w:pPr>
+  </w:style>
+  <w:style w:styleId="Title" w:type="paragraph">
+    <w:name w:val="Title"/>
+    <w:basedOn w:val="Normal"/>
+    <w:next w:val="BodyText"/>
+    <w:link w:val="TitleChar"/>
+    <w:uiPriority w:val="10"/>
+    <w:qFormat/>
+    <w:rsid w:val="00A10FD9"/>
+    <w:pPr>
+      <w:spacing w:after="80" w:line="240" w:lineRule="auto"/>
+      <w:contextualSpacing/>
+      <w:jc w:val="center"/>
+    </w:pPr>
     <w:rPr>
-      <w:rFonts w:cs="Sendnya"/>
+      <w:rFonts w:asciiTheme="majorHAnsi" w:cstheme="majorBidi" w:eastAsiaTheme="majorEastAsia" w:hAnsiTheme="majorHAnsi"/>
+      <w:sz w:val="56"/>
+      <w:szCs w:val="56"/>
+    </w:rPr>
+  </w:style>
+  <w:style w:customStyle="1" w:styleId="TitleChar" w:type="character">
+    <w:name w:val="Title Char"/>
+    <w:basedOn w:val="DefaultParagraphFont"/>
+    <w:link w:val="Title"/>
+    <w:uiPriority w:val="10"/>
+    <w:rsid w:val="00A10FD9"/>
+    <w:rPr>
+      <w:rFonts w:asciiTheme="majorHAnsi" w:cstheme="majorBidi" w:eastAsiaTheme="majorEastAsia" w:hAnsiTheme="majorHAnsi"/>
+      <w:sz w:val="56"/>
+      <w:szCs w:val="56"/>
+    </w:rPr>
+  </w:style>
+  <w:style w:styleId="Subtitle" w:type="paragraph">
+    <w:name w:val="Subtitle"/>
+    <w:basedOn w:val="Title"/>
+    <w:next w:val="BodyText"/>
+    <w:link w:val="SubtitleChar"/>
+    <w:uiPriority w:val="11"/>
+    <w:qFormat/>
+    <w:rsid w:val="00A10FD9"/>
+    <w:pPr>
+      <w:numPr>
+        <w:ilvl w:val="1"/>
+      </w:numPr>
+    </w:pPr>
+    <w:rPr>
+      <w:rFonts w:cstheme="majorBidi" w:eastAsiaTheme="majorEastAsia"/>
+      <w:spacing w:val="15"/>
+      <w:sz w:val="28"/>
+      <w:szCs w:val="28"/>
+    </w:rPr>
+  </w:style>
+  <w:style w:customStyle="1" w:styleId="SubtitleChar" w:type="character">
+    <w:name w:val="Subtitle Char"/>
+    <w:basedOn w:val="DefaultParagraphFont"/>
+    <w:link w:val="Subtitle"/>
+    <w:uiPriority w:val="11"/>
+    <w:rsid w:val="00A10FD9"/>
+    <w:rPr>
+      <w:rFonts w:cstheme="majorBidi" w:eastAsiaTheme="majorEastAsia"/>
+      <w:color w:themeColor="text1" w:themeTint="A6" w:val="595959"/>
+      <w:spacing w:val="15"/>
+      <w:sz w:val="28"/>
+      <w:szCs w:val="28"/>
+    </w:rPr>
+  </w:style>
+  <w:style w:customStyle="1" w:styleId="Author" w:type="paragraph">
+    <w:name w:val="Author"/>
+    <w:basedOn w:val="Title"/>
+    <w:next w:val="BodyText"/>
+    <w:qFormat/>
+    <w:pPr>
+      <w:keepNext/>
+      <w:keepLines/>
+    </w:pPr>
+    <w:rPr>
       <w:sz w:val="24"/>
       <w:szCs w:val="24"/>
-      <w:lang w:bidi="or-IN" w:eastAsia="zh-CN"/>
     </w:rPr>
   </w:style>
-  <w:style w:styleId="Overskrift1" w:type="paragraph">
+  <w:style w:styleId="Date" w:type="paragraph">
+    <w:name w:val="Date"/>
+    <w:basedOn w:val="Title"/>
+    <w:next w:val="BodyText"/>
+    <w:qFormat/>
+    <w:pPr>
+      <w:keepNext/>
+      <w:keepLines/>
+    </w:pPr>
+    <w:rPr>
+      <w:sz w:val="24"/>
+      <w:szCs w:val="24"/>
+    </w:rPr>
+  </w:style>
+  <w:style w:customStyle="1" w:styleId="AbstractTitle" w:type="paragraph">
+    <w:name w:val="Abstract Title"/>
+    <w:basedOn w:val="Normal"/>
+    <w:next w:val="Abstract"/>
+    <w:qFormat/>
+    <w:pPr>
+      <w:keepNext/>
+      <w:keepLines/>
+      <w:spacing w:after="0" w:before="300"/>
+      <w:jc w:val="center"/>
+    </w:pPr>
+    <w:rPr>
+      <w:b/>
+      <w:sz w:val="20"/>
+      <w:szCs w:val="20"/>
+    </w:rPr>
+  </w:style>
+  <w:style w:customStyle="1" w:styleId="Abstract" w:type="paragraph">
+    <w:name w:val="Abstract"/>
+    <w:basedOn w:val="Normal"/>
+    <w:next w:val="BodyText"/>
+    <w:qFormat/>
+    <w:pPr>
+      <w:keepNext/>
+      <w:keepLines/>
+      <w:spacing w:after="300" w:before="100"/>
+    </w:pPr>
+    <w:rPr>
+      <w:sz w:val="20"/>
+      <w:szCs w:val="20"/>
+    </w:rPr>
+  </w:style>
+  <w:style w:styleId="Bibliography" w:type="paragraph">
+    <w:name w:val="Bibliography"/>
+    <w:basedOn w:val="Normal"/>
+    <w:next w:val="Bibliography"/>
+    <w:qFormat/>
+    <w:pPr/>
+    <w:rPr/>
+  </w:style>
+  <w:style w:styleId="Heading1" w:type="paragraph">
     <w:name w:val="heading 1"/>
     <w:basedOn w:val="Normal"/>
-    <w:next w:val="Normal"/>
+    <w:next w:val="BodyText"/>
+    <w:link w:val="Heading1Char"/>
+    <w:uiPriority w:val="9"/>
     <w:qFormat/>
-    <w:rsid w:val="00B33323"/>
+    <w:rsid w:val="00A10FD9"/>
     <w:pPr>
       <w:keepNext/>
-      <w:numPr>
-        <w:numId w:val="21"/>
-      </w:numPr>
-      <w:spacing w:after="60" w:before="240"/>
+      <w:keepLines/>
+      <w:spacing w:after="80" w:before="360"/>
       <w:outlineLvl w:val="0"/>
     </w:pPr>
     <w:rPr>
-      <w:rFonts w:asciiTheme="minorHAnsi" w:hAnsiTheme="minorHAnsi"/>
-      <w:b/>
-      <w:bCs/>
-      <w:kern w:val="28"/>
-      <w:sz w:val="36"/>
+      <w:rFonts w:asciiTheme="majorHAnsi" w:cstheme="majorBidi" w:eastAsiaTheme="majorEastAsia" w:hAnsiTheme="majorHAnsi"/>
+      <w:color w:themeColor="accent1" w:themeShade="BF" w:val="0F4761"/>
+      <w:sz w:val="40"/>
+      <w:szCs w:val="40"/>
+    </w:rPr>
+  </w:style>
+  <w:style w:styleId="Heading2" w:type="paragraph">
+    <w:name w:val="heading 2"/>
+    <w:basedOn w:val="Normal"/>
+    <w:next w:val="BodyText"/>
+    <w:link w:val="Heading2Char"/>
+    <w:uiPriority w:val="9"/>
+    <w:semiHidden/>
+    <w:unhideWhenUsed/>
+    <w:qFormat/>
+    <w:rsid w:val="00A10FD9"/>
+    <w:pPr>
+      <w:keepNext/>
+      <w:keepLines/>
+      <w:spacing w:after="80" w:before="160"/>
+      <w:outlineLvl w:val="1"/>
+    </w:pPr>
+    <w:rPr>
+      <w:rFonts w:asciiTheme="majorHAnsi" w:cstheme="majorBidi" w:eastAsiaTheme="majorEastAsia" w:hAnsiTheme="majorHAnsi"/>
+      <w:color w:themeColor="accent1" w:themeShade="BF" w:val="0F4761"/>
+      <w:sz w:val="32"/>
+      <w:szCs w:val="32"/>
+    </w:rPr>
+  </w:style>
+  <w:style w:styleId="Heading3" w:type="paragraph">
+    <w:name w:val="heading 3"/>
+    <w:basedOn w:val="Normal"/>
+    <w:next w:val="BodyText"/>
+    <w:link w:val="Heading3Char"/>
+    <w:uiPriority w:val="9"/>
+    <w:semiHidden/>
+    <w:unhideWhenUsed/>
+    <w:qFormat/>
+    <w:rsid w:val="00A10FD9"/>
+    <w:pPr>
+      <w:keepNext/>
+      <w:keepLines/>
+      <w:spacing w:after="80" w:before="160"/>
+      <w:outlineLvl w:val="2"/>
+    </w:pPr>
+    <w:rPr>
+      <w:rFonts w:cstheme="majorBidi" w:eastAsiaTheme="majorEastAsia"/>
+      <w:color w:themeColor="accent1" w:themeShade="BF" w:val="0F4761"/>
+      <w:sz w:val="28"/>
       <w:szCs w:val="28"/>
     </w:rPr>
   </w:style>
-  <w:style w:styleId="Overskrift2" w:type="paragraph">
-    <w:name w:val="heading 2"/>
+  <w:style w:styleId="Heading4" w:type="paragraph">
+    <w:name w:val="heading 4"/>
     <w:basedOn w:val="Normal"/>
-    <w:next w:val="Normal"/>
-    <w:link w:val="Overskrift2Tegn"/>
+    <w:next w:val="BodyText"/>
+    <w:link w:val="Heading4Char"/>
+    <w:uiPriority w:val="9"/>
+    <w:semiHidden/>
+    <w:unhideWhenUsed/>
     <w:qFormat/>
-    <w:rsid w:val="00B33323"/>
+    <w:rsid w:val="00A10FD9"/>
     <w:pPr>
       <w:keepNext/>
-      <w:numPr>
-        <w:ilvl w:val="1"/>
-        <w:numId w:val="21"/>
-      </w:numPr>
-      <w:spacing w:after="60" w:before="240"/>
-      <w:outlineLvl w:val="1"/>
+      <w:keepLines/>
+      <w:spacing w:after="40" w:before="80"/>
+      <w:outlineLvl w:val="3"/>
     </w:pPr>
     <w:rPr>
-      <w:rFonts w:asciiTheme="minorHAnsi" w:cs="Times New Roman" w:hAnsiTheme="minorHAnsi"/>
-      <w:b/>
-      <w:bCs/>
+      <w:rFonts w:cstheme="majorBidi" w:eastAsiaTheme="majorEastAsia"/>
+      <w:i/>
       <w:iCs/>
+      <w:color w:themeColor="accent1" w:themeShade="BF" w:val="0F4761"/>
+    </w:rPr>
+  </w:style>
+  <w:style w:styleId="Heading5" w:type="paragraph">
+    <w:name w:val="heading 5"/>
+    <w:basedOn w:val="Normal"/>
+    <w:next w:val="BodyText"/>
+    <w:link w:val="Heading5Char"/>
+    <w:uiPriority w:val="9"/>
+    <w:semiHidden/>
+    <w:unhideWhenUsed/>
+    <w:qFormat/>
+    <w:rsid w:val="00A10FD9"/>
+    <w:pPr>
+      <w:keepNext/>
+      <w:keepLines/>
+      <w:spacing w:after="40" w:before="80"/>
+      <w:outlineLvl w:val="4"/>
+    </w:pPr>
+    <w:rPr>
+      <w:rFonts w:cstheme="majorBidi" w:eastAsiaTheme="majorEastAsia"/>
+      <w:color w:themeColor="accent1" w:themeShade="BF" w:val="0F4761"/>
+    </w:rPr>
+  </w:style>
+  <w:style w:styleId="Heading6" w:type="paragraph">
+    <w:name w:val="heading 6"/>
+    <w:basedOn w:val="Normal"/>
+    <w:next w:val="BodyText"/>
+    <w:link w:val="Heading6Char"/>
+    <w:uiPriority w:val="9"/>
+    <w:semiHidden/>
+    <w:unhideWhenUsed/>
+    <w:qFormat/>
+    <w:rsid w:val="00A10FD9"/>
+    <w:pPr>
+      <w:keepNext/>
+      <w:keepLines/>
+      <w:spacing w:after="0" w:before="40"/>
+      <w:outlineLvl w:val="5"/>
+    </w:pPr>
+    <w:rPr>
+      <w:rFonts w:cstheme="majorBidi" w:eastAsiaTheme="majorEastAsia"/>
+      <w:i/>
+      <w:iCs/>
+      <w:color w:themeColor="text1" w:themeTint="A6" w:val="595959"/>
+    </w:rPr>
+  </w:style>
+  <w:style w:styleId="Heading7" w:type="paragraph">
+    <w:name w:val="heading 7"/>
+    <w:basedOn w:val="Normal"/>
+    <w:next w:val="BodyText"/>
+    <w:link w:val="Heading7Char"/>
+    <w:uiPriority w:val="9"/>
+    <w:semiHidden/>
+    <w:unhideWhenUsed/>
+    <w:qFormat/>
+    <w:rsid w:val="00A10FD9"/>
+    <w:pPr>
+      <w:keepNext/>
+      <w:keepLines/>
+      <w:spacing w:after="0" w:before="40"/>
+      <w:outlineLvl w:val="6"/>
+    </w:pPr>
+    <w:rPr>
+      <w:rFonts w:cstheme="majorBidi" w:eastAsiaTheme="majorEastAsia"/>
+      <w:color w:themeColor="text1" w:themeTint="A6" w:val="595959"/>
+    </w:rPr>
+  </w:style>
+  <w:style w:styleId="Heading8" w:type="paragraph">
+    <w:name w:val="heading 8"/>
+    <w:basedOn w:val="Normal"/>
+    <w:next w:val="BodyText"/>
+    <w:link w:val="Heading8Char"/>
+    <w:uiPriority w:val="9"/>
+    <w:semiHidden/>
+    <w:unhideWhenUsed/>
+    <w:qFormat/>
+    <w:rsid w:val="00A10FD9"/>
+    <w:pPr>
+      <w:keepNext/>
+      <w:keepLines/>
+      <w:spacing w:after="0"/>
+      <w:outlineLvl w:val="7"/>
+    </w:pPr>
+    <w:rPr>
+      <w:rFonts w:cstheme="majorBidi" w:eastAsiaTheme="majorEastAsia"/>
+      <w:i/>
+      <w:iCs/>
+      <w:color w:themeColor="text1" w:themeTint="D8" w:val="272727"/>
+    </w:rPr>
+  </w:style>
+  <w:style w:styleId="Heading9" w:type="paragraph">
+    <w:name w:val="heading 9"/>
+    <w:basedOn w:val="Normal"/>
+    <w:next w:val="BodyText"/>
+    <w:link w:val="Heading9Char"/>
+    <w:uiPriority w:val="9"/>
+    <w:semiHidden/>
+    <w:unhideWhenUsed/>
+    <w:qFormat/>
+    <w:rsid w:val="00A10FD9"/>
+    <w:pPr>
+      <w:keepNext/>
+      <w:keepLines/>
+      <w:spacing w:after="0"/>
+      <w:outlineLvl w:val="8"/>
+    </w:pPr>
+    <w:rPr>
+      <w:rFonts w:cstheme="majorBidi" w:eastAsiaTheme="majorEastAsia"/>
+      <w:color w:themeColor="text1" w:themeTint="D8" w:val="272727"/>
+    </w:rPr>
+  </w:style>
+  <w:style w:customStyle="1" w:styleId="Heading1Char" w:type="character">
+    <w:name w:val="Heading 1 Char"/>
+    <w:basedOn w:val="DefaultParagraphFont"/>
+    <w:link w:val="Heading1"/>
+    <w:uiPriority w:val="9"/>
+    <w:rsid w:val="00A10FD9"/>
+    <w:rPr>
+      <w:rFonts w:asciiTheme="majorHAnsi" w:cstheme="majorBidi" w:eastAsiaTheme="majorEastAsia" w:hAnsiTheme="majorHAnsi"/>
+      <w:color w:themeColor="accent1" w:themeShade="BF" w:val="0F4761"/>
+      <w:sz w:val="40"/>
+      <w:szCs w:val="40"/>
+    </w:rPr>
+  </w:style>
+  <w:style w:customStyle="1" w:styleId="Heading2Char" w:type="character">
+    <w:name w:val="Heading 2 Char"/>
+    <w:basedOn w:val="DefaultParagraphFont"/>
+    <w:link w:val="Heading2"/>
+    <w:uiPriority w:val="9"/>
+    <w:semiHidden/>
+    <w:rsid w:val="00A10FD9"/>
+    <w:rPr>
+      <w:rFonts w:asciiTheme="majorHAnsi" w:cstheme="majorBidi" w:eastAsiaTheme="majorEastAsia" w:hAnsiTheme="majorHAnsi"/>
+      <w:color w:themeColor="accent1" w:themeShade="BF" w:val="0F4761"/>
       <w:sz w:val="32"/>
+      <w:szCs w:val="32"/>
+    </w:rPr>
+  </w:style>
+  <w:style w:customStyle="1" w:styleId="Heading3Char" w:type="character">
+    <w:name w:val="Heading 3 Char"/>
+    <w:basedOn w:val="DefaultParagraphFont"/>
+    <w:link w:val="Heading3"/>
+    <w:uiPriority w:val="9"/>
+    <w:semiHidden/>
+    <w:rsid w:val="00A10FD9"/>
+    <w:rPr>
+      <w:rFonts w:cstheme="majorBidi" w:eastAsiaTheme="majorEastAsia"/>
+      <w:color w:themeColor="accent1" w:themeShade="BF" w:val="0F4761"/>
+      <w:sz w:val="28"/>
       <w:szCs w:val="28"/>
     </w:rPr>
   </w:style>
-  <w:style w:styleId="Overskrift3" w:type="paragraph">
-    <w:name w:val="heading 3"/>
-    <w:basedOn w:val="Normal"/>
-    <w:next w:val="Normal"/>
-    <w:link w:val="Overskrift3Tegn"/>
-    <w:qFormat/>
-    <w:rsid w:val="00B33323"/>
-    <w:pPr>
-      <w:keepNext/>
-      <w:numPr>
-        <w:ilvl w:val="2"/>
-        <w:numId w:val="21"/>
-      </w:numPr>
-      <w:spacing w:after="60" w:before="240"/>
-      <w:outlineLvl w:val="2"/>
-    </w:pPr>
+  <w:style w:customStyle="1" w:styleId="Heading4Char" w:type="character">
+    <w:name w:val="Heading 4 Char"/>
+    <w:basedOn w:val="DefaultParagraphFont"/>
+    <w:link w:val="Heading4"/>
+    <w:uiPriority w:val="9"/>
+    <w:semiHidden/>
+    <w:rsid w:val="00A10FD9"/>
     <w:rPr>
-      <w:rFonts w:asciiTheme="minorHAnsi" w:cs="Times New Roman" w:hAnsiTheme="minorHAnsi"/>
-      <w:b/>
-      <w:bCs/>
-      <w:sz w:val="28"/>
-      <w:szCs w:val="26"/>
+      <w:rFonts w:cstheme="majorBidi" w:eastAsiaTheme="majorEastAsia"/>
+      <w:i/>
+      <w:iCs/>
+      <w:color w:themeColor="accent1" w:themeShade="BF" w:val="0F4761"/>
     </w:rPr>
   </w:style>
-  <w:style w:styleId="Overskrift4" w:type="paragraph">
-    <w:name w:val="heading 4"/>
-    <w:basedOn w:val="Normal"/>
-    <w:next w:val="Normal"/>
-    <w:link w:val="Overskrift4Tegn"/>
-    <w:qFormat/>
-    <w:rsid w:val="00B33323"/>
-    <w:pPr>
-      <w:keepNext/>
-      <w:numPr>
-        <w:ilvl w:val="3"/>
-        <w:numId w:val="21"/>
-      </w:numPr>
-      <w:spacing w:after="60" w:before="240"/>
-      <w:outlineLvl w:val="3"/>
-    </w:pPr>
+  <w:style w:customStyle="1" w:styleId="Heading5Char" w:type="character">
+    <w:name w:val="Heading 5 Char"/>
+    <w:basedOn w:val="DefaultParagraphFont"/>
+    <w:link w:val="Heading5"/>
+    <w:uiPriority w:val="9"/>
+    <w:semiHidden/>
+    <w:rsid w:val="00A10FD9"/>
     <w:rPr>
-      <w:rFonts w:ascii="Calibri" w:cs="Times New Roman" w:hAnsi="Calibri"/>
-      <w:b/>
-      <w:bCs/>
-      <w:sz w:val="26"/>
-      <w:szCs w:val="28"/>
+      <w:rFonts w:cstheme="majorBidi" w:eastAsiaTheme="majorEastAsia"/>
+      <w:color w:themeColor="accent1" w:themeShade="BF" w:val="0F4761"/>
     </w:rPr>
   </w:style>
-  <w:style w:styleId="Overskrift5" w:type="paragraph">
-    <w:name w:val="heading 5"/>
-    <w:basedOn w:val="Normal"/>
-    <w:next w:val="Normal"/>
-    <w:link w:val="Overskrift5Tegn"/>
-    <w:qFormat/>
-    <w:rsid w:val="00B33323"/>
-    <w:pPr>
-      <w:numPr>
-        <w:ilvl w:val="4"/>
-        <w:numId w:val="21"/>
-      </w:numPr>
-      <w:spacing w:after="60" w:before="240"/>
-      <w:outlineLvl w:val="4"/>
-    </w:pPr>
+  <w:style w:customStyle="1" w:styleId="Heading6Char" w:type="character">
+    <w:name w:val="Heading 6 Char"/>
+    <w:basedOn w:val="DefaultParagraphFont"/>
+    <w:link w:val="Heading6"/>
+    <w:uiPriority w:val="9"/>
+    <w:semiHidden/>
+    <w:rsid w:val="00A10FD9"/>
     <w:rPr>
-      <w:rFonts w:ascii="Calibri" w:cs="Times New Roman" w:hAnsi="Calibri"/>
-      <w:b/>
-      <w:bCs/>
+      <w:rFonts w:cstheme="majorBidi" w:eastAsiaTheme="majorEastAsia"/>
+      <w:i/>
       <w:iCs/>
-      <w:szCs w:val="26"/>
+      <w:color w:themeColor="text1" w:themeTint="A6" w:val="595959"/>
     </w:rPr>
   </w:style>
-  <w:style w:styleId="Overskrift6" w:type="paragraph">
-    <w:name w:val="heading 6"/>
-    <w:basedOn w:val="Normal"/>
-    <w:next w:val="Normal"/>
-    <w:link w:val="Overskrift6Tegn"/>
-    <w:qFormat/>
-    <w:rsid w:val="004D0DB5"/>
-    <w:pPr>
-      <w:numPr>
-        <w:ilvl w:val="5"/>
-        <w:numId w:val="21"/>
-      </w:numPr>
-      <w:spacing w:after="60" w:before="240"/>
-      <w:outlineLvl w:val="5"/>
-    </w:pPr>
+  <w:style w:customStyle="1" w:styleId="Heading7Char" w:type="character">
+    <w:name w:val="Heading 7 Char"/>
+    <w:basedOn w:val="DefaultParagraphFont"/>
+    <w:link w:val="Heading7"/>
+    <w:uiPriority w:val="9"/>
+    <w:semiHidden/>
+    <w:rsid w:val="00A10FD9"/>
     <w:rPr>
-      <w:rFonts w:ascii="Calibri" w:cs="Times New Roman" w:hAnsi="Calibri"/>
-      <w:b/>
-      <w:bCs/>
-      <w:sz w:val="22"/>
-      <w:szCs w:val="22"/>
+      <w:rFonts w:cstheme="majorBidi" w:eastAsiaTheme="majorEastAsia"/>
+      <w:color w:themeColor="text1" w:themeTint="A6" w:val="595959"/>
     </w:rPr>
   </w:style>
-  <w:style w:styleId="Overskrift7" w:type="paragraph">
-    <w:name w:val="heading 7"/>
+  <w:style w:customStyle="1" w:styleId="Heading8Char" w:type="character">
+    <w:name w:val="Heading 8 Char"/>
+    <w:basedOn w:val="DefaultParagraphFont"/>
+    <w:link w:val="Heading8"/>
+    <w:uiPriority w:val="9"/>
+    <w:semiHidden/>
+    <w:rsid w:val="00A10FD9"/>
+    <w:rPr>
+      <w:rFonts w:cstheme="majorBidi" w:eastAsiaTheme="majorEastAsia"/>
+      <w:i/>
+      <w:iCs/>
+      <w:color w:themeColor="text1" w:themeTint="D8" w:val="272727"/>
+    </w:rPr>
+  </w:style>
+  <w:style w:customStyle="1" w:styleId="Heading9Char" w:type="character">
+    <w:name w:val="Heading 9 Char"/>
+    <w:basedOn w:val="DefaultParagraphFont"/>
+    <w:link w:val="Heading9"/>
+    <w:uiPriority w:val="9"/>
+    <w:semiHidden/>
+    <w:rsid w:val="00A10FD9"/>
+    <w:rPr>
+      <w:rFonts w:cstheme="majorBidi" w:eastAsiaTheme="majorEastAsia"/>
+      <w:color w:themeColor="text1" w:themeTint="D8" w:val="272727"/>
+    </w:rPr>
+  </w:style>
+  <w:style w:styleId="BlockText" w:type="paragraph">
+    <w:name w:val="Block Text"/>
+    <w:basedOn w:val="BodyText"/>
+    <w:next w:val="BodyText"/>
+    <w:uiPriority w:val="9"/>
+    <w:unhideWhenUsed/>
+    <w:qFormat/>
+    <w:pPr>
+      <w:spacing w:after="100" w:before="100"/>
+      <w:ind w:firstLine="0" w:left="480" w:right="480"/>
+    </w:pPr>
+  </w:style>
+  <w:style w:styleId="FootnoteText" w:type="paragraph">
+    <w:name w:val="Footnote Text"/>
     <w:basedOn w:val="Normal"/>
-    <w:next w:val="Normal"/>
-    <w:link w:val="Overskrift7Tegn"/>
+    <w:next w:val="FootnoteText"/>
+    <w:uiPriority w:val="9"/>
+    <w:unhideWhenUsed/>
+    <w:qFormat/>
+  </w:style>
+  <w:style w:styleId="FootnoteBlockText" w:type="paragraph">
+    <w:name w:val="Footnote Block Text"/>
+    <w:basedOn w:val="FootnoteText"/>
+    <w:next w:val="FootnoteText"/>
+    <w:uiPriority w:val="9"/>
+    <w:unhideWhenUsed/>
+    <w:qFormat/>
+    <w:pPr>
+      <w:spacing w:after="100" w:before="100"/>
+      <w:ind w:firstLine="0" w:left="480" w:right="480"/>
+    </w:pPr>
+  </w:style>
+  <w:style w:default="1" w:styleId="DefaultParagraphFont" w:type="character">
+    <w:name w:val="Default Paragraph Font"/>
+    <w:semiHidden/>
+    <w:unhideWhenUsed/>
+  </w:style>
+  <w:style w:default="1" w:styleId="Table" w:type="table">
+    <w:name w:val="Table"/>
+    <w:basedOn w:val="TableNormal"/>
     <w:semiHidden/>
     <w:unhideWhenUsed/>
     <w:qFormat/>
-    <w:rsid w:val="003D387F"/>
-    <w:pPr>
-      <w:numPr>
-        <w:ilvl w:val="6"/>
-        <w:numId w:val="21"/>
-      </w:numPr>
-      <w:spacing w:after="60" w:before="240"/>
-      <w:outlineLvl w:val="6"/>
-    </w:pPr>
-    <w:rPr>
-      <w:rFonts w:ascii="Calibri" w:cs="Times New Roman" w:hAnsi="Calibri"/>
-    </w:rPr>
-  </w:style>
-  <w:style w:styleId="Overskrift8" w:type="paragraph">
-    <w:name w:val="heading 8"/>
-    <w:basedOn w:val="Normal"/>
-    <w:next w:val="Normal"/>
-    <w:link w:val="Overskrift8Tegn"/>
-    <w:semiHidden/>
-    <w:unhideWhenUsed/>
-    <w:qFormat/>
-    <w:rsid w:val="003D387F"/>
-    <w:pPr>
-      <w:numPr>
-        <w:ilvl w:val="7"/>
-        <w:numId w:val="21"/>
-      </w:numPr>
-      <w:spacing w:after="60" w:before="240"/>
-      <w:outlineLvl w:val="7"/>
-    </w:pPr>
-    <w:rPr>
-      <w:rFonts w:ascii="Calibri" w:cs="Times New Roman" w:hAnsi="Calibri"/>
-      <w:i/>
-      <w:iCs/>
-    </w:rPr>
-  </w:style>
-  <w:style w:styleId="Overskrift9" w:type="paragraph">
-    <w:name w:val="heading 9"/>
-    <w:basedOn w:val="Normal"/>
-    <w:next w:val="Normal"/>
-    <w:link w:val="Overskrift9Tegn"/>
-    <w:semiHidden/>
-    <w:unhideWhenUsed/>
-    <w:qFormat/>
-    <w:rsid w:val="003D387F"/>
-    <w:pPr>
-      <w:numPr>
-        <w:ilvl w:val="8"/>
-        <w:numId w:val="21"/>
-      </w:numPr>
-      <w:spacing w:after="60" w:before="240"/>
-      <w:outlineLvl w:val="8"/>
-    </w:pPr>
-    <w:rPr>
-      <w:rFonts w:ascii="Cambria" w:cs="Times New Roman" w:hAnsi="Cambria"/>
-      <w:sz w:val="22"/>
-      <w:szCs w:val="22"/>
-    </w:rPr>
-  </w:style>
-  <w:style w:default="1" w:styleId="Standardskriftforavsnitt" w:type="character">
-    <w:name w:val="Default Paragraph Font"/>
-    <w:uiPriority w:val="1"/>
-    <w:semiHidden/>
-    <w:unhideWhenUsed/>
-  </w:style>
-  <w:style w:default="1" w:styleId="Vanligtabell" w:type="table">
-    <w:name w:val="Normal Table"/>
-    <w:uiPriority w:val="99"/>
-    <w:semiHidden/>
-    <w:unhideWhenUsed/>
     <w:tblPr>
       <w:tblInd w:type="dxa" w:w="0"/>
       <w:tblCellMar>
@@ -14160,304 +9496,112 @@
         <w:right w:type="dxa" w:w="108"/>
       </w:tblCellMar>
     </w:tblPr>
+    <w:tblStylePr w:type="firstRow">
+      <w:tcPr>
+        <w:tcBorders>
+          <w:bottom w:val="single"/>
+        </w:tcBorders>
+        <w:vAlign w:val="bottom"/>
+      </w:tcPr>
+    </w:tblStylePr>
   </w:style>
-  <w:style w:default="1" w:styleId="Ingenliste" w:type="numbering">
-    <w:name w:val="No List"/>
-    <w:uiPriority w:val="99"/>
-    <w:semiHidden/>
-    <w:unhideWhenUsed/>
+  <w:style w:customStyle="1" w:styleId="DefinitionTerm" w:type="paragraph">
+    <w:name w:val="Definition Term"/>
+    <w:basedOn w:val="Normal"/>
+    <w:next w:val="Definition"/>
+    <w:pPr>
+      <w:keepNext/>
+      <w:keepLines/>
+      <w:spacing w:after="0"/>
+    </w:pPr>
+    <w:rPr>
+      <w:b/>
+    </w:rPr>
   </w:style>
-  <w:style w:styleId="Topptekst" w:type="paragraph">
-    <w:name w:val="header"/>
+  <w:style w:customStyle="1" w:styleId="Definition" w:type="paragraph">
+    <w:name w:val="Definition"/>
     <w:basedOn w:val="Normal"/>
+  </w:style>
+  <w:style w:styleId="Caption" w:type="paragraph">
+    <w:name w:val="Caption"/>
+    <w:basedOn w:val="Normal"/>
+    <w:link w:val="BodyTextChar"/>
     <w:pPr>
-      <w:tabs>
-        <w:tab w:pos="4153" w:val="center"/>
-        <w:tab w:pos="8306" w:val="right"/>
-      </w:tabs>
+      <w:spacing w:after="120" w:before="0"/>
+    </w:pPr>
+    <w:rPr>
+      <w:i/>
+    </w:rPr>
+  </w:style>
+  <w:style w:customStyle="1" w:styleId="TableCaption" w:type="paragraph">
+    <w:name w:val="Table Caption"/>
+    <w:basedOn w:val="Caption"/>
+    <w:pPr>
+      <w:keepNext/>
     </w:pPr>
   </w:style>
-  <w:style w:styleId="Bunntekst" w:type="paragraph">
-    <w:name w:val="footer"/>
+  <w:style w:customStyle="1" w:styleId="ImageCaption" w:type="paragraph">
+    <w:name w:val="Image Caption"/>
+    <w:basedOn w:val="Caption"/>
+  </w:style>
+  <w:style w:customStyle="1" w:styleId="Figure" w:type="paragraph">
+    <w:name w:val="Figure"/>
     <w:basedOn w:val="Normal"/>
-    <w:link w:val="BunntekstTegn"/>
+  </w:style>
+  <w:style w:customStyle="1" w:styleId="CaptionedFigure" w:type="paragraph">
+    <w:name w:val="Captioned Figure"/>
+    <w:basedOn w:val="Figure"/>
     <w:pPr>
-      <w:tabs>
-        <w:tab w:pos="4153" w:val="center"/>
-        <w:tab w:pos="8306" w:val="right"/>
-      </w:tabs>
+      <w:keepNext/>
     </w:pPr>
   </w:style>
-  <w:style w:styleId="Sidetall" w:type="character">
-    <w:name w:val="page number"/>
-    <w:basedOn w:val="Standardskriftforavsnitt"/>
-    <w:rsid w:val="00951E45"/>
+  <w:style w:customStyle="1" w:styleId="BodyTextChar" w:type="character">
+    <w:name w:val="Body Text Char"/>
+    <w:basedOn w:val="DefaultParagraphFont"/>
+    <w:link w:val="BodyText"/>
   </w:style>
-  <w:style w:styleId="Bobletekst" w:type="paragraph">
-    <w:name w:val="Balloon Text"/>
-    <w:basedOn w:val="Normal"/>
-    <w:semiHidden/>
-    <w:rsid w:val="003045EA"/>
+  <w:style w:customStyle="1" w:styleId="VerbatimChar" w:type="character">
+    <w:name w:val="Verbatim Char"/>
+    <w:basedOn w:val="BodyTextChar"/>
     <w:rPr>
-      <w:rFonts w:ascii="Tahoma" w:cs="Tahoma" w:hAnsi="Tahoma"/>
-      <w:sz w:val="16"/>
-      <w:szCs w:val="16"/>
+      <w:rFonts w:ascii="Consolas" w:hAnsi="Consolas"/>
+      <w:sz w:val="22"/>
     </w:rPr>
   </w:style>
-  <w:style w:styleId="Fotnotetekst" w:type="paragraph">
-    <w:name w:val="footnote text"/>
-    <w:basedOn w:val="Normal"/>
-    <w:semiHidden/>
-    <w:rsid w:val="00AA32D7"/>
-    <w:rPr>
-      <w:sz w:val="20"/>
-      <w:szCs w:val="20"/>
-    </w:rPr>
+  <w:style w:customStyle="1" w:styleId="SectionNumber" w:type="character">
+    <w:name w:val="Section Number"/>
+    <w:basedOn w:val="BodyTextChar"/>
   </w:style>
-  <w:style w:styleId="Fotnotereferanse" w:type="character">
-    <w:name w:val="footnote reference"/>
-    <w:semiHidden/>
-    <w:rsid w:val="00AA32D7"/>
+  <w:style w:styleId="FootnoteReference" w:type="character">
+    <w:name w:val="Footnote Reference"/>
+    <w:basedOn w:val="BodyTextChar"/>
     <w:rPr>
       <w:vertAlign w:val="superscript"/>
     </w:rPr>
   </w:style>
-  <w:style w:customStyle="1" w:styleId="BunntekstTegn" w:type="character">
-    <w:name w:val="Bunntekst Tegn"/>
-    <w:link w:val="Bunntekst"/>
-    <w:locked/>
-    <w:rsid w:val="006349B9"/>
+  <w:style w:styleId="Hyperlink" w:type="character">
+    <w:name w:val="Hyperlink"/>
+    <w:basedOn w:val="BodyTextChar"/>
     <w:rPr>
-      <w:rFonts w:cs="Sendnya"/>
-      <w:sz w:val="24"/>
-      <w:szCs w:val="24"/>
-      <w:lang w:bidi="or-IN" w:eastAsia="zh-CN" w:val="nb-NO"/>
+      <w:color w:themeColor="accent1" w:val="4F81BD"/>
     </w:rPr>
   </w:style>
-  <w:style w:styleId="Linjenummer" w:type="character">
-    <w:name w:val="line number"/>
-    <w:basedOn w:val="Standardskriftforavsnitt"/>
-    <w:rsid w:val="00AE4055"/>
-  </w:style>
-  <w:style w:styleId="INNH1" w:type="paragraph">
-    <w:name w:val="toc 1"/>
-    <w:basedOn w:val="Normal"/>
-    <w:next w:val="Normal"/>
-    <w:autoRedefine/>
-    <w:uiPriority w:val="39"/>
-    <w:rsid w:val="00BD40F4"/>
-    <w:pPr>
-      <w:tabs>
-        <w:tab w:leader="dot" w:pos="8820" w:val="right"/>
-      </w:tabs>
-    </w:pPr>
-    <w:rPr>
-      <w:b/>
-      <w:noProof/>
-    </w:rPr>
-  </w:style>
-  <w:style w:styleId="Hyperkobling" w:type="character">
-    <w:name w:val="Hyperlink"/>
-    <w:uiPriority w:val="99"/>
-    <w:rsid w:val="00BE42D3"/>
-    <w:rPr>
-      <w:color w:val="0000FF"/>
-      <w:u w:val="single"/>
-    </w:rPr>
-  </w:style>
-  <w:style w:customStyle="1" w:styleId="Overskrift2Tegn" w:type="character">
-    <w:name w:val="Overskrift 2 Tegn"/>
-    <w:link w:val="Overskrift2"/>
-    <w:rsid w:val="00B33323"/>
-    <w:rPr>
-      <w:rFonts w:asciiTheme="minorHAnsi" w:hAnsiTheme="minorHAnsi"/>
-      <w:b/>
-      <w:bCs/>
-      <w:iCs/>
-      <w:sz w:val="32"/>
-      <w:szCs w:val="28"/>
-      <w:lang w:bidi="or-IN" w:eastAsia="zh-CN"/>
-    </w:rPr>
-  </w:style>
-  <w:style w:customStyle="1" w:styleId="Overskrift3Tegn" w:type="character">
-    <w:name w:val="Overskrift 3 Tegn"/>
-    <w:link w:val="Overskrift3"/>
-    <w:rsid w:val="00B33323"/>
-    <w:rPr>
-      <w:rFonts w:asciiTheme="minorHAnsi" w:hAnsiTheme="minorHAnsi"/>
-      <w:b/>
-      <w:bCs/>
-      <w:sz w:val="28"/>
-      <w:szCs w:val="26"/>
-      <w:lang w:bidi="or-IN" w:eastAsia="zh-CN"/>
-    </w:rPr>
-  </w:style>
-  <w:style w:customStyle="1" w:styleId="Overskrift4Tegn" w:type="character">
-    <w:name w:val="Overskrift 4 Tegn"/>
-    <w:link w:val="Overskrift4"/>
-    <w:rsid w:val="00B33323"/>
-    <w:rPr>
-      <w:rFonts w:ascii="Calibri" w:hAnsi="Calibri"/>
-      <w:b/>
-      <w:bCs/>
-      <w:sz w:val="26"/>
-      <w:szCs w:val="28"/>
-      <w:lang w:bidi="or-IN" w:eastAsia="zh-CN"/>
-    </w:rPr>
-  </w:style>
-  <w:style w:styleId="INNH2" w:type="paragraph">
-    <w:name w:val="toc 2"/>
-    <w:basedOn w:val="Normal"/>
-    <w:next w:val="Normal"/>
-    <w:autoRedefine/>
-    <w:uiPriority w:val="39"/>
-    <w:rsid w:val="00BD40F4"/>
-    <w:pPr>
-      <w:ind w:left="240"/>
-    </w:pPr>
-  </w:style>
-  <w:style w:styleId="INNH3" w:type="paragraph">
-    <w:name w:val="toc 3"/>
-    <w:basedOn w:val="Normal"/>
-    <w:next w:val="Normal"/>
-    <w:autoRedefine/>
-    <w:uiPriority w:val="39"/>
-    <w:rsid w:val="00BD40F4"/>
-    <w:pPr>
-      <w:ind w:left="480"/>
-    </w:pPr>
-  </w:style>
-  <w:style w:customStyle="1" w:styleId="Overskrift5Tegn" w:type="character">
-    <w:name w:val="Overskrift 5 Tegn"/>
-    <w:link w:val="Overskrift5"/>
-    <w:rsid w:val="00B33323"/>
-    <w:rPr>
-      <w:rFonts w:ascii="Calibri" w:hAnsi="Calibri"/>
-      <w:b/>
-      <w:bCs/>
-      <w:iCs/>
-      <w:sz w:val="24"/>
-      <w:szCs w:val="26"/>
-      <w:lang w:bidi="or-IN" w:eastAsia="zh-CN"/>
-    </w:rPr>
-  </w:style>
-  <w:style w:customStyle="1" w:styleId="Overskrift6Tegn" w:type="character">
-    <w:name w:val="Overskrift 6 Tegn"/>
-    <w:link w:val="Overskrift6"/>
-    <w:rsid w:val="004D0DB5"/>
-    <w:rPr>
-      <w:rFonts w:ascii="Calibri" w:hAnsi="Calibri"/>
-      <w:b/>
-      <w:bCs/>
-      <w:sz w:val="22"/>
-      <w:szCs w:val="22"/>
-      <w:lang w:bidi="or-IN" w:eastAsia="zh-CN"/>
-    </w:rPr>
-  </w:style>
-  <w:style w:styleId="Tabellrutenett" w:type="table">
-    <w:name w:val="Table Grid"/>
-    <w:basedOn w:val="Vanligtabell"/>
-    <w:rsid w:val="0006106E"/>
-    <w:tblPr>
-      <w:tblBorders>
-        <w:top w:color="auto" w:space="0" w:sz="4" w:val="single"/>
-        <w:left w:color="auto" w:space="0" w:sz="4" w:val="single"/>
-        <w:bottom w:color="auto" w:space="0" w:sz="4" w:val="single"/>
-        <w:right w:color="auto" w:space="0" w:sz="4" w:val="single"/>
-        <w:insideH w:color="auto" w:space="0" w:sz="4" w:val="single"/>
-        <w:insideV w:color="auto" w:space="0" w:sz="4" w:val="single"/>
-      </w:tblBorders>
-    </w:tblPr>
-  </w:style>
-  <w:style w:styleId="Listeavsnitt" w:type="paragraph">
-    <w:name w:val="List Paragraph"/>
-    <w:basedOn w:val="Normal"/>
-    <w:uiPriority w:val="34"/>
-    <w:qFormat/>
-    <w:rsid w:val="00F45737"/>
-    <w:pPr>
-      <w:ind w:left="720"/>
-      <w:contextualSpacing/>
-    </w:pPr>
-  </w:style>
-  <w:style w:customStyle="1" w:styleId="Overskrift7Tegn" w:type="character">
-    <w:name w:val="Overskrift 7 Tegn"/>
-    <w:link w:val="Overskrift7"/>
-    <w:semiHidden/>
-    <w:rsid w:val="003D387F"/>
-    <w:rPr>
-      <w:rFonts w:ascii="Calibri" w:cs="Times New Roman" w:eastAsia="Times New Roman" w:hAnsi="Calibri"/>
-      <w:sz w:val="24"/>
-      <w:szCs w:val="24"/>
-      <w:lang w:bidi="or-IN" w:eastAsia="zh-CN"/>
-    </w:rPr>
-  </w:style>
-  <w:style w:customStyle="1" w:styleId="Overskrift8Tegn" w:type="character">
-    <w:name w:val="Overskrift 8 Tegn"/>
-    <w:link w:val="Overskrift8"/>
-    <w:semiHidden/>
-    <w:rsid w:val="003D387F"/>
-    <w:rPr>
-      <w:rFonts w:ascii="Calibri" w:cs="Times New Roman" w:eastAsia="Times New Roman" w:hAnsi="Calibri"/>
-      <w:i/>
-      <w:iCs/>
-      <w:sz w:val="24"/>
-      <w:szCs w:val="24"/>
-      <w:lang w:bidi="or-IN" w:eastAsia="zh-CN"/>
-    </w:rPr>
-  </w:style>
-  <w:style w:customStyle="1" w:styleId="Overskrift9Tegn" w:type="character">
-    <w:name w:val="Overskrift 9 Tegn"/>
-    <w:link w:val="Overskrift9"/>
-    <w:semiHidden/>
-    <w:rsid w:val="003D387F"/>
-    <w:rPr>
-      <w:rFonts w:ascii="Cambria" w:cs="Times New Roman" w:eastAsia="Times New Roman" w:hAnsi="Cambria"/>
-      <w:sz w:val="22"/>
-      <w:szCs w:val="22"/>
-      <w:lang w:bidi="or-IN" w:eastAsia="zh-CN"/>
-    </w:rPr>
-  </w:style>
-  <w:style w:styleId="Overskriftforinnholdsfortegnelse" w:type="paragraph">
+  <w:style w:styleId="TOCHeading" w:type="paragraph">
     <w:name w:val="TOC Heading"/>
-    <w:basedOn w:val="Overskrift1"/>
-    <w:next w:val="Normal"/>
+    <w:basedOn w:val="Heading1"/>
+    <w:next w:val="BodyText"/>
     <w:uiPriority w:val="39"/>
     <w:unhideWhenUsed/>
     <w:qFormat/>
-    <w:rsid w:val="00EB7DD2"/>
     <w:pPr>
-      <w:keepLines/>
-      <w:numPr>
-        <w:numId w:val="0"/>
-      </w:numPr>
-      <w:spacing w:after="0" w:line="259" w:lineRule="auto"/>
+      <w:spacing w:before="240" w:line="259" w:lineRule="auto"/>
       <w:outlineLvl w:val="9"/>
     </w:pPr>
     <w:rPr>
       <w:rFonts w:asciiTheme="majorHAnsi" w:cstheme="majorBidi" w:eastAsiaTheme="majorEastAsia" w:hAnsiTheme="majorHAnsi"/>
       <w:b w:val="0"/>
       <w:bCs w:val="0"/>
-      <w:color w:themeColor="accent1" w:themeShade="BF" w:val="2E74B5"/>
-      <w:kern w:val="0"/>
-      <w:sz w:val="32"/>
-      <w:szCs w:val="32"/>
-      <w:lang w:bidi="ar-SA" w:eastAsia="nb-NO"/>
-    </w:rPr>
-  </w:style>
-  <w:style w:styleId="NormalWeb" w:type="paragraph">
-    <w:name w:val="Normal (Web)"/>
-    <w:basedOn w:val="Normal"/>
-    <w:uiPriority w:val="99"/>
-    <w:semiHidden/>
-    <w:unhideWhenUsed/>
-    <w:rsid w:val="004B0D63"/>
-    <w:pPr>
-      <w:spacing w:after="100" w:afterAutospacing="1" w:before="100" w:beforeAutospacing="1" w:line="240" w:lineRule="auto"/>
-    </w:pPr>
-    <w:rPr>
-      <w:rFonts w:cs="Times New Roman"/>
-      <w:lang w:bidi="ar-SA" w:eastAsia="nb-NO"/>
+      <w:color w:themeColor="accent1" w:themeShade="BF" w:val="365F91"/>
     </w:rPr>
   </w:style>
   <w:style w:type="paragraph" w:customStyle="1" w:styleId="SourceCode">
@@ -14708,44 +9852,44 @@
         <a:sysClr val="window" lastClr="FFFFFF"/>
       </a:lt1>
       <a:dk2>
-        <a:srgbClr val="44546A"/>
+        <a:srgbClr val="0E2841"/>
       </a:dk2>
       <a:lt2>
-        <a:srgbClr val="E7E6E6"/>
+        <a:srgbClr val="E8E8E8"/>
       </a:lt2>
       <a:accent1>
-        <a:srgbClr val="5B9BD5"/>
+        <a:srgbClr val="156082"/>
       </a:accent1>
       <a:accent2>
-        <a:srgbClr val="ED7D31"/>
+        <a:srgbClr val="E97132"/>
       </a:accent2>
       <a:accent3>
-        <a:srgbClr val="A5A5A5"/>
+        <a:srgbClr val="196B24"/>
       </a:accent3>
       <a:accent4>
-        <a:srgbClr val="FFC000"/>
+        <a:srgbClr val="0F9ED5"/>
       </a:accent4>
       <a:accent5>
-        <a:srgbClr val="4472C4"/>
+        <a:srgbClr val="A02B93"/>
       </a:accent5>
       <a:accent6>
-        <a:srgbClr val="70AD47"/>
+        <a:srgbClr val="4EA72E"/>
       </a:accent6>
       <a:hlink>
-        <a:srgbClr val="0563C1"/>
+        <a:srgbClr val="467886"/>
       </a:hlink>
       <a:folHlink>
-        <a:srgbClr val="954F72"/>
+        <a:srgbClr val="96607D"/>
       </a:folHlink>
     </a:clrScheme>
     <a:fontScheme name="Office">
       <a:majorFont>
-        <a:latin typeface="Calibri Light" panose="020F0302020204030204"/>
+        <a:latin typeface="Aptos Display" panose="02110004020202020204"/>
         <a:ea typeface=""/>
         <a:cs typeface=""/>
-        <a:font script="Jpan" typeface="ＭＳ ゴシック"/>
+        <a:font script="Jpan" typeface="游ゴシック Light"/>
         <a:font script="Hang" typeface="맑은 고딕"/>
-        <a:font script="Hans" typeface="宋体"/>
+        <a:font script="Hans" typeface="等线 Light"/>
         <a:font script="Hant" typeface="新細明體"/>
         <a:font script="Arab" typeface="Times New Roman"/>
         <a:font script="Hebr" typeface="Times New Roman"/>
@@ -14773,14 +9917,31 @@
         <a:font script="Viet" typeface="Times New Roman"/>
         <a:font script="Uigh" typeface="Microsoft Uighur"/>
         <a:font script="Geor" typeface="Sylfaen"/>
+        <a:font script="Armn" typeface="Arial"/>
+        <a:font script="Bugi" typeface="Leelawadee UI"/>
+        <a:font script="Bopo" typeface="Microsoft JhengHei"/>
+        <a:font script="Java" typeface="Javanese Text"/>
+        <a:font script="Lisu" typeface="Segoe UI"/>
+        <a:font script="Mymr" typeface="Myanmar Text"/>
+        <a:font script="Nkoo" typeface="Ebrima"/>
+        <a:font script="Olck" typeface="Nirmala UI"/>
+        <a:font script="Osma" typeface="Ebrima"/>
+        <a:font script="Phag" typeface="Phagspa"/>
+        <a:font script="Syrn" typeface="Estrangelo Edessa"/>
+        <a:font script="Syrj" typeface="Estrangelo Edessa"/>
+        <a:font script="Syre" typeface="Estrangelo Edessa"/>
+        <a:font script="Sora" typeface="Nirmala UI"/>
+        <a:font script="Tale" typeface="Microsoft Tai Le"/>
+        <a:font script="Talu" typeface="Microsoft New Tai Lue"/>
+        <a:font script="Tfng" typeface="Ebrima"/>
       </a:majorFont>
       <a:minorFont>
-        <a:latin typeface="Calibri" panose="020F0502020204030204"/>
+        <a:latin typeface="Aptos" panose="02110004020202020204"/>
         <a:ea typeface=""/>
         <a:cs typeface=""/>
-        <a:font script="Jpan" typeface="ＭＳ 明朝"/>
+        <a:font script="Jpan" typeface="游明朝"/>
         <a:font script="Hang" typeface="맑은 고딕"/>
-        <a:font script="Hans" typeface="宋体"/>
+        <a:font script="Hans" typeface="等线"/>
         <a:font script="Hant" typeface="新細明體"/>
         <a:font script="Arab" typeface="Arial"/>
         <a:font script="Hebr" typeface="Arial"/>
@@ -14808,6 +9969,23 @@
         <a:font script="Viet" typeface="Arial"/>
         <a:font script="Uigh" typeface="Microsoft Uighur"/>
         <a:font script="Geor" typeface="Sylfaen"/>
+        <a:font script="Armn" typeface="Arial"/>
+        <a:font script="Bugi" typeface="Leelawadee UI"/>
+        <a:font script="Bopo" typeface="Microsoft JhengHei"/>
+        <a:font script="Java" typeface="Javanese Text"/>
+        <a:font script="Lisu" typeface="Segoe UI"/>
+        <a:font script="Mymr" typeface="Myanmar Text"/>
+        <a:font script="Nkoo" typeface="Ebrima"/>
+        <a:font script="Olck" typeface="Nirmala UI"/>
+        <a:font script="Osma" typeface="Ebrima"/>
+        <a:font script="Phag" typeface="Phagspa"/>
+        <a:font script="Syrn" typeface="Estrangelo Edessa"/>
+        <a:font script="Syrj" typeface="Estrangelo Edessa"/>
+        <a:font script="Syre" typeface="Estrangelo Edessa"/>
+        <a:font script="Sora" typeface="Nirmala UI"/>
+        <a:font script="Tale" typeface="Microsoft Tai Le"/>
+        <a:font script="Talu" typeface="Microsoft New Tai Lue"/>
+        <a:font script="Tfng" typeface="Ebrima"/>
       </a:minorFont>
     </a:fontScheme>
     <a:fmtScheme name="Office">
@@ -14952,7 +10130,7 @@
   <a:extraClrSchemeLst/>
   <a:extLst>
     <a:ext uri="{05A4C25C-085E-4340-85A3-A5531E510DB2}">
-      <thm15:themeFamily xmlns:thm15="http://schemas.microsoft.com/office/thememl/2012/main" name="Office Theme" id="{62F939B6-93AF-4DB8-9C6B-D6C7DFDC589F}" vid="{4A3C46E8-61CC-4603-A589-7422A47A8E4A}"/>
+      <thm15:themeFamily xmlns:thm15="http://schemas.microsoft.com/office/thememl/2012/main" name="Office Theme" id="{2E142A2C-CD16-42D6-873A-C26D2A0506FA}" vid="{1BDDFF52-6CD6-40A5-AB3C-68EB2F1E4D0A}"/>
     </a:ext>
   </a:extLst>
 </a:theme>

--- a/014 fase 4 - report/rapport.docx
+++ b/014 fase 4 - report/rapport.docx
@@ -5056,15 +5056,15 @@
           <w:lang w:val="nb-NO"/>
         </w:rPr>
       </w:pPr>
-      <w:bookmarkStart w:id="0" w:name="sammendrag"/>
-      <w:bookmarkStart w:id="1" w:name="_Toc228381737"/>
+      <w:bookmarkStart w:id="0" w:name="_Toc228381737"/>
+      <w:bookmarkStart w:id="1" w:name="sammendrag"/>
       <w:r>
         <w:rPr>
           <w:lang w:val="nb-NO"/>
         </w:rPr>
         <w:t>Sammendrag</w:t>
       </w:r>
-      <w:bookmarkEnd w:id="1"/>
+      <w:bookmarkEnd w:id="0"/>
     </w:p>
     <w:p>
       <w:pPr>
@@ -5104,13 +5104,13 @@
       <w:pPr>
         <w:pStyle w:val="Heading1"/>
       </w:pPr>
-      <w:bookmarkStart w:id="2" w:name="abstract"/>
-      <w:bookmarkStart w:id="3" w:name="_Toc228381738"/>
-      <w:bookmarkEnd w:id="0"/>
+      <w:bookmarkStart w:id="2" w:name="_Toc228381738"/>
+      <w:bookmarkStart w:id="3" w:name="abstract"/>
+      <w:bookmarkEnd w:id="1"/>
       <w:r>
         <w:t>Abstract</w:t>
       </w:r>
-      <w:bookmarkEnd w:id="3"/>
+      <w:bookmarkEnd w:id="2"/>
     </w:p>
     <w:p>
       <w:pPr>
@@ -5121,7 +5121,39 @@
           <w:i/>
           <w:iCs/>
         </w:rPr>
-        <w:t>[To be written after peer review.]</w:t>
+        <w:t>[</w:t>
+      </w:r>
+      <w:proofErr w:type="spellStart"/>
+      <w:r>
+        <w:rPr>
+          <w:i/>
+          <w:iCs/>
+        </w:rPr>
+        <w:t>Skrives</w:t>
+      </w:r>
+      <w:proofErr w:type="spellEnd"/>
+      <w:r>
+        <w:rPr>
+          <w:i/>
+          <w:iCs/>
+        </w:rPr>
+        <w:t xml:space="preserve"> </w:t>
+      </w:r>
+      <w:proofErr w:type="spellStart"/>
+      <w:r>
+        <w:rPr>
+          <w:i/>
+          <w:iCs/>
+        </w:rPr>
+        <w:t>etter</w:t>
+      </w:r>
+      <w:proofErr w:type="spellEnd"/>
+      <w:r>
+        <w:rPr>
+          <w:i/>
+          <w:iCs/>
+        </w:rPr>
+        <w:t xml:space="preserve"> peer review.]</w:t>
       </w:r>
     </w:p>
     <w:p>
@@ -5131,68 +5163,54 @@
           <w:lang w:val="nb-NO"/>
         </w:rPr>
       </w:pPr>
-      <w:bookmarkStart w:id="4" w:name="innledning"/>
-      <w:bookmarkStart w:id="5" w:name="_Toc228381739"/>
+      <w:bookmarkStart w:id="4" w:name="_Toc228381739"/>
+      <w:bookmarkStart w:id="5" w:name="innledning"/>
       <w:r>
         <w:rPr>
           <w:lang w:val="nb-NO"/>
         </w:rPr>
         <w:t>1.0 Innledning</w:t>
       </w:r>
+      <w:bookmarkEnd w:id="4"/>
+    </w:p>
+    <w:p>
+      <w:pPr>
+        <w:pStyle w:val="FirstParagraph"/>
+        <w:rPr>
+          <w:lang w:val="nb-NO"/>
+        </w:rPr>
+      </w:pPr>
+      <w:r>
+        <w:rPr>
+          <w:lang w:val="nb-NO"/>
+        </w:rPr>
+        <w:t>Fortransport av slakteklar fisk fra oppdrettslokaliteter til slakteri er en sentral logistikkaktivitet i oppdrettsnæringen. Effektiv ruteplanlegging har stor betydning for transportkostnader, kjøretid, kapasitetsutnyttelse og miljøpåvirkning. Små forbedringer i rutevalg og planlegging kan gi betydelige gevinster, særlig i regioner med mange lokaliteter og varierende transportavstander. Samtidig er ruteplanlegging et komplekst beslutningsproblem som egner seg godt for kvantitative modeller og KI-støttet analyse.</w:t>
+      </w:r>
+    </w:p>
+    <w:p>
+      <w:pPr>
+        <w:pStyle w:val="BodyText"/>
+        <w:rPr>
+          <w:lang w:val="nb-NO"/>
+        </w:rPr>
+      </w:pPr>
+      <w:r>
+        <w:rPr>
+          <w:lang w:val="nb-NO"/>
+        </w:rPr>
+        <w:t>Denne oppgaven tar utgangspunkt i fortransport i én region hos Lerøy og undersøker hvordan ruteplanlegging kan modelleres og analyseres ved hjelp av kvantitative metoder. Studien er avgrenset til transport fra 7 oppdrettslokaliteter til ett slakteri og fokuserer på kostnadsminimering som beslutningskriterium.</w:t>
+      </w:r>
+    </w:p>
+    <w:p>
+      <w:pPr>
+        <w:pStyle w:val="Heading2"/>
+        <w:rPr>
+          <w:lang w:val="nb-NO"/>
+        </w:rPr>
+      </w:pPr>
+      <w:bookmarkStart w:id="6" w:name="_Toc228381740"/>
+      <w:bookmarkStart w:id="7" w:name="problemstilling"/>
       <w:bookmarkEnd w:id="5"/>
-    </w:p>
-    <w:p>
-      <w:pPr>
-        <w:pStyle w:val="FirstParagraph"/>
-        <w:rPr>
-          <w:lang w:val="nb-NO"/>
-        </w:rPr>
-      </w:pPr>
-      <w:r>
-        <w:rPr>
-          <w:lang w:val="nb-NO"/>
-        </w:rPr>
-        <w:t>Fortransport av slakteklar fisk fra oppdrettslokaliteter til slakteri er en sentral logistikkaktivitet i oppdrettsnæringen. Effektiv ruteplanlegging har stor betydning for transportkostnader, kjøretid, kapasitetsutnyttelse og miljøpåvirkning. Små forbedringer i rutevalg og planlegging kan gi betydelige gevinster, særlig i regioner med mange lokaliteter og varierende transportavstander. Samtidig er ruteplanlegging et komplekst beslutningsproblem som egner seg godt for kvantitative modeller og KI-støttet analyse.</w:t>
-      </w:r>
-    </w:p>
-    <w:p>
-      <w:pPr>
-        <w:pStyle w:val="BodyText"/>
-        <w:rPr>
-          <w:lang w:val="nb-NO"/>
-        </w:rPr>
-      </w:pPr>
-      <w:r>
-        <w:rPr>
-          <w:lang w:val="nb-NO"/>
-        </w:rPr>
-        <w:t xml:space="preserve">Denne oppgaven tar utgangspunkt i fortransport i én region hos Lerøy og undersøker hvordan ruteplanlegging kan modelleres og analyseres ved hjelp av kvantitative metoder. Studien er avgrenset til transport fra 7 oppdrettslokaliteter til ett slakteri og </w:t>
-      </w:r>
-      <w:proofErr w:type="gramStart"/>
-      <w:r>
-        <w:rPr>
-          <w:lang w:val="nb-NO"/>
-        </w:rPr>
-        <w:t>fokuserer</w:t>
-      </w:r>
-      <w:proofErr w:type="gramEnd"/>
-      <w:r>
-        <w:rPr>
-          <w:lang w:val="nb-NO"/>
-        </w:rPr>
-        <w:t xml:space="preserve"> på kostnadsminimering som beslutningskriterium.</w:t>
-      </w:r>
-    </w:p>
-    <w:p>
-      <w:pPr>
-        <w:pStyle w:val="Heading2"/>
-        <w:rPr>
-          <w:lang w:val="nb-NO"/>
-        </w:rPr>
-      </w:pPr>
-      <w:bookmarkStart w:id="6" w:name="problemstilling"/>
-      <w:bookmarkStart w:id="7" w:name="_Toc228381740"/>
-      <w:bookmarkEnd w:id="4"/>
       <w:r>
         <w:rPr>
           <w:lang w:val="nb-NO"/>
@@ -5200,7 +5218,7 @@
         <w:lastRenderedPageBreak/>
         <w:t>1.1 Problemstilling</w:t>
       </w:r>
-      <w:bookmarkEnd w:id="7"/>
+      <w:bookmarkEnd w:id="6"/>
     </w:p>
     <w:p>
       <w:pPr>
@@ -5235,25 +5253,12 @@
         <w:rPr>
           <w:lang w:val="nb-NO"/>
         </w:rPr>
-        <w:t xml:space="preserve"> 1. Hvordan kan fortransporten modelleres som et ruteplanleggingsproblem (</w:t>
-      </w:r>
-      <w:proofErr w:type="spellStart"/>
-      <w:r>
-        <w:rPr>
-          <w:lang w:val="nb-NO"/>
-        </w:rPr>
-        <w:t>Vehicle</w:t>
-      </w:r>
-      <w:proofErr w:type="spellEnd"/>
-      <w:r>
-        <w:rPr>
-          <w:lang w:val="nb-NO"/>
-        </w:rPr>
-        <w:t xml:space="preserve"> Routing Problem) basert på tilgjengelige data om lokasjoner, avstander og transportvolumer?</w:t>
-      </w:r>
-    </w:p>
-    <w:p>
-      <w:pPr>
+        <w:t xml:space="preserve"> </w:t>
+      </w:r>
+    </w:p>
+    <w:p>
+      <w:pPr>
+        <w:pStyle w:val="BodyText"/>
         <w:numPr>
           <w:ilvl w:val="0"/>
           <w:numId w:val="2"/>
@@ -5266,7 +5271,21 @@
         <w:rPr>
           <w:lang w:val="nb-NO"/>
         </w:rPr>
-        <w:t>Hvilke ruter gir lavest samlet transportkostnad sammenlignet med en enkel referanseløsning (baseline)?</w:t>
+        <w:t>Hvordan kan fortransporten modelleres som et ruteplanleggingsproblem (</w:t>
+      </w:r>
+      <w:proofErr w:type="spellStart"/>
+      <w:r>
+        <w:rPr>
+          <w:lang w:val="nb-NO"/>
+        </w:rPr>
+        <w:t>Vehicle</w:t>
+      </w:r>
+      <w:proofErr w:type="spellEnd"/>
+      <w:r>
+        <w:rPr>
+          <w:lang w:val="nb-NO"/>
+        </w:rPr>
+        <w:t xml:space="preserve"> Routing Problem) basert på tilgjengelige data om lokasjoner, avstander og transportvolumer?</w:t>
       </w:r>
     </w:p>
     <w:p>
@@ -5283,21 +5302,24 @@
         <w:rPr>
           <w:lang w:val="nb-NO"/>
         </w:rPr>
-        <w:t xml:space="preserve">Hvordan påvirkes den </w:t>
-      </w:r>
-      <w:proofErr w:type="gramStart"/>
-      <w:r>
-        <w:rPr>
-          <w:lang w:val="nb-NO"/>
-        </w:rPr>
-        <w:t>optimale</w:t>
-      </w:r>
-      <w:proofErr w:type="gramEnd"/>
-      <w:r>
-        <w:rPr>
-          <w:lang w:val="nb-NO"/>
-        </w:rPr>
-        <w:t xml:space="preserve"> ruten av endringer i transportvolum og antall oppdrettslokaliteter innenfor gitte rammebetingelser?</w:t>
+        <w:t>Hvilke ruter gir lavest samlet transportkostnad sammenlignet med en enkel referanseløsning (baseline)?</w:t>
+      </w:r>
+    </w:p>
+    <w:p>
+      <w:pPr>
+        <w:numPr>
+          <w:ilvl w:val="0"/>
+          <w:numId w:val="2"/>
+        </w:numPr>
+        <w:rPr>
+          <w:lang w:val="nb-NO"/>
+        </w:rPr>
+      </w:pPr>
+      <w:r>
+        <w:rPr>
+          <w:lang w:val="nb-NO"/>
+        </w:rPr>
+        <w:t>Hvordan påvirkes den optimale ruten av endringer i transportvolum og antall oppdrettslokaliteter innenfor gitte rammebetingelser?</w:t>
       </w:r>
     </w:p>
     <w:p>
@@ -5307,217 +5329,197 @@
           <w:lang w:val="nb-NO"/>
         </w:rPr>
       </w:pPr>
-      <w:bookmarkStart w:id="8" w:name="avgrensinger"/>
-      <w:bookmarkStart w:id="9" w:name="_Toc228381741"/>
-      <w:bookmarkEnd w:id="6"/>
+      <w:bookmarkStart w:id="8" w:name="_Toc228381741"/>
+      <w:bookmarkStart w:id="9" w:name="avgrensinger"/>
+      <w:bookmarkEnd w:id="7"/>
       <w:r>
         <w:rPr>
           <w:lang w:val="nb-NO"/>
         </w:rPr>
         <w:t>1.2 Avgrensinger</w:t>
       </w:r>
+      <w:bookmarkEnd w:id="8"/>
+    </w:p>
+    <w:p>
+      <w:pPr>
+        <w:pStyle w:val="FirstParagraph"/>
+        <w:rPr>
+          <w:lang w:val="nb-NO"/>
+        </w:rPr>
+      </w:pPr>
+      <w:r>
+        <w:rPr>
+          <w:lang w:val="nb-NO"/>
+        </w:rPr>
+        <w:t>For å gjøre problemstillingen håndterbar er oppgaven avgrenset på flere områder. For det første er analysen begrenset til én region og ett slakteri (depot), med tilhørende syv oppdrettslokaliteter. Dette innebærer at problemstillingen ikke tar hensyn til samspill mellom flere depoter eller større geografiske nettverk. Avgrensningen er gjort for å isolere effekten av rutevalg og gjøre modellen håndterbar.</w:t>
+      </w:r>
+    </w:p>
+    <w:p>
+      <w:pPr>
+        <w:pStyle w:val="BodyText"/>
+        <w:rPr>
+          <w:lang w:val="nb-NO"/>
+        </w:rPr>
+      </w:pPr>
+      <w:r>
+        <w:rPr>
+          <w:lang w:val="nb-NO"/>
+        </w:rPr>
+        <w:t>For det andre fokuserer oppgaven på et statisk ruteplanleggingsproblem. Det innebærer at alle data, som etterspørsel, avstander og tidsvinduer antas å forholde seg uendret over tid. Dynamiske forhold som trafikk, vær eller uforutsette hendelser er ikke inkludert. Dette er gjort for å kunne analysere problemet innenfor VRP-ramme.</w:t>
+      </w:r>
+    </w:p>
+    <w:p>
+      <w:pPr>
+        <w:pStyle w:val="BodyText"/>
+        <w:rPr>
+          <w:lang w:val="nb-NO"/>
+        </w:rPr>
+      </w:pPr>
+      <w:r>
+        <w:rPr>
+          <w:lang w:val="nb-NO"/>
+        </w:rPr>
+        <w:t xml:space="preserve">Oppgaven er også avgrenset til én type kjøretøy med fast kapasitet. Variasjoner i </w:t>
+      </w:r>
+      <w:proofErr w:type="spellStart"/>
+      <w:r>
+        <w:rPr>
+          <w:lang w:val="nb-NO"/>
+        </w:rPr>
+        <w:t>kjøretøystyper</w:t>
+      </w:r>
+      <w:proofErr w:type="spellEnd"/>
+      <w:r>
+        <w:rPr>
+          <w:lang w:val="nb-NO"/>
+        </w:rPr>
+        <w:t>, kostnadsstrukturer eller bemanning er ikke inkludert. Dette forenkler modelleringen og gjør det mulig å fokusere på selve rutestrukturen.</w:t>
+      </w:r>
+    </w:p>
+    <w:p>
+      <w:pPr>
+        <w:pStyle w:val="BodyText"/>
+        <w:rPr>
+          <w:lang w:val="nb-NO"/>
+        </w:rPr>
+      </w:pPr>
+      <w:r>
+        <w:rPr>
+          <w:lang w:val="nb-NO"/>
+        </w:rPr>
+        <w:t xml:space="preserve">Når det gjelder løsningsmetode benytter oppgaven to komplementære tilnærminger: en eksakt MILP-formulering som gir en referanseoptimal løsning, og en </w:t>
+      </w:r>
+      <w:proofErr w:type="spellStart"/>
+      <w:r>
+        <w:rPr>
+          <w:lang w:val="nb-NO"/>
+        </w:rPr>
+        <w:t>greedy</w:t>
+      </w:r>
+      <w:proofErr w:type="spellEnd"/>
+      <w:r>
+        <w:rPr>
+          <w:lang w:val="nb-NO"/>
+        </w:rPr>
+        <w:t xml:space="preserve"> </w:t>
+      </w:r>
+      <w:proofErr w:type="spellStart"/>
+      <w:r>
+        <w:rPr>
+          <w:lang w:val="nb-NO"/>
+        </w:rPr>
+        <w:t>nearest</w:t>
+      </w:r>
+      <w:proofErr w:type="spellEnd"/>
+      <w:r>
+        <w:rPr>
+          <w:lang w:val="nb-NO"/>
+        </w:rPr>
+        <w:t>-</w:t>
+      </w:r>
+      <w:proofErr w:type="spellStart"/>
+      <w:r>
+        <w:rPr>
+          <w:lang w:val="nb-NO"/>
+        </w:rPr>
+        <w:t>neighbor</w:t>
+      </w:r>
+      <w:proofErr w:type="spellEnd"/>
+      <w:r>
+        <w:rPr>
+          <w:lang w:val="nb-NO"/>
+        </w:rPr>
+        <w:t xml:space="preserve">-heuristikk som representerer en operasjonelt enkel og transparent metode. Sammenligningen mellom de to gjør det mulig å kvantifisere heuristikkens kvalitet opp mot det matematiske optimum. Mer avanserte metaheuristikker (f.eks. tabu </w:t>
+      </w:r>
+      <w:proofErr w:type="spellStart"/>
+      <w:r>
+        <w:rPr>
+          <w:lang w:val="nb-NO"/>
+        </w:rPr>
+        <w:t>search</w:t>
+      </w:r>
+      <w:proofErr w:type="spellEnd"/>
+      <w:r>
+        <w:rPr>
+          <w:lang w:val="nb-NO"/>
+        </w:rPr>
+        <w:t>, genetiske algoritmer eller læringsbaserte metoder) er utenfor prosjektets omfang.</w:t>
+      </w:r>
+    </w:p>
+    <w:p>
+      <w:pPr>
+        <w:pStyle w:val="Heading2"/>
+        <w:rPr>
+          <w:lang w:val="nb-NO"/>
+        </w:rPr>
+      </w:pPr>
+      <w:bookmarkStart w:id="10" w:name="_Toc228381742"/>
+      <w:bookmarkStart w:id="11" w:name="antagelser"/>
       <w:bookmarkEnd w:id="9"/>
+      <w:r>
+        <w:rPr>
+          <w:lang w:val="nb-NO"/>
+        </w:rPr>
+        <w:t>1.3 Antagelser</w:t>
+      </w:r>
+      <w:bookmarkEnd w:id="10"/>
     </w:p>
     <w:p>
       <w:pPr>
         <w:pStyle w:val="FirstParagraph"/>
-        <w:rPr>
-          <w:lang w:val="nb-NO"/>
-        </w:rPr>
-      </w:pPr>
-      <w:r>
-        <w:rPr>
-          <w:lang w:val="nb-NO"/>
-        </w:rPr>
-        <w:t>For å gjøre problemstillingen håndterbar er oppgaven avgrenset på flere områder. For det første er analysen begrenset til én region og ett slakteri (depot), med tilhørende syv oppdrettslokaliteter. Dette innebærer at problemstillingen ikke tar hensyn til samspill mellom flere depoter eller større geografiske nettverk. Avgrensningen er gjort for å isolere effekten av rutevalg og gjøre modellen håndterbar.</w:t>
-      </w:r>
-    </w:p>
-    <w:p>
-      <w:pPr>
-        <w:pStyle w:val="BodyText"/>
-        <w:rPr>
-          <w:lang w:val="nb-NO"/>
-        </w:rPr>
-      </w:pPr>
-      <w:r>
-        <w:rPr>
-          <w:lang w:val="nb-NO"/>
-        </w:rPr>
-        <w:t>For det andre fokuserer oppgaven på et statisk ruteplanleggingsproblem. Det innebærer at alle data, som etterspørsel, avstander og tidsvinduer antas å forholde seg uendret over tid. Dynamiske forhold som trafikk, vær eller uforutsette hendelser er ikke inkludert. Dette er gjort for å kunne analysere problemet innenfor VRP-ramme.</w:t>
-      </w:r>
-    </w:p>
-    <w:p>
-      <w:pPr>
-        <w:pStyle w:val="BodyText"/>
-        <w:rPr>
-          <w:lang w:val="nb-NO"/>
-        </w:rPr>
-      </w:pPr>
-      <w:r>
-        <w:rPr>
-          <w:lang w:val="nb-NO"/>
-        </w:rPr>
-        <w:t xml:space="preserve">Oppgaven er også avgrenset til én type kjøretøy med fast kapasitet. Variasjoner i </w:t>
+      </w:pPr>
+      <w:r>
+        <w:rPr>
+          <w:lang w:val="nb-NO"/>
+        </w:rPr>
+        <w:t xml:space="preserve">For å gjøre ruteplanleggingsproblemet håndterbart er det gjort flere forenklede antakelser. </w:t>
+      </w:r>
+      <w:r>
+        <w:t xml:space="preserve">Vi </w:t>
       </w:r>
       <w:proofErr w:type="spellStart"/>
       <w:r>
-        <w:rPr>
-          <w:lang w:val="nb-NO"/>
-        </w:rPr>
-        <w:t>kjøretøystyper</w:t>
+        <w:t>erkjenner</w:t>
       </w:r>
       <w:proofErr w:type="spellEnd"/>
       <w:r>
-        <w:rPr>
-          <w:lang w:val="nb-NO"/>
-        </w:rPr>
-        <w:t xml:space="preserve">, kostnadsstrukturer eller bemanning er ikke inkludert. Dette forenkler modelleringen og gjør det mulig å </w:t>
-      </w:r>
-      <w:proofErr w:type="gramStart"/>
-      <w:r>
-        <w:rPr>
-          <w:lang w:val="nb-NO"/>
-        </w:rPr>
-        <w:t>fokusere</w:t>
-      </w:r>
-      <w:proofErr w:type="gramEnd"/>
-      <w:r>
-        <w:rPr>
-          <w:lang w:val="nb-NO"/>
-        </w:rPr>
-        <w:t xml:space="preserve"> på selve rutestrukturen.</w:t>
-      </w:r>
-    </w:p>
-    <w:p>
-      <w:pPr>
-        <w:pStyle w:val="BodyText"/>
-        <w:rPr>
-          <w:lang w:val="nb-NO"/>
-        </w:rPr>
-      </w:pPr>
-      <w:r>
-        <w:rPr>
-          <w:lang w:val="nb-NO"/>
-        </w:rPr>
-        <w:t xml:space="preserve">Når det gjelder løsningsmetode benytter oppgaven to komplementære tilnærminger: en eksakt MILP-formulering som gir en </w:t>
-      </w:r>
-      <w:proofErr w:type="gramStart"/>
-      <w:r>
-        <w:rPr>
-          <w:lang w:val="nb-NO"/>
-        </w:rPr>
-        <w:t>referanseoptimal</w:t>
-      </w:r>
-      <w:proofErr w:type="gramEnd"/>
-      <w:r>
-        <w:rPr>
-          <w:lang w:val="nb-NO"/>
-        </w:rPr>
-        <w:t xml:space="preserve"> løsning, og en </w:t>
+        <w:t xml:space="preserve"> at </w:t>
       </w:r>
       <w:proofErr w:type="spellStart"/>
       <w:r>
-        <w:rPr>
-          <w:lang w:val="nb-NO"/>
-        </w:rPr>
-        <w:t>greedy</w:t>
+        <w:t>dette</w:t>
       </w:r>
       <w:proofErr w:type="spellEnd"/>
       <w:r>
-        <w:rPr>
-          <w:lang w:val="nb-NO"/>
-        </w:rPr>
         <w:t xml:space="preserve"> </w:t>
       </w:r>
       <w:proofErr w:type="spellStart"/>
       <w:r>
-        <w:rPr>
-          <w:lang w:val="nb-NO"/>
-        </w:rPr>
-        <w:t>nearest</w:t>
+        <w:t>påvirker</w:t>
       </w:r>
       <w:proofErr w:type="spellEnd"/>
       <w:r>
-        <w:rPr>
-          <w:lang w:val="nb-NO"/>
-        </w:rPr>
-        <w:t>-</w:t>
-      </w:r>
-      <w:proofErr w:type="spellStart"/>
-      <w:r>
-        <w:rPr>
-          <w:lang w:val="nb-NO"/>
-        </w:rPr>
-        <w:t>neighbor</w:t>
-      </w:r>
-      <w:proofErr w:type="spellEnd"/>
-      <w:r>
-        <w:rPr>
-          <w:lang w:val="nb-NO"/>
-        </w:rPr>
-        <w:t xml:space="preserve">-heuristikk som representerer en operasjonelt enkel og transparent metode. Sammenligningen mellom de to gjør det mulig å kvantifisere heuristikkens kvalitet opp mot det matematiske optimum. Mer avanserte metaheuristikker (f.eks. tabu </w:t>
-      </w:r>
-      <w:proofErr w:type="spellStart"/>
-      <w:r>
-        <w:rPr>
-          <w:lang w:val="nb-NO"/>
-        </w:rPr>
-        <w:t>search</w:t>
-      </w:r>
-      <w:proofErr w:type="spellEnd"/>
-      <w:r>
-        <w:rPr>
-          <w:lang w:val="nb-NO"/>
-        </w:rPr>
-        <w:t>, genetiske algoritmer eller læringsbaserte metoder) er utenfor prosjektets omfang.</w:t>
-      </w:r>
-    </w:p>
-    <w:p>
-      <w:pPr>
-        <w:pStyle w:val="Heading2"/>
-        <w:rPr>
-          <w:lang w:val="nb-NO"/>
-        </w:rPr>
-      </w:pPr>
-      <w:bookmarkStart w:id="10" w:name="antagelser"/>
-      <w:bookmarkStart w:id="11" w:name="_Toc228381742"/>
-      <w:bookmarkEnd w:id="8"/>
-      <w:r>
-        <w:rPr>
-          <w:lang w:val="nb-NO"/>
-        </w:rPr>
-        <w:t>1.3 Antagelser</w:t>
-      </w:r>
-      <w:bookmarkEnd w:id="11"/>
-    </w:p>
-    <w:p>
-      <w:pPr>
-        <w:pStyle w:val="FirstParagraph"/>
-      </w:pPr>
-      <w:r>
-        <w:rPr>
-          <w:lang w:val="nb-NO"/>
-        </w:rPr>
-        <w:t xml:space="preserve">For å gjøre ruteplanleggingsproblemet håndterbart er det gjort flere forenklede antakelser. </w:t>
-      </w:r>
-      <w:r>
-        <w:t xml:space="preserve">Vi </w:t>
-      </w:r>
-      <w:proofErr w:type="spellStart"/>
-      <w:r>
-        <w:t>erkjenner</w:t>
-      </w:r>
-      <w:proofErr w:type="spellEnd"/>
-      <w:r>
-        <w:t xml:space="preserve"> at </w:t>
-      </w:r>
-      <w:proofErr w:type="spellStart"/>
-      <w:r>
-        <w:t>dette</w:t>
-      </w:r>
-      <w:proofErr w:type="spellEnd"/>
-      <w:r>
-        <w:t xml:space="preserve"> påvirker hvor realistiske resultatene blir.</w:t>
+        <w:t xml:space="preserve"> hvor realistiske resultatene blir.</w:t>
       </w:r>
     </w:p>
     <w:p>
@@ -5654,318 +5656,262 @@
           <w:lang w:val="nb-NO"/>
         </w:rPr>
       </w:pPr>
-      <w:bookmarkStart w:id="12" w:name="litteratur"/>
-      <w:bookmarkStart w:id="13" w:name="_Toc228381743"/>
-      <w:bookmarkEnd w:id="10"/>
+      <w:bookmarkStart w:id="12" w:name="_Toc228381743"/>
+      <w:bookmarkStart w:id="13" w:name="litteratur"/>
+      <w:bookmarkEnd w:id="11"/>
       <w:r>
         <w:rPr>
           <w:lang w:val="nb-NO"/>
         </w:rPr>
         <w:t>2.0 Litteratur</w:t>
       </w:r>
+      <w:bookmarkEnd w:id="12"/>
+    </w:p>
+    <w:p>
+      <w:pPr>
+        <w:pStyle w:val="FirstParagraph"/>
+        <w:rPr>
+          <w:lang w:val="nb-NO"/>
+        </w:rPr>
+      </w:pPr>
+      <w:r>
+        <w:rPr>
+          <w:lang w:val="nb-NO"/>
+        </w:rPr>
+        <w:t xml:space="preserve">De siste fem årene har litteraturen om </w:t>
+      </w:r>
+      <w:proofErr w:type="spellStart"/>
+      <w:r>
+        <w:rPr>
+          <w:lang w:val="nb-NO"/>
+        </w:rPr>
+        <w:t>Vehicle</w:t>
+      </w:r>
+      <w:proofErr w:type="spellEnd"/>
+      <w:r>
+        <w:rPr>
+          <w:lang w:val="nb-NO"/>
+        </w:rPr>
+        <w:t xml:space="preserve"> Routing Problem (VRP) vært preget av tre tydelige utviklingstrekk: økt vekt på mer realistiske problemvarianter, fortsatt sterk bruk av heuristikker, og økende interesse for maskinlæring og KI-baserte løsningsmetoder. Samtidig viser nyere oversiktsartikler at det klassiske kapasitetsbegrensede VRP fortsatt er et sentralt utgangspunkt, men at forskningen i økende grad retter seg mot varianter med tidsvinduer, dynamiske forhold og </w:t>
+      </w:r>
+      <w:proofErr w:type="spellStart"/>
+      <w:r>
+        <w:rPr>
+          <w:lang w:val="nb-NO"/>
+        </w:rPr>
+        <w:t>bærekraftshensyn</w:t>
+      </w:r>
+      <w:proofErr w:type="spellEnd"/>
+      <w:r>
+        <w:rPr>
+          <w:lang w:val="nb-NO"/>
+        </w:rPr>
+        <w:t>. Archetti et al. (2026) beskriver hvordan nyere VRP-forskning i større grad fokuserer på varianter og utvidelser som gjør modellene mer anvendelige i praksis, fremfor kun å studere den klassiske basisversjonen. Dette er relevant for denne oppgaven, siden fortransport av slakteklar fisk ikke bare handler om å minimere avstand, men også om å håndtere operative begrensninger som kapasitet og tid.</w:t>
+      </w:r>
+    </w:p>
+    <w:p>
+      <w:pPr>
+        <w:pStyle w:val="BodyText"/>
+        <w:rPr>
+          <w:lang w:val="nb-NO"/>
+        </w:rPr>
+      </w:pPr>
+      <w:r>
+        <w:rPr>
+          <w:lang w:val="nb-NO"/>
+        </w:rPr>
+        <w:t xml:space="preserve">Et sentralt bidrag i nyere litteratur er derfor studier av tidsavhengige og tidsbegrensede ruteproblemer. </w:t>
+      </w:r>
+      <w:proofErr w:type="spellStart"/>
+      <w:r>
+        <w:rPr>
+          <w:lang w:val="nb-NO"/>
+        </w:rPr>
+        <w:t>Adamo</w:t>
+      </w:r>
+      <w:proofErr w:type="spellEnd"/>
+      <w:r>
+        <w:rPr>
+          <w:lang w:val="nb-NO"/>
+        </w:rPr>
+        <w:t xml:space="preserve"> et al. (2024) viser at feltet de siste årene har hatt viktige metodiske fremskritt innen tidsavhengig VRP, blant annet gjennom bedre håndtering av reisetid, </w:t>
+      </w:r>
+      <w:proofErr w:type="spellStart"/>
+      <w:r>
+        <w:rPr>
+          <w:lang w:val="nb-NO"/>
+        </w:rPr>
+        <w:t>sanntidsreoptimalisering</w:t>
+      </w:r>
+      <w:proofErr w:type="spellEnd"/>
+      <w:r>
+        <w:rPr>
+          <w:lang w:val="nb-NO"/>
+        </w:rPr>
+        <w:t xml:space="preserve"> og mer avanserte løsningsmetoder. Selv om denne oppgaven ikke modellerer sanntidsendringer i veinett eller trafikk, er litteraturen likevel relevant fordi den understreker at tid er en kritisk dimensjon i moderne ruteplanlegging. Vår oppgave ligger dermed nærmere denne forskningsretningen enn en ren, klassisk CVRP-modell, ettersom </w:t>
+      </w:r>
+      <w:proofErr w:type="spellStart"/>
+      <w:r>
+        <w:rPr>
+          <w:lang w:val="nb-NO"/>
+        </w:rPr>
+        <w:t>tidsmatrise</w:t>
+      </w:r>
+      <w:proofErr w:type="spellEnd"/>
+      <w:r>
+        <w:rPr>
+          <w:lang w:val="nb-NO"/>
+        </w:rPr>
+        <w:t>, tidsvinduer og maksimal rutevarighet inngår som sentrale begrensninger.</w:t>
+      </w:r>
+    </w:p>
+    <w:p>
+      <w:pPr>
+        <w:pStyle w:val="BodyText"/>
+        <w:rPr>
+          <w:lang w:val="nb-NO"/>
+        </w:rPr>
+      </w:pPr>
+      <w:r>
+        <w:rPr>
+          <w:lang w:val="nb-NO"/>
+        </w:rPr>
+        <w:t>Et annet tydelig trekk i forskningen er at heuristikker fortsatt står sterkt som praktisk løsningsstrategi. Liu et al. (2023) viser at heuristikker og metaheuristikker fortsatt er blant</w:t>
+      </w:r>
+      <w:r>
+        <w:rPr>
+          <w:lang w:val="nb-NO"/>
+        </w:rPr>
+        <w:t xml:space="preserve"> </w:t>
+      </w:r>
+      <w:r>
+        <w:rPr>
+          <w:lang w:val="nb-NO"/>
+        </w:rPr>
+        <w:lastRenderedPageBreak/>
+        <w:t xml:space="preserve">de mest brukte tilnærmingene i VRP-forskning, nettopp fordi de gir gode løsninger med akseptabel beregningstid når problemene blir store og komplekse. Oversikten fremhever også at nyere forskning i stor grad bygger videre på slike tilnærminger, heller enn å erstatte dem fullstendig. Dette støtter valg av metode i denne rapporten. Oppgaven søker ikke å bevise en globalt optimal løsning gjennom en eksakt metode, men å utvikle en gjennomførbar og faglig relevant modell for et avgrenset transportproblem. Den </w:t>
+      </w:r>
+      <w:proofErr w:type="spellStart"/>
+      <w:r>
+        <w:rPr>
+          <w:lang w:val="nb-NO"/>
+        </w:rPr>
+        <w:t>greedy</w:t>
+      </w:r>
+      <w:proofErr w:type="spellEnd"/>
+      <w:r>
+        <w:rPr>
+          <w:lang w:val="nb-NO"/>
+        </w:rPr>
+        <w:t xml:space="preserve">-baserte </w:t>
+      </w:r>
+      <w:proofErr w:type="spellStart"/>
+      <w:r>
+        <w:rPr>
+          <w:lang w:val="nb-NO"/>
+        </w:rPr>
+        <w:t>nearest</w:t>
+      </w:r>
+      <w:proofErr w:type="spellEnd"/>
+      <w:r>
+        <w:rPr>
+          <w:lang w:val="nb-NO"/>
+        </w:rPr>
+        <w:t xml:space="preserve"> </w:t>
+      </w:r>
+      <w:proofErr w:type="spellStart"/>
+      <w:r>
+        <w:rPr>
+          <w:lang w:val="nb-NO"/>
+        </w:rPr>
+        <w:t>neighbor</w:t>
+      </w:r>
+      <w:proofErr w:type="spellEnd"/>
+      <w:r>
+        <w:rPr>
+          <w:lang w:val="nb-NO"/>
+        </w:rPr>
+        <w:t>-heuristikken som benyttes her, er derfor i tråd med en etablert retning i litteraturen, hvor beregningseffektivitet og operasjonell anvendbarhet vektlegges.</w:t>
+      </w:r>
+    </w:p>
+    <w:p>
+      <w:pPr>
+        <w:pStyle w:val="BodyText"/>
+        <w:rPr>
+          <w:lang w:val="nb-NO"/>
+        </w:rPr>
+      </w:pPr>
+      <w:r>
+        <w:rPr>
+          <w:lang w:val="nb-NO"/>
+        </w:rPr>
+        <w:t xml:space="preserve">Samtidig viser nyere litteratur at maskinlæring og KI får en stadig større plass i VRP-feltet. </w:t>
+      </w:r>
+      <w:proofErr w:type="spellStart"/>
+      <w:r>
+        <w:rPr>
+          <w:lang w:val="nb-NO"/>
+        </w:rPr>
+        <w:t>Bogyrbayeva</w:t>
+      </w:r>
+      <w:proofErr w:type="spellEnd"/>
+      <w:r>
+        <w:rPr>
+          <w:lang w:val="nb-NO"/>
+        </w:rPr>
+        <w:t xml:space="preserve"> et al. (2024) gir en systematisk oversikt over læringsbaserte metoder og viser at det de siste årene har vært sterk vekst i forskning som kombinerer maskinlæring med</w:t>
+      </w:r>
+      <w:r>
+        <w:rPr>
+          <w:lang w:val="nb-NO"/>
+        </w:rPr>
+        <w:t xml:space="preserve"> </w:t>
+      </w:r>
+      <w:r>
+        <w:rPr>
+          <w:lang w:val="nb-NO"/>
+        </w:rPr>
+        <w:t>tradisjonelle heuristikker og optimeringsmetoder. Et viktig poeng i denne litteraturen er at læringsbaserte metoder ikke nødvendigvis erstatter klassiske metoder, men ofte brukes som støtte for bedre beslutninger, raskere søk eller forbedret generalisering. For denne oppgaven er dette særlig relevant fordi prosjektet er plassert i skjæringspunktet mellom logistikk og KI-støttet analyse. Rapporten benytter ikke maskinlæring som selve løsningsmetoden, men forholder seg til denne utviklingen ved å bruke en tradisjonell heuristisk modell som et transparent og forståelig utgangspunkt. Dermed plasserer oppgaven seg i et faglig landskap hvor enkle, forklarbare modeller fortsatt har verdi, særlig i tidlige analyser og avgrensede case.</w:t>
+      </w:r>
+    </w:p>
+    <w:p>
+      <w:pPr>
+        <w:pStyle w:val="BodyText"/>
+        <w:rPr>
+          <w:lang w:val="nb-NO"/>
+        </w:rPr>
+      </w:pPr>
+      <w:r>
+        <w:rPr>
+          <w:lang w:val="nb-NO"/>
+        </w:rPr>
+        <w:t>En tredje utvikling i nyere VRP-litteratur er koblingen til bærekraft og bredere logistiske hensyn. Liu et al. (2023) viser i sin systematiske litteraturgjennomgang at VRP i økende grad brukes i sammenhenger der miljømessige, økonomiske og operasjonelle hensyn må ses i sammenheng. Selv om denne oppgaven først og fremst fokuserer på transportkostnad og gjennomførbarhet, er dette relevant fordi mer effektiv ruteplanlegging også kan gi indirekte gevinster i form av redusert kjørelengde og bedre ressursutnyttelse. Rapporten bidrar ikke primært til bærekraftslitteraturen, men står i forlengelsen av denne ved å undersøke hvordan bedre planlegging kan gi mer effektive transporter i en havbrukskontekst.</w:t>
+      </w:r>
+    </w:p>
+    <w:p>
+      <w:pPr>
+        <w:pStyle w:val="BodyText"/>
+        <w:rPr>
+          <w:lang w:val="nb-NO"/>
+        </w:rPr>
+      </w:pPr>
+      <w:r>
+        <w:rPr>
+          <w:lang w:val="nb-NO"/>
+        </w:rPr>
+        <w:t>Samlet viser litteraturen de siste fem årene at VRP-forskningen beveger seg mot mer realistiske, sammensatte og anvendte problemstillinger. Denne rapporten forholder seg til denne utviklingen ved å modellere et kapasitets- og tidsbegrenset ruteproblem inspirert av fortransport i havbruksnæringen. Samtidig avgrenser oppgaven seg bevisst fra de mest avanserte metodene i nyere forskning, som dype læringsmodeller og komplekse metaheuristikker, og velger i stedet en enklere heuristisk tilnærming. Dette gjør analysen mindre avansert metodisk, men til gjengjeld mer transparent, etterprøvbar og godt tilpasset prosjektets omfang og formål.</w:t>
+      </w:r>
+    </w:p>
+    <w:p>
+      <w:pPr>
+        <w:pStyle w:val="Heading2"/>
+        <w:rPr>
+          <w:lang w:val="nb-NO"/>
+        </w:rPr>
+      </w:pPr>
+      <w:bookmarkStart w:id="14" w:name="_Toc228381744"/>
+      <w:bookmarkStart w:id="15" w:name="teori"/>
       <w:bookmarkEnd w:id="13"/>
-    </w:p>
-    <w:p>
-      <w:pPr>
-        <w:pStyle w:val="FirstParagraph"/>
-        <w:rPr>
-          <w:lang w:val="nb-NO"/>
-        </w:rPr>
-      </w:pPr>
-      <w:r>
-        <w:rPr>
-          <w:lang w:val="nb-NO"/>
-        </w:rPr>
-        <w:t xml:space="preserve">De siste fem årene har litteraturen om </w:t>
-      </w:r>
-      <w:proofErr w:type="spellStart"/>
-      <w:r>
-        <w:rPr>
-          <w:lang w:val="nb-NO"/>
-        </w:rPr>
-        <w:t>Vehicle</w:t>
-      </w:r>
-      <w:proofErr w:type="spellEnd"/>
-      <w:r>
-        <w:rPr>
-          <w:lang w:val="nb-NO"/>
-        </w:rPr>
-        <w:t xml:space="preserve"> Routing Problem (VRP) vært preget av tre tydelige utviklingstrekk: økt vekt på mer realistiske problemvarianter, fortsatt sterk bruk av heuristikker, og økende interesse for maskinlæring og KI-baserte løsningsmetoder. Samtidig viser nyere oversiktsartikler at det klassiske kapasitetsbegrensede VRP fortsatt er et sentralt utgangspunkt, men at forskningen i økende grad retter seg mot varianter med tidsvinduer, dynamiske forhold og </w:t>
-      </w:r>
-      <w:proofErr w:type="spellStart"/>
-      <w:r>
-        <w:rPr>
-          <w:lang w:val="nb-NO"/>
-        </w:rPr>
-        <w:t>bærekraftshensyn</w:t>
-      </w:r>
-      <w:proofErr w:type="spellEnd"/>
-      <w:r>
-        <w:rPr>
-          <w:lang w:val="nb-NO"/>
-        </w:rPr>
-        <w:t xml:space="preserve">. Archetti et al. (2026) beskriver hvordan nyere VRP-forskning i større grad </w:t>
-      </w:r>
-      <w:proofErr w:type="gramStart"/>
-      <w:r>
-        <w:rPr>
-          <w:lang w:val="nb-NO"/>
-        </w:rPr>
-        <w:t>fokuserer</w:t>
-      </w:r>
-      <w:proofErr w:type="gramEnd"/>
-      <w:r>
-        <w:rPr>
-          <w:lang w:val="nb-NO"/>
-        </w:rPr>
-        <w:t xml:space="preserve"> på varianter og utvidelser som gjør modellene mer anvendelige i praksis, fremfor kun å studere den klassiske basisversjonen. Dette er relevant for denne oppgaven, siden fortransport av slakteklar fisk ikke bare handler om å minimere avstand, men også om å håndtere operative begrensninger som kapasitet og tid.</w:t>
-      </w:r>
-    </w:p>
-    <w:p>
-      <w:pPr>
-        <w:pStyle w:val="BodyText"/>
-        <w:rPr>
-          <w:lang w:val="nb-NO"/>
-        </w:rPr>
-      </w:pPr>
-      <w:r>
-        <w:rPr>
-          <w:lang w:val="nb-NO"/>
-        </w:rPr>
-        <w:t xml:space="preserve">Et sentralt bidrag i nyere litteratur er derfor studier av tidsavhengige og tidsbegrensede ruteproblemer. </w:t>
-      </w:r>
-      <w:proofErr w:type="spellStart"/>
-      <w:r>
-        <w:rPr>
-          <w:lang w:val="nb-NO"/>
-        </w:rPr>
-        <w:t>Adamo</w:t>
-      </w:r>
-      <w:proofErr w:type="spellEnd"/>
-      <w:r>
-        <w:rPr>
-          <w:lang w:val="nb-NO"/>
-        </w:rPr>
-        <w:t xml:space="preserve"> et al. (2024) viser at feltet de siste årene har hatt viktige metodiske fremskritt innen tidsavhengig VRP, blant annet gjennom bedre håndtering av reisetid, </w:t>
-      </w:r>
-      <w:proofErr w:type="spellStart"/>
-      <w:r>
-        <w:rPr>
-          <w:lang w:val="nb-NO"/>
-        </w:rPr>
-        <w:t>sanntidsreoptimalisering</w:t>
-      </w:r>
-      <w:proofErr w:type="spellEnd"/>
-      <w:r>
-        <w:rPr>
-          <w:lang w:val="nb-NO"/>
-        </w:rPr>
-        <w:t xml:space="preserve"> og mer avanserte løsningsmetoder. Selv om denne oppgaven ikke modellerer sanntidsendringer i veinett eller trafikk, er litteraturen likevel relevant fordi den understreker at tid er en kritisk dimensjon i moderne ruteplanlegging. Vår oppgave ligger dermed nærmere denne forskningsretningen enn en ren, klassisk CVRP-modell, ettersom </w:t>
-      </w:r>
-      <w:proofErr w:type="spellStart"/>
-      <w:r>
-        <w:rPr>
-          <w:lang w:val="nb-NO"/>
-        </w:rPr>
-        <w:t>tidsmatrise</w:t>
-      </w:r>
-      <w:proofErr w:type="spellEnd"/>
-      <w:r>
-        <w:rPr>
-          <w:lang w:val="nb-NO"/>
-        </w:rPr>
-        <w:t>, tidsvinduer og maksimal rutevarighet inngår som sentrale begrensninger.</w:t>
-      </w:r>
-    </w:p>
-    <w:p>
-      <w:pPr>
-        <w:pStyle w:val="BodyText"/>
-        <w:rPr>
-          <w:lang w:val="nb-NO"/>
-        </w:rPr>
-      </w:pPr>
-      <w:r>
-        <w:rPr>
-          <w:lang w:val="nb-NO"/>
-        </w:rPr>
-        <w:t>Et annet tydelig trekk i forskningen er at heuristikker fortsatt står sterkt som praktisk løsningsstrategi. Liu et al. (2023) viser at heuristikker og metaheuristikker fortsatt er blant</w:t>
-      </w:r>
-      <w:r>
-        <w:rPr>
-          <w:lang w:val="nb-NO"/>
-        </w:rPr>
-        <w:t xml:space="preserve"> </w:t>
-      </w:r>
-      <w:r>
-        <w:rPr>
-          <w:lang w:val="nb-NO"/>
-        </w:rPr>
-        <w:lastRenderedPageBreak/>
-        <w:t xml:space="preserve">de mest brukte tilnærmingene i VRP-forskning, nettopp fordi de gir gode løsninger med akseptabel beregningstid når problemene blir store og komplekse. Oversikten fremhever også at nyere forskning i stor grad bygger videre på slike tilnærminger, heller enn å erstatte dem fullstendig. Dette støtter valg av metode i denne rapporten. Oppgaven søker ikke å bevise en globalt </w:t>
-      </w:r>
-      <w:proofErr w:type="gramStart"/>
-      <w:r>
-        <w:rPr>
-          <w:lang w:val="nb-NO"/>
-        </w:rPr>
-        <w:t>optimal</w:t>
-      </w:r>
-      <w:proofErr w:type="gramEnd"/>
-      <w:r>
-        <w:rPr>
-          <w:lang w:val="nb-NO"/>
-        </w:rPr>
-        <w:t xml:space="preserve"> løsning gjennom en eksakt metode, men å utvikle en gjennomførbar og faglig relevant modell for et avgrenset transportproblem. Den </w:t>
-      </w:r>
-      <w:proofErr w:type="spellStart"/>
-      <w:r>
-        <w:rPr>
-          <w:lang w:val="nb-NO"/>
-        </w:rPr>
-        <w:t>greedy</w:t>
-      </w:r>
-      <w:proofErr w:type="spellEnd"/>
-      <w:r>
-        <w:rPr>
-          <w:lang w:val="nb-NO"/>
-        </w:rPr>
-        <w:t xml:space="preserve">-baserte </w:t>
-      </w:r>
-      <w:proofErr w:type="spellStart"/>
-      <w:r>
-        <w:rPr>
-          <w:lang w:val="nb-NO"/>
-        </w:rPr>
-        <w:t>nearest</w:t>
-      </w:r>
-      <w:proofErr w:type="spellEnd"/>
-      <w:r>
-        <w:rPr>
-          <w:lang w:val="nb-NO"/>
-        </w:rPr>
-        <w:t xml:space="preserve"> </w:t>
-      </w:r>
-      <w:proofErr w:type="spellStart"/>
-      <w:r>
-        <w:rPr>
-          <w:lang w:val="nb-NO"/>
-        </w:rPr>
-        <w:t>neighbor</w:t>
-      </w:r>
-      <w:proofErr w:type="spellEnd"/>
-      <w:r>
-        <w:rPr>
-          <w:lang w:val="nb-NO"/>
-        </w:rPr>
-        <w:t>-heuristikken som benyttes her, er derfor i tråd med en etablert retning i litteraturen, hvor beregningseffektivitet og operasjonell anvendbarhet vektlegges.</w:t>
-      </w:r>
-    </w:p>
-    <w:p>
-      <w:pPr>
-        <w:pStyle w:val="BodyText"/>
-        <w:rPr>
-          <w:lang w:val="nb-NO"/>
-        </w:rPr>
-      </w:pPr>
-      <w:r>
-        <w:rPr>
-          <w:lang w:val="nb-NO"/>
-        </w:rPr>
-        <w:t xml:space="preserve">Samtidig viser nyere litteratur at maskinlæring og KI får en stadig større plass i VRP-feltet. </w:t>
-      </w:r>
-      <w:proofErr w:type="spellStart"/>
-      <w:r>
-        <w:rPr>
-          <w:lang w:val="nb-NO"/>
-        </w:rPr>
-        <w:t>Bogyrbayeva</w:t>
-      </w:r>
-      <w:proofErr w:type="spellEnd"/>
-      <w:r>
-        <w:rPr>
-          <w:lang w:val="nb-NO"/>
-        </w:rPr>
-        <w:t xml:space="preserve"> et al. (2024) gir en systematisk oversikt over læringsbaserte metoder og viser at det de siste årene har vært sterk vekst i forskning som kombinerer maskinlæring med</w:t>
-      </w:r>
-      <w:r>
-        <w:rPr>
-          <w:lang w:val="nb-NO"/>
-        </w:rPr>
-        <w:t xml:space="preserve"> </w:t>
-      </w:r>
-      <w:r>
-        <w:rPr>
-          <w:lang w:val="nb-NO"/>
-        </w:rPr>
-        <w:t xml:space="preserve">tradisjonelle heuristikker og optimeringsmetoder. Et viktig poeng i denne litteraturen er at læringsbaserte metoder ikke nødvendigvis erstatter klassiske metoder, men ofte brukes som støtte for bedre beslutninger, raskere søk eller forbedret generalisering. For denne oppgaven er dette særlig relevant fordi prosjektet er plassert i skjæringspunktet mellom logistikk og KI-støttet analyse. Rapporten benytter ikke maskinlæring som selve løsningsmetoden, men forholder seg til denne utviklingen ved å bruke en tradisjonell heuristisk modell som et transparent og forståelig utgangspunkt. Dermed plasserer oppgaven seg i et faglig landskap hvor enkle, forklarbare modeller fortsatt har verdi, særlig i tidlige analyser og avgrensede </w:t>
-      </w:r>
-      <w:proofErr w:type="gramStart"/>
-      <w:r>
-        <w:rPr>
-          <w:lang w:val="nb-NO"/>
-        </w:rPr>
-        <w:t>case</w:t>
-      </w:r>
-      <w:proofErr w:type="gramEnd"/>
-      <w:r>
-        <w:rPr>
-          <w:lang w:val="nb-NO"/>
-        </w:rPr>
-        <w:t>.</w:t>
-      </w:r>
-    </w:p>
-    <w:p>
-      <w:pPr>
-        <w:pStyle w:val="BodyText"/>
-        <w:rPr>
-          <w:lang w:val="nb-NO"/>
-        </w:rPr>
-      </w:pPr>
-      <w:r>
-        <w:rPr>
-          <w:lang w:val="nb-NO"/>
-        </w:rPr>
-        <w:t xml:space="preserve">En tredje utvikling i nyere VRP-litteratur er koblingen til bærekraft og bredere logistiske hensyn. Liu et al. (2023) viser i sin systematiske litteraturgjennomgang at VRP i økende grad brukes i sammenhenger der miljømessige, økonomiske og operasjonelle hensyn må ses i sammenheng. Selv om denne oppgaven først og fremst </w:t>
-      </w:r>
-      <w:proofErr w:type="gramStart"/>
-      <w:r>
-        <w:rPr>
-          <w:lang w:val="nb-NO"/>
-        </w:rPr>
-        <w:t>fokuserer</w:t>
-      </w:r>
-      <w:proofErr w:type="gramEnd"/>
-      <w:r>
-        <w:rPr>
-          <w:lang w:val="nb-NO"/>
-        </w:rPr>
-        <w:t xml:space="preserve"> på transportkostnad og gjennomførbarhet, er dette relevant fordi mer effektiv ruteplanlegging også kan gi indirekte gevinster i form av redusert kjørelengde og bedre ressursutnyttelse. Rapporten bidrar ikke primært til bærekraftslitteraturen, men står i forlengelsen av denne ved å undersøke hvordan bedre planlegging kan gi mer effektive transporter i en havbrukskontekst.</w:t>
-      </w:r>
-    </w:p>
-    <w:p>
-      <w:pPr>
-        <w:pStyle w:val="BodyText"/>
-        <w:rPr>
-          <w:lang w:val="nb-NO"/>
-        </w:rPr>
-      </w:pPr>
-      <w:r>
-        <w:rPr>
-          <w:lang w:val="nb-NO"/>
-        </w:rPr>
-        <w:t>Samlet viser litteraturen de siste fem årene at VRP-forskningen beveger seg mot mer realistiske, sammensatte og anvendte problemstillinger. Denne rapporten forholder seg til denne utviklingen ved å modellere et kapasitets- og tidsbegrenset ruteproblem inspirert av fortransport i havbruksnæringen. Samtidig avgrenser oppgaven seg bevisst fra de mest avanserte metodene i nyere forskning, som dype læringsmodeller og komplekse metaheuristikker, og velger i stedet en enklere heuristisk tilnærming. Dette gjør analysen mindre avansert metodisk, men til gjengjeld mer transparent, etterprøvbar og godt tilpasset prosjektets omfang og formål.</w:t>
-      </w:r>
-    </w:p>
-    <w:p>
-      <w:pPr>
-        <w:pStyle w:val="Heading2"/>
-        <w:rPr>
-          <w:lang w:val="nb-NO"/>
-        </w:rPr>
-      </w:pPr>
-      <w:bookmarkStart w:id="14" w:name="teori"/>
-      <w:bookmarkStart w:id="15" w:name="_Toc228381744"/>
-      <w:bookmarkEnd w:id="12"/>
       <w:r>
         <w:rPr>
           <w:lang w:val="nb-NO"/>
@@ -5973,7 +5919,145 @@
         <w:lastRenderedPageBreak/>
         <w:t>3.0 Teori</w:t>
       </w:r>
+      <w:bookmarkEnd w:id="14"/>
+    </w:p>
+    <w:p>
+      <w:pPr>
+        <w:pStyle w:val="Heading2"/>
+        <w:rPr>
+          <w:lang w:val="nb-NO"/>
+        </w:rPr>
+      </w:pPr>
+      <w:bookmarkStart w:id="16" w:name="_Toc228381745"/>
+      <w:bookmarkStart w:id="17" w:name="vehicle-routing-problem-vrp"/>
       <w:bookmarkEnd w:id="15"/>
+      <w:r>
+        <w:rPr>
+          <w:lang w:val="nb-NO"/>
+        </w:rPr>
+        <w:t xml:space="preserve">3.1 </w:t>
+      </w:r>
+      <w:proofErr w:type="spellStart"/>
+      <w:r>
+        <w:rPr>
+          <w:lang w:val="nb-NO"/>
+        </w:rPr>
+        <w:t>Vehicle</w:t>
+      </w:r>
+      <w:proofErr w:type="spellEnd"/>
+      <w:r>
+        <w:rPr>
+          <w:lang w:val="nb-NO"/>
+        </w:rPr>
+        <w:t xml:space="preserve"> Routing Problem (VRP)</w:t>
+      </w:r>
+      <w:bookmarkEnd w:id="16"/>
+    </w:p>
+    <w:p>
+      <w:pPr>
+        <w:pStyle w:val="FirstParagraph"/>
+        <w:rPr>
+          <w:lang w:val="nb-NO"/>
+        </w:rPr>
+      </w:pPr>
+      <w:proofErr w:type="spellStart"/>
+      <w:r>
+        <w:rPr>
+          <w:lang w:val="nb-NO"/>
+        </w:rPr>
+        <w:t>Vehicle</w:t>
+      </w:r>
+      <w:proofErr w:type="spellEnd"/>
+      <w:r>
+        <w:rPr>
+          <w:lang w:val="nb-NO"/>
+        </w:rPr>
+        <w:t xml:space="preserve"> Routing Problem (VRP) er et sentralt optimaliseringsproblem innen logistikk og transportplanlegging, først formulert av </w:t>
+      </w:r>
+      <w:proofErr w:type="spellStart"/>
+      <w:r>
+        <w:rPr>
+          <w:lang w:val="nb-NO"/>
+        </w:rPr>
+        <w:t>Dantzig</w:t>
+      </w:r>
+      <w:proofErr w:type="spellEnd"/>
+      <w:r>
+        <w:rPr>
+          <w:lang w:val="nb-NO"/>
+        </w:rPr>
+        <w:t xml:space="preserve"> og Ramser (1959). Problemet omhandler hvordan en flåte av kjøretøy kan planlegges slik at et sett av lokasjoner betjenes med lavest mulig kostnad, ofte uttrykt som total kjørelengde eller transporttid (</w:t>
+      </w:r>
+      <w:proofErr w:type="spellStart"/>
+      <w:r>
+        <w:rPr>
+          <w:lang w:val="nb-NO"/>
+        </w:rPr>
+        <w:t>Toth</w:t>
+      </w:r>
+      <w:proofErr w:type="spellEnd"/>
+      <w:r>
+        <w:rPr>
+          <w:lang w:val="nb-NO"/>
+        </w:rPr>
+        <w:t xml:space="preserve"> &amp; Vigo, 2014).</w:t>
+      </w:r>
+    </w:p>
+    <w:p>
+      <w:pPr>
+        <w:pStyle w:val="BodyText"/>
+        <w:rPr>
+          <w:lang w:val="nb-NO"/>
+        </w:rPr>
+      </w:pPr>
+      <w:r>
+        <w:rPr>
+          <w:lang w:val="nb-NO"/>
+        </w:rPr>
+        <w:t>VRP er klassifisert som et NP-hard problem, noe som innebærer at beregningskompleksiteten øker raskt med antall lokasjoner (</w:t>
+      </w:r>
+      <w:proofErr w:type="spellStart"/>
+      <w:r>
+        <w:rPr>
+          <w:lang w:val="nb-NO"/>
+        </w:rPr>
+        <w:t>Laporte</w:t>
+      </w:r>
+      <w:proofErr w:type="spellEnd"/>
+      <w:r>
+        <w:rPr>
+          <w:lang w:val="nb-NO"/>
+        </w:rPr>
+        <w:t>, 2009). Dette gjør at eksakte løsninger ofte er upraktiske i realistiske anvendelser.</w:t>
+      </w:r>
+    </w:p>
+    <w:p>
+      <w:pPr>
+        <w:pStyle w:val="BodyText"/>
+        <w:rPr>
+          <w:lang w:val="nb-NO"/>
+        </w:rPr>
+      </w:pPr>
+      <w:r>
+        <w:rPr>
+          <w:lang w:val="nb-NO"/>
+        </w:rPr>
+        <w:t>Nyere forskning viser at VRP ikke lenger primært studeres som et rent teoretisk problem, men som et rammeverk for å modellere komplekse, virkelige logistikkproblemer. Ifølge Archetti et al. (2026) har utviklingen de siste årene gått i retning av mer anvendte og realistiske problemformuleringer, hvor flere restriksjoner og operasjonelle hensyn inkluderes.</w:t>
+      </w:r>
+    </w:p>
+    <w:p>
+      <w:pPr>
+        <w:pStyle w:val="BodyText"/>
+        <w:rPr>
+          <w:lang w:val="nb-NO"/>
+        </w:rPr>
+      </w:pPr>
+      <w:r>
+        <w:rPr>
+          <w:lang w:val="nb-NO"/>
+        </w:rPr>
+        <w:t>Dette er direkte relevant for denne oppgaven, hvor ruteplanlegging ikke kun handler om avstand, men også om kapasitet, tidsvinduer og operasjonell gjennomførbarhet i en havbrukskontekst.</w:t>
+      </w:r>
     </w:p>
     <w:p>
       <w:pPr>
@@ -5982,168 +6066,16 @@
           <w:lang w:val="nb-NO"/>
         </w:rPr>
       </w:pPr>
-      <w:bookmarkStart w:id="16" w:name="vehicle-routing-problem-vrp"/>
-      <w:bookmarkStart w:id="17" w:name="_Toc228381745"/>
-      <w:bookmarkEnd w:id="14"/>
-      <w:r>
-        <w:rPr>
-          <w:lang w:val="nb-NO"/>
-        </w:rPr>
-        <w:t xml:space="preserve">3.1 </w:t>
-      </w:r>
-      <w:proofErr w:type="spellStart"/>
-      <w:r>
-        <w:rPr>
-          <w:lang w:val="nb-NO"/>
-        </w:rPr>
-        <w:t>Vehicle</w:t>
-      </w:r>
-      <w:proofErr w:type="spellEnd"/>
-      <w:r>
-        <w:rPr>
-          <w:lang w:val="nb-NO"/>
-        </w:rPr>
-        <w:t xml:space="preserve"> Routing Problem (VRP)</w:t>
-      </w:r>
+      <w:bookmarkStart w:id="18" w:name="_Toc228381746"/>
+      <w:bookmarkStart w:id="19" w:name="vrp-med-tidsvinduer-vrptw"/>
       <w:bookmarkEnd w:id="17"/>
-    </w:p>
-    <w:p>
-      <w:pPr>
-        <w:pStyle w:val="FirstParagraph"/>
-        <w:rPr>
-          <w:lang w:val="nb-NO"/>
-        </w:rPr>
-      </w:pPr>
-      <w:proofErr w:type="spellStart"/>
-      <w:r>
-        <w:rPr>
-          <w:lang w:val="nb-NO"/>
-        </w:rPr>
-        <w:t>Vehicle</w:t>
-      </w:r>
-      <w:proofErr w:type="spellEnd"/>
-      <w:r>
-        <w:rPr>
-          <w:lang w:val="nb-NO"/>
-        </w:rPr>
-        <w:t xml:space="preserve"> Routing Problem (VRP) er et sentralt optimaliseringsproblem innen logistikk og transportplanlegging, først formulert av </w:t>
-      </w:r>
-      <w:proofErr w:type="spellStart"/>
-      <w:r>
-        <w:rPr>
-          <w:lang w:val="nb-NO"/>
-        </w:rPr>
-        <w:t>Dantzig</w:t>
-      </w:r>
-      <w:proofErr w:type="spellEnd"/>
-      <w:r>
-        <w:rPr>
-          <w:lang w:val="nb-NO"/>
-        </w:rPr>
-        <w:t xml:space="preserve"> og Ramser (1959). Problemet omhandler hvordan en flåte av kjøretøy kan planlegges slik at et sett av lokasjoner betjenes med lavest mulig kostnad, ofte uttrykt som total kjørelengde eller transporttid (</w:t>
-      </w:r>
-      <w:proofErr w:type="spellStart"/>
-      <w:r>
-        <w:rPr>
-          <w:lang w:val="nb-NO"/>
-        </w:rPr>
-        <w:t>Toth</w:t>
-      </w:r>
-      <w:proofErr w:type="spellEnd"/>
-      <w:r>
-        <w:rPr>
-          <w:lang w:val="nb-NO"/>
-        </w:rPr>
-        <w:t xml:space="preserve"> &amp; Vigo, 2014).</w:t>
-      </w:r>
-    </w:p>
-    <w:p>
-      <w:pPr>
-        <w:pStyle w:val="BodyText"/>
-        <w:rPr>
-          <w:lang w:val="nb-NO"/>
-        </w:rPr>
-      </w:pPr>
-      <w:r>
-        <w:rPr>
-          <w:lang w:val="nb-NO"/>
-        </w:rPr>
-        <w:t xml:space="preserve">VRP er klassifisert som </w:t>
-      </w:r>
-      <w:proofErr w:type="gramStart"/>
-      <w:r>
-        <w:rPr>
-          <w:lang w:val="nb-NO"/>
-        </w:rPr>
-        <w:t>et NP-hard problem</w:t>
-      </w:r>
-      <w:proofErr w:type="gramEnd"/>
-      <w:r>
-        <w:rPr>
-          <w:lang w:val="nb-NO"/>
-        </w:rPr>
-        <w:t>, noe som innebærer at beregningskompleksiteten øker raskt med antall lokasjoner (</w:t>
-      </w:r>
-      <w:proofErr w:type="spellStart"/>
-      <w:r>
-        <w:rPr>
-          <w:lang w:val="nb-NO"/>
-        </w:rPr>
-        <w:t>Laporte</w:t>
-      </w:r>
-      <w:proofErr w:type="spellEnd"/>
-      <w:r>
-        <w:rPr>
-          <w:lang w:val="nb-NO"/>
-        </w:rPr>
-        <w:t>, 2009). Dette gjør at eksakte løsninger ofte er upraktiske i realistiske anvendelser.</w:t>
-      </w:r>
-    </w:p>
-    <w:p>
-      <w:pPr>
-        <w:pStyle w:val="BodyText"/>
-        <w:rPr>
-          <w:lang w:val="nb-NO"/>
-        </w:rPr>
-      </w:pPr>
-      <w:r>
-        <w:rPr>
-          <w:lang w:val="nb-NO"/>
-        </w:rPr>
-        <w:t>Nyere forskning viser at VRP ikke lenger primært studeres som et rent teoretisk problem, men som et rammeverk for å modellere komplekse, virkelige logistikkproblemer. Ifølge Archetti et al. (2026) har utviklingen de siste årene gått i retning av mer anvendte og realistiske problemformuleringer, hvor flere restriksjoner og operasjonelle hensyn inkluderes.</w:t>
-      </w:r>
-    </w:p>
-    <w:p>
-      <w:pPr>
-        <w:pStyle w:val="BodyText"/>
-        <w:rPr>
-          <w:lang w:val="nb-NO"/>
-        </w:rPr>
-      </w:pPr>
-      <w:r>
-        <w:rPr>
-          <w:lang w:val="nb-NO"/>
-        </w:rPr>
-        <w:t>Dette er direkte relevant for denne oppgaven, hvor ruteplanlegging ikke kun handler om avstand, men også om kapasitet, tidsvinduer og operasjonell gjennomførbarhet i en havbrukskontekst.</w:t>
-      </w:r>
-    </w:p>
-    <w:p>
-      <w:pPr>
-        <w:pStyle w:val="Heading2"/>
-        <w:rPr>
-          <w:lang w:val="nb-NO"/>
-        </w:rPr>
-      </w:pPr>
-      <w:bookmarkStart w:id="18" w:name="vrp-med-tidsvinduer-vrptw"/>
-      <w:bookmarkStart w:id="19" w:name="_Toc228381746"/>
-      <w:bookmarkEnd w:id="16"/>
       <w:r>
         <w:rPr>
           <w:lang w:val="nb-NO"/>
         </w:rPr>
         <w:t>3.2 VRP med tidsvinduer (VRPTW)</w:t>
       </w:r>
-      <w:bookmarkEnd w:id="19"/>
+      <w:bookmarkEnd w:id="18"/>
     </w:p>
     <w:p>
       <w:pPr>
@@ -6274,14 +6206,14 @@
       <w:pPr>
         <w:pStyle w:val="Heading2"/>
       </w:pPr>
-      <w:bookmarkStart w:id="20" w:name="eksakte-metoder-og-heuristikker"/>
-      <w:bookmarkStart w:id="21" w:name="_Toc228381747"/>
-      <w:bookmarkEnd w:id="18"/>
+      <w:bookmarkStart w:id="20" w:name="_Toc228381747"/>
+      <w:bookmarkStart w:id="21" w:name="eksakte-metoder-og-heuristikker"/>
+      <w:bookmarkEnd w:id="19"/>
       <w:r>
         <w:lastRenderedPageBreak/>
         <w:t>3.3 Eksakte metoder og heuristikker</w:t>
       </w:r>
-      <w:bookmarkEnd w:id="21"/>
+      <w:bookmarkEnd w:id="20"/>
     </w:p>
     <w:p>
       <w:pPr>
@@ -6322,21 +6254,7 @@
         <w:rPr>
           <w:lang w:val="nb-NO"/>
         </w:rPr>
-        <w:t xml:space="preserve">Eksakte metoder gir </w:t>
-      </w:r>
-      <w:proofErr w:type="gramStart"/>
-      <w:r>
-        <w:rPr>
-          <w:lang w:val="nb-NO"/>
-        </w:rPr>
-        <w:t>optimale</w:t>
-      </w:r>
-      <w:proofErr w:type="gramEnd"/>
-      <w:r>
-        <w:rPr>
-          <w:lang w:val="nb-NO"/>
-        </w:rPr>
-        <w:t xml:space="preserve"> løsninger, men er beregningstunge og lite skalerbare. Dette gjør dem ofte uegnet for praktiske problemstillinger med mange lokasjoner eller komplekse restriksjoner.</w:t>
+        <w:t>Eksakte metoder gir optimale løsninger, men er beregningstunge og lite skalerbare. Dette gjør dem ofte uegnet for praktiske problemstillinger med mange lokasjoner eller komplekse restriksjoner.</w:t>
       </w:r>
     </w:p>
     <w:p>
@@ -6445,21 +6363,7 @@
         <w:rPr>
           <w:lang w:val="nb-NO"/>
         </w:rPr>
-        <w:t xml:space="preserve">finne en global </w:t>
-      </w:r>
-      <w:proofErr w:type="gramStart"/>
-      <w:r>
-        <w:rPr>
-          <w:lang w:val="nb-NO"/>
-        </w:rPr>
-        <w:t>optimal</w:t>
-      </w:r>
-      <w:proofErr w:type="gramEnd"/>
-      <w:r>
-        <w:rPr>
-          <w:lang w:val="nb-NO"/>
-        </w:rPr>
-        <w:t xml:space="preserve"> løsning, men en praktisk gjennomførbar og kostnadseffektiv</w:t>
+        <w:t>finne en global optimal løsning, men en praktisk gjennomførbar og kostnadseffektiv</w:t>
       </w:r>
       <w:r>
         <w:rPr>
@@ -6481,9 +6385,9 @@
           <w:lang w:val="nb-NO"/>
         </w:rPr>
       </w:pPr>
-      <w:bookmarkStart w:id="22" w:name="greedy-heuristikk-og-nearest-neighbor"/>
-      <w:bookmarkStart w:id="23" w:name="_Toc228381748"/>
-      <w:bookmarkEnd w:id="20"/>
+      <w:bookmarkStart w:id="22" w:name="_Toc228381748"/>
+      <w:bookmarkStart w:id="23" w:name="greedy-heuristikk-og-nearest-neighbor"/>
+      <w:bookmarkEnd w:id="21"/>
       <w:r>
         <w:rPr>
           <w:lang w:val="nb-NO"/>
@@ -6525,7 +6429,7 @@
         </w:rPr>
         <w:t>neighbor</w:t>
       </w:r>
-      <w:bookmarkEnd w:id="23"/>
+      <w:bookmarkEnd w:id="22"/>
       <w:proofErr w:type="spellEnd"/>
     </w:p>
     <w:p>
@@ -6680,21 +6584,7 @@
         <w:rPr>
           <w:lang w:val="nb-NO"/>
         </w:rPr>
-        <w:t xml:space="preserve">Samtidig har den klare begrensninger, særlig knyttet til at lokale valg ikke nødvendigvis gir globalt </w:t>
-      </w:r>
-      <w:proofErr w:type="gramStart"/>
-      <w:r>
-        <w:rPr>
-          <w:lang w:val="nb-NO"/>
-        </w:rPr>
-        <w:t>optimale</w:t>
-      </w:r>
-      <w:proofErr w:type="gramEnd"/>
-      <w:r>
-        <w:rPr>
-          <w:lang w:val="nb-NO"/>
-        </w:rPr>
-        <w:t xml:space="preserve"> løsninger.</w:t>
+        <w:t>Samtidig har den klare begrensninger, særlig knyttet til at lokale valg ikke nødvendigvis gir globalt optimale løsninger.</w:t>
       </w:r>
     </w:p>
     <w:p>
@@ -6708,21 +6598,7 @@
         <w:rPr>
           <w:lang w:val="nb-NO"/>
         </w:rPr>
-        <w:t xml:space="preserve">Likevel viser litteraturen at slike enkle heuristikker fortsatt har en viktig rolle, spesielt i avgrensede </w:t>
-      </w:r>
-      <w:proofErr w:type="gramStart"/>
-      <w:r>
-        <w:rPr>
-          <w:lang w:val="nb-NO"/>
-        </w:rPr>
-        <w:t>case</w:t>
-      </w:r>
-      <w:proofErr w:type="gramEnd"/>
-      <w:r>
-        <w:rPr>
-          <w:lang w:val="nb-NO"/>
-        </w:rPr>
-        <w:t xml:space="preserve"> og som baseline-modeller (Liu et al., 2023).</w:t>
+        <w:t>Likevel viser litteraturen at slike enkle heuristikker fortsatt har en viktig rolle, spesielt i avgrensede case og som baseline-modeller (Liu et al., 2023).</w:t>
       </w:r>
     </w:p>
     <w:p>
@@ -6789,16 +6665,16 @@
           <w:lang w:val="nb-NO"/>
         </w:rPr>
       </w:pPr>
-      <w:bookmarkStart w:id="24" w:name="kunstig-intelligens-i-ruteplanlegging"/>
-      <w:bookmarkStart w:id="25" w:name="_Toc228381749"/>
-      <w:bookmarkEnd w:id="22"/>
+      <w:bookmarkStart w:id="24" w:name="_Toc228381749"/>
+      <w:bookmarkStart w:id="25" w:name="kunstig-intelligens-i-ruteplanlegging"/>
+      <w:bookmarkEnd w:id="23"/>
       <w:r>
         <w:rPr>
           <w:lang w:val="nb-NO"/>
         </w:rPr>
         <w:t>3.5 Kunstig intelligens i ruteplanlegging</w:t>
       </w:r>
-      <w:bookmarkEnd w:id="25"/>
+      <w:bookmarkEnd w:id="24"/>
     </w:p>
     <w:p>
       <w:pPr>
@@ -6813,14 +6689,12 @@
         </w:rPr>
         <w:t>De siste årene har det vært økende interesse for bruk av kunstig intelligens i</w:t>
       </w:r>
-    </w:p>
-    <w:p>
-      <w:pPr>
-        <w:pStyle w:val="BodyText"/>
-        <w:rPr>
-          <w:lang w:val="nb-NO"/>
-        </w:rPr>
-      </w:pPr>
+      <w:r>
+        <w:rPr>
+          <w:lang w:val="nb-NO"/>
+        </w:rPr>
+        <w:t xml:space="preserve"> </w:t>
+      </w:r>
       <w:r>
         <w:rPr>
           <w:lang w:val="nb-NO"/>
@@ -6993,9 +6867,9 @@
       <w:pPr>
         <w:pStyle w:val="Heading2"/>
       </w:pPr>
-      <w:bookmarkStart w:id="26" w:name="X2bc1938783dcd62cca083ec24d38d72387c239e"/>
-      <w:bookmarkStart w:id="27" w:name="_Toc228381750"/>
-      <w:bookmarkEnd w:id="24"/>
+      <w:bookmarkStart w:id="26" w:name="_Toc228381750"/>
+      <w:bookmarkStart w:id="27" w:name="X2bc1938783dcd62cca083ec24d38d72387c239e"/>
+      <w:bookmarkEnd w:id="25"/>
       <w:r>
         <w:t xml:space="preserve">3.6 </w:t>
       </w:r>
@@ -7021,9 +6895,91 @@
       </w:r>
       <w:proofErr w:type="spellEnd"/>
       <w:r>
-        <w:t xml:space="preserve"> til problemstilling</w:t>
-      </w:r>
+        <w:t xml:space="preserve"> </w:t>
+      </w:r>
+      <w:proofErr w:type="spellStart"/>
+      <w:r>
+        <w:t>til</w:t>
+      </w:r>
+      <w:proofErr w:type="spellEnd"/>
+      <w:r>
+        <w:t xml:space="preserve"> problemstilling</w:t>
+      </w:r>
+      <w:bookmarkEnd w:id="26"/>
+    </w:p>
+    <w:p>
+      <w:pPr>
+        <w:pStyle w:val="FirstParagraph"/>
+        <w:rPr>
+          <w:lang w:val="nb-NO"/>
+        </w:rPr>
+      </w:pPr>
+      <w:r>
+        <w:rPr>
+          <w:lang w:val="nb-NO"/>
+        </w:rPr>
+        <w:t>Litteraturen viser at moderne VRP-forskning beveger seg mot mer realistiske og anvendte problemstillinger, hvor tidsvinduer, kapasitetsbegrensninger og operasjonelle hensyn er sentrale.</w:t>
+      </w:r>
+    </w:p>
+    <w:p>
+      <w:pPr>
+        <w:pStyle w:val="BodyText"/>
+        <w:rPr>
+          <w:lang w:val="nb-NO"/>
+        </w:rPr>
+      </w:pPr>
+      <w:r>
+        <w:rPr>
+          <w:lang w:val="nb-NO"/>
+        </w:rPr>
+        <w:t xml:space="preserve">Samtidig understrekes det at heuristiske metoder fortsatt er avgjørende for å løse slike problemer i praksis, særlig når beregningstid og </w:t>
+      </w:r>
+      <w:proofErr w:type="spellStart"/>
+      <w:r>
+        <w:rPr>
+          <w:lang w:val="nb-NO"/>
+        </w:rPr>
+        <w:t>implementerbarhet</w:t>
+      </w:r>
+      <w:proofErr w:type="spellEnd"/>
+      <w:r>
+        <w:rPr>
+          <w:lang w:val="nb-NO"/>
+        </w:rPr>
+        <w:t xml:space="preserve"> er viktige faktorer. Denne oppgaven bygger på disse prinsippene ved å modellere fortransport som et kapasitets- og tidsbegrenset ruteproblem, løst ved hjelp av en </w:t>
+      </w:r>
+      <w:proofErr w:type="spellStart"/>
+      <w:r>
+        <w:rPr>
+          <w:lang w:val="nb-NO"/>
+        </w:rPr>
+        <w:t>greedy</w:t>
+      </w:r>
+      <w:proofErr w:type="spellEnd"/>
+      <w:r>
+        <w:rPr>
+          <w:lang w:val="nb-NO"/>
+        </w:rPr>
+        <w:t xml:space="preserve"> heuristikk. Valget av metode er i tråd med både klassisk teori og nyere forskning, og reflekterer en bevisst avveining mellom modellens realisme, kompleksitet og anvendbarhet.</w:t>
+      </w:r>
+    </w:p>
+    <w:p>
+      <w:pPr>
+        <w:pStyle w:val="Heading2"/>
+        <w:rPr>
+          <w:lang w:val="nb-NO"/>
+        </w:rPr>
+      </w:pPr>
+      <w:bookmarkStart w:id="28" w:name="_Toc228381751"/>
+      <w:bookmarkStart w:id="29" w:name="casebeskrivelse"/>
       <w:bookmarkEnd w:id="27"/>
+      <w:r>
+        <w:rPr>
+          <w:lang w:val="nb-NO"/>
+        </w:rPr>
+        <w:t>4.0 Casebeskrivelse</w:t>
+      </w:r>
+      <w:bookmarkEnd w:id="28"/>
     </w:p>
     <w:p>
       <w:pPr>
@@ -7036,7 +6992,19 @@
         <w:rPr>
           <w:lang w:val="nb-NO"/>
         </w:rPr>
-        <w:t>Litteraturen viser at moderne VRP-forskning beveger seg mot mer realistiske og anvendte problemstillinger, hvor tidsvinduer, kapasitetsbegrensninger og operasjonelle hensyn er sentrale.</w:t>
+        <w:t>Denne oppgaven tar utgangspunkt i en case knyttet til transportoptimalisering hos Lerøy Seafood Group, en sentral aktør innen norsk havbruksnæring. Lerøy har omfattende logistikk knyttet til transport av fisk mellom produksjonslokaliteter og videre til mottak eller</w:t>
+      </w:r>
+      <w:r>
+        <w:rPr>
+          <w:lang w:val="nb-NO"/>
+        </w:rPr>
+        <w:t xml:space="preserve"> </w:t>
+      </w:r>
+      <w:r>
+        <w:rPr>
+          <w:lang w:val="nb-NO"/>
+        </w:rPr>
+        <w:t>slakteri, og fortransport av slakteklar fisk er en av flere logistikkaktiviteter der effektiv ruteplanlegging kan gi betydelige gevinster.</w:t>
       </w:r>
     </w:p>
     <w:p>
@@ -7046,39 +7014,84 @@
           <w:lang w:val="nb-NO"/>
         </w:rPr>
       </w:pPr>
-      <w:r>
-        <w:rPr>
-          <w:lang w:val="nb-NO"/>
-        </w:rPr>
-        <w:t xml:space="preserve">Samtidig understrekes det at heuristiske metoder fortsatt er avgjørende for å løse slike problemer i praksis, særlig når beregningstid og </w:t>
-      </w:r>
       <w:proofErr w:type="spellStart"/>
       <w:r>
         <w:rPr>
           <w:lang w:val="nb-NO"/>
         </w:rPr>
-        <w:t>implementerbarhet</w:t>
+        <w:lastRenderedPageBreak/>
+        <w:t>Caset</w:t>
       </w:r>
       <w:proofErr w:type="spellEnd"/>
       <w:r>
         <w:rPr>
           <w:lang w:val="nb-NO"/>
         </w:rPr>
-        <w:t xml:space="preserve"> er viktige faktorer. Denne oppgaven bygger på disse prinsippene ved å modellere fortransport som et kapasitets- og tidsbegrenset ruteproblem, løst ved hjelp av en </w:t>
-      </w:r>
+        <w:t xml:space="preserve"> setter søkelys på fortransporten fra oppdrettslokaliteter til slakteri. Fisken hentes ved lokalitetene etter avtalte tidsvinduer, og må leveres innenfor angitte tidsrammer for å ivareta kvalitet og driftsflyt på slakteriet. Denne delen av verdikjeden er kritisk fordi forsinkelser eller ubalansert kapasitetsbruk direkte påvirker transportkostnader, dyrevelferd og produktets ferskhet.</w:t>
+      </w:r>
+    </w:p>
+    <w:p>
+      <w:pPr>
+        <w:pStyle w:val="BodyText"/>
+        <w:rPr>
+          <w:lang w:val="nb-NO"/>
+        </w:rPr>
+      </w:pPr>
+      <w:r>
+        <w:rPr>
+          <w:lang w:val="nb-NO"/>
+        </w:rPr>
+        <w:t>Havbruksnæringen i Norge er preget av geografisk spredte anlegg langs kysten, med varierende avstander og transportforhold. Dette gjør ruteplanlegging til et sammensatt og løpende beslutningsproblem, og danner den bredere konteksten for oppgaven.</w:t>
+      </w:r>
+    </w:p>
+    <w:p>
+      <w:pPr>
+        <w:pStyle w:val="BodyText"/>
+        <w:rPr>
+          <w:lang w:val="nb-NO"/>
+        </w:rPr>
+      </w:pPr>
       <w:proofErr w:type="spellStart"/>
       <w:r>
         <w:rPr>
           <w:lang w:val="nb-NO"/>
         </w:rPr>
-        <w:t>greedy</w:t>
+        <w:t>Caset</w:t>
       </w:r>
       <w:proofErr w:type="spellEnd"/>
       <w:r>
         <w:rPr>
           <w:lang w:val="nb-NO"/>
         </w:rPr>
-        <w:t xml:space="preserve"> heuristikk. Valget av metode er i tråd med både klassisk teori og nyere forskning, og reflekterer en bevisst avveining mellom modellens realisme, kompleksitet og anvendbarhet.</w:t>
+        <w:t xml:space="preserve"> er avgrenset til én region og omfatter syv oppdrettslokaliteter og ett slakteri. Slakteriet fungerer som depot, der alle ruter starter og avsluttes. Kjøretøyene har en fast kapasitet på 180 enheter per bil, mens samlet etterspørsel i datasettet er 312 enheter. At etterspørselen overstiger kapasiteten til én bil gjør at flere ruter må planlegges samtidig. I tillegg er det definert tidsvinduer for henting ved hver lokalitet og en maksimal tillatt varighet per rute.</w:t>
+      </w:r>
+    </w:p>
+    <w:p>
+      <w:pPr>
+        <w:pStyle w:val="BodyText"/>
+        <w:rPr>
+          <w:lang w:val="nb-NO"/>
+        </w:rPr>
+      </w:pPr>
+      <w:r>
+        <w:rPr>
+          <w:lang w:val="nb-NO"/>
+        </w:rPr>
+        <w:t xml:space="preserve">Kombinasjonen av geografisk spredte lokaliteter, kapasitetsbegrensninger og tidsvinduer gjør </w:t>
+      </w:r>
+      <w:proofErr w:type="spellStart"/>
+      <w:r>
+        <w:rPr>
+          <w:lang w:val="nb-NO"/>
+        </w:rPr>
+        <w:t>caset</w:t>
+      </w:r>
+      <w:proofErr w:type="spellEnd"/>
+      <w:r>
+        <w:rPr>
+          <w:lang w:val="nb-NO"/>
+        </w:rPr>
+        <w:t xml:space="preserve"> godt egnet for modellering som et ruteplanleggingsproblem med tidsvinduer (VRPTW). Problemet er tilstrekkelig komplekst til å gi analytisk interesse, men samtidig avgrenset nok til å gi oversiktlige og etterprøvbare resultater innenfor oppgavens rammer. I denne rapporten benyttes et syntetisk datasett utviklet for analyseformål, mens Lerøy Seafood Group fungerer som casegrunnlag for problemstillingen.</w:t>
       </w:r>
     </w:p>
     <w:p>
@@ -7088,16 +7101,52 @@
           <w:lang w:val="nb-NO"/>
         </w:rPr>
       </w:pPr>
-      <w:bookmarkStart w:id="28" w:name="casebeskrivelse"/>
-      <w:bookmarkStart w:id="29" w:name="_Toc228381751"/>
-      <w:bookmarkEnd w:id="26"/>
-      <w:r>
-        <w:rPr>
-          <w:lang w:val="nb-NO"/>
-        </w:rPr>
-        <w:t>4.0 Casebeskrivelse</w:t>
-      </w:r>
+      <w:bookmarkStart w:id="30" w:name="_Toc228381752"/>
+      <w:bookmarkStart w:id="31" w:name="metode-og-data"/>
       <w:bookmarkEnd w:id="29"/>
+      <w:r>
+        <w:rPr>
+          <w:lang w:val="nb-NO"/>
+        </w:rPr>
+        <w:t>5.0 Metode og data</w:t>
+      </w:r>
+      <w:bookmarkEnd w:id="30"/>
+    </w:p>
+    <w:p>
+      <w:pPr>
+        <w:pStyle w:val="Heading2"/>
+        <w:rPr>
+          <w:lang w:val="nb-NO"/>
+        </w:rPr>
+      </w:pPr>
+      <w:bookmarkStart w:id="32" w:name="_Toc228381753"/>
+      <w:bookmarkStart w:id="33" w:name="metode"/>
+      <w:bookmarkEnd w:id="31"/>
+      <w:r>
+        <w:rPr>
+          <w:lang w:val="nb-NO"/>
+        </w:rPr>
+        <w:t>5.1 Metode</w:t>
+      </w:r>
+      <w:bookmarkEnd w:id="32"/>
+    </w:p>
+    <w:p>
+      <w:pPr>
+        <w:pStyle w:val="Heading2"/>
+        <w:rPr>
+          <w:lang w:val="nb-NO"/>
+        </w:rPr>
+      </w:pPr>
+      <w:bookmarkStart w:id="34" w:name="_Toc228381754"/>
+      <w:bookmarkStart w:id="35" w:name="datagrunnlag"/>
+      <w:bookmarkEnd w:id="33"/>
+      <w:r>
+        <w:rPr>
+          <w:lang w:val="nb-NO"/>
+        </w:rPr>
+        <w:t>5.1.1 Datagrunnlag</w:t>
+      </w:r>
+      <w:bookmarkEnd w:id="34"/>
     </w:p>
     <w:p>
       <w:pPr>
@@ -7110,34 +7159,21 @@
         <w:rPr>
           <w:lang w:val="nb-NO"/>
         </w:rPr>
-        <w:t xml:space="preserve">Denne oppgaven tar utgangspunkt i en </w:t>
-      </w:r>
-      <w:proofErr w:type="gramStart"/>
-      <w:r>
-        <w:rPr>
-          <w:lang w:val="nb-NO"/>
-        </w:rPr>
-        <w:t>case</w:t>
-      </w:r>
-      <w:proofErr w:type="gramEnd"/>
-      <w:r>
-        <w:rPr>
-          <w:lang w:val="nb-NO"/>
-        </w:rPr>
-        <w:t xml:space="preserve"> knyttet til transportoptimalisering hos Lerøy Seafood Group, en sentral aktør innen norsk havbruksnæring. Lerøy har omfattende logistikk knyttet til transport av fisk mellom produksjonslokaliteter og videre til mottak eller</w:t>
-      </w:r>
-      <w:r>
-        <w:rPr>
-          <w:lang w:val="nb-NO"/>
-        </w:rPr>
-        <w:t xml:space="preserve"> </w:t>
-      </w:r>
-      <w:r>
-        <w:rPr>
-          <w:lang w:val="nb-NO"/>
-        </w:rPr>
-        <w:lastRenderedPageBreak/>
-        <w:t>slakteri, og fortransport av slakteklar fisk er en av flere logistikkaktiviteter der effektiv ruteplanlegging kan gi betydelige gevinster.</w:t>
+        <w:t xml:space="preserve">Datagrunnlaget i prosjektet er basert på et syntetisk, men konsistent datasett generert av faglærer. Datasettet representerer ett slakteri (depot) og sju oppdrettslokaliteter, og er utviklet for å gi et realistisk grunnlag for modellering av ruteplanlegging med </w:t>
+      </w:r>
+      <w:proofErr w:type="spellStart"/>
+      <w:r>
+        <w:rPr>
+          <w:lang w:val="nb-NO"/>
+        </w:rPr>
+        <w:t>kapasitetsog</w:t>
+      </w:r>
+      <w:proofErr w:type="spellEnd"/>
+      <w:r>
+        <w:rPr>
+          <w:lang w:val="nb-NO"/>
+        </w:rPr>
+        <w:t xml:space="preserve"> tidsbegrensninger.</w:t>
       </w:r>
     </w:p>
     <w:p>
@@ -7147,19 +7183,25 @@
           <w:lang w:val="nb-NO"/>
         </w:rPr>
       </w:pPr>
+      <w:r>
+        <w:rPr>
+          <w:lang w:val="nb-NO"/>
+        </w:rPr>
+        <w:t xml:space="preserve">Datasettet består av koordinater for slakteri og lokaliteter, etterspørsel per lokalitet, lastetid per lokalitet, tidsvinduer for henting, avstandsmatrise, </w:t>
+      </w:r>
       <w:proofErr w:type="spellStart"/>
       <w:r>
         <w:rPr>
           <w:lang w:val="nb-NO"/>
         </w:rPr>
-        <w:t>Caset</w:t>
+        <w:t>tidsmatrise</w:t>
       </w:r>
       <w:proofErr w:type="spellEnd"/>
       <w:r>
         <w:rPr>
           <w:lang w:val="nb-NO"/>
         </w:rPr>
-        <w:t xml:space="preserve"> setter søkelys på fortransporten fra oppdrettslokaliteter til slakteri. Fisken hentes ved lokalitetene etter avtalte tidsvinduer, og må leveres innenfor angitte tidsrammer for å ivareta kvalitet og driftsflyt på slakteriet. Denne delen av verdikjeden er kritisk fordi forsinkelser eller ubalansert kapasitetsbruk direkte påvirker transportkostnader, dyrevelferd og produktets ferskhet.</w:t>
+        <w:t xml:space="preserve"> og kapasitet på kjøretøy. Dette gir et samlet grunnlag for å analysere hvordan fortransporten kan organiseres mer effektivt.</w:t>
       </w:r>
     </w:p>
     <w:p>
@@ -7173,57 +7215,7 @@
         <w:rPr>
           <w:lang w:val="nb-NO"/>
         </w:rPr>
-        <w:t>Havbruksnæringen i Norge er preget av geografisk spredte anlegg langs kysten, med varierende avstander og transportforhold. Dette gjør ruteplanlegging til et sammensatt og løpende beslutningsproblem, og danner den bredere konteksten for oppgaven.</w:t>
-      </w:r>
-    </w:p>
-    <w:p>
-      <w:pPr>
-        <w:pStyle w:val="BodyText"/>
-        <w:rPr>
-          <w:lang w:val="nb-NO"/>
-        </w:rPr>
-      </w:pPr>
-      <w:proofErr w:type="spellStart"/>
-      <w:r>
-        <w:rPr>
-          <w:lang w:val="nb-NO"/>
-        </w:rPr>
-        <w:t>Caset</w:t>
-      </w:r>
-      <w:proofErr w:type="spellEnd"/>
-      <w:r>
-        <w:rPr>
-          <w:lang w:val="nb-NO"/>
-        </w:rPr>
-        <w:t xml:space="preserve"> er avgrenset til én region og omfatter syv oppdrettslokaliteter og ett slakteri. Slakteriet fungerer som depot, der alle ruter starter og avsluttes. Kjøretøyene har en fast kapasitet på 180 enheter per bil, mens samlet etterspørsel i datasettet er 312 enheter. At etterspørselen overstiger kapasiteten til én bil gjør at flere ruter må planlegges samtidig. I tillegg er det definert tidsvinduer for henting ved hver lokalitet og en maksimal tillatt varighet per rute.</w:t>
-      </w:r>
-    </w:p>
-    <w:p>
-      <w:pPr>
-        <w:pStyle w:val="BodyText"/>
-        <w:rPr>
-          <w:lang w:val="nb-NO"/>
-        </w:rPr>
-      </w:pPr>
-      <w:r>
-        <w:rPr>
-          <w:lang w:val="nb-NO"/>
-        </w:rPr>
-        <w:t xml:space="preserve">Kombinasjonen av geografisk spredte lokaliteter, kapasitetsbegrensninger og tidsvinduer gjør </w:t>
-      </w:r>
-      <w:proofErr w:type="spellStart"/>
-      <w:r>
-        <w:rPr>
-          <w:lang w:val="nb-NO"/>
-        </w:rPr>
-        <w:t>caset</w:t>
-      </w:r>
-      <w:proofErr w:type="spellEnd"/>
-      <w:r>
-        <w:rPr>
-          <w:lang w:val="nb-NO"/>
-        </w:rPr>
-        <w:t xml:space="preserve"> godt egnet for modellering som et ruteplanleggingsproblem med tidsvinduer (VRPTW). Problemet er tilstrekkelig komplekst til å gi analytisk interesse, men samtidig avgrenset nok til å gi oversiktlige og etterprøvbare resultater innenfor oppgavens rammer. I denne rapporten benyttes et syntetisk datasett utviklet for analyseformål, mens Lerøy Seafood Group fungerer som casegrunnlag for problemstillingen.</w:t>
+        <w:t>Bruken av syntetiske data gjør det mulig å utvikle og teste modellen i en kontrollert case, samtidig som dataene er tilstrekkelig realistiske til å belyse logistiske utfordringer knyttet til transport, kapasitet og tidsstyring.</w:t>
       </w:r>
     </w:p>
     <w:p>
@@ -7233,161 +7225,9 @@
           <w:lang w:val="nb-NO"/>
         </w:rPr>
       </w:pPr>
-      <w:bookmarkStart w:id="30" w:name="metode-og-data"/>
-      <w:bookmarkStart w:id="31" w:name="_Toc228381752"/>
-      <w:bookmarkEnd w:id="28"/>
-      <w:r>
-        <w:rPr>
-          <w:lang w:val="nb-NO"/>
-        </w:rPr>
-        <w:t>5.0 Metode og data</w:t>
-      </w:r>
-      <w:bookmarkEnd w:id="31"/>
-    </w:p>
-    <w:p>
-      <w:pPr>
-        <w:pStyle w:val="Heading2"/>
-        <w:rPr>
-          <w:lang w:val="nb-NO"/>
-        </w:rPr>
-      </w:pPr>
-      <w:bookmarkStart w:id="32" w:name="metode"/>
-      <w:bookmarkStart w:id="33" w:name="_Toc228381753"/>
-      <w:bookmarkEnd w:id="30"/>
-      <w:r>
-        <w:rPr>
-          <w:lang w:val="nb-NO"/>
-        </w:rPr>
-        <w:t>5.1 Metode</w:t>
-      </w:r>
-      <w:bookmarkEnd w:id="33"/>
-    </w:p>
-    <w:p>
-      <w:pPr>
-        <w:pStyle w:val="Heading2"/>
-        <w:rPr>
-          <w:lang w:val="nb-NO"/>
-        </w:rPr>
-      </w:pPr>
-      <w:bookmarkStart w:id="34" w:name="datagrunnlag"/>
-      <w:bookmarkStart w:id="35" w:name="_Toc228381754"/>
-      <w:bookmarkEnd w:id="32"/>
-      <w:r>
-        <w:rPr>
-          <w:lang w:val="nb-NO"/>
-        </w:rPr>
-        <w:t>5.1.1 Datagrunnlag</w:t>
-      </w:r>
+      <w:bookmarkStart w:id="36" w:name="_Toc228381755"/>
+      <w:bookmarkStart w:id="37" w:name="lokasjoner-og-koordinater"/>
       <w:bookmarkEnd w:id="35"/>
-    </w:p>
-    <w:p>
-      <w:pPr>
-        <w:pStyle w:val="FirstParagraph"/>
-        <w:rPr>
-          <w:lang w:val="nb-NO"/>
-        </w:rPr>
-      </w:pPr>
-      <w:r>
-        <w:rPr>
-          <w:lang w:val="nb-NO"/>
-        </w:rPr>
-        <w:t xml:space="preserve">Datagrunnlaget i prosjektet er basert på et syntetisk, men konsistent datasett </w:t>
-      </w:r>
-      <w:proofErr w:type="gramStart"/>
-      <w:r>
-        <w:rPr>
-          <w:lang w:val="nb-NO"/>
-        </w:rPr>
-        <w:t>generert</w:t>
-      </w:r>
-      <w:proofErr w:type="gramEnd"/>
-      <w:r>
-        <w:rPr>
-          <w:lang w:val="nb-NO"/>
-        </w:rPr>
-        <w:t xml:space="preserve"> av faglærer. Datasettet representerer ett slakteri (depot) og sju oppdrettslokaliteter, og er utviklet for å gi et realistisk grunnlag for modellering av ruteplanlegging med </w:t>
-      </w:r>
-      <w:proofErr w:type="spellStart"/>
-      <w:r>
-        <w:rPr>
-          <w:lang w:val="nb-NO"/>
-        </w:rPr>
-        <w:t>kapasitetsog</w:t>
-      </w:r>
-      <w:proofErr w:type="spellEnd"/>
-      <w:r>
-        <w:rPr>
-          <w:lang w:val="nb-NO"/>
-        </w:rPr>
-        <w:t xml:space="preserve"> tidsbegrensninger.</w:t>
-      </w:r>
-    </w:p>
-    <w:p>
-      <w:pPr>
-        <w:pStyle w:val="BodyText"/>
-        <w:rPr>
-          <w:lang w:val="nb-NO"/>
-        </w:rPr>
-      </w:pPr>
-      <w:r>
-        <w:rPr>
-          <w:lang w:val="nb-NO"/>
-        </w:rPr>
-        <w:t xml:space="preserve">Datasettet består av koordinater for slakteri og lokaliteter, etterspørsel per lokalitet, lastetid per lokalitet, tidsvinduer for henting, avstandsmatrise, </w:t>
-      </w:r>
-      <w:proofErr w:type="spellStart"/>
-      <w:r>
-        <w:rPr>
-          <w:lang w:val="nb-NO"/>
-        </w:rPr>
-        <w:t>tidsmatrise</w:t>
-      </w:r>
-      <w:proofErr w:type="spellEnd"/>
-      <w:r>
-        <w:rPr>
-          <w:lang w:val="nb-NO"/>
-        </w:rPr>
-        <w:t xml:space="preserve"> og kapasitet på kjøretøy. Dette gir et samlet grunnlag for å analysere hvordan fortransporten kan organiseres mer effektivt.</w:t>
-      </w:r>
-    </w:p>
-    <w:p>
-      <w:pPr>
-        <w:pStyle w:val="BodyText"/>
-        <w:rPr>
-          <w:lang w:val="nb-NO"/>
-        </w:rPr>
-      </w:pPr>
-      <w:r>
-        <w:rPr>
-          <w:lang w:val="nb-NO"/>
-        </w:rPr>
-        <w:t xml:space="preserve">Bruken av syntetiske data gjør det mulig å utvikle og teste modellen i en kontrollert </w:t>
-      </w:r>
-      <w:proofErr w:type="gramStart"/>
-      <w:r>
-        <w:rPr>
-          <w:lang w:val="nb-NO"/>
-        </w:rPr>
-        <w:t>case</w:t>
-      </w:r>
-      <w:proofErr w:type="gramEnd"/>
-      <w:r>
-        <w:rPr>
-          <w:lang w:val="nb-NO"/>
-        </w:rPr>
-        <w:t>, samtidig som dataene er tilstrekkelig realistiske til å belyse logistiske utfordringer knyttet til transport, kapasitet og tidsstyring.</w:t>
-      </w:r>
-    </w:p>
-    <w:p>
-      <w:pPr>
-        <w:pStyle w:val="Heading2"/>
-        <w:rPr>
-          <w:lang w:val="nb-NO"/>
-        </w:rPr>
-      </w:pPr>
-      <w:bookmarkStart w:id="36" w:name="lokasjoner-og-koordinater"/>
-      <w:bookmarkStart w:id="37" w:name="_Toc228381755"/>
-      <w:bookmarkEnd w:id="34"/>
       <w:r>
         <w:rPr>
           <w:lang w:val="nb-NO"/>
@@ -7395,7 +7235,7 @@
         <w:lastRenderedPageBreak/>
         <w:t>5.1.2 Lokasjoner og koordinater</w:t>
       </w:r>
-      <w:bookmarkEnd w:id="37"/>
+      <w:bookmarkEnd w:id="36"/>
     </w:p>
     <w:p>
       <w:pPr>
@@ -7982,13 +7822,62 @@
       <w:pPr>
         <w:pStyle w:val="Heading2"/>
       </w:pPr>
-      <w:bookmarkStart w:id="38" w:name="avstandsmetode"/>
-      <w:bookmarkStart w:id="39" w:name="_Toc228381756"/>
-      <w:bookmarkEnd w:id="36"/>
+      <w:bookmarkStart w:id="38" w:name="_Toc228381756"/>
+      <w:bookmarkStart w:id="39" w:name="avstandsmetode"/>
+      <w:bookmarkEnd w:id="37"/>
       <w:r>
         <w:t>5.1.3 Avstandsmetode</w:t>
       </w:r>
+      <w:bookmarkEnd w:id="38"/>
+    </w:p>
+    <w:p>
+      <w:pPr>
+        <w:pStyle w:val="FirstParagraph"/>
+        <w:rPr>
+          <w:lang w:val="nb-NO"/>
+        </w:rPr>
+      </w:pPr>
+      <w:r>
+        <w:t xml:space="preserve">Avstandene mellom slakteriet og lokalitetene ble beregnet som luftlinjeavstander basert på oppgitte x- og y-koordinater. Det ble brukt euklidsk avstand, som betyr den rette linjen mellom to punkter i et koordinatsystem. </w:t>
+      </w:r>
+      <w:r>
+        <w:rPr>
+          <w:lang w:val="nb-NO"/>
+        </w:rPr>
+        <w:t>Dette er en vanlig og enkel forenkling i ruteplanleggingsmodeller når faktiske veidata ikke er tilgjengelige.</w:t>
+      </w:r>
+    </w:p>
+    <w:p>
+      <w:pPr>
+        <w:pStyle w:val="BodyText"/>
+        <w:rPr>
+          <w:lang w:val="nb-NO"/>
+        </w:rPr>
+      </w:pPr>
+      <w:r>
+        <w:rPr>
+          <w:lang w:val="nb-NO"/>
+        </w:rPr>
+        <w:t>I prosjektet forutsettes det at én enhet i koordinatsystemet tilsvarer én kilometer. Avstandene brukes videre som grunnlag for beregning av transportkostnader og som input til den heuristiske modellen.</w:t>
+      </w:r>
+    </w:p>
+    <w:p>
+      <w:pPr>
+        <w:pStyle w:val="Heading2"/>
+        <w:rPr>
+          <w:lang w:val="nb-NO"/>
+        </w:rPr>
+      </w:pPr>
+      <w:bookmarkStart w:id="40" w:name="_Toc228381757"/>
+      <w:bookmarkStart w:id="41" w:name="avstandsmatrise"/>
       <w:bookmarkEnd w:id="39"/>
+      <w:r>
+        <w:rPr>
+          <w:lang w:val="nb-NO"/>
+        </w:rPr>
+        <w:t>5.1.4 Avstandsmatrise</w:t>
+      </w:r>
+      <w:bookmarkEnd w:id="40"/>
     </w:p>
     <w:p>
       <w:pPr>
@@ -7998,13 +7887,24 @@
         </w:rPr>
       </w:pPr>
       <w:r>
-        <w:t xml:space="preserve">Avstandene mellom slakteriet og lokalitetene ble beregnet som luftlinjeavstander basert på oppgitte x- og y-koordinater. Det ble brukt euklidsk avstand, som betyr den rette linjen mellom to punkter i et koordinatsystem. </w:t>
-      </w:r>
-      <w:r>
-        <w:rPr>
-          <w:lang w:val="nb-NO"/>
-        </w:rPr>
-        <w:t>Dette er en vanlig og enkel forenkling i ruteplanleggingsmodeller når faktiske veidata ikke er tilgjengelige.</w:t>
+        <w:rPr>
+          <w:lang w:val="nb-NO"/>
+        </w:rPr>
+        <w:t xml:space="preserve">På bakgrunn av koordinatene ble det utarbeidet en avstandsmatrise som viser avstanden mellom alle lokasjoner i </w:t>
+      </w:r>
+      <w:proofErr w:type="spellStart"/>
+      <w:r>
+        <w:rPr>
+          <w:lang w:val="nb-NO"/>
+        </w:rPr>
+        <w:t>caset</w:t>
+      </w:r>
+      <w:proofErr w:type="spellEnd"/>
+      <w:r>
+        <w:rPr>
+          <w:lang w:val="nb-NO"/>
+        </w:rPr>
+        <w:t>. Matrisen er symmetrisk, noe som betyr at avstanden fra node A til node B er den samme som fra node B til node A. Diagonalen i matrisen er lik 0, siden avstanden fra en lokasjon til seg selv er null.</w:t>
       </w:r>
     </w:p>
     <w:p>
@@ -8018,7 +7918,7 @@
         <w:rPr>
           <w:lang w:val="nb-NO"/>
         </w:rPr>
-        <w:t>I prosjektet forutsettes det at én enhet i koordinatsystemet tilsvarer én kilometer. Avstandene brukes videre som grunnlag for beregning av transportkostnader og som input til den heuristiske modellen.</w:t>
+        <w:t>Avstandsmatrisen brukes i modellen for å beregne total kjørelengde og sammenligne alternative ruter. Full avstandsmatrise er lagt ved i vedlegg A.</w:t>
       </w:r>
     </w:p>
     <w:p>
@@ -8028,83 +7928,23 @@
           <w:lang w:val="nb-NO"/>
         </w:rPr>
       </w:pPr>
-      <w:bookmarkStart w:id="40" w:name="avstandsmatrise"/>
-      <w:bookmarkStart w:id="41" w:name="_Toc228381757"/>
-      <w:bookmarkEnd w:id="38"/>
-      <w:r>
-        <w:rPr>
-          <w:lang w:val="nb-NO"/>
-        </w:rPr>
-        <w:t>5.1.4 Avstandsmatrise</w:t>
-      </w:r>
+      <w:bookmarkStart w:id="42" w:name="_Toc228381758"/>
+      <w:bookmarkStart w:id="43" w:name="tidsmatrise"/>
       <w:bookmarkEnd w:id="41"/>
-    </w:p>
-    <w:p>
-      <w:pPr>
-        <w:pStyle w:val="FirstParagraph"/>
-        <w:rPr>
-          <w:lang w:val="nb-NO"/>
-        </w:rPr>
-      </w:pPr>
-      <w:r>
-        <w:rPr>
-          <w:lang w:val="nb-NO"/>
-        </w:rPr>
-        <w:t xml:space="preserve">På bakgrunn av koordinatene ble det utarbeidet en avstandsmatrise som viser avstanden mellom alle lokasjoner i </w:t>
+      <w:r>
+        <w:rPr>
+          <w:lang w:val="nb-NO"/>
+        </w:rPr>
+        <w:t xml:space="preserve">5.1.5 </w:t>
       </w:r>
       <w:proofErr w:type="spellStart"/>
       <w:r>
         <w:rPr>
           <w:lang w:val="nb-NO"/>
         </w:rPr>
-        <w:t>caset</w:t>
-      </w:r>
-      <w:proofErr w:type="spellEnd"/>
-      <w:r>
-        <w:rPr>
-          <w:lang w:val="nb-NO"/>
-        </w:rPr>
-        <w:t>. Matrisen er symmetrisk, noe som betyr at avstanden fra node A til node B er den samme som fra node B til node A. Diagonalen i matrisen er lik 0, siden avstanden fra en lokasjon til seg selv er null.</w:t>
-      </w:r>
-    </w:p>
-    <w:p>
-      <w:pPr>
-        <w:pStyle w:val="BodyText"/>
-        <w:rPr>
-          <w:lang w:val="nb-NO"/>
-        </w:rPr>
-      </w:pPr>
-      <w:r>
-        <w:rPr>
-          <w:lang w:val="nb-NO"/>
-        </w:rPr>
-        <w:t>Avstandsmatrisen brukes i modellen for å beregne total kjørelengde og sammenligne alternative ruter. Full avstandsmatrise er lagt ved i vedlegg A.</w:t>
-      </w:r>
-    </w:p>
-    <w:p>
-      <w:pPr>
-        <w:pStyle w:val="Heading2"/>
-        <w:rPr>
-          <w:lang w:val="nb-NO"/>
-        </w:rPr>
-      </w:pPr>
-      <w:bookmarkStart w:id="42" w:name="tidsmatrise"/>
-      <w:bookmarkStart w:id="43" w:name="_Toc228381758"/>
-      <w:bookmarkEnd w:id="40"/>
-      <w:r>
-        <w:rPr>
-          <w:lang w:val="nb-NO"/>
-        </w:rPr>
-        <w:t xml:space="preserve">5.1.5 </w:t>
-      </w:r>
-      <w:proofErr w:type="spellStart"/>
-      <w:r>
-        <w:rPr>
-          <w:lang w:val="nb-NO"/>
-        </w:rPr>
         <w:t>Tidsmatrise</w:t>
       </w:r>
-      <w:bookmarkEnd w:id="43"/>
+      <w:bookmarkEnd w:id="42"/>
       <w:proofErr w:type="spellEnd"/>
     </w:p>
     <w:p>
@@ -8171,16 +8011,62 @@
           <w:lang w:val="nb-NO"/>
         </w:rPr>
       </w:pPr>
-      <w:bookmarkStart w:id="44" w:name="validering-av-avstander"/>
-      <w:bookmarkStart w:id="45" w:name="_Toc228381759"/>
-      <w:bookmarkEnd w:id="42"/>
+      <w:bookmarkStart w:id="44" w:name="_Toc228381759"/>
+      <w:bookmarkStart w:id="45" w:name="validering-av-avstander"/>
+      <w:bookmarkEnd w:id="43"/>
       <w:r>
         <w:rPr>
           <w:lang w:val="nb-NO"/>
         </w:rPr>
         <w:t>5.1.6 Validering av avstander</w:t>
       </w:r>
+      <w:bookmarkEnd w:id="44"/>
+    </w:p>
+    <w:p>
+      <w:pPr>
+        <w:pStyle w:val="FirstParagraph"/>
+        <w:rPr>
+          <w:lang w:val="nb-NO"/>
+        </w:rPr>
+      </w:pPr>
+      <w:r>
+        <w:rPr>
+          <w:lang w:val="nb-NO"/>
+        </w:rPr>
+        <w:t>For å sikre at avstandsmatrisen var korrekt, ble beregningene kontrollert på flere måter. For det første ble det kontrollert at diagonalen i matrisen er lik 0, og at matrisen er symmetrisk. For det andre ble utvalgte avstander kontrollregnet manuelt ved bruk av formelen for euklidsk avstand.</w:t>
+      </w:r>
+    </w:p>
+    <w:p>
+      <w:pPr>
+        <w:pStyle w:val="BodyText"/>
+        <w:rPr>
+          <w:lang w:val="nb-NO"/>
+        </w:rPr>
+      </w:pPr>
+      <w:r>
+        <w:rPr>
+          <w:lang w:val="nb-NO"/>
+        </w:rPr>
+        <w:t>Det var i utgangspunktet ønskelig å sammenligne avstandene med kart, men dette ble ikke gjennomført direkte. Årsaken er at prosjektet benytter syntetiske koordinater og ikke reelle geografiske lokasjoner eller veinett. En direkte sammenligning med faktiske kartdata ville derfor ikke vært faglig presis. I stedet er den valgte avstandsmetoden vurdert som en hensiktsmessig og konsistent forenkling for analyseformålet.</w:t>
+      </w:r>
+    </w:p>
+    <w:p>
+      <w:pPr>
+        <w:pStyle w:val="Heading2"/>
+        <w:rPr>
+          <w:lang w:val="nb-NO"/>
+        </w:rPr>
+      </w:pPr>
+      <w:bookmarkStart w:id="46" w:name="_Toc228381760"/>
+      <w:bookmarkStart w:id="47" w:name="øvrige-inputdata"/>
       <w:bookmarkEnd w:id="45"/>
+      <w:r>
+        <w:rPr>
+          <w:lang w:val="nb-NO"/>
+        </w:rPr>
+        <w:t>5.1.7 Øvrige inputdata</w:t>
+      </w:r>
+      <w:bookmarkEnd w:id="46"/>
     </w:p>
     <w:p>
       <w:pPr>
@@ -8193,7 +8079,7 @@
         <w:rPr>
           <w:lang w:val="nb-NO"/>
         </w:rPr>
-        <w:t>For å sikre at avstandsmatrisen var korrekt, ble beregningene kontrollert på flere måter. For det første ble det kontrollert at diagonalen i matrisen er lik 0, og at matrisen er symmetrisk. For det andre ble utvalgte avstander kontrollregnet manuelt ved bruk av formelen for euklidsk avstand.</w:t>
+        <w:t>Modellen bygger også på flere andre inputdata enn koordinater og avstander. For hver lokalitet er det definert etterspørsel, lastetid og tidsvindu. Kjøretøykapasiteten er satt til 180 enheter. Samlet etterspørsel i datasettet er større enn kapasiteten til ett kjøretøy, noe som gjør det nødvendig å analysere flere ruter og flere biler.</w:t>
       </w:r>
     </w:p>
     <w:p>
@@ -8207,7 +8093,21 @@
         <w:rPr>
           <w:lang w:val="nb-NO"/>
         </w:rPr>
-        <w:t>Det var i utgangspunktet ønskelig å sammenligne avstandene med kart, men dette ble ikke gjennomført direkte. Årsaken er at prosjektet benytter syntetiske koordinater og ikke reelle geografiske lokasjoner eller veinett. En direkte sammenligning med faktiske kartdata ville derfor ikke vært faglig presis. I stedet er den valgte avstandsmetoden vurdert som en hensiktsmessig og konsistent forenkling for analyseformålet.</w:t>
+        <w:t xml:space="preserve">Disse inputdataene er sentrale fordi de påvirker hvilke ruter som er mulige å gjennomføre. Selv om en rute kan være kort i avstand, kan den være urealistisk dersom kapasiteten </w:t>
+      </w:r>
+      <w:proofErr w:type="spellStart"/>
+      <w:r>
+        <w:rPr>
+          <w:lang w:val="nb-NO"/>
+        </w:rPr>
+        <w:t>overskrides</w:t>
+      </w:r>
+      <w:proofErr w:type="spellEnd"/>
+      <w:r>
+        <w:rPr>
+          <w:lang w:val="nb-NO"/>
+        </w:rPr>
+        <w:t xml:space="preserve"> eller tidsvinduene ikke kan overholdes.</w:t>
       </w:r>
     </w:p>
     <w:p>
@@ -8217,16 +8117,34 @@
           <w:lang w:val="nb-NO"/>
         </w:rPr>
       </w:pPr>
-      <w:bookmarkStart w:id="46" w:name="øvrige-inputdata"/>
-      <w:bookmarkStart w:id="47" w:name="_Toc228381760"/>
-      <w:bookmarkEnd w:id="44"/>
-      <w:r>
-        <w:rPr>
-          <w:lang w:val="nb-NO"/>
-        </w:rPr>
-        <w:t>5.1.7 Øvrige inputdata</w:t>
-      </w:r>
+      <w:bookmarkStart w:id="48" w:name="_Toc228381761"/>
+      <w:bookmarkStart w:id="49" w:name="data"/>
       <w:bookmarkEnd w:id="47"/>
+      <w:r>
+        <w:rPr>
+          <w:lang w:val="nb-NO"/>
+        </w:rPr>
+        <w:t>5.2 Data</w:t>
+      </w:r>
+      <w:bookmarkEnd w:id="48"/>
+    </w:p>
+    <w:p>
+      <w:pPr>
+        <w:pStyle w:val="Heading2"/>
+        <w:rPr>
+          <w:lang w:val="nb-NO"/>
+        </w:rPr>
+      </w:pPr>
+      <w:bookmarkStart w:id="50" w:name="_Toc228381762"/>
+      <w:bookmarkStart w:id="51" w:name="identifisere-lokasjoner"/>
+      <w:bookmarkEnd w:id="49"/>
+      <w:r>
+        <w:rPr>
+          <w:lang w:val="nb-NO"/>
+        </w:rPr>
+        <w:t>5.2.1 Identifisere lokasjoner</w:t>
+      </w:r>
+      <w:bookmarkEnd w:id="50"/>
     </w:p>
     <w:p>
       <w:pPr>
@@ -8239,7 +8157,39 @@
         <w:rPr>
           <w:lang w:val="nb-NO"/>
         </w:rPr>
-        <w:t>Modellen bygger også på flere andre inputdata enn koordinater og avstander. For hver lokalitet er det definert etterspørsel, lastetid og tidsvindu. Kjøretøykapasiteten er satt til 180 enheter. Samlet etterspørsel i datasettet er større enn kapasiteten til ett kjøretøy, noe som gjør det nødvendig å analysere flere ruter og flere biler.</w:t>
+        <w:t>Som grunnlag for modellutviklingen ble det først gjennomført en systematisk identifisering av relevante lokasjoner i transportnettverket. Dette omfatter både oppdrettslokaliteter og slakteri, som til sammen utgjør nodene i modellen. Utvalget av lokasjoner er gjort med hensikt å representere et realistisk, men avgrenset transportproblem, tilpasset prosjektets omfang og tilgjengelige ressurser.</w:t>
+      </w:r>
+    </w:p>
+    <w:p>
+      <w:pPr>
+        <w:pStyle w:val="Heading2"/>
+        <w:rPr>
+          <w:lang w:val="nb-NO"/>
+        </w:rPr>
+      </w:pPr>
+      <w:bookmarkStart w:id="52" w:name="_Toc228381763"/>
+      <w:bookmarkStart w:id="53" w:name="velge-region"/>
+      <w:bookmarkEnd w:id="51"/>
+      <w:r>
+        <w:rPr>
+          <w:lang w:val="nb-NO"/>
+        </w:rPr>
+        <w:t>5.2.2 Velge region</w:t>
+      </w:r>
+      <w:bookmarkEnd w:id="52"/>
+    </w:p>
+    <w:p>
+      <w:pPr>
+        <w:pStyle w:val="FirstParagraph"/>
+        <w:rPr>
+          <w:lang w:val="nb-NO"/>
+        </w:rPr>
+      </w:pPr>
+      <w:r>
+        <w:rPr>
+          <w:lang w:val="nb-NO"/>
+        </w:rPr>
+        <w:t>Datasettet representerer ikke en spesifikk geografisk region, men er konstruert for å etterligne realistiske transportforhold i havbruksnæringen. Avstander og lokasjonsstruktur er valgt slik at lokalitetene gir variasjon i rutevalg og transportavstander innenfor et plausibelt geografisk område.</w:t>
       </w:r>
     </w:p>
     <w:p>
@@ -8253,21 +8203,7 @@
         <w:rPr>
           <w:lang w:val="nb-NO"/>
         </w:rPr>
-        <w:t xml:space="preserve">Disse inputdataene er sentrale fordi de påvirker hvilke ruter som er mulige å gjennomføre. Selv om en rute kan være kort i avstand, kan den være urealistisk dersom kapasiteten </w:t>
-      </w:r>
-      <w:proofErr w:type="spellStart"/>
-      <w:r>
-        <w:rPr>
-          <w:lang w:val="nb-NO"/>
-        </w:rPr>
-        <w:t>overskrides</w:t>
-      </w:r>
-      <w:proofErr w:type="spellEnd"/>
-      <w:r>
-        <w:rPr>
-          <w:lang w:val="nb-NO"/>
-        </w:rPr>
-        <w:t xml:space="preserve"> eller tidsvinduene ikke kan overholdes.</w:t>
+        <w:t>Denne tilnærmingen gir fleksibilitet i modellutviklingen og kontroll over sentrale variabler, men kan påvirke overførbarheten til reelle geografiske forhold.</w:t>
       </w:r>
     </w:p>
     <w:p>
@@ -8277,105 +8213,9 @@
           <w:lang w:val="nb-NO"/>
         </w:rPr>
       </w:pPr>
-      <w:bookmarkStart w:id="48" w:name="data"/>
-      <w:bookmarkStart w:id="49" w:name="_Toc228381761"/>
-      <w:bookmarkEnd w:id="46"/>
-      <w:r>
-        <w:rPr>
-          <w:lang w:val="nb-NO"/>
-        </w:rPr>
-        <w:t>5.2 Data</w:t>
-      </w:r>
-      <w:bookmarkEnd w:id="49"/>
-    </w:p>
-    <w:p>
-      <w:pPr>
-        <w:pStyle w:val="Heading2"/>
-        <w:rPr>
-          <w:lang w:val="nb-NO"/>
-        </w:rPr>
-      </w:pPr>
-      <w:bookmarkStart w:id="50" w:name="identifisere-lokasjoner"/>
-      <w:bookmarkStart w:id="51" w:name="_Toc228381762"/>
-      <w:bookmarkEnd w:id="48"/>
-      <w:r>
-        <w:rPr>
-          <w:lang w:val="nb-NO"/>
-        </w:rPr>
-        <w:t>5.2.1 Identifisere lokasjoner</w:t>
-      </w:r>
-      <w:bookmarkEnd w:id="51"/>
-    </w:p>
-    <w:p>
-      <w:pPr>
-        <w:pStyle w:val="FirstParagraph"/>
-        <w:rPr>
-          <w:lang w:val="nb-NO"/>
-        </w:rPr>
-      </w:pPr>
-      <w:r>
-        <w:rPr>
-          <w:lang w:val="nb-NO"/>
-        </w:rPr>
-        <w:t>Som grunnlag for modellutviklingen ble det først gjennomført en systematisk identifisering av relevante lokasjoner i transportnettverket. Dette omfatter både oppdrettslokaliteter og slakteri, som til sammen utgjør nodene i modellen. Utvalget av lokasjoner er gjort med hensikt å representere et realistisk, men avgrenset transportproblem, tilpasset prosjektets omfang og tilgjengelige ressurser.</w:t>
-      </w:r>
-    </w:p>
-    <w:p>
-      <w:pPr>
-        <w:pStyle w:val="Heading2"/>
-        <w:rPr>
-          <w:lang w:val="nb-NO"/>
-        </w:rPr>
-      </w:pPr>
-      <w:bookmarkStart w:id="52" w:name="velge-region"/>
-      <w:bookmarkStart w:id="53" w:name="_Toc228381763"/>
-      <w:bookmarkEnd w:id="50"/>
-      <w:r>
-        <w:rPr>
-          <w:lang w:val="nb-NO"/>
-        </w:rPr>
-        <w:t>5.2.2 Velge region</w:t>
-      </w:r>
+      <w:bookmarkStart w:id="54" w:name="_Toc228381764"/>
+      <w:bookmarkStart w:id="55" w:name="identifisere-oppdrettslokaliteter"/>
       <w:bookmarkEnd w:id="53"/>
-    </w:p>
-    <w:p>
-      <w:pPr>
-        <w:pStyle w:val="FirstParagraph"/>
-        <w:rPr>
-          <w:lang w:val="nb-NO"/>
-        </w:rPr>
-      </w:pPr>
-      <w:r>
-        <w:rPr>
-          <w:lang w:val="nb-NO"/>
-        </w:rPr>
-        <w:t>Datasettet representerer ikke en spesifikk geografisk region, men er konstruert for å etterligne realistiske transportforhold i havbruksnæringen. Avstander og lokasjonsstruktur er valgt slik at lokalitetene gir variasjon i rutevalg og transportavstander innenfor et plausibelt geografisk område.</w:t>
-      </w:r>
-    </w:p>
-    <w:p>
-      <w:pPr>
-        <w:pStyle w:val="BodyText"/>
-        <w:rPr>
-          <w:lang w:val="nb-NO"/>
-        </w:rPr>
-      </w:pPr>
-      <w:r>
-        <w:rPr>
-          <w:lang w:val="nb-NO"/>
-        </w:rPr>
-        <w:t>Denne tilnærmingen gir fleksibilitet i modellutviklingen og kontroll over sentrale variabler, men kan påvirke overførbarheten til reelle geografiske forhold.</w:t>
-      </w:r>
-    </w:p>
-    <w:p>
-      <w:pPr>
-        <w:pStyle w:val="Heading2"/>
-        <w:rPr>
-          <w:lang w:val="nb-NO"/>
-        </w:rPr>
-      </w:pPr>
-      <w:bookmarkStart w:id="54" w:name="identifisere-oppdrettslokaliteter"/>
-      <w:bookmarkStart w:id="55" w:name="_Toc228381764"/>
-      <w:bookmarkEnd w:id="52"/>
       <w:r>
         <w:rPr>
           <w:lang w:val="nb-NO"/>
@@ -8383,7 +8223,53 @@
         <w:lastRenderedPageBreak/>
         <w:t>5.2.3 Identifisere oppdrettslokaliteter</w:t>
       </w:r>
+      <w:bookmarkEnd w:id="54"/>
+    </w:p>
+    <w:p>
+      <w:pPr>
+        <w:pStyle w:val="FirstParagraph"/>
+        <w:rPr>
+          <w:lang w:val="nb-NO"/>
+        </w:rPr>
+      </w:pPr>
+      <w:r>
+        <w:rPr>
+          <w:lang w:val="nb-NO"/>
+        </w:rPr>
+        <w:t>Totalt inngår syv oppdrettslokaliteter i modellen, i tråd med prosjektets avgrensning. Hver lokalitet fungerer som en node med tilhørende transportbehov og tidsvindu.</w:t>
+      </w:r>
+    </w:p>
+    <w:p>
+      <w:pPr>
+        <w:pStyle w:val="BodyText"/>
+        <w:rPr>
+          <w:lang w:val="nb-NO"/>
+        </w:rPr>
+      </w:pPr>
+      <w:r>
+        <w:rPr>
+          <w:lang w:val="nb-NO"/>
+        </w:rPr>
+        <w:t>Ved generering av lokalitetene er det lagt vekt på geografisk spredning, slik at datasettet gir variasjon i avstander og rutevalg. Dette balanserer realisme og gjennomførbarhet, og skaper et analytisk interessant ruteplanleggingsproblem.</w:t>
+      </w:r>
+    </w:p>
+    <w:p>
+      <w:pPr>
+        <w:pStyle w:val="Heading2"/>
+        <w:rPr>
+          <w:lang w:val="nb-NO"/>
+        </w:rPr>
+      </w:pPr>
+      <w:bookmarkStart w:id="56" w:name="_Toc228381765"/>
+      <w:bookmarkStart w:id="57" w:name="identifisere-slakteri"/>
       <w:bookmarkEnd w:id="55"/>
+      <w:r>
+        <w:rPr>
+          <w:lang w:val="nb-NO"/>
+        </w:rPr>
+        <w:t>5.2.4 Identifisere slakteri</w:t>
+      </w:r>
+      <w:bookmarkEnd w:id="56"/>
     </w:p>
     <w:p>
       <w:pPr>
@@ -8396,7 +8282,7 @@
         <w:rPr>
           <w:lang w:val="nb-NO"/>
         </w:rPr>
-        <w:t>Totalt inngår syv oppdrettslokaliteter i modellen, i tråd med prosjektets avgrensning. Hver lokalitet fungerer som en node med tilhørende transportbehov og tidsvindu.</w:t>
+        <w:t>Slakteriet i modellen er også syntetisk generert og representerer et sentralt mottakspunkt for transporten.</w:t>
       </w:r>
     </w:p>
     <w:p>
@@ -8410,7 +8296,35 @@
         <w:rPr>
           <w:lang w:val="nb-NO"/>
         </w:rPr>
-        <w:t>Ved generering av lokalitetene er det lagt vekt på geografisk spredning, slik at datasettet gir variasjon i avstander og rutevalg. Dette balanserer realisme og gjennomførbarhet, og skaper et analytisk interessant ruteplanleggingsproblem.</w:t>
+        <w:t xml:space="preserve">Slakteriet fungerer som depot i modellen, hvor alle ruter starter og avsluttes. Dette er i tråd med standard antagelser i </w:t>
+      </w:r>
+      <w:proofErr w:type="spellStart"/>
+      <w:r>
+        <w:rPr>
+          <w:lang w:val="nb-NO"/>
+        </w:rPr>
+        <w:t>Vehicle</w:t>
+      </w:r>
+      <w:proofErr w:type="spellEnd"/>
+      <w:r>
+        <w:rPr>
+          <w:lang w:val="nb-NO"/>
+        </w:rPr>
+        <w:t xml:space="preserve"> Routing Problem (VRP).</w:t>
+      </w:r>
+    </w:p>
+    <w:p>
+      <w:pPr>
+        <w:pStyle w:val="BodyText"/>
+        <w:rPr>
+          <w:lang w:val="nb-NO"/>
+        </w:rPr>
+      </w:pPr>
+      <w:r>
+        <w:rPr>
+          <w:lang w:val="nb-NO"/>
+        </w:rPr>
+        <w:t>Valget av ett slakteri bidrar til å forenkle modellstrukturen, samtidig som det gir et realistisk utgangspunkt for analyse av transport mellom oppdrettslokaliteter og mottaksanlegg.</w:t>
       </w:r>
     </w:p>
     <w:p>
@@ -8420,16 +8334,16 @@
           <w:lang w:val="nb-NO"/>
         </w:rPr>
       </w:pPr>
-      <w:bookmarkStart w:id="56" w:name="identifisere-slakteri"/>
-      <w:bookmarkStart w:id="57" w:name="_Toc228381765"/>
-      <w:bookmarkEnd w:id="54"/>
-      <w:r>
-        <w:rPr>
-          <w:lang w:val="nb-NO"/>
-        </w:rPr>
-        <w:t>5.2.4 Identifisere slakteri</w:t>
-      </w:r>
+      <w:bookmarkStart w:id="58" w:name="_Toc228381766"/>
+      <w:bookmarkStart w:id="59" w:name="finne-koordinater"/>
       <w:bookmarkEnd w:id="57"/>
+      <w:r>
+        <w:rPr>
+          <w:lang w:val="nb-NO"/>
+        </w:rPr>
+        <w:t>5.2.5 Finne koordinater</w:t>
+      </w:r>
+      <w:bookmarkEnd w:id="58"/>
     </w:p>
     <w:p>
       <w:pPr>
@@ -8442,7 +8356,39 @@
         <w:rPr>
           <w:lang w:val="nb-NO"/>
         </w:rPr>
-        <w:t>Slakteriet i modellen er også syntetisk generert og representerer et sentralt mottakspunkt for transporten.</w:t>
+        <w:t>For hver node i datasettet er det definert x- og y-koordinater i et todimensjonalt koordinatsystem (se tabell i 5.1.2). Koordinatene er syntetisk generert og utgjør grunnlaget for beregning av avstander mellom alle noder i modellen.</w:t>
+      </w:r>
+    </w:p>
+    <w:p>
+      <w:pPr>
+        <w:pStyle w:val="Heading2"/>
+        <w:rPr>
+          <w:lang w:val="nb-NO"/>
+        </w:rPr>
+      </w:pPr>
+      <w:bookmarkStart w:id="60" w:name="_Toc228381767"/>
+      <w:bookmarkStart w:id="61" w:name="kontrollere-lokasjoner"/>
+      <w:bookmarkEnd w:id="59"/>
+      <w:r>
+        <w:rPr>
+          <w:lang w:val="nb-NO"/>
+        </w:rPr>
+        <w:t>5.2.6 Kontrollere lokasjoner</w:t>
+      </w:r>
+      <w:bookmarkEnd w:id="60"/>
+    </w:p>
+    <w:p>
+      <w:pPr>
+        <w:pStyle w:val="FirstParagraph"/>
+        <w:rPr>
+          <w:lang w:val="nb-NO"/>
+        </w:rPr>
+      </w:pPr>
+      <w:r>
+        <w:rPr>
+          <w:lang w:val="nb-NO"/>
+        </w:rPr>
+        <w:t>For å sikre konsistens i datasettet ble lokasjonene kontrollert med hensyn til innbyrdes plassering og avstander.</w:t>
       </w:r>
     </w:p>
     <w:p>
@@ -8456,35 +8402,7 @@
         <w:rPr>
           <w:lang w:val="nb-NO"/>
         </w:rPr>
-        <w:t xml:space="preserve">Slakteriet fungerer som depot i modellen, hvor alle ruter starter og avsluttes. Dette er i tråd med standard antagelser i </w:t>
-      </w:r>
-      <w:proofErr w:type="spellStart"/>
-      <w:r>
-        <w:rPr>
-          <w:lang w:val="nb-NO"/>
-        </w:rPr>
-        <w:t>Vehicle</w:t>
-      </w:r>
-      <w:proofErr w:type="spellEnd"/>
-      <w:r>
-        <w:rPr>
-          <w:lang w:val="nb-NO"/>
-        </w:rPr>
-        <w:t xml:space="preserve"> Routing Problem (VRP).</w:t>
-      </w:r>
-    </w:p>
-    <w:p>
-      <w:pPr>
-        <w:pStyle w:val="BodyText"/>
-        <w:rPr>
-          <w:lang w:val="nb-NO"/>
-        </w:rPr>
-      </w:pPr>
-      <w:r>
-        <w:rPr>
-          <w:lang w:val="nb-NO"/>
-        </w:rPr>
-        <w:t>Valget av ett slakteri bidrar til å forenkle modellstrukturen, samtidig som det gir et realistisk utgangspunkt for analyse av transport mellom oppdrettslokaliteter og mottaksanlegg.</w:t>
+        <w:t>Koordinatene er vurdert slik at de gir realistiske avstander mellom lokalitetene, og ingen lokasjoner er plassert på en måte som skaper urealistiske transportforhold. Kontrollen bidrar til å sikre at modellen opererer på et troverdig grunnlag.</w:t>
       </w:r>
     </w:p>
     <w:p>
@@ -8494,94 +8412,16 @@
           <w:lang w:val="nb-NO"/>
         </w:rPr>
       </w:pPr>
-      <w:bookmarkStart w:id="58" w:name="finne-koordinater"/>
-      <w:bookmarkStart w:id="59" w:name="_Toc228381766"/>
-      <w:bookmarkEnd w:id="56"/>
-      <w:r>
-        <w:rPr>
-          <w:lang w:val="nb-NO"/>
-        </w:rPr>
-        <w:t>5.2.5 Finne koordinater</w:t>
-      </w:r>
-      <w:bookmarkEnd w:id="59"/>
-    </w:p>
-    <w:p>
-      <w:pPr>
-        <w:pStyle w:val="FirstParagraph"/>
-        <w:rPr>
-          <w:lang w:val="nb-NO"/>
-        </w:rPr>
-      </w:pPr>
-      <w:r>
-        <w:rPr>
-          <w:lang w:val="nb-NO"/>
-        </w:rPr>
-        <w:t>For hver node i datasettet er det definert x- og y-koordinater i et todimensjonalt koordinatsystem (se tabell i 5.1.2). Koordinatene er syntetisk generert og utgjør grunnlaget for beregning av avstander mellom alle noder i modellen.</w:t>
-      </w:r>
-    </w:p>
-    <w:p>
-      <w:pPr>
-        <w:pStyle w:val="Heading2"/>
-        <w:rPr>
-          <w:lang w:val="nb-NO"/>
-        </w:rPr>
-      </w:pPr>
-      <w:bookmarkStart w:id="60" w:name="kontrollere-lokasjoner"/>
-      <w:bookmarkStart w:id="61" w:name="_Toc228381767"/>
-      <w:bookmarkEnd w:id="58"/>
-      <w:r>
-        <w:rPr>
-          <w:lang w:val="nb-NO"/>
-        </w:rPr>
-        <w:t>5.2.6 Kontrollere lokasjoner</w:t>
-      </w:r>
+      <w:bookmarkStart w:id="62" w:name="_Toc228381768"/>
+      <w:bookmarkStart w:id="63" w:name="strukturere-datasett"/>
       <w:bookmarkEnd w:id="61"/>
-    </w:p>
-    <w:p>
-      <w:pPr>
-        <w:pStyle w:val="FirstParagraph"/>
-        <w:rPr>
-          <w:lang w:val="nb-NO"/>
-        </w:rPr>
-      </w:pPr>
-      <w:r>
-        <w:rPr>
-          <w:lang w:val="nb-NO"/>
-        </w:rPr>
-        <w:t>For å sikre konsistens i datasettet ble lokasjonene kontrollert med hensyn til innbyrdes plassering og avstander.</w:t>
-      </w:r>
-    </w:p>
-    <w:p>
-      <w:pPr>
-        <w:pStyle w:val="BodyText"/>
-        <w:rPr>
-          <w:lang w:val="nb-NO"/>
-        </w:rPr>
-      </w:pPr>
-      <w:r>
-        <w:rPr>
-          <w:lang w:val="nb-NO"/>
-        </w:rPr>
-        <w:t>Koordinatene er vurdert slik at de gir realistiske avstander mellom lokalitetene, og ingen lokasjoner er plassert på en måte som skaper urealistiske transportforhold. Kontrollen bidrar til å sikre at modellen opererer på et troverdig grunnlag.</w:t>
-      </w:r>
-    </w:p>
-    <w:p>
-      <w:pPr>
-        <w:pStyle w:val="Heading2"/>
-        <w:rPr>
-          <w:lang w:val="nb-NO"/>
-        </w:rPr>
-      </w:pPr>
-      <w:bookmarkStart w:id="62" w:name="strukturere-datasett"/>
-      <w:bookmarkStart w:id="63" w:name="_Toc228381768"/>
-      <w:bookmarkEnd w:id="60"/>
       <w:r>
         <w:rPr>
           <w:lang w:val="nb-NO"/>
         </w:rPr>
         <w:t>5.2.7 Strukturere datasett</w:t>
       </w:r>
-      <w:bookmarkEnd w:id="63"/>
+      <w:bookmarkEnd w:id="62"/>
     </w:p>
     <w:p>
       <w:pPr>
@@ -8706,9 +8546,9 @@
           <w:lang w:val="nb-NO"/>
         </w:rPr>
       </w:pPr>
-      <w:bookmarkStart w:id="64" w:name="genererte-transportdata"/>
-      <w:bookmarkStart w:id="65" w:name="_Toc228381769"/>
-      <w:bookmarkEnd w:id="62"/>
+      <w:bookmarkStart w:id="64" w:name="_Toc228381769"/>
+      <w:bookmarkStart w:id="65" w:name="genererte-transportdata"/>
+      <w:bookmarkEnd w:id="63"/>
       <w:r>
         <w:rPr>
           <w:lang w:val="nb-NO"/>
@@ -8722,8 +8562,54 @@
         </w:rPr>
         <w:t>transportdata</w:t>
       </w:r>
+      <w:bookmarkEnd w:id="64"/>
+      <w:proofErr w:type="spellEnd"/>
+    </w:p>
+    <w:p>
+      <w:pPr>
+        <w:pStyle w:val="FirstParagraph"/>
+        <w:rPr>
+          <w:lang w:val="nb-NO"/>
+        </w:rPr>
+      </w:pPr>
+      <w:r>
+        <w:rPr>
+          <w:lang w:val="nb-NO"/>
+        </w:rPr>
+        <w:t>For å kunne gjennomføre analysen ble det generert transportrelaterte data som beskriver etterspørsel og kostnadsstruktur i modellen.</w:t>
+      </w:r>
+    </w:p>
+    <w:p>
+      <w:pPr>
+        <w:pStyle w:val="BodyText"/>
+        <w:rPr>
+          <w:lang w:val="nb-NO"/>
+        </w:rPr>
+      </w:pPr>
+      <w:r>
+        <w:rPr>
+          <w:lang w:val="nb-NO"/>
+        </w:rPr>
+        <w:t>Disse dataene utgjør grunnlaget for hvordan transportproblemet modelleres, og påvirker både rutevalg og totale transportkostnader.</w:t>
+      </w:r>
+    </w:p>
+    <w:p>
+      <w:pPr>
+        <w:pStyle w:val="Heading2"/>
+        <w:rPr>
+          <w:lang w:val="nb-NO"/>
+        </w:rPr>
+      </w:pPr>
+      <w:bookmarkStart w:id="66" w:name="_Toc228381770"/>
+      <w:bookmarkStart w:id="67" w:name="definere-transportvolum"/>
       <w:bookmarkEnd w:id="65"/>
-      <w:proofErr w:type="spellEnd"/>
+      <w:r>
+        <w:rPr>
+          <w:lang w:val="nb-NO"/>
+        </w:rPr>
+        <w:t>5.3.1 Definere transportvolum</w:t>
+      </w:r>
+      <w:bookmarkEnd w:id="66"/>
     </w:p>
     <w:p>
       <w:pPr>
@@ -8736,21 +8622,7 @@
         <w:rPr>
           <w:lang w:val="nb-NO"/>
         </w:rPr>
-        <w:t xml:space="preserve">For å kunne gjennomføre analysen ble det </w:t>
-      </w:r>
-      <w:proofErr w:type="gramStart"/>
-      <w:r>
-        <w:rPr>
-          <w:lang w:val="nb-NO"/>
-        </w:rPr>
-        <w:t>generert</w:t>
-      </w:r>
-      <w:proofErr w:type="gramEnd"/>
-      <w:r>
-        <w:rPr>
-          <w:lang w:val="nb-NO"/>
-        </w:rPr>
-        <w:t xml:space="preserve"> transportrelaterte data som beskriver etterspørsel og kostnadsstruktur i modellen.</w:t>
+        <w:t>For hver oppdrettslokalitet ble det definert et transportvolum som representerer mengden fisk som skal transporteres til slakteriet.</w:t>
       </w:r>
     </w:p>
     <w:p>
@@ -8764,7 +8636,33 @@
         <w:rPr>
           <w:lang w:val="nb-NO"/>
         </w:rPr>
-        <w:t>Disse dataene utgjør grunnlaget for hvordan transportproblemet modelleres, og påvirker både rutevalg og totale transportkostnader.</w:t>
+        <w:t>Transportvolumet er syntetisk generert, men tilpasset slik at det gir realistiske variasjoner mellom lokalitetene. Dette bidrar til å skape et mer representativt transportproblem, hvor kapasitet og rutevalg får betydning for løsningen.</w:t>
+      </w:r>
+    </w:p>
+    <w:p>
+      <w:pPr>
+        <w:pStyle w:val="BodyText"/>
+        <w:rPr>
+          <w:lang w:val="nb-NO"/>
+        </w:rPr>
+      </w:pPr>
+      <w:r>
+        <w:rPr>
+          <w:lang w:val="nb-NO"/>
+        </w:rPr>
+        <w:t>Volumet fungerer som etterspørsel i modellen, og danner grunnlaget for</w:t>
+      </w:r>
+      <w:r>
+        <w:rPr>
+          <w:lang w:val="nb-NO"/>
+        </w:rPr>
+        <w:t xml:space="preserve"> </w:t>
+      </w:r>
+      <w:r>
+        <w:rPr>
+          <w:lang w:val="nb-NO"/>
+        </w:rPr>
+        <w:t>kapasitetsbegrensningene knyttet til hvert kjøretøy.</w:t>
       </w:r>
     </w:p>
     <w:p>
@@ -8774,16 +8672,16 @@
           <w:lang w:val="nb-NO"/>
         </w:rPr>
       </w:pPr>
-      <w:bookmarkStart w:id="66" w:name="definere-transportvolum"/>
-      <w:bookmarkStart w:id="67" w:name="_Toc228381770"/>
-      <w:bookmarkEnd w:id="64"/>
-      <w:r>
-        <w:rPr>
-          <w:lang w:val="nb-NO"/>
-        </w:rPr>
-        <w:t>5.3.1 Definere transportvolum</w:t>
-      </w:r>
+      <w:bookmarkStart w:id="68" w:name="_Toc228381771"/>
+      <w:bookmarkStart w:id="69" w:name="definere-kostnadsparametere"/>
       <w:bookmarkEnd w:id="67"/>
+      <w:r>
+        <w:rPr>
+          <w:lang w:val="nb-NO"/>
+        </w:rPr>
+        <w:t>5.3.2 Definere kostnadsparametere</w:t>
+      </w:r>
+      <w:bookmarkEnd w:id="68"/>
     </w:p>
     <w:p>
       <w:pPr>
@@ -8796,7 +8694,7 @@
         <w:rPr>
           <w:lang w:val="nb-NO"/>
         </w:rPr>
-        <w:t>For hver oppdrettslokalitet ble det definert et transportvolum som representerer mengden fisk som skal transporteres til slakteriet.</w:t>
+        <w:t>For å kunne evaluere ulike ruter er det definert en forenklet kostnadsstruktur i modellen. Transportkostnaden antas å være proporsjonal med kjørelengde mellom lokalitetene. Dette innebærer at lengre ruter gir høyere kostnad, uten at det gjennomføres detaljerte økonomiske beregninger.</w:t>
       </w:r>
     </w:p>
     <w:p>
@@ -8810,7 +8708,7 @@
         <w:rPr>
           <w:lang w:val="nb-NO"/>
         </w:rPr>
-        <w:t>Transportvolumet er syntetisk generert, men tilpasset slik at det gir realistiske variasjoner mellom lokalitetene. Dette bidrar til å skape et mer representativt transportproblem, hvor kapasitet og rutevalg får betydning for løsningen.</w:t>
+        <w:t>Denne forenklingen er vanlig i ruteplanleggingsproblemer og gjør det mulig å fokusere på optimalisering av rutestruktur fremfor komplekse kostnadsmodeller.</w:t>
       </w:r>
     </w:p>
     <w:p>
@@ -8824,19 +8722,7 @@
         <w:rPr>
           <w:lang w:val="nb-NO"/>
         </w:rPr>
-        <w:t>Volumet fungerer som etterspørsel i modellen, og danner grunnlaget for</w:t>
-      </w:r>
-      <w:r>
-        <w:rPr>
-          <w:lang w:val="nb-NO"/>
-        </w:rPr>
-        <w:t xml:space="preserve"> </w:t>
-      </w:r>
-      <w:r>
-        <w:rPr>
-          <w:lang w:val="nb-NO"/>
-        </w:rPr>
-        <w:t>kapasitetsbegrensningene knyttet til hvert kjøretøy.</w:t>
+        <w:t>Det er også definert en kapasitet for kjøretøyene, som begrenser hvor mye volum som kan transporteres per rute.</w:t>
       </w:r>
     </w:p>
     <w:p>
@@ -8846,90 +8732,16 @@
           <w:lang w:val="nb-NO"/>
         </w:rPr>
       </w:pPr>
-      <w:bookmarkStart w:id="68" w:name="definere-kostnadsparametere"/>
-      <w:bookmarkStart w:id="69" w:name="_Toc228381771"/>
-      <w:bookmarkEnd w:id="66"/>
-      <w:r>
-        <w:rPr>
-          <w:lang w:val="nb-NO"/>
-        </w:rPr>
-        <w:t>5.3.2 Definere kostnadsparametere</w:t>
-      </w:r>
+      <w:bookmarkStart w:id="70" w:name="_Toc228381772"/>
+      <w:bookmarkStart w:id="71" w:name="bruk-av-ki-i-metodeprosessen"/>
       <w:bookmarkEnd w:id="69"/>
-    </w:p>
-    <w:p>
-      <w:pPr>
-        <w:pStyle w:val="FirstParagraph"/>
-        <w:rPr>
-          <w:lang w:val="nb-NO"/>
-        </w:rPr>
-      </w:pPr>
-      <w:r>
-        <w:rPr>
-          <w:lang w:val="nb-NO"/>
-        </w:rPr>
-        <w:t>For å kunne evaluere ulike ruter er det definert en forenklet kostnadsstruktur i modellen. Transportkostnaden antas å være proporsjonal med kjørelengde mellom lokalitetene. Dette innebærer at lengre ruter gir høyere kostnad, uten at det gjennomføres detaljerte økonomiske beregninger.</w:t>
-      </w:r>
-    </w:p>
-    <w:p>
-      <w:pPr>
-        <w:pStyle w:val="BodyText"/>
-        <w:rPr>
-          <w:lang w:val="nb-NO"/>
-        </w:rPr>
-      </w:pPr>
-      <w:r>
-        <w:rPr>
-          <w:lang w:val="nb-NO"/>
-        </w:rPr>
-        <w:t xml:space="preserve">Denne forenklingen er vanlig i ruteplanleggingsproblemer og gjør det mulig å </w:t>
-      </w:r>
-      <w:proofErr w:type="gramStart"/>
-      <w:r>
-        <w:rPr>
-          <w:lang w:val="nb-NO"/>
-        </w:rPr>
-        <w:t>fokusere</w:t>
-      </w:r>
-      <w:proofErr w:type="gramEnd"/>
-      <w:r>
-        <w:rPr>
-          <w:lang w:val="nb-NO"/>
-        </w:rPr>
-        <w:t xml:space="preserve"> på optimalisering av rutestruktur fremfor komplekse kostnadsmodeller.</w:t>
-      </w:r>
-    </w:p>
-    <w:p>
-      <w:pPr>
-        <w:pStyle w:val="BodyText"/>
-        <w:rPr>
-          <w:lang w:val="nb-NO"/>
-        </w:rPr>
-      </w:pPr>
-      <w:r>
-        <w:rPr>
-          <w:lang w:val="nb-NO"/>
-        </w:rPr>
-        <w:t>Det er også definert en kapasitet for kjøretøyene, som begrenser hvor mye volum som kan transporteres per rute.</w:t>
-      </w:r>
-    </w:p>
-    <w:p>
-      <w:pPr>
-        <w:pStyle w:val="Heading2"/>
-        <w:rPr>
-          <w:lang w:val="nb-NO"/>
-        </w:rPr>
-      </w:pPr>
-      <w:bookmarkStart w:id="70" w:name="bruk-av-ki-i-metodeprosessen"/>
-      <w:bookmarkStart w:id="71" w:name="_Toc228381772"/>
-      <w:bookmarkEnd w:id="68"/>
       <w:r>
         <w:rPr>
           <w:lang w:val="nb-NO"/>
         </w:rPr>
         <w:t>5.4 Bruk av KI i metodeprosessen</w:t>
       </w:r>
-      <w:bookmarkEnd w:id="71"/>
+      <w:bookmarkEnd w:id="70"/>
     </w:p>
     <w:p>
       <w:pPr>
@@ -9005,103 +8817,150 @@
     <w:p>
       <w:pPr>
         <w:pStyle w:val="BodyText"/>
-      </w:pPr>
-      <w:r>
-        <w:t xml:space="preserve">For å </w:t>
+        <w:rPr>
+          <w:lang w:val="nb-NO"/>
+        </w:rPr>
+      </w:pPr>
+      <w:r>
+        <w:rPr>
+          <w:lang w:val="nb-NO"/>
+        </w:rPr>
+        <w:t xml:space="preserve">For å sikre </w:t>
       </w:r>
       <w:proofErr w:type="spellStart"/>
       <w:r>
-        <w:t>sikre</w:t>
+        <w:rPr>
+          <w:lang w:val="nb-NO"/>
+        </w:rPr>
+        <w:t>reproduserbarhet</w:t>
       </w:r>
       <w:proofErr w:type="spellEnd"/>
       <w:r>
-        <w:t xml:space="preserve"> </w:t>
+        <w:rPr>
+          <w:lang w:val="nb-NO"/>
+        </w:rPr>
+        <w:t xml:space="preserve"> er all kildekode, det syntetiske datasettet og skript for nettverksvisualisering publisert i prosjektets GitHub-</w:t>
       </w:r>
       <w:proofErr w:type="spellStart"/>
       <w:r>
-        <w:t>reproduserbarhet</w:t>
+        <w:rPr>
+          <w:lang w:val="nb-NO"/>
+        </w:rPr>
+        <w:t>repositorium</w:t>
       </w:r>
       <w:proofErr w:type="spellEnd"/>
       <w:r>
-        <w:t xml:space="preserve"> er all kildekode, det syntetiske datasettet og skript for nettverksvisualisering publisert i prosjektets GitHub-repositorium (github.com/LOG650/G01-g1). For å sikre sporbarhet og etterprøvbarhet er all vesentlig KI-bruk dokumentert fortløpende </w:t>
-      </w:r>
-      <w:proofErr w:type="spellStart"/>
-      <w:r>
-        <w:t>i</w:t>
-      </w:r>
-      <w:proofErr w:type="spellEnd"/>
-      <w:r>
-        <w:t xml:space="preserve"> </w:t>
-      </w:r>
-      <w:proofErr w:type="spellStart"/>
-      <w:r>
-        <w:t>prosjektloggen</w:t>
-      </w:r>
-      <w:proofErr w:type="spellEnd"/>
-      <w:r>
-        <w:t xml:space="preserve"> (</w:t>
+        <w:rPr>
+          <w:lang w:val="nb-NO"/>
+        </w:rPr>
+        <w:t xml:space="preserve"> (github.com/LOG650/G01-g1). For å sikre sporbarhet og etterprøvbarhet er all vesentlig KI-bruk dokumentert fortløpende i prosjektloggen (</w:t>
       </w:r>
       <w:hyperlink r:id="rId5">
         <w:r>
           <w:rPr>
             <w:rStyle w:val="Hyperlink"/>
+            <w:lang w:val="nb-NO"/>
           </w:rPr>
           <w:t>logg.md</w:t>
         </w:r>
       </w:hyperlink>
       <w:r>
-        <w:t xml:space="preserve">), </w:t>
+        <w:rPr>
+          <w:lang w:val="nb-NO"/>
+        </w:rPr>
+        <w:t>), som er lagt ved rapporten som Vedlegg C. Dette gjør det mulig for andre å kjøre modellen på nytt og etterprøve resultatene.</w:t>
+      </w:r>
+    </w:p>
+    <w:p>
+      <w:pPr>
+        <w:pStyle w:val="Heading2"/>
+        <w:rPr>
+          <w:lang w:val="nb-NO"/>
+        </w:rPr>
+      </w:pPr>
+      <w:bookmarkStart w:id="72" w:name="_Toc228381773"/>
+      <w:bookmarkStart w:id="73" w:name="modellering"/>
+      <w:bookmarkEnd w:id="71"/>
+      <w:r>
+        <w:rPr>
+          <w:lang w:val="nb-NO"/>
+        </w:rPr>
+        <w:t>6.0 Modellering</w:t>
+      </w:r>
+      <w:bookmarkEnd w:id="72"/>
+    </w:p>
+    <w:p>
+      <w:pPr>
+        <w:pStyle w:val="Heading2"/>
+        <w:rPr>
+          <w:lang w:val="nb-NO"/>
+        </w:rPr>
+      </w:pPr>
+      <w:bookmarkStart w:id="74" w:name="_Toc228381774"/>
+      <w:bookmarkStart w:id="75" w:name="modellformulering"/>
+      <w:bookmarkEnd w:id="73"/>
+      <w:r>
+        <w:rPr>
+          <w:lang w:val="nb-NO"/>
+        </w:rPr>
+        <w:t>6.1 Modellformulering</w:t>
+      </w:r>
+      <w:bookmarkEnd w:id="74"/>
+    </w:p>
+    <w:p>
+      <w:pPr>
+        <w:pStyle w:val="FirstParagraph"/>
+        <w:rPr>
+          <w:lang w:val="nb-NO"/>
+        </w:rPr>
+      </w:pPr>
+      <w:r>
+        <w:rPr>
+          <w:lang w:val="nb-NO"/>
+        </w:rPr>
+        <w:t xml:space="preserve">Modellen formuleres som et kapasitets- og tidsbegrenset </w:t>
       </w:r>
       <w:proofErr w:type="spellStart"/>
       <w:r>
-        <w:t>som</w:t>
+        <w:rPr>
+          <w:lang w:val="nb-NO"/>
+        </w:rPr>
+        <w:t>Vehicle</w:t>
       </w:r>
       <w:proofErr w:type="spellEnd"/>
       <w:r>
-        <w:t xml:space="preserve"> er </w:t>
+        <w:rPr>
+          <w:lang w:val="nb-NO"/>
+        </w:rPr>
+        <w:t xml:space="preserve"> Routing Problem </w:t>
       </w:r>
       <w:proofErr w:type="spellStart"/>
       <w:r>
-        <w:t>lagt</w:t>
+        <w:rPr>
+          <w:lang w:val="nb-NO"/>
+        </w:rPr>
+        <w:t>with</w:t>
       </w:r>
       <w:proofErr w:type="spellEnd"/>
       <w:r>
-        <w:t xml:space="preserve"> ved rapporten som Vedlegg C. Dette gjør det mulig for andre å kjøre modellen på nytt og etterprøve resultatene.</w:t>
-      </w:r>
-    </w:p>
-    <w:p>
-      <w:pPr>
-        <w:pStyle w:val="Heading2"/>
-      </w:pPr>
-      <w:bookmarkStart w:id="72" w:name="modellering"/>
-      <w:bookmarkStart w:id="73" w:name="_Toc228381773"/>
-      <w:bookmarkEnd w:id="70"/>
-      <w:r>
-        <w:t>6.0 Modellering</w:t>
-      </w:r>
-      <w:bookmarkEnd w:id="73"/>
-    </w:p>
-    <w:p>
-      <w:pPr>
-        <w:pStyle w:val="Heading2"/>
-      </w:pPr>
-      <w:bookmarkStart w:id="74" w:name="modellformulering"/>
-      <w:bookmarkStart w:id="75" w:name="_Toc228381774"/>
-      <w:bookmarkEnd w:id="72"/>
-      <w:r>
-        <w:t>6.1 Modellformulering</w:t>
-      </w:r>
-      <w:bookmarkEnd w:id="75"/>
-    </w:p>
-    <w:p>
-      <w:pPr>
-        <w:pStyle w:val="FirstParagraph"/>
-        <w:rPr>
-          <w:lang w:val="nb-NO"/>
-        </w:rPr>
-      </w:pPr>
-      <w:r>
-        <w:t xml:space="preserve">Modellen formuleres som et kapasitets- og tidsbegrenset Vehicle Routing Problem with Time Windows (CVRPTW), basert på klassisk formulering i Toth og Vigo (2014). </w:t>
+        <w:rPr>
+          <w:lang w:val="nb-NO"/>
+        </w:rPr>
+        <w:t xml:space="preserve"> Time Windows (CVRPTW), basert på klassisk formulering i </w:t>
+      </w:r>
+      <w:proofErr w:type="spellStart"/>
+      <w:r>
+        <w:rPr>
+          <w:lang w:val="nb-NO"/>
+        </w:rPr>
+        <w:t>Toth</w:t>
+      </w:r>
+      <w:proofErr w:type="spellEnd"/>
+      <w:r>
+        <w:rPr>
+          <w:lang w:val="nb-NO"/>
+        </w:rPr>
+        <w:t xml:space="preserve"> og Vigo (2014). </w:t>
       </w:r>
       <w:r>
         <w:rPr>
@@ -9632,13 +9491,13 @@
       <w:pPr>
         <w:pStyle w:val="Heading2"/>
       </w:pPr>
-      <w:bookmarkStart w:id="76" w:name="beslutningsvariabler"/>
-      <w:bookmarkStart w:id="77" w:name="_Toc228381775"/>
-      <w:bookmarkEnd w:id="74"/>
+      <w:bookmarkStart w:id="76" w:name="_Toc228381775"/>
+      <w:bookmarkStart w:id="77" w:name="beslutningsvariabler"/>
+      <w:bookmarkEnd w:id="75"/>
       <w:r>
         <w:t>6.1.1 Beslutningsvariabler</w:t>
       </w:r>
-      <w:bookmarkEnd w:id="77"/>
+      <w:bookmarkEnd w:id="76"/>
     </w:p>
     <w:p>
       <w:pPr>
@@ -9759,120 +9618,120 @@
           <w:lang w:val="nb-NO"/>
         </w:rPr>
       </w:pPr>
-      <w:bookmarkStart w:id="78" w:name="målsetting"/>
-      <w:bookmarkStart w:id="79" w:name="_Toc228381776"/>
-      <w:bookmarkEnd w:id="76"/>
+      <w:bookmarkStart w:id="78" w:name="_Toc228381776"/>
+      <w:bookmarkStart w:id="79" w:name="målsetting"/>
+      <w:bookmarkEnd w:id="77"/>
       <w:r>
         <w:rPr>
           <w:lang w:val="nb-NO"/>
         </w:rPr>
         <w:t>6.1.2 Målsetting</w:t>
       </w:r>
+      <w:bookmarkEnd w:id="78"/>
+    </w:p>
+    <w:p>
+      <w:pPr>
+        <w:pStyle w:val="FirstParagraph"/>
+        <w:rPr>
+          <w:lang w:val="nb-NO"/>
+        </w:rPr>
+      </w:pPr>
+      <w:r>
+        <w:rPr>
+          <w:lang w:val="nb-NO"/>
+        </w:rPr>
+        <w:t>Målsettingen er å minimere total transportkostnad, representert ved samlet kjørt distanse:</w:t>
+      </w:r>
+    </w:p>
+    <w:p>
+      <w:pPr>
+        <w:pStyle w:val="BodyText"/>
+        <w:rPr>
+          <w:lang w:val="nb-NO"/>
+        </w:rPr>
+      </w:pPr>
+      <w:r>
+        <w:rPr>
+          <w:lang w:val="nb-NO"/>
+        </w:rPr>
+        <w:t xml:space="preserve">min </w:t>
+      </w:r>
+      <w:r>
+        <w:t>Σᵢ</w:t>
+      </w:r>
+      <w:r>
+        <w:rPr>
+          <w:lang w:val="nb-NO"/>
+        </w:rPr>
+        <w:t xml:space="preserve">∈N </w:t>
+      </w:r>
+      <w:r>
+        <w:t>Σⱼ</w:t>
+      </w:r>
+      <w:r>
+        <w:rPr>
+          <w:lang w:val="nb-NO"/>
+        </w:rPr>
+        <w:t>∈N d</w:t>
+      </w:r>
+      <w:r>
+        <w:t>ᵢⱼ</w:t>
+      </w:r>
+      <w:r>
+        <w:rPr>
+          <w:lang w:val="nb-NO"/>
+        </w:rPr>
+        <w:t xml:space="preserve"> · x</w:t>
+      </w:r>
+      <w:r>
+        <w:t>ᵢⱼ</w:t>
+      </w:r>
+    </w:p>
+    <w:p>
+      <w:pPr>
+        <w:pStyle w:val="BodyText"/>
+        <w:rPr>
+          <w:lang w:val="nb-NO"/>
+        </w:rPr>
+      </w:pPr>
+      <w:r>
+        <w:rPr>
+          <w:lang w:val="nb-NO"/>
+        </w:rPr>
+        <w:t>Denne formuleringen er i tråd med klassisk VRP-litteratur (</w:t>
+      </w:r>
+      <w:proofErr w:type="spellStart"/>
+      <w:r>
+        <w:rPr>
+          <w:lang w:val="nb-NO"/>
+        </w:rPr>
+        <w:t>Toth</w:t>
+      </w:r>
+      <w:proofErr w:type="spellEnd"/>
+      <w:r>
+        <w:rPr>
+          <w:lang w:val="nb-NO"/>
+        </w:rPr>
+        <w:t xml:space="preserve"> og Vigo, 2014) og gir et direkte mål på logistisk effektivitet.</w:t>
+      </w:r>
+    </w:p>
+    <w:p>
+      <w:pPr>
+        <w:pStyle w:val="Heading2"/>
+        <w:rPr>
+          <w:lang w:val="nb-NO"/>
+        </w:rPr>
+      </w:pPr>
+      <w:bookmarkStart w:id="80" w:name="_Toc228381777"/>
+      <w:bookmarkStart w:id="81" w:name="begrensninger"/>
       <w:bookmarkEnd w:id="79"/>
-    </w:p>
-    <w:p>
-      <w:pPr>
-        <w:pStyle w:val="FirstParagraph"/>
-        <w:rPr>
-          <w:lang w:val="nb-NO"/>
-        </w:rPr>
-      </w:pPr>
-      <w:r>
-        <w:rPr>
-          <w:lang w:val="nb-NO"/>
-        </w:rPr>
-        <w:t>Målsettingen er å minimere total transportkostnad, representert ved samlet kjørt distanse:</w:t>
-      </w:r>
-    </w:p>
-    <w:p>
-      <w:pPr>
-        <w:pStyle w:val="BodyText"/>
-        <w:rPr>
-          <w:lang w:val="nb-NO"/>
-        </w:rPr>
-      </w:pPr>
-      <w:r>
-        <w:rPr>
-          <w:lang w:val="nb-NO"/>
-        </w:rPr>
-        <w:t xml:space="preserve">min </w:t>
-      </w:r>
-      <w:r>
-        <w:t>Σᵢ</w:t>
-      </w:r>
-      <w:r>
-        <w:rPr>
-          <w:lang w:val="nb-NO"/>
-        </w:rPr>
-        <w:t xml:space="preserve">∈N </w:t>
-      </w:r>
-      <w:r>
-        <w:t>Σⱼ</w:t>
-      </w:r>
-      <w:r>
-        <w:rPr>
-          <w:lang w:val="nb-NO"/>
-        </w:rPr>
-        <w:t>∈N d</w:t>
-      </w:r>
-      <w:r>
-        <w:t>ᵢⱼ</w:t>
-      </w:r>
-      <w:r>
-        <w:rPr>
-          <w:lang w:val="nb-NO"/>
-        </w:rPr>
-        <w:t xml:space="preserve"> · x</w:t>
-      </w:r>
-      <w:r>
-        <w:t>ᵢⱼ</w:t>
-      </w:r>
-    </w:p>
-    <w:p>
-      <w:pPr>
-        <w:pStyle w:val="BodyText"/>
-        <w:rPr>
-          <w:lang w:val="nb-NO"/>
-        </w:rPr>
-      </w:pPr>
-      <w:r>
-        <w:rPr>
-          <w:lang w:val="nb-NO"/>
-        </w:rPr>
-        <w:t>Denne formuleringen er i tråd med klassisk VRP-litteratur (</w:t>
-      </w:r>
-      <w:proofErr w:type="spellStart"/>
-      <w:r>
-        <w:rPr>
-          <w:lang w:val="nb-NO"/>
-        </w:rPr>
-        <w:t>Toth</w:t>
-      </w:r>
-      <w:proofErr w:type="spellEnd"/>
-      <w:r>
-        <w:rPr>
-          <w:lang w:val="nb-NO"/>
-        </w:rPr>
-        <w:t xml:space="preserve"> og Vigo, 2014) og gir et direkte mål på logistisk effektivitet.</w:t>
-      </w:r>
-    </w:p>
-    <w:p>
-      <w:pPr>
-        <w:pStyle w:val="Heading2"/>
-        <w:rPr>
-          <w:lang w:val="nb-NO"/>
-        </w:rPr>
-      </w:pPr>
-      <w:bookmarkStart w:id="80" w:name="begrensninger"/>
-      <w:bookmarkStart w:id="81" w:name="_Toc228381777"/>
-      <w:bookmarkEnd w:id="78"/>
       <w:r>
         <w:rPr>
           <w:lang w:val="nb-NO"/>
         </w:rPr>
         <w:t>6.1.3 Begrensninger</w:t>
       </w:r>
-      <w:bookmarkEnd w:id="81"/>
+      <w:bookmarkEnd w:id="80"/>
     </w:p>
     <w:p>
       <w:pPr>
@@ -10303,9 +10162,9 @@
       <w:pPr>
         <w:pStyle w:val="Heading2"/>
       </w:pPr>
-      <w:bookmarkStart w:id="82" w:name="implementering-av-modell-i-python"/>
-      <w:bookmarkStart w:id="83" w:name="_Toc228381778"/>
-      <w:bookmarkEnd w:id="80"/>
+      <w:bookmarkStart w:id="82" w:name="_Toc228381778"/>
+      <w:bookmarkStart w:id="83" w:name="implementering-av-modell-i-python"/>
+      <w:bookmarkEnd w:id="81"/>
       <w:r>
         <w:t xml:space="preserve">6.2 </w:t>
       </w:r>
@@ -10323,21 +10182,29 @@
       </w:r>
       <w:proofErr w:type="spellEnd"/>
       <w:r>
-        <w:t xml:space="preserve"> i Python</w:t>
-      </w:r>
+        <w:t xml:space="preserve"> </w:t>
+      </w:r>
+      <w:proofErr w:type="spellStart"/>
+      <w:r>
+        <w:t>i</w:t>
+      </w:r>
+      <w:proofErr w:type="spellEnd"/>
+      <w:r>
+        <w:t xml:space="preserve"> Python</w:t>
+      </w:r>
+      <w:bookmarkEnd w:id="82"/>
+    </w:p>
+    <w:p>
+      <w:pPr>
+        <w:pStyle w:val="Heading2"/>
+      </w:pPr>
+      <w:bookmarkStart w:id="84" w:name="_Toc228381779"/>
+      <w:bookmarkStart w:id="85" w:name="lage-datastruktur"/>
       <w:bookmarkEnd w:id="83"/>
-    </w:p>
-    <w:p>
-      <w:pPr>
-        <w:pStyle w:val="Heading2"/>
-      </w:pPr>
-      <w:bookmarkStart w:id="84" w:name="lage-datastruktur"/>
-      <w:bookmarkStart w:id="85" w:name="_Toc228381779"/>
-      <w:bookmarkEnd w:id="82"/>
       <w:r>
         <w:t>6.2.1 Lage datastruktur</w:t>
       </w:r>
-      <w:bookmarkEnd w:id="85"/>
+      <w:bookmarkEnd w:id="84"/>
     </w:p>
     <w:p>
       <w:pPr>
@@ -10481,21 +10348,7 @@
         <w:rPr>
           <w:lang w:val="nb-NO"/>
         </w:rPr>
-        <w:t xml:space="preserve">muliggjør </w:t>
-      </w:r>
-      <w:proofErr w:type="gramStart"/>
-      <w:r>
-        <w:rPr>
-          <w:lang w:val="nb-NO"/>
-        </w:rPr>
-        <w:t>effektiv oppslag</w:t>
-      </w:r>
-      <w:proofErr w:type="gramEnd"/>
-      <w:r>
-        <w:rPr>
-          <w:lang w:val="nb-NO"/>
-        </w:rPr>
-        <w:t xml:space="preserve"> og kontroll av kapasitets- og tidsbegrensninger under</w:t>
+        <w:t>muliggjør effektiv oppslag og kontroll av kapasitets- og tidsbegrensninger under</w:t>
       </w:r>
       <w:r>
         <w:rPr>
@@ -10529,30 +10382,16 @@
           <w:lang w:val="nb-NO"/>
         </w:rPr>
       </w:pPr>
-      <w:bookmarkStart w:id="86" w:name="implementere-heuristikk"/>
-      <w:bookmarkStart w:id="87" w:name="_Toc228381780"/>
-      <w:bookmarkEnd w:id="84"/>
-      <w:r>
-        <w:rPr>
-          <w:lang w:val="nb-NO"/>
-        </w:rPr>
-        <w:t xml:space="preserve">6.2.2 </w:t>
-      </w:r>
-      <w:proofErr w:type="gramStart"/>
-      <w:r>
-        <w:rPr>
-          <w:lang w:val="nb-NO"/>
-        </w:rPr>
-        <w:t>Implementere</w:t>
-      </w:r>
-      <w:proofErr w:type="gramEnd"/>
-      <w:r>
-        <w:rPr>
-          <w:lang w:val="nb-NO"/>
-        </w:rPr>
-        <w:t xml:space="preserve"> heuristikk</w:t>
-      </w:r>
-      <w:bookmarkEnd w:id="87"/>
+      <w:bookmarkStart w:id="86" w:name="_Toc228381780"/>
+      <w:bookmarkStart w:id="87" w:name="implementere-heuristikk"/>
+      <w:bookmarkEnd w:id="85"/>
+      <w:r>
+        <w:rPr>
+          <w:lang w:val="nb-NO"/>
+        </w:rPr>
+        <w:t>6.2.2 Implementere heuristikk</w:t>
+      </w:r>
+      <w:bookmarkEnd w:id="86"/>
     </w:p>
     <w:p>
       <w:pPr>
@@ -10804,9 +10643,9 @@
       <w:pPr>
         <w:pStyle w:val="Heading2"/>
       </w:pPr>
-      <w:bookmarkStart w:id="88" w:name="implementere-kostnadsmodell"/>
-      <w:bookmarkStart w:id="89" w:name="_Toc228381781"/>
-      <w:bookmarkEnd w:id="86"/>
+      <w:bookmarkStart w:id="88" w:name="_Toc228381781"/>
+      <w:bookmarkStart w:id="89" w:name="implementere-kostnadsmodell"/>
+      <w:bookmarkEnd w:id="87"/>
       <w:r>
         <w:lastRenderedPageBreak/>
         <w:t xml:space="preserve">6.2.3 </w:t>
@@ -10823,7 +10662,7 @@
       <w:r>
         <w:t>kostnadsmodell</w:t>
       </w:r>
-      <w:bookmarkEnd w:id="89"/>
+      <w:bookmarkEnd w:id="88"/>
       <w:proofErr w:type="spellEnd"/>
     </w:p>
     <w:p>
@@ -10893,16 +10732,16 @@
           <w:lang w:val="nb-NO"/>
         </w:rPr>
       </w:pPr>
-      <w:bookmarkStart w:id="90" w:name="eksakt-løsning-milp"/>
-      <w:bookmarkStart w:id="91" w:name="_Toc228381782"/>
-      <w:bookmarkEnd w:id="88"/>
+      <w:bookmarkStart w:id="90" w:name="_Toc228381782"/>
+      <w:bookmarkStart w:id="91" w:name="eksakt-løsning-milp"/>
+      <w:bookmarkEnd w:id="89"/>
       <w:r>
         <w:rPr>
           <w:lang w:val="nb-NO"/>
         </w:rPr>
         <w:t>6.2.4 Eksakt løsning (MILP)</w:t>
       </w:r>
-      <w:bookmarkEnd w:id="91"/>
+      <w:bookmarkEnd w:id="90"/>
     </w:p>
     <w:p>
       <w:pPr>
@@ -10915,21 +10754,7 @@
         <w:rPr>
           <w:lang w:val="nb-NO"/>
         </w:rPr>
-        <w:t xml:space="preserve">Parallelt med heuristikken </w:t>
-      </w:r>
-      <w:proofErr w:type="gramStart"/>
-      <w:r>
-        <w:rPr>
-          <w:lang w:val="nb-NO"/>
-        </w:rPr>
-        <w:t>implementeres</w:t>
-      </w:r>
-      <w:proofErr w:type="gramEnd"/>
-      <w:r>
-        <w:rPr>
-          <w:lang w:val="nb-NO"/>
-        </w:rPr>
-        <w:t xml:space="preserve"> modellen som formulert i kap. 6.1 som et blandet heltallsproblem (MILP) i Python ved hjelp av biblioteket </w:t>
+        <w:t xml:space="preserve">Parallelt med heuristikken implementeres modellen som formulert i kap. 6.1 som et blandet heltallsproblem (MILP) i Python ved hjelp av biblioteket </w:t>
       </w:r>
       <w:proofErr w:type="spellStart"/>
       <w:r>
@@ -11001,21 +10826,7 @@
         <w:rPr>
           <w:lang w:val="nb-NO"/>
         </w:rPr>
-        <w:t xml:space="preserve">-eliminering – </w:t>
-      </w:r>
-      <w:proofErr w:type="gramStart"/>
-      <w:r>
-        <w:rPr>
-          <w:lang w:val="nb-NO"/>
-        </w:rPr>
-        <w:t>implementeres</w:t>
-      </w:r>
-      <w:proofErr w:type="gramEnd"/>
-      <w:r>
-        <w:rPr>
-          <w:lang w:val="nb-NO"/>
-        </w:rPr>
-        <w:t xml:space="preserve"> direkte som lineære uttrykk.</w:t>
+        <w:t>-eliminering – implementeres direkte som lineære uttrykk.</w:t>
       </w:r>
     </w:p>
     <w:p>
@@ -11145,16 +10956,48 @@
           <w:lang w:val="nb-NO"/>
         </w:rPr>
       </w:pPr>
-      <w:bookmarkStart w:id="92" w:name="testing-og-validering"/>
-      <w:bookmarkStart w:id="93" w:name="_Toc228381783"/>
-      <w:bookmarkEnd w:id="90"/>
+      <w:bookmarkStart w:id="92" w:name="_Toc228381783"/>
+      <w:bookmarkStart w:id="93" w:name="testing-og-validering"/>
+      <w:bookmarkEnd w:id="91"/>
       <w:r>
         <w:rPr>
           <w:lang w:val="nb-NO"/>
         </w:rPr>
         <w:t>6.3 Testing og validering</w:t>
       </w:r>
+      <w:bookmarkEnd w:id="92"/>
+    </w:p>
+    <w:p>
+      <w:pPr>
+        <w:pStyle w:val="Heading2"/>
+        <w:rPr>
+          <w:lang w:val="nb-NO"/>
+        </w:rPr>
+      </w:pPr>
+      <w:bookmarkStart w:id="94" w:name="_Toc228381784"/>
+      <w:bookmarkStart w:id="95" w:name="kjøring-av-testscenario"/>
       <w:bookmarkEnd w:id="93"/>
+      <w:r>
+        <w:rPr>
+          <w:lang w:val="nb-NO"/>
+        </w:rPr>
+        <w:t>6.3.1 Kjøring av testscenario</w:t>
+      </w:r>
+      <w:bookmarkEnd w:id="94"/>
+    </w:p>
+    <w:p>
+      <w:pPr>
+        <w:pStyle w:val="FirstParagraph"/>
+        <w:rPr>
+          <w:lang w:val="nb-NO"/>
+        </w:rPr>
+      </w:pPr>
+      <w:r>
+        <w:rPr>
+          <w:lang w:val="nb-NO"/>
+        </w:rPr>
+        <w:t>Modellen testes på et datasett bestående av 7 oppdrettslokaliteter og ett depot. Parametere som kapasitet, tidsvinduer og maksimal arbeidstid er realistiske verdier.</w:t>
+      </w:r>
     </w:p>
     <w:p>
       <w:pPr>
@@ -11163,48 +11006,16 @@
           <w:lang w:val="nb-NO"/>
         </w:rPr>
       </w:pPr>
-      <w:bookmarkStart w:id="94" w:name="kjøring-av-testscenario"/>
-      <w:bookmarkStart w:id="95" w:name="_Toc228381784"/>
-      <w:bookmarkEnd w:id="92"/>
-      <w:r>
-        <w:rPr>
-          <w:lang w:val="nb-NO"/>
-        </w:rPr>
-        <w:t>6.3.1 Kjøring av testscenario</w:t>
-      </w:r>
+      <w:bookmarkStart w:id="96" w:name="_Toc228381785"/>
+      <w:bookmarkStart w:id="97" w:name="validering-av-ruter"/>
       <w:bookmarkEnd w:id="95"/>
-    </w:p>
-    <w:p>
-      <w:pPr>
-        <w:pStyle w:val="FirstParagraph"/>
-        <w:rPr>
-          <w:lang w:val="nb-NO"/>
-        </w:rPr>
-      </w:pPr>
-      <w:r>
-        <w:rPr>
-          <w:lang w:val="nb-NO"/>
-        </w:rPr>
-        <w:t>Modellen testes på et datasett bestående av 7 oppdrettslokaliteter og ett depot. Parametere som kapasitet, tidsvinduer og maksimal arbeidstid er realistiske verdier.</w:t>
-      </w:r>
-    </w:p>
-    <w:p>
-      <w:pPr>
-        <w:pStyle w:val="Heading2"/>
-        <w:rPr>
-          <w:lang w:val="nb-NO"/>
-        </w:rPr>
-      </w:pPr>
-      <w:bookmarkStart w:id="96" w:name="validering-av-ruter"/>
-      <w:bookmarkStart w:id="97" w:name="_Toc228381785"/>
-      <w:bookmarkEnd w:id="94"/>
       <w:r>
         <w:rPr>
           <w:lang w:val="nb-NO"/>
         </w:rPr>
         <w:t>6.3.2 Validering av ruter</w:t>
       </w:r>
-      <w:bookmarkEnd w:id="97"/>
+      <w:bookmarkEnd w:id="96"/>
     </w:p>
     <w:p>
       <w:pPr>
@@ -11322,16 +11133,16 @@
           <w:lang w:val="nb-NO"/>
         </w:rPr>
       </w:pPr>
-      <w:bookmarkStart w:id="98" w:name="justering-av-modell"/>
-      <w:bookmarkStart w:id="99" w:name="_Toc228381786"/>
-      <w:bookmarkEnd w:id="96"/>
+      <w:bookmarkStart w:id="98" w:name="_Toc228381786"/>
+      <w:bookmarkStart w:id="99" w:name="justering-av-modell"/>
+      <w:bookmarkEnd w:id="97"/>
       <w:r>
         <w:rPr>
           <w:lang w:val="nb-NO"/>
         </w:rPr>
         <w:t>6.3.3 Justering av modell</w:t>
       </w:r>
-      <w:bookmarkEnd w:id="99"/>
+      <w:bookmarkEnd w:id="98"/>
     </w:p>
     <w:p>
       <w:pPr>
@@ -11440,13 +11251,13 @@
       <w:pPr>
         <w:pStyle w:val="Heading2"/>
       </w:pPr>
-      <w:bookmarkStart w:id="100" w:name="modellvarianter-og-scenarier"/>
-      <w:bookmarkStart w:id="101" w:name="_Toc228381787"/>
-      <w:bookmarkEnd w:id="98"/>
+      <w:bookmarkStart w:id="100" w:name="_Toc228381787"/>
+      <w:bookmarkStart w:id="101" w:name="modellvarianter-og-scenarier"/>
+      <w:bookmarkEnd w:id="99"/>
       <w:r>
         <w:t>6.4 Modellvarianter og scenarier</w:t>
       </w:r>
-      <w:bookmarkEnd w:id="101"/>
+      <w:bookmarkEnd w:id="100"/>
     </w:p>
     <w:p>
       <w:pPr>
@@ -11600,7 +11411,6 @@
         <w:t xml:space="preserve"> </w:t>
       </w:r>
       <w:proofErr w:type="spellStart"/>
-      <w:proofErr w:type="gramStart"/>
       <w:r>
         <w:t>analyseres</w:t>
       </w:r>
@@ -11613,7 +11423,6 @@
         <w:t>i</w:t>
       </w:r>
       <w:proofErr w:type="spellEnd"/>
-      <w:proofErr w:type="gramEnd"/>
       <w:r>
         <w:t xml:space="preserve"> </w:t>
       </w:r>
@@ -11630,13 +11439,13 @@
       <w:pPr>
         <w:pStyle w:val="Heading2"/>
       </w:pPr>
-      <w:bookmarkStart w:id="102" w:name="analyse"/>
-      <w:bookmarkStart w:id="103" w:name="_Toc228381788"/>
-      <w:bookmarkEnd w:id="100"/>
+      <w:bookmarkStart w:id="102" w:name="_Toc228381788"/>
+      <w:bookmarkStart w:id="103" w:name="analyse"/>
+      <w:bookmarkEnd w:id="101"/>
       <w:r>
         <w:t>7.0 Analyse</w:t>
       </w:r>
-      <w:bookmarkEnd w:id="103"/>
+      <w:bookmarkEnd w:id="102"/>
     </w:p>
     <w:p>
       <w:pPr>
@@ -11690,21 +11499,7 @@
         <w:rPr>
           <w:lang w:val="nb-NO"/>
         </w:rPr>
-        <w:t xml:space="preserve">/CBC, og NN-heuristikken er </w:t>
-      </w:r>
-      <w:proofErr w:type="gramStart"/>
-      <w:r>
-        <w:rPr>
-          <w:lang w:val="nb-NO"/>
-        </w:rPr>
-        <w:t>implementert</w:t>
-      </w:r>
-      <w:proofErr w:type="gramEnd"/>
-      <w:r>
-        <w:rPr>
-          <w:lang w:val="nb-NO"/>
-        </w:rPr>
-        <w:t xml:space="preserve"> iterativt med 1, 2, 3 … kjøretøy til alle lokaliteter kan betjenes innenfor gitte restriksjoner.</w:t>
+        <w:t>/CBC, og NN-heuristikken er implementert iterativt med 1, 2, 3 … kjøretøy til alle lokaliteter kan betjenes innenfor gitte restriksjoner.</w:t>
       </w:r>
     </w:p>
     <w:p>
@@ -11714,9 +11509,9 @@
           <w:lang w:val="nb-NO"/>
         </w:rPr>
       </w:pPr>
-      <w:bookmarkStart w:id="104" w:name="baseline-nn-heuristikk-iterativt"/>
-      <w:bookmarkStart w:id="105" w:name="_Toc228381789"/>
-      <w:bookmarkEnd w:id="102"/>
+      <w:bookmarkStart w:id="104" w:name="_Toc228381789"/>
+      <w:bookmarkStart w:id="105" w:name="baseline-nn-heuristikk-iterativt"/>
+      <w:bookmarkEnd w:id="103"/>
       <w:r>
         <w:rPr>
           <w:lang w:val="nb-NO"/>
@@ -11724,7 +11519,7 @@
         <w:lastRenderedPageBreak/>
         <w:t>7.1 Baseline – NN-heuristikk iterativt</w:t>
       </w:r>
-      <w:bookmarkEnd w:id="105"/>
+      <w:bookmarkEnd w:id="104"/>
     </w:p>
     <w:p>
       <w:pPr>
@@ -12068,16 +11863,16 @@
           <w:lang w:val="nb-NO"/>
         </w:rPr>
       </w:pPr>
-      <w:bookmarkStart w:id="106" w:name="baseline-milp-optimum"/>
-      <w:bookmarkStart w:id="107" w:name="_Toc228381790"/>
-      <w:bookmarkEnd w:id="104"/>
+      <w:bookmarkStart w:id="106" w:name="_Toc228381790"/>
+      <w:bookmarkStart w:id="107" w:name="baseline-milp-optimum"/>
+      <w:bookmarkEnd w:id="105"/>
       <w:r>
         <w:rPr>
           <w:lang w:val="nb-NO"/>
         </w:rPr>
         <w:t>7.2 Baseline – MILP-optimum</w:t>
       </w:r>
-      <w:bookmarkEnd w:id="107"/>
+      <w:bookmarkEnd w:id="106"/>
     </w:p>
     <w:p>
       <w:pPr>
@@ -12134,7 +11929,15 @@
       </w:r>
       <w:proofErr w:type="spellEnd"/>
       <w:r>
-        <w:t xml:space="preserve"> er vist i tabell 7.1.</w:t>
+        <w:t xml:space="preserve"> er </w:t>
+      </w:r>
+      <w:proofErr w:type="spellStart"/>
+      <w:r>
+        <w:t>vist</w:t>
+      </w:r>
+      <w:proofErr w:type="spellEnd"/>
+      <w:r>
+        <w:t xml:space="preserve"> i tabell 7.1.</w:t>
       </w:r>
     </w:p>
     <w:p>
@@ -12502,13 +12305,13 @@
       <w:pPr>
         <w:pStyle w:val="Heading2"/>
       </w:pPr>
-      <w:bookmarkStart w:id="108" w:name="scenarioanalyse"/>
-      <w:bookmarkStart w:id="109" w:name="_Toc228381791"/>
-      <w:bookmarkEnd w:id="106"/>
+      <w:bookmarkStart w:id="108" w:name="_Toc228381791"/>
+      <w:bookmarkStart w:id="109" w:name="scenarioanalyse"/>
+      <w:bookmarkEnd w:id="107"/>
       <w:r>
         <w:t>7.3 Scenarioanalyse</w:t>
       </w:r>
-      <w:bookmarkEnd w:id="109"/>
+      <w:bookmarkEnd w:id="108"/>
     </w:p>
     <w:p>
       <w:pPr>
@@ -12698,41 +12501,41 @@
           <w:lang w:val="nb-NO"/>
         </w:rPr>
       </w:pPr>
-      <w:bookmarkStart w:id="110" w:name="resultat"/>
-      <w:bookmarkStart w:id="111" w:name="_Toc228381792"/>
-      <w:bookmarkEnd w:id="108"/>
+      <w:bookmarkStart w:id="110" w:name="_Toc228381792"/>
+      <w:bookmarkStart w:id="111" w:name="resultat"/>
+      <w:bookmarkEnd w:id="109"/>
       <w:r>
         <w:rPr>
           <w:lang w:val="nb-NO"/>
         </w:rPr>
         <w:t>8.0 Resultat</w:t>
       </w:r>
+      <w:bookmarkEnd w:id="110"/>
+    </w:p>
+    <w:p>
+      <w:pPr>
+        <w:pStyle w:val="FirstParagraph"/>
+        <w:rPr>
+          <w:lang w:val="nb-NO"/>
+        </w:rPr>
+      </w:pPr>
+      <w:r>
+        <w:rPr>
+          <w:lang w:val="nb-NO"/>
+        </w:rPr>
+        <w:t>Dette kapittelet presenterer samlet resultater fra alle kjøringer, uten tolkning. Vurdering og implikasjoner behandles i kap. 9.</w:t>
+      </w:r>
+    </w:p>
+    <w:p>
+      <w:pPr>
+        <w:pStyle w:val="Heading2"/>
+        <w:rPr>
+          <w:lang w:val="nb-NO"/>
+        </w:rPr>
+      </w:pPr>
+      <w:bookmarkStart w:id="112" w:name="_Toc228381793"/>
+      <w:bookmarkStart w:id="113" w:name="sammenligning-mellom-nn-og-milp-baseline"/>
       <w:bookmarkEnd w:id="111"/>
-    </w:p>
-    <w:p>
-      <w:pPr>
-        <w:pStyle w:val="FirstParagraph"/>
-        <w:rPr>
-          <w:lang w:val="nb-NO"/>
-        </w:rPr>
-      </w:pPr>
-      <w:r>
-        <w:rPr>
-          <w:lang w:val="nb-NO"/>
-        </w:rPr>
-        <w:t>Dette kapittelet presenterer samlet resultater fra alle kjøringer, uten tolkning. Vurdering og implikasjoner behandles i kap. 9.</w:t>
-      </w:r>
-    </w:p>
-    <w:p>
-      <w:pPr>
-        <w:pStyle w:val="Heading2"/>
-        <w:rPr>
-          <w:lang w:val="nb-NO"/>
-        </w:rPr>
-      </w:pPr>
-      <w:bookmarkStart w:id="112" w:name="sammenligning-mellom-nn-og-milp-baseline"/>
-      <w:bookmarkStart w:id="113" w:name="_Toc228381793"/>
-      <w:bookmarkEnd w:id="110"/>
       <w:r>
         <w:rPr>
           <w:lang w:val="nb-NO"/>
@@ -12740,7 +12543,7 @@
         <w:lastRenderedPageBreak/>
         <w:t>8.1 Sammenligning mellom NN og MILP (baseline)</w:t>
       </w:r>
-      <w:bookmarkEnd w:id="113"/>
+      <w:bookmarkEnd w:id="112"/>
     </w:p>
     <w:p>
       <w:pPr>
@@ -12795,7 +12598,39 @@
           <w:b/>
           <w:bCs/>
         </w:rPr>
-        <w:t xml:space="preserve"> og MILP-optimum på baseline</w:t>
+        <w:t xml:space="preserve"> </w:t>
+      </w:r>
+      <w:proofErr w:type="spellStart"/>
+      <w:r>
+        <w:rPr>
+          <w:b/>
+          <w:bCs/>
+        </w:rPr>
+        <w:t>og</w:t>
+      </w:r>
+      <w:proofErr w:type="spellEnd"/>
+      <w:r>
+        <w:rPr>
+          <w:b/>
+          <w:bCs/>
+        </w:rPr>
+        <w:t xml:space="preserve"> MILP-optimum </w:t>
+      </w:r>
+      <w:proofErr w:type="spellStart"/>
+      <w:r>
+        <w:rPr>
+          <w:b/>
+          <w:bCs/>
+        </w:rPr>
+        <w:t>på</w:t>
+      </w:r>
+      <w:proofErr w:type="spellEnd"/>
+      <w:r>
+        <w:rPr>
+          <w:b/>
+          <w:bCs/>
+        </w:rPr>
+        <w:t xml:space="preserve"> baseline</w:t>
       </w:r>
     </w:p>
     <w:tbl>
@@ -13237,16 +13072,16 @@
           <w:lang w:val="nb-NO"/>
         </w:rPr>
       </w:pPr>
-      <w:bookmarkStart w:id="114" w:name="scenarioanalyse-1"/>
-      <w:bookmarkStart w:id="115" w:name="_Toc228381794"/>
-      <w:bookmarkEnd w:id="112"/>
+      <w:bookmarkStart w:id="114" w:name="_Toc228381794"/>
+      <w:bookmarkStart w:id="115" w:name="scenarioanalyse-1"/>
+      <w:bookmarkEnd w:id="113"/>
       <w:r>
         <w:rPr>
           <w:lang w:val="nb-NO"/>
         </w:rPr>
         <w:t>8.2 Scenarioanalyse</w:t>
       </w:r>
-      <w:bookmarkEnd w:id="115"/>
+      <w:bookmarkEnd w:id="114"/>
     </w:p>
     <w:p>
       <w:pPr>
@@ -13301,8 +13136,33 @@
           <w:b/>
           <w:bCs/>
         </w:rPr>
-        <w:t xml:space="preserve"> fra scenarioanalysen</w:t>
-      </w:r>
+        <w:t xml:space="preserve"> </w:t>
+      </w:r>
+      <w:proofErr w:type="spellStart"/>
+      <w:r>
+        <w:rPr>
+          <w:b/>
+          <w:bCs/>
+        </w:rPr>
+        <w:t>fra</w:t>
+      </w:r>
+      <w:proofErr w:type="spellEnd"/>
+      <w:r>
+        <w:rPr>
+          <w:b/>
+          <w:bCs/>
+        </w:rPr>
+        <w:t xml:space="preserve"> </w:t>
+      </w:r>
+      <w:proofErr w:type="spellStart"/>
+      <w:r>
+        <w:rPr>
+          <w:b/>
+          <w:bCs/>
+        </w:rPr>
+        <w:t>scenarioanalysen</w:t>
+      </w:r>
+      <w:proofErr w:type="spellEnd"/>
     </w:p>
     <w:tbl>
       <w:tblPr>
@@ -13888,16 +13748,16 @@
           <w:lang w:val="nb-NO"/>
         </w:rPr>
       </w:pPr>
-      <w:bookmarkStart w:id="116" w:name="nøkkeltall"/>
-      <w:bookmarkStart w:id="117" w:name="_Toc228381795"/>
-      <w:bookmarkEnd w:id="114"/>
+      <w:bookmarkStart w:id="116" w:name="_Toc228381795"/>
+      <w:bookmarkStart w:id="117" w:name="nøkkeltall"/>
+      <w:bookmarkEnd w:id="115"/>
       <w:r>
         <w:rPr>
           <w:lang w:val="nb-NO"/>
         </w:rPr>
         <w:t>8.3 Nøkkeltall</w:t>
       </w:r>
-      <w:bookmarkEnd w:id="117"/>
+      <w:bookmarkEnd w:id="116"/>
     </w:p>
     <w:p>
       <w:pPr>
@@ -13950,21 +13810,7 @@
         <w:rPr>
           <w:lang w:val="nb-NO"/>
         </w:rPr>
-        <w:t xml:space="preserve"> = 480 og oppgitte tidsvinduer. Modellen er </w:t>
-      </w:r>
-      <w:proofErr w:type="gramStart"/>
-      <w:r>
-        <w:rPr>
-          <w:lang w:val="nb-NO"/>
-        </w:rPr>
-        <w:t>implementert</w:t>
-      </w:r>
-      <w:proofErr w:type="gramEnd"/>
-      <w:r>
-        <w:rPr>
-          <w:lang w:val="nb-NO"/>
-        </w:rPr>
-        <w:t xml:space="preserve"> i to varianter (NN og MILP) og løser baselinedatasettet innenfor sekunder for MILP.</w:t>
+        <w:t xml:space="preserve"> = 480 og oppgitte tidsvinduer. Modellen er implementert i to varianter (NN og MILP) og løser baselinedatasettet innenfor sekunder for MILP.</w:t>
       </w:r>
     </w:p>
     <w:p>
@@ -14045,62 +13891,48 @@
           <w:lang w:val="nb-NO"/>
         </w:rPr>
       </w:pPr>
-      <w:bookmarkStart w:id="118" w:name="diskusjon"/>
-      <w:bookmarkStart w:id="119" w:name="_Toc228381796"/>
-      <w:bookmarkEnd w:id="116"/>
+      <w:bookmarkStart w:id="118" w:name="_Toc228381796"/>
+      <w:bookmarkStart w:id="119" w:name="diskusjon"/>
+      <w:bookmarkEnd w:id="117"/>
       <w:r>
         <w:rPr>
           <w:lang w:val="nb-NO"/>
         </w:rPr>
         <w:t>9.0 Diskusjon</w:t>
       </w:r>
+      <w:bookmarkEnd w:id="118"/>
+    </w:p>
+    <w:p>
+      <w:pPr>
+        <w:pStyle w:val="FirstParagraph"/>
+        <w:rPr>
+          <w:lang w:val="nb-NO"/>
+        </w:rPr>
+      </w:pPr>
+      <w:r>
+        <w:rPr>
+          <w:lang w:val="nb-NO"/>
+        </w:rPr>
+        <w:t>I dette kapittelet tolkes resultatene fra kap. 7 og 8 i lys av problemstillingen, teorien og kontekst. Drøftingen integrerer litteraturgrunnlaget fra kap. 2 og 3, vurderer styrker og svakheter ved data og metode, og ser på praktiske implikasjoner. Kapittelet avsluttes med en refleksjon over bruk av kunstig intelligens i prosjektet.</w:t>
+      </w:r>
+    </w:p>
+    <w:p>
+      <w:pPr>
+        <w:pStyle w:val="Heading2"/>
+        <w:rPr>
+          <w:lang w:val="nb-NO"/>
+        </w:rPr>
+      </w:pPr>
+      <w:bookmarkStart w:id="120" w:name="_Toc228381797"/>
+      <w:bookmarkStart w:id="121" w:name="tolkning-av-hovedfunn"/>
       <w:bookmarkEnd w:id="119"/>
-    </w:p>
-    <w:p>
-      <w:pPr>
-        <w:pStyle w:val="FirstParagraph"/>
-        <w:rPr>
-          <w:lang w:val="nb-NO"/>
-        </w:rPr>
-      </w:pPr>
-      <w:r>
-        <w:rPr>
-          <w:lang w:val="nb-NO"/>
-        </w:rPr>
-        <w:t xml:space="preserve">I dette kapittelet tolkes resultatene fra kap. 7 og 8 i lys av problemstillingen, teorien og kontekst. Drøftingen </w:t>
-      </w:r>
-      <w:proofErr w:type="gramStart"/>
-      <w:r>
-        <w:rPr>
-          <w:lang w:val="nb-NO"/>
-        </w:rPr>
-        <w:t>integrerer</w:t>
-      </w:r>
-      <w:proofErr w:type="gramEnd"/>
-      <w:r>
-        <w:rPr>
-          <w:lang w:val="nb-NO"/>
-        </w:rPr>
-        <w:t xml:space="preserve"> litteraturgrunnlaget fra kap. 2 og 3, vurderer styrker og svakheter ved data og metode, og ser på praktiske implikasjoner. Kapittelet avsluttes med en refleksjon over bruk av kunstig intelligens i prosjektet.</w:t>
-      </w:r>
-    </w:p>
-    <w:p>
-      <w:pPr>
-        <w:pStyle w:val="Heading2"/>
-        <w:rPr>
-          <w:lang w:val="nb-NO"/>
-        </w:rPr>
-      </w:pPr>
-      <w:bookmarkStart w:id="120" w:name="tolkning-av-hovedfunn"/>
-      <w:bookmarkStart w:id="121" w:name="_Toc228381797"/>
-      <w:bookmarkEnd w:id="118"/>
       <w:r>
         <w:rPr>
           <w:lang w:val="nb-NO"/>
         </w:rPr>
         <w:t>9.1 Tolkning av hovedfunn</w:t>
       </w:r>
-      <w:bookmarkEnd w:id="121"/>
+      <w:bookmarkEnd w:id="120"/>
     </w:p>
     <w:p>
       <w:pPr>
@@ -14360,16 +14192,16 @@
           <w:lang w:val="nb-NO"/>
         </w:rPr>
       </w:pPr>
-      <w:bookmarkStart w:id="122" w:name="kobling-til-tidligere-forskning"/>
-      <w:bookmarkStart w:id="123" w:name="_Toc228381798"/>
-      <w:bookmarkEnd w:id="120"/>
+      <w:bookmarkStart w:id="122" w:name="_Toc228381798"/>
+      <w:bookmarkStart w:id="123" w:name="kobling-til-tidligere-forskning"/>
+      <w:bookmarkEnd w:id="121"/>
       <w:r>
         <w:rPr>
           <w:lang w:val="nb-NO"/>
         </w:rPr>
         <w:t>9.2 Kobling til tidligere forskning</w:t>
       </w:r>
-      <w:bookmarkEnd w:id="123"/>
+      <w:bookmarkEnd w:id="122"/>
     </w:p>
     <w:p>
       <w:pPr>
@@ -14547,16 +14379,16 @@
           <w:lang w:val="nb-NO"/>
         </w:rPr>
       </w:pPr>
-      <w:bookmarkStart w:id="124" w:name="X79763918d32fec8420a39b4c74b7f777d2d079b"/>
-      <w:bookmarkStart w:id="125" w:name="_Toc228381799"/>
-      <w:bookmarkEnd w:id="122"/>
+      <w:bookmarkStart w:id="124" w:name="_Toc228381799"/>
+      <w:bookmarkStart w:id="125" w:name="X79763918d32fec8420a39b4c74b7f777d2d079b"/>
+      <w:bookmarkEnd w:id="123"/>
       <w:r>
         <w:rPr>
           <w:lang w:val="nb-NO"/>
         </w:rPr>
         <w:t>9.3 Styrker og svakheter ved data, metode og modell</w:t>
       </w:r>
-      <w:bookmarkEnd w:id="125"/>
+      <w:bookmarkEnd w:id="124"/>
     </w:p>
     <w:p>
       <w:pPr>
@@ -14577,21 +14409,7 @@
         <w:rPr>
           <w:lang w:val="nb-NO"/>
         </w:rPr>
-        <w:t xml:space="preserve"> er syntetisk og bevisst utformet for å representere </w:t>
-      </w:r>
-      <w:proofErr w:type="gramStart"/>
-      <w:r>
-        <w:rPr>
-          <w:lang w:val="nb-NO"/>
-        </w:rPr>
-        <w:t>et plausibelt fortransportcase</w:t>
-      </w:r>
-      <w:proofErr w:type="gramEnd"/>
-      <w:r>
-        <w:rPr>
-          <w:lang w:val="nb-NO"/>
-        </w:rPr>
-        <w:t>. Dette gir full kontroll over variabler og eliminerer støy fra reelle operative data, men begrenser samtidig generaliserbarheten. Euklidsk avstand er en vesentlig forenkling i forhold til faktiske veinett, og kan overvurdere hvor kort ruten faktisk er i topografien rundt oppdrettslokaliteter langs kysten. Konstant reisehastighet og deterministiske tidsvinduer ignorerer operasjonell usikkerhet knyttet til vær, trafikk og tekniske forsinkelser.</w:t>
+        <w:t xml:space="preserve"> er syntetisk og bevisst utformet for å representere et plausibelt fortransportcase. Dette gir full kontroll over variabler og eliminerer støy fra reelle operative data, men begrenser samtidig generaliserbarheten. Euklidsk avstand er en vesentlig forenkling i forhold til faktiske veinett, og kan overvurdere hvor kort ruten faktisk er i topografien rundt oppdrettslokaliteter langs kysten. Konstant reisehastighet og deterministiske tidsvinduer ignorerer operasjonell usikkerhet knyttet til vær, trafikk og tekniske forsinkelser.</w:t>
       </w:r>
     </w:p>
     <w:p>
@@ -14663,21 +14481,7 @@
         <w:rPr>
           <w:lang w:val="nb-NO"/>
         </w:rPr>
-        <w:t xml:space="preserve">-eliminering er </w:t>
-      </w:r>
-      <w:proofErr w:type="gramStart"/>
-      <w:r>
-        <w:rPr>
-          <w:lang w:val="nb-NO"/>
-        </w:rPr>
-        <w:t>implementert</w:t>
-      </w:r>
-      <w:proofErr w:type="gramEnd"/>
-      <w:r>
-        <w:rPr>
-          <w:lang w:val="nb-NO"/>
-        </w:rPr>
-        <w:t xml:space="preserve"> implisitt gjennom monoton propagering av ankomsttid og last, en formulering som fungerer godt når tid og kapasitet gir gyldig monotoni. I et bredere praktisk system med flere depoter eller </w:t>
+        <w:t xml:space="preserve">-eliminering er implementert implisitt gjennom monoton propagering av ankomsttid og last, en formulering som fungerer godt når tid og kapasitet gir gyldig monotoni. I et bredere praktisk system med flere depoter eller </w:t>
       </w:r>
       <w:proofErr w:type="spellStart"/>
       <w:r>
@@ -14701,9 +14505,9 @@
           <w:lang w:val="nb-NO"/>
         </w:rPr>
       </w:pPr>
-      <w:bookmarkStart w:id="126" w:name="generaliserbarhet"/>
-      <w:bookmarkStart w:id="127" w:name="_Toc228381800"/>
-      <w:bookmarkEnd w:id="124"/>
+      <w:bookmarkStart w:id="126" w:name="_Toc228381800"/>
+      <w:bookmarkStart w:id="127" w:name="generaliserbarhet"/>
+      <w:bookmarkEnd w:id="125"/>
       <w:r>
         <w:rPr>
           <w:lang w:val="nb-NO"/>
@@ -14717,7 +14521,7 @@
         </w:rPr>
         <w:t>Generaliserbarhet</w:t>
       </w:r>
-      <w:bookmarkEnd w:id="127"/>
+      <w:bookmarkEnd w:id="126"/>
       <w:proofErr w:type="spellEnd"/>
     </w:p>
     <w:p>
@@ -14784,16 +14588,16 @@
           <w:lang w:val="nb-NO"/>
         </w:rPr>
       </w:pPr>
-      <w:bookmarkStart w:id="128" w:name="praktiske-implikasjoner"/>
-      <w:bookmarkStart w:id="129" w:name="_Toc228381801"/>
-      <w:bookmarkEnd w:id="126"/>
+      <w:bookmarkStart w:id="128" w:name="_Toc228381801"/>
+      <w:bookmarkStart w:id="129" w:name="praktiske-implikasjoner"/>
+      <w:bookmarkEnd w:id="127"/>
       <w:r>
         <w:rPr>
           <w:lang w:val="nb-NO"/>
         </w:rPr>
         <w:t>9.5 Praktiske implikasjoner</w:t>
       </w:r>
-      <w:bookmarkEnd w:id="129"/>
+      <w:bookmarkEnd w:id="128"/>
     </w:p>
     <w:p>
       <w:pPr>
@@ -14905,16 +14709,16 @@
           <w:lang w:val="nb-NO"/>
         </w:rPr>
       </w:pPr>
-      <w:bookmarkStart w:id="130" w:name="teoretiske-og-metodiske-implikasjoner"/>
-      <w:bookmarkStart w:id="131" w:name="_Toc228381802"/>
-      <w:bookmarkEnd w:id="128"/>
+      <w:bookmarkStart w:id="130" w:name="_Toc228381802"/>
+      <w:bookmarkStart w:id="131" w:name="teoretiske-og-metodiske-implikasjoner"/>
+      <w:bookmarkEnd w:id="129"/>
       <w:r>
         <w:rPr>
           <w:lang w:val="nb-NO"/>
         </w:rPr>
         <w:t>9.6 Teoretiske og metodiske implikasjoner</w:t>
       </w:r>
-      <w:bookmarkEnd w:id="131"/>
+      <w:bookmarkEnd w:id="130"/>
     </w:p>
     <w:p>
       <w:pPr>
@@ -15074,16 +14878,16 @@
           <w:lang w:val="nn-NO"/>
         </w:rPr>
       </w:pPr>
-      <w:bookmarkStart w:id="132" w:name="X16677409b56ba41e2d1d9d6600adce923485724"/>
-      <w:bookmarkStart w:id="133" w:name="_Toc228381803"/>
-      <w:bookmarkEnd w:id="130"/>
+      <w:bookmarkStart w:id="132" w:name="_Toc228381803"/>
+      <w:bookmarkStart w:id="133" w:name="X16677409b56ba41e2d1d9d6600adce923485724"/>
+      <w:bookmarkEnd w:id="131"/>
       <w:r>
         <w:rPr>
           <w:lang w:val="nn-NO"/>
         </w:rPr>
         <w:t>9.7 Refleksjon om bruk av kunstig intelligens i prosjektet</w:t>
       </w:r>
-      <w:bookmarkEnd w:id="133"/>
+      <w:bookmarkEnd w:id="132"/>
     </w:p>
     <w:p>
       <w:pPr>
@@ -15229,9 +15033,9 @@
       <w:pPr>
         <w:pStyle w:val="Heading2"/>
       </w:pPr>
-      <w:bookmarkStart w:id="134" w:name="konklusjon"/>
-      <w:bookmarkStart w:id="135" w:name="_Toc228381804"/>
-      <w:bookmarkEnd w:id="132"/>
+      <w:bookmarkStart w:id="134" w:name="_Toc228381804"/>
+      <w:bookmarkStart w:id="135" w:name="konklusjon"/>
+      <w:bookmarkEnd w:id="133"/>
       <w:r>
         <w:t xml:space="preserve">10.0 </w:t>
       </w:r>
@@ -15239,20 +15043,20 @@
       <w:r>
         <w:t>Konklusjon</w:t>
       </w:r>
+      <w:bookmarkEnd w:id="134"/>
+      <w:proofErr w:type="spellEnd"/>
+    </w:p>
+    <w:p>
+      <w:pPr>
+        <w:pStyle w:val="Heading2"/>
+      </w:pPr>
+      <w:bookmarkStart w:id="136" w:name="_Toc228381805"/>
+      <w:bookmarkStart w:id="137" w:name="bibliografi"/>
       <w:bookmarkEnd w:id="135"/>
-      <w:proofErr w:type="spellEnd"/>
-    </w:p>
-    <w:p>
-      <w:pPr>
-        <w:pStyle w:val="Heading2"/>
-      </w:pPr>
-      <w:bookmarkStart w:id="136" w:name="bibliografi"/>
-      <w:bookmarkStart w:id="137" w:name="_Toc228381805"/>
-      <w:bookmarkEnd w:id="134"/>
       <w:r>
         <w:t>11.0 Bibliografi</w:t>
       </w:r>
-      <w:bookmarkEnd w:id="137"/>
+      <w:bookmarkEnd w:id="136"/>
     </w:p>
     <w:p>
       <w:pPr>
@@ -15725,25 +15529,25 @@
       <w:pPr>
         <w:pStyle w:val="Heading2"/>
       </w:pPr>
-      <w:bookmarkStart w:id="138" w:name="vedlegg"/>
-      <w:bookmarkStart w:id="139" w:name="_Toc228381806"/>
-      <w:bookmarkEnd w:id="136"/>
+      <w:bookmarkStart w:id="138" w:name="_Toc228381806"/>
+      <w:bookmarkStart w:id="139" w:name="vedlegg"/>
+      <w:bookmarkEnd w:id="137"/>
       <w:r>
         <w:t>12.0 Vedlegg</w:t>
       </w:r>
+      <w:bookmarkEnd w:id="138"/>
+    </w:p>
+    <w:p>
+      <w:pPr>
+        <w:pStyle w:val="Heading2"/>
+      </w:pPr>
+      <w:bookmarkStart w:id="140" w:name="_Toc228381807"/>
+      <w:bookmarkStart w:id="141" w:name="vedlegg-a-avstandsmatrise-km"/>
       <w:bookmarkEnd w:id="139"/>
-    </w:p>
-    <w:p>
-      <w:pPr>
-        <w:pStyle w:val="Heading2"/>
-      </w:pPr>
-      <w:bookmarkStart w:id="140" w:name="vedlegg-a-avstandsmatrise-km"/>
-      <w:bookmarkStart w:id="141" w:name="_Toc228381807"/>
-      <w:bookmarkEnd w:id="138"/>
       <w:r>
         <w:t>12.1 Vedlegg A – Avstandsmatrise (km)</w:t>
       </w:r>
-      <w:bookmarkEnd w:id="141"/>
+      <w:bookmarkEnd w:id="140"/>
     </w:p>
     <w:tbl>
       <w:tblPr>
@@ -16928,13 +16732,13 @@
       <w:pPr>
         <w:pStyle w:val="Heading2"/>
       </w:pPr>
-      <w:bookmarkStart w:id="142" w:name="vedlegg-b-tidsmatrise-minutter"/>
-      <w:bookmarkStart w:id="143" w:name="_Toc228381808"/>
-      <w:bookmarkEnd w:id="140"/>
+      <w:bookmarkStart w:id="142" w:name="_Toc228381808"/>
+      <w:bookmarkStart w:id="143" w:name="vedlegg-b-tidsmatrise-minutter"/>
+      <w:bookmarkEnd w:id="141"/>
       <w:r>
         <w:t>12.2 Vedlegg B – Tidsmatrise (minutter)</w:t>
       </w:r>
-      <w:bookmarkEnd w:id="143"/>
+      <w:bookmarkEnd w:id="142"/>
     </w:p>
     <w:tbl>
       <w:tblPr>
@@ -18102,13 +17906,13 @@
       <w:pPr>
         <w:pStyle w:val="Heading2"/>
       </w:pPr>
-      <w:bookmarkStart w:id="144" w:name="Xfcf6588bdfeda252ac5c6e718437e6ed632ce56"/>
-      <w:bookmarkStart w:id="145" w:name="_Toc228381809"/>
-      <w:bookmarkEnd w:id="142"/>
+      <w:bookmarkStart w:id="144" w:name="_Toc228381809"/>
+      <w:bookmarkStart w:id="145" w:name="Xfcf6588bdfeda252ac5c6e718437e6ed632ce56"/>
+      <w:bookmarkEnd w:id="143"/>
       <w:r>
         <w:t>12.3 Vedlegg C – Prosjektlogg og dokumentasjon av KI-bruk</w:t>
       </w:r>
-      <w:bookmarkEnd w:id="145"/>
+      <w:bookmarkEnd w:id="144"/>
     </w:p>
     <w:p>
       <w:pPr>
@@ -18167,8 +17971,8 @@
       <w:r>
         <w:t xml:space="preserve"> prosjektperioden og er lagt ved i sin helhet.</w:t>
       </w:r>
-      <w:bookmarkEnd w:id="2"/>
-      <w:bookmarkEnd w:id="144"/>
+      <w:bookmarkEnd w:id="3"/>
+      <w:bookmarkEnd w:id="145"/>
     </w:p>
     <w:sectPr>
       <w:footnotePr>
@@ -18543,7 +18347,7 @@
   <w:num w:numId="2" w16cid:durableId="55857384">
     <w:abstractNumId w:val="3"/>
     <w:lvlOverride w:ilvl="0">
-      <w:startOverride w:val="2"/>
+      <w:startOverride w:val="1"/>
     </w:lvlOverride>
     <w:lvlOverride w:ilvl="1">
       <w:startOverride w:val="2"/>

--- a/014 fase 4 - report/rapport.docx
+++ b/014 fase 4 - report/rapport.docx
@@ -5365,7 +5365,7 @@
         <w:rPr>
           <w:lang w:val="nb-NO"/>
         </w:rPr>
-        <w:t>For det andre fokuserer oppgaven på et statisk ruteplanleggingsproblem. Det innebærer at alle data, som etterspørsel, avstander og tidsvinduer antas å forholde seg uendret over tid. Dynamiske forhold som trafikk, vær eller uforutsette hendelser er ikke inkludert. Dette er gjort for å kunne analysere problemet innenfor VRP-ramme.</w:t>
+        <w:t>For det andre fokuserer oppgaven på et statisk ruteplanleggingsproblem. Det innebærer at planleggingen gjøres én gang ut fra kjente inputdata, uten sanntidsoppdatering eller reoptimalisering underveis i et oppdrag. Dette er gjort for å kunne analysere problemet innenfor VRP-rammen.</w:t>
       </w:r>
     </w:p>
     <w:p>
@@ -5492,35 +5492,21 @@
         <w:rPr>
           <w:lang w:val="nb-NO"/>
         </w:rPr>
-        <w:t xml:space="preserve">For å gjøre ruteplanleggingsproblemet håndterbart er det gjort flere forenklede antakelser. </w:t>
-      </w:r>
-      <w:r>
-        <w:t xml:space="preserve">Vi </w:t>
-      </w:r>
+        <w:t>Avgrensingene over beskriver hva som er valgt inn og ut av modellen. I tillegg er det gjort flere forenklede antagelser om forhold som faktisk inngår i modellen, men som er representert på en forenklet måte. Vi erkjenner at dette påvirker hvor realistiske resultatene blir.</w:t>
+      </w:r>
+      <w:r/>
       <w:proofErr w:type="spellStart"/>
-      <w:r>
-        <w:t>erkjenner</w:t>
-      </w:r>
+      <w:r/>
       <w:proofErr w:type="spellEnd"/>
-      <w:r>
-        <w:t xml:space="preserve"> at </w:t>
-      </w:r>
+      <w:r/>
       <w:proofErr w:type="spellStart"/>
-      <w:r>
-        <w:t>dette</w:t>
-      </w:r>
+      <w:r/>
       <w:proofErr w:type="spellEnd"/>
-      <w:r>
-        <w:t xml:space="preserve"> </w:t>
-      </w:r>
+      <w:r/>
       <w:proofErr w:type="spellStart"/>
-      <w:r>
-        <w:t>påvirker</w:t>
-      </w:r>
+      <w:r/>
       <w:proofErr w:type="spellEnd"/>
-      <w:r>
-        <w:t xml:space="preserve"> hvor realistiske resultatene blir.</w:t>
-      </w:r>
+      <w:r/>
     </w:p>
     <w:p>
       <w:pPr>
@@ -5578,37 +5564,6 @@
           <w:lang w:val="nb-NO"/>
         </w:rPr>
         <w:t>Det forutsettes at alle data er deterministiske og kjente på forhånd. Etterspørsel, tidsvinduer og lastetider er dermed faste vinduer uten usikkerhet. I en virkelig verden endrer slike parameter seg kontinuerlig, noe som betyr at modellen ikke kommer til å vise operasjonell usikkerhet.</w:t>
-      </w:r>
-    </w:p>
-    <w:p>
-      <w:pPr>
-        <w:numPr>
-          <w:ilvl w:val="0"/>
-          <w:numId w:val="3"/>
-        </w:numPr>
-        <w:rPr>
-          <w:lang w:val="nb-NO"/>
-        </w:rPr>
-      </w:pPr>
-      <w:r>
-        <w:rPr>
-          <w:lang w:val="nb-NO"/>
-        </w:rPr>
-        <w:t xml:space="preserve">Det antas at kjøretøyets kapasitet er fast og kjent, og at denne ikke kan </w:t>
-      </w:r>
-      <w:proofErr w:type="spellStart"/>
-      <w:r>
-        <w:rPr>
-          <w:lang w:val="nb-NO"/>
-        </w:rPr>
-        <w:t>overskrides</w:t>
-      </w:r>
-      <w:proofErr w:type="spellEnd"/>
-      <w:r>
-        <w:rPr>
-          <w:lang w:val="nb-NO"/>
-        </w:rPr>
-        <w:t>. Det betyr at de konstruerte rutene må forholde seg til denne begrensningen.</w:t>
       </w:r>
     </w:p>
     <w:p>
@@ -8918,7 +8873,7 @@
         <w:rPr>
           <w:lang w:val="nb-NO"/>
         </w:rPr>
-        <w:t xml:space="preserve">Modellen formuleres som et kapasitets- og tidsbegrenset </w:t>
+        <w:t xml:space="preserve">Modellen formuleres som et Capacitated </w:t>
       </w:r>
       <w:proofErr w:type="spellStart"/>
       <w:r>
@@ -8946,7 +8901,7 @@
         <w:rPr>
           <w:lang w:val="nb-NO"/>
         </w:rPr>
-        <w:t xml:space="preserve"> Time Windows (CVRPTW), basert på klassisk formulering i </w:t>
+        <w:t xml:space="preserve"> Time Windows (CVRPTW), altså et kapasitets- og tidsbegrenset VRPTW, basert på klassisk formulering i </w:t>
       </w:r>
       <w:proofErr w:type="spellStart"/>
       <w:r>
@@ -15398,19 +15353,19 @@
     <w:p>
       <w:pPr>
         <w:pStyle w:val="BodyText"/>
+      </w:pPr>
+      <w:r>
         <w:rPr>
           <w:lang w:val="fr-FR"/>
         </w:rPr>
-      </w:pPr>
-      <w:r>
-        <w:t xml:space="preserve">Pangaribuan, M. A., Hidayati, J., &amp; Nasution, H. (2025). </w:t>
+        <w:t xml:space="preserve">Solomon, M. M. (1987). </w:t>
       </w:r>
       <w:r>
         <w:rPr>
           <w:i/>
           <w:iCs/>
         </w:rPr>
-        <w:t>Literature review on vehicle routing problem: Approaches, algorithms and current challenges</w:t>
+        <w:t>Algorithms for the vehicle routing and scheduling problems with time window constraints</w:t>
       </w:r>
       <w:r>
         <w:t xml:space="preserve">. </w:t>
@@ -15419,92 +15374,11 @@
         <w:rPr>
           <w:i/>
           <w:iCs/>
-          <w:lang w:val="fr-FR"/>
-        </w:rPr>
-        <w:t xml:space="preserve">Journal La </w:t>
-      </w:r>
-      <w:proofErr w:type="spellStart"/>
-      <w:r>
-        <w:rPr>
-          <w:i/>
-          <w:iCs/>
-          <w:lang w:val="fr-FR"/>
-        </w:rPr>
-        <w:t>Multiapp</w:t>
-      </w:r>
-      <w:proofErr w:type="spellEnd"/>
-      <w:r>
-        <w:rPr>
-          <w:i/>
-          <w:iCs/>
-          <w:lang w:val="fr-FR"/>
-        </w:rPr>
-        <w:t>, 6</w:t>
-      </w:r>
-      <w:r>
-        <w:rPr>
-          <w:lang w:val="fr-FR"/>
-        </w:rPr>
-        <w:t>(6), 1397–1409. https://doi.org/10.37899/journallamultiapp.v6i6.2382</w:t>
-      </w:r>
-    </w:p>
-    <w:p>
-      <w:pPr>
-        <w:pStyle w:val="BodyText"/>
-      </w:pPr>
-      <w:r>
-        <w:rPr>
-          <w:lang w:val="fr-FR"/>
-        </w:rPr>
-        <w:t xml:space="preserve">Solomon, M. M. (1987). </w:t>
-      </w:r>
-      <w:r>
-        <w:rPr>
-          <w:i/>
-          <w:iCs/>
-        </w:rPr>
-        <w:t>Algorithms for the vehicle routing and scheduling problems with time window constraints</w:t>
-      </w:r>
-      <w:r>
-        <w:t xml:space="preserve">. </w:t>
-      </w:r>
-      <w:r>
-        <w:rPr>
-          <w:i/>
-          <w:iCs/>
         </w:rPr>
         <w:t>Operations Research, 35</w:t>
       </w:r>
       <w:r>
         <w:t>(2), 254–265. https://doi.org/10.1287/opre.35.2.254</w:t>
-      </w:r>
-    </w:p>
-    <w:p>
-      <w:pPr>
-        <w:pStyle w:val="BodyText"/>
-      </w:pPr>
-      <w:r>
-        <w:t xml:space="preserve">Tan, S.-Y., &amp; Yeh, W.-C. (2021). </w:t>
-      </w:r>
-      <w:r>
-        <w:rPr>
-          <w:i/>
-          <w:iCs/>
-        </w:rPr>
-        <w:t>The vehicle routing problem: State-of-the-art classification and review</w:t>
-      </w:r>
-      <w:r>
-        <w:t xml:space="preserve">. </w:t>
-      </w:r>
-      <w:r>
-        <w:rPr>
-          <w:i/>
-          <w:iCs/>
-        </w:rPr>
-        <w:t>Applied Sciences, 11</w:t>
-      </w:r>
-      <w:r>
-        <w:t>(21), 10295. https://doi.org/10.3390/app112110295</w:t>
       </w:r>
     </w:p>
     <w:p>
